--- a/apresentacao-orientador/relatorios-por-etapa/E4-linha-de-producao.docx
+++ b/apresentacao-orientador/relatorios-por-etapa/E4-linha-de-producao.docx
@@ -931,34 +931,6 @@
           </w:p>
         </w:tc>
       </w:tr>
-      <w:tr>
-        <w:tc>
-          <w:tcPr>
-            <w:tcW w:type="dxa" w:w="5669"/>
-          </w:tcPr>
-          <w:p>
-            <w:r>
-              <w:rPr>
-                <w:sz w:val="19"/>
-              </w:rPr>
-              <w:t>Custo medido dos agentes (dólar-equivalente da cota)</w:t>
-            </w:r>
-          </w:p>
-        </w:tc>
-        <w:tc>
-          <w:tcPr>
-            <w:tcW w:type="dxa" w:w="3685"/>
-          </w:tcPr>
-          <w:p>
-            <w:r>
-              <w:rPr>
-                <w:sz w:val="19"/>
-              </w:rPr>
-              <w:t>US$ 59,09</w:t>
-            </w:r>
-          </w:p>
-        </w:tc>
-      </w:tr>
     </w:tbl>
     <w:p/>
     <w:p>

--- a/apresentacao-orientador/relatorios-por-etapa/E4-linha-de-producao.docx
+++ b/apresentacao-orientador/relatorios-por-etapa/E4-linha-de-producao.docx
@@ -3,85 +3,114 @@
 <w:document xmlns:wpc="http://schemas.microsoft.com/office/word/2010/wordprocessingCanvas" xmlns:mo="http://schemas.microsoft.com/office/mac/office/2008/main" xmlns:mc="http://schemas.openxmlformats.org/markup-compatibility/2006" xmlns:mv="urn:schemas-microsoft-com:mac:vml" xmlns:o="urn:schemas-microsoft-com:office:office" xmlns:r="http://schemas.openxmlformats.org/officeDocument/2006/relationships" xmlns:m="http://schemas.openxmlformats.org/officeDocument/2006/math" xmlns:v="urn:schemas-microsoft-com:vml" xmlns:wp14="http://schemas.microsoft.com/office/word/2010/wordprocessingDrawing" xmlns:wp="http://schemas.openxmlformats.org/drawingml/2006/wordprocessingDrawing" xmlns:w10="urn:schemas-microsoft-com:office:word" xmlns:w="http://schemas.openxmlformats.org/wordprocessingml/2006/main" xmlns:w14="http://schemas.microsoft.com/office/word/2010/wordml" xmlns:wpg="http://schemas.microsoft.com/office/word/2010/wordprocessingGroup" xmlns:wpi="http://schemas.microsoft.com/office/word/2010/wordprocessingInk" xmlns:wne="http://schemas.microsoft.com/office/word/2006/wordml" xmlns:wps="http://schemas.microsoft.com/office/word/2010/wordprocessingShape" mc:Ignorable="w14 wp14">
   <w:body>
     <w:p>
+      <w:pPr>
+        <w:spacing w:before="80" w:after="0"/>
+      </w:pPr>
       <w:r>
         <w:rPr>
           <w:b/>
-          <w:color w:val="555555"/>
-          <w:sz w:val="17"/>
+          <w:i w:val="0"/>
+          <w:color w:val="6B7480"/>
+          <w:sz w:val="26"/>
         </w:rPr>
-        <w:t>FÁBRICA DE SOFTWARE MULTI-AGENTE · TCC · ENZO CONSULO</w:t>
+        <w:t>ETAPA 4 DE 10</w:t>
       </w:r>
     </w:p>
     <w:p>
       <w:pPr>
-        <w:pStyle w:val="Title"/>
+        <w:spacing w:before="0" w:after="40"/>
       </w:pPr>
       <w:r>
         <w:rPr>
-          <w:color w:val="222222"/>
+          <w:rFonts w:ascii="Cambria" w:hAnsi="Cambria"/>
+          <w:b/>
+          <w:i w:val="0"/>
+          <w:color w:val="1B2A41"/>
+          <w:sz w:val="68"/>
         </w:rPr>
-        <w:t>E4 — Linha de produção de tarefas</w:t>
+        <w:t>Linha de produção de tarefas</w:t>
       </w:r>
     </w:p>
     <w:p>
+      <w:pPr>
+        <w:spacing w:before="0" w:after="280"/>
+      </w:pPr>
       <w:r>
         <w:rPr>
-          <w:color w:val="555555"/>
+          <w:b w:val="0"/>
+          <w:i w:val="0"/>
+          <w:color w:val="6B7480"/>
+          <w:sz w:val="24"/>
         </w:rPr>
-        <w:t>Período planejado: 19/10 – 02/11/2026   ·   Branch: etapa/e4-linha-de-producao</w:t>
+        <w:t xml:space="preserve">Período planejado: 19/10 – 02/11/2026     ·     branch </w:t>
+      </w:r>
+      <w:r>
+        <w:rPr>
+          <w:rFonts w:ascii="Consolas" w:hAnsi="Consolas"/>
+          <w:b/>
+          <w:i w:val="0"/>
+          <w:color w:val="4A6FA5"/>
+          <w:sz w:val="24"/>
+        </w:rPr>
+        <w:t>etapa/e4-linha-de-producao</w:t>
       </w:r>
     </w:p>
     <w:tbl>
       <w:tblPr>
-        <w:tblStyle w:val="LightGrid-Accent1"/>
         <w:tblW w:type="auto" w:w="0"/>
         <w:jc w:val="center"/>
         <w:tblLayout w:type="fixed"/>
         <w:tblLook w:firstColumn="1" w:firstRow="1" w:lastColumn="0" w:lastRow="0" w:noHBand="0" w:noVBand="1" w:val="04A0"/>
+        <w:tblBorders>
+          <w:top w:val="nil"/>
+          <w:left w:val="nil"/>
+          <w:bottom w:val="nil"/>
+          <w:right w:val="nil"/>
+          <w:insideH w:val="nil"/>
+          <w:insideV w:val="nil"/>
+        </w:tblBorders>
       </w:tblPr>
       <w:tblGrid>
-        <w:gridCol w:w="7087"/>
-        <w:gridCol w:w="2268"/>
+        <w:gridCol w:w="7370"/>
+        <w:gridCol w:w="7654"/>
       </w:tblGrid>
       <w:tr>
         <w:tc>
           <w:tcPr>
-            <w:tcW w:type="dxa" w:w="7087"/>
+            <w:tcW w:type="dxa" w:w="7370"/>
+            <w:shd w:val="clear" w:color="auto" w:fill="1B2A41"/>
+            <w:tcMar>
+              <w:top w:w="283" w:type="dxa"/>
+              <w:left w:w="283" w:type="dxa"/>
+              <w:bottom w:w="283" w:type="dxa"/>
+              <w:right w:w="283" w:type="dxa"/>
+            </w:tcMar>
           </w:tcPr>
           <w:p>
+            <w:pPr>
+              <w:spacing w:before="0" w:after="120"/>
+            </w:pPr>
             <w:r>
               <w:rPr>
                 <w:b/>
-                <w:sz w:val="19"/>
+                <w:i w:val="0"/>
+                <w:color w:val="E9A23B"/>
+                <w:sz w:val="22"/>
               </w:rPr>
-              <w:t>Entrega combinada no plano</w:t>
+              <w:t>PROPOSTA DO PLANO</w:t>
             </w:r>
           </w:p>
-        </w:tc>
-        <w:tc>
-          <w:tcPr>
-            <w:tcW w:type="dxa" w:w="2268"/>
-          </w:tcPr>
           <w:p>
+            <w:pPr>
+              <w:spacing w:before="0" w:after="0"/>
+            </w:pPr>
             <w:r>
               <w:rPr>
+                <w:rFonts w:ascii="Cambria" w:hAnsi="Cambria"/>
                 <w:b/>
-                <w:sz w:val="19"/>
-              </w:rPr>
-              <w:t>Situação</w:t>
-            </w:r>
-          </w:p>
-        </w:tc>
-      </w:tr>
-      <w:tr>
-        <w:tc>
-          <w:tcPr>
-            <w:tcW w:type="dxa" w:w="7087"/>
-          </w:tcPr>
-          <w:p>
-            <w:r>
-              <w:rPr>
-                <w:sz w:val="19"/>
+                <w:i w:val="0"/>
+                <w:color w:val="FFFFFF"/>
+                <w:sz w:val="38"/>
               </w:rPr>
               <w:t>Uma tarefa percorre os seis estados, é reprovada de propósito, é refeita e conclui.</w:t>
             </w:r>
@@ -89,551 +118,42 @@
         </w:tc>
         <w:tc>
           <w:tcPr>
-            <w:tcW w:type="dxa" w:w="2268"/>
-            <w:shd w:val="clear" w:color="auto" w:fill="E3F3E8"/>
+            <w:tcW w:type="dxa" w:w="7654"/>
+            <w:shd w:val="clear" w:color="auto" w:fill="2A9D8F"/>
+            <w:tcMar>
+              <w:top w:w="283" w:type="dxa"/>
+              <w:left w:w="283" w:type="dxa"/>
+              <w:bottom w:w="283" w:type="dxa"/>
+              <w:right w:w="283" w:type="dxa"/>
+            </w:tcMar>
           </w:tcPr>
           <w:p>
-            <w:r>
-              <w:rPr>
-                <w:sz w:val="19"/>
-              </w:rPr>
-              <w:t>Entrega aprovada</w:t>
-            </w:r>
-          </w:p>
-        </w:tc>
-      </w:tr>
-    </w:tbl>
-    <w:p/>
-    <w:p>
-      <w:r>
-        <w:rPr>
-          <w:b/>
-        </w:rPr>
-        <w:t xml:space="preserve">Em uma frase: </w:t>
-      </w:r>
-      <w:r>
-        <w:t>A linha de produção funciona de ponta a ponta: uma tarefa criada do zero é reprovada de propósito, sobe de modelo, é refeita e conclui.</w:t>
-      </w:r>
-    </w:p>
-    <w:p>
-      <w:pPr>
-        <w:pStyle w:val="Heading1"/>
-      </w:pPr>
-      <w:r>
-        <w:rPr>
-          <w:color w:val="2A78D6"/>
-        </w:rPr>
-        <w:t>O que foi feito</w:t>
-      </w:r>
-    </w:p>
-    <w:tbl>
-      <w:tblPr>
-        <w:tblStyle w:val="LightGrid-Accent1"/>
-        <w:tblW w:type="auto" w:w="0"/>
-        <w:jc w:val="center"/>
-        <w:tblLayout w:type="fixed"/>
-        <w:tblLook w:firstColumn="1" w:firstRow="1" w:lastColumn="0" w:lastRow="0" w:noHBand="0" w:noVBand="1" w:val="04A0"/>
-      </w:tblPr>
-      <w:tblGrid>
-        <w:gridCol w:w="1247"/>
-        <w:gridCol w:w="907"/>
-        <w:gridCol w:w="5783"/>
-        <w:gridCol w:w="1474"/>
-      </w:tblGrid>
-      <w:tr>
-        <w:tc>
-          <w:tcPr>
-            <w:tcW w:type="dxa" w:w="1247"/>
-          </w:tcPr>
-          <w:p>
+            <w:pPr>
+              <w:spacing w:before="0" w:after="120"/>
+            </w:pPr>
             <w:r>
               <w:rPr>
                 <w:b/>
-                <w:sz w:val="19"/>
+                <w:i w:val="0"/>
+                <w:color w:val="FFFFFF"/>
+                <w:sz w:val="22"/>
               </w:rPr>
-              <w:t>Tarefa</w:t>
+              <w:t>ENTREGA APROVADA</w:t>
             </w:r>
           </w:p>
-        </w:tc>
-        <w:tc>
-          <w:tcPr>
-            <w:tcW w:type="dxa" w:w="907"/>
-          </w:tcPr>
           <w:p>
+            <w:pPr>
+              <w:spacing w:before="0" w:after="0"/>
+            </w:pPr>
             <w:r>
               <w:rPr>
+                <w:rFonts w:ascii="Cambria" w:hAnsi="Cambria"/>
                 <w:b/>
-                <w:sz w:val="19"/>
+                <w:i w:val="0"/>
+                <w:color w:val="FFFFFF"/>
+                <w:sz w:val="30"/>
               </w:rPr>
-              <w:t>Pacote</w:t>
-            </w:r>
-          </w:p>
-        </w:tc>
-        <w:tc>
-          <w:tcPr>
-            <w:tcW w:type="dxa" w:w="5783"/>
-          </w:tcPr>
-          <w:p>
-            <w:r>
-              <w:rPr>
-                <w:b/>
-                <w:sz w:val="19"/>
-              </w:rPr>
-              <w:t>Descrição</w:t>
-            </w:r>
-          </w:p>
-        </w:tc>
-        <w:tc>
-          <w:tcPr>
-            <w:tcW w:type="dxa" w:w="1474"/>
-          </w:tcPr>
-          <w:p>
-            <w:r>
-              <w:rPr>
-                <w:b/>
-                <w:sz w:val="19"/>
-              </w:rPr>
-              <w:t>Status</w:t>
-            </w:r>
-          </w:p>
-        </w:tc>
-      </w:tr>
-      <w:tr>
-        <w:tc>
-          <w:tcPr>
-            <w:tcW w:type="dxa" w:w="1247"/>
-          </w:tcPr>
-          <w:p>
-            <w:r>
-              <w:rPr>
-                <w:sz w:val="19"/>
-              </w:rPr>
-              <w:t>FAB-401</w:t>
-            </w:r>
-          </w:p>
-        </w:tc>
-        <w:tc>
-          <w:tcPr>
-            <w:tcW w:type="dxa" w:w="907"/>
-          </w:tcPr>
-          <w:p>
-            <w:r>
-              <w:rPr>
-                <w:sz w:val="19"/>
-              </w:rPr>
-              <w:t>4.1</w:t>
-            </w:r>
-          </w:p>
-        </w:tc>
-        <w:tc>
-          <w:tcPr>
-            <w:tcW w:type="dxa" w:w="5783"/>
-          </w:tcPr>
-          <w:p>
-            <w:r>
-              <w:rPr>
-                <w:sz w:val="19"/>
-              </w:rPr>
-              <w:t>Os seis estados, com a mudança gravada de uma vez só</w:t>
-            </w:r>
-          </w:p>
-        </w:tc>
-        <w:tc>
-          <w:tcPr>
-            <w:tcW w:type="dxa" w:w="1474"/>
-            <w:shd w:val="clear" w:color="auto" w:fill="E3F3E8"/>
-          </w:tcPr>
-          <w:p>
-            <w:r>
-              <w:rPr>
-                <w:sz w:val="19"/>
-              </w:rPr>
-              <w:t>Concluída</w:t>
-            </w:r>
-          </w:p>
-        </w:tc>
-      </w:tr>
-      <w:tr>
-        <w:tc>
-          <w:tcPr>
-            <w:tcW w:type="dxa" w:w="1247"/>
-          </w:tcPr>
-          <w:p>
-            <w:r>
-              <w:rPr>
-                <w:sz w:val="19"/>
-              </w:rPr>
-              <w:t>FAB-402</w:t>
-            </w:r>
-          </w:p>
-        </w:tc>
-        <w:tc>
-          <w:tcPr>
-            <w:tcW w:type="dxa" w:w="907"/>
-          </w:tcPr>
-          <w:p>
-            <w:r>
-              <w:rPr>
-                <w:sz w:val="19"/>
-              </w:rPr>
-              <w:t>4.2</w:t>
-            </w:r>
-          </w:p>
-        </w:tc>
-        <w:tc>
-          <w:tcPr>
-            <w:tcW w:type="dxa" w:w="5783"/>
-          </w:tcPr>
-          <w:p>
-            <w:r>
-              <w:rPr>
-                <w:sz w:val="19"/>
-              </w:rPr>
-              <w:t>Fila por dependências e equipe especializada</w:t>
-            </w:r>
-          </w:p>
-        </w:tc>
-        <w:tc>
-          <w:tcPr>
-            <w:tcW w:type="dxa" w:w="1474"/>
-            <w:shd w:val="clear" w:color="auto" w:fill="E3F3E8"/>
-          </w:tcPr>
-          <w:p>
-            <w:r>
-              <w:rPr>
-                <w:sz w:val="19"/>
-              </w:rPr>
-              <w:t>Concluída</w:t>
-            </w:r>
-          </w:p>
-        </w:tc>
-      </w:tr>
-      <w:tr>
-        <w:tc>
-          <w:tcPr>
-            <w:tcW w:type="dxa" w:w="1247"/>
-          </w:tcPr>
-          <w:p>
-            <w:r>
-              <w:rPr>
-                <w:sz w:val="19"/>
-              </w:rPr>
-              <w:t>FAB-403</w:t>
-            </w:r>
-          </w:p>
-        </w:tc>
-        <w:tc>
-          <w:tcPr>
-            <w:tcW w:type="dxa" w:w="907"/>
-          </w:tcPr>
-          <w:p>
-            <w:r>
-              <w:rPr>
-                <w:sz w:val="19"/>
-              </w:rPr>
-              <w:t>4.3</w:t>
-            </w:r>
-          </w:p>
-        </w:tc>
-        <w:tc>
-          <w:tcPr>
-            <w:tcW w:type="dxa" w:w="5783"/>
-          </w:tcPr>
-          <w:p>
-            <w:r>
-              <w:rPr>
-                <w:sz w:val="19"/>
-              </w:rPr>
-              <w:t>Critérios de aceite executados sozinhos</w:t>
-            </w:r>
-          </w:p>
-        </w:tc>
-        <w:tc>
-          <w:tcPr>
-            <w:tcW w:type="dxa" w:w="1474"/>
-            <w:shd w:val="clear" w:color="auto" w:fill="E3F3E8"/>
-          </w:tcPr>
-          <w:p>
-            <w:r>
-              <w:rPr>
-                <w:sz w:val="19"/>
-              </w:rPr>
-              <w:t>Concluída</w:t>
-            </w:r>
-          </w:p>
-        </w:tc>
-      </w:tr>
-      <w:tr>
-        <w:tc>
-          <w:tcPr>
-            <w:tcW w:type="dxa" w:w="1247"/>
-          </w:tcPr>
-          <w:p>
-            <w:r>
-              <w:rPr>
-                <w:sz w:val="19"/>
-              </w:rPr>
-              <w:t>FAB-404</w:t>
-            </w:r>
-          </w:p>
-        </w:tc>
-        <w:tc>
-          <w:tcPr>
-            <w:tcW w:type="dxa" w:w="907"/>
-          </w:tcPr>
-          <w:p>
-            <w:r>
-              <w:rPr>
-                <w:sz w:val="19"/>
-              </w:rPr>
-              <w:t>4.4</w:t>
-            </w:r>
-          </w:p>
-        </w:tc>
-        <w:tc>
-          <w:tcPr>
-            <w:tcW w:type="dxa" w:w="5783"/>
-          </w:tcPr>
-          <w:p>
-            <w:r>
-              <w:rPr>
-                <w:sz w:val="19"/>
-              </w:rPr>
-              <w:t>Os dois portões</w:t>
-            </w:r>
-          </w:p>
-        </w:tc>
-        <w:tc>
-          <w:tcPr>
-            <w:tcW w:type="dxa" w:w="1474"/>
-            <w:shd w:val="clear" w:color="auto" w:fill="E3F3E8"/>
-          </w:tcPr>
-          <w:p>
-            <w:r>
-              <w:rPr>
-                <w:sz w:val="19"/>
-              </w:rPr>
-              <w:t>Concluída</w:t>
-            </w:r>
-          </w:p>
-        </w:tc>
-      </w:tr>
-      <w:tr>
-        <w:tc>
-          <w:tcPr>
-            <w:tcW w:type="dxa" w:w="1247"/>
-          </w:tcPr>
-          <w:p>
-            <w:r>
-              <w:rPr>
-                <w:sz w:val="19"/>
-              </w:rPr>
-              <w:t>FAB-405</w:t>
-            </w:r>
-          </w:p>
-        </w:tc>
-        <w:tc>
-          <w:tcPr>
-            <w:tcW w:type="dxa" w:w="907"/>
-          </w:tcPr>
-          <w:p>
-            <w:r>
-              <w:rPr>
-                <w:sz w:val="19"/>
-              </w:rPr>
-              <w:t>4.5</w:t>
-            </w:r>
-          </w:p>
-        </w:tc>
-        <w:tc>
-          <w:tcPr>
-            <w:tcW w:type="dxa" w:w="5783"/>
-          </w:tcPr>
-          <w:p>
-            <w:r>
-              <w:rPr>
-                <w:sz w:val="19"/>
-              </w:rPr>
-              <w:t>Diagnóstico da reprovação e escada de resposta</w:t>
-            </w:r>
-          </w:p>
-        </w:tc>
-        <w:tc>
-          <w:tcPr>
-            <w:tcW w:type="dxa" w:w="1474"/>
-            <w:shd w:val="clear" w:color="auto" w:fill="E3F3E8"/>
-          </w:tcPr>
-          <w:p>
-            <w:r>
-              <w:rPr>
-                <w:sz w:val="19"/>
-              </w:rPr>
-              <w:t>Concluída</w:t>
-            </w:r>
-          </w:p>
-        </w:tc>
-      </w:tr>
-      <w:tr>
-        <w:tc>
-          <w:tcPr>
-            <w:tcW w:type="dxa" w:w="1247"/>
-          </w:tcPr>
-          <w:p>
-            <w:r>
-              <w:rPr>
-                <w:sz w:val="19"/>
-              </w:rPr>
-              <w:t>FAB-406</w:t>
-            </w:r>
-          </w:p>
-        </w:tc>
-        <w:tc>
-          <w:tcPr>
-            <w:tcW w:type="dxa" w:w="907"/>
-          </w:tcPr>
-          <w:p>
-            <w:r>
-              <w:rPr>
-                <w:sz w:val="19"/>
-              </w:rPr>
-              <w:t>4.5</w:t>
-            </w:r>
-          </w:p>
-        </w:tc>
-        <w:tc>
-          <w:tcPr>
-            <w:tcW w:type="dxa" w:w="5783"/>
-          </w:tcPr>
-          <w:p>
-            <w:r>
-              <w:rPr>
-                <w:sz w:val="19"/>
-              </w:rPr>
-              <w:t>Teto de gasto por rodada e por tarefa</w:t>
-            </w:r>
-          </w:p>
-        </w:tc>
-        <w:tc>
-          <w:tcPr>
-            <w:tcW w:type="dxa" w:w="1474"/>
-            <w:shd w:val="clear" w:color="auto" w:fill="E3F3E8"/>
-          </w:tcPr>
-          <w:p>
-            <w:r>
-              <w:rPr>
-                <w:sz w:val="19"/>
-              </w:rPr>
-              <w:t>Concluída</w:t>
-            </w:r>
-          </w:p>
-        </w:tc>
-      </w:tr>
-      <w:tr>
-        <w:tc>
-          <w:tcPr>
-            <w:tcW w:type="dxa" w:w="1247"/>
-          </w:tcPr>
-          <w:p>
-            <w:r>
-              <w:rPr>
-                <w:sz w:val="19"/>
-              </w:rPr>
-              <w:t>FAB-407</w:t>
-            </w:r>
-          </w:p>
-        </w:tc>
-        <w:tc>
-          <w:tcPr>
-            <w:tcW w:type="dxa" w:w="907"/>
-          </w:tcPr>
-          <w:p>
-            <w:r>
-              <w:rPr>
-                <w:sz w:val="19"/>
-              </w:rPr>
-              <w:t>R1</w:t>
-            </w:r>
-          </w:p>
-        </w:tc>
-        <w:tc>
-          <w:tcPr>
-            <w:tcW w:type="dxa" w:w="5783"/>
-          </w:tcPr>
-          <w:p>
-            <w:r>
-              <w:rPr>
-                <w:sz w:val="19"/>
-              </w:rPr>
-              <w:t>Do pedido às tarefas: o planejador</w:t>
-            </w:r>
-          </w:p>
-        </w:tc>
-        <w:tc>
-          <w:tcPr>
-            <w:tcW w:type="dxa" w:w="1474"/>
-            <w:shd w:val="clear" w:color="auto" w:fill="E3F3E8"/>
-          </w:tcPr>
-          <w:p>
-            <w:r>
-              <w:rPr>
-                <w:sz w:val="19"/>
-              </w:rPr>
-              <w:t>Concluída</w:t>
-            </w:r>
-          </w:p>
-        </w:tc>
-      </w:tr>
-      <w:tr>
-        <w:tc>
-          <w:tcPr>
-            <w:tcW w:type="dxa" w:w="1247"/>
-          </w:tcPr>
-          <w:p>
-            <w:r>
-              <w:rPr>
-                <w:sz w:val="19"/>
-              </w:rPr>
-              <w:t>FAB-408</w:t>
-            </w:r>
-          </w:p>
-        </w:tc>
-        <w:tc>
-          <w:tcPr>
-            <w:tcW w:type="dxa" w:w="907"/>
-          </w:tcPr>
-          <w:p>
-            <w:r>
-              <w:rPr>
-                <w:sz w:val="19"/>
-              </w:rPr>
-              <w:t>Marco</w:t>
-            </w:r>
-          </w:p>
-        </w:tc>
-        <w:tc>
-          <w:tcPr>
-            <w:tcW w:type="dxa" w:w="5783"/>
-          </w:tcPr>
-          <w:p>
-            <w:r>
-              <w:rPr>
-                <w:sz w:val="19"/>
-              </w:rPr>
-              <w:t>MARCO E4 — reprovada de propósito, refeita e concluída</w:t>
-            </w:r>
-          </w:p>
-        </w:tc>
-        <w:tc>
-          <w:tcPr>
-            <w:tcW w:type="dxa" w:w="1474"/>
-            <w:shd w:val="clear" w:color="auto" w:fill="E3F3E8"/>
-          </w:tcPr>
-          <w:p>
-            <w:r>
-              <w:rPr>
-                <w:sz w:val="19"/>
-              </w:rPr>
-              <w:t>Concluída</w:t>
+              <w:t>A linha de produção funciona de ponta a ponta: uma tarefa criada do zero é reprovada de propósito, sobe de modelo, é refeita e conclui.</w:t>
             </w:r>
           </w:p>
         </w:tc>
@@ -641,303 +161,490 @@
     </w:tbl>
     <w:p>
       <w:pPr>
-        <w:pStyle w:val="Heading1"/>
+        <w:spacing w:before="0" w:after="200"/>
       </w:pPr>
-      <w:r>
-        <w:rPr>
-          <w:color w:val="2A78D6"/>
-        </w:rPr>
-        <w:t>Como foi feito</w:t>
-      </w:r>
-    </w:p>
-    <w:p>
-      <w:pPr>
-        <w:pStyle w:val="ListBullet"/>
-      </w:pPr>
-      <w:r>
-        <w:t>Máquina de estados pura + transição transacional: estado, relatório e custo numa única transação (R2).</w:t>
-      </w:r>
-    </w:p>
-    <w:p>
-      <w:pPr>
-        <w:pStyle w:val="ListBullet"/>
-      </w:pPr>
-      <w:r>
-        <w:t>Fila por dependências, desempate pela tarefa que destrava mais; especialista soma ao papel.</w:t>
-      </w:r>
-    </w:p>
-    <w:p>
-      <w:pPr>
-        <w:pStyle w:val="ListBullet"/>
-      </w:pPr>
-      <w:r>
-        <w:t>Critérios de aceite são comandos rodados pelo sistema, com lista de binários permitidos.</w:t>
-      </w:r>
-    </w:p>
-    <w:p>
-      <w:pPr>
-        <w:pStyle w:val="ListBullet"/>
-      </w:pPr>
-      <w:r>
-        <w:t>Dois portões independentes; o revisor não recebe ferramenta de escrita (R3).</w:t>
-      </w:r>
-    </w:p>
-    <w:p>
-      <w:pPr>
-        <w:pStyle w:val="ListBullet"/>
-      </w:pPr>
-      <w:r>
-        <w:t>Escada de resposta: modelo mais forte, outro especialista, replanejar, humano (R4, R5); teto de gasto que nunca corta no meio (R14).</w:t>
-      </w:r>
-    </w:p>
-    <w:p>
-      <w:pPr>
-        <w:pStyle w:val="Heading1"/>
-      </w:pPr>
-      <w:r>
-        <w:rPr>
-          <w:color w:val="2A78D6"/>
-        </w:rPr>
-        <w:t>Como se prova</w:t>
-      </w:r>
-    </w:p>
-    <w:p>
-      <w:r>
-        <w:rPr>
-          <w:rFonts w:ascii="Consolas" w:hAnsi="Consolas"/>
-          <w:sz w:val="19"/>
-        </w:rPr>
-        <w:t>mix test test/factory/milestone_e4_test.exs — histórico com os seis estados, reprovação por entrega errada, modelo sobe no 2º ciclo, custo por ciclo separado.</w:t>
-      </w:r>
-    </w:p>
-    <w:p>
-      <w:pPr>
-        <w:pStyle w:val="Heading1"/>
-      </w:pPr>
-      <w:r>
-        <w:rPr>
-          <w:color w:val="2A78D6"/>
-        </w:rPr>
-        <w:t>Números da etapa</w:t>
-      </w:r>
     </w:p>
     <w:tbl>
       <w:tblPr>
-        <w:tblStyle w:val="LightGrid-Accent1"/>
         <w:tblW w:type="auto" w:w="0"/>
         <w:jc w:val="center"/>
         <w:tblLayout w:type="fixed"/>
         <w:tblLook w:firstColumn="1" w:firstRow="1" w:lastColumn="0" w:lastRow="0" w:noHBand="0" w:noVBand="1" w:val="04A0"/>
+        <w:tblBorders>
+          <w:top w:val="nil"/>
+          <w:left w:val="nil"/>
+          <w:bottom w:val="nil"/>
+          <w:right w:val="nil"/>
+          <w:insideH w:val="nil"/>
+          <w:insideV w:val="nil"/>
+        </w:tblBorders>
       </w:tblPr>
       <w:tblGrid>
-        <w:gridCol w:w="5669"/>
-        <w:gridCol w:w="3685"/>
+        <w:gridCol w:w="3742"/>
+        <w:gridCol w:w="3742"/>
+        <w:gridCol w:w="3742"/>
+        <w:gridCol w:w="3742"/>
       </w:tblGrid>
       <w:tr>
         <w:tc>
           <w:tcPr>
-            <w:tcW w:type="dxa" w:w="5669"/>
+            <w:tcW w:type="dxa" w:w="3742"/>
+            <w:shd w:val="clear" w:color="auto" w:fill="F2F4F7"/>
+            <w:tcMar>
+              <w:top w:w="198" w:type="dxa"/>
+              <w:left w:w="198" w:type="dxa"/>
+              <w:bottom w:w="198" w:type="dxa"/>
+              <w:right w:w="198" w:type="dxa"/>
+            </w:tcMar>
           </w:tcPr>
           <w:p>
+            <w:pPr>
+              <w:spacing w:before="0" w:after="0"/>
+            </w:pPr>
             <w:r>
               <w:rPr>
+                <w:rFonts w:ascii="Cambria" w:hAnsi="Cambria"/>
                 <w:b/>
-                <w:sz w:val="19"/>
+                <w:i w:val="0"/>
+                <w:color w:val="1B2A41"/>
+                <w:sz w:val="60"/>
               </w:rPr>
-              <w:t>Indicador</w:t>
+              <w:t>8/8</w:t>
+            </w:r>
+          </w:p>
+          <w:p>
+            <w:pPr>
+              <w:spacing w:before="0" w:after="0"/>
+            </w:pPr>
+            <w:r>
+              <w:rPr>
+                <w:b w:val="0"/>
+                <w:i w:val="0"/>
+                <w:color w:val="6B7480"/>
+                <w:sz w:val="22"/>
+              </w:rPr>
+              <w:t>tarefas concluídas</w:t>
             </w:r>
           </w:p>
         </w:tc>
         <w:tc>
           <w:tcPr>
-            <w:tcW w:type="dxa" w:w="3685"/>
+            <w:tcW w:type="dxa" w:w="3742"/>
+            <w:shd w:val="clear" w:color="auto" w:fill="F2F4F7"/>
+            <w:tcMar>
+              <w:top w:w="198" w:type="dxa"/>
+              <w:left w:w="198" w:type="dxa"/>
+              <w:bottom w:w="198" w:type="dxa"/>
+              <w:right w:w="198" w:type="dxa"/>
+            </w:tcMar>
           </w:tcPr>
           <w:p>
+            <w:pPr>
+              <w:spacing w:before="0" w:after="0"/>
+            </w:pPr>
             <w:r>
               <w:rPr>
+                <w:rFonts w:ascii="Cambria" w:hAnsi="Cambria"/>
                 <w:b/>
-                <w:sz w:val="19"/>
+                <w:i w:val="0"/>
+                <w:color w:val="1B2A41"/>
+                <w:sz w:val="60"/>
               </w:rPr>
-              <w:t>Valor</w:t>
+              <w:t>16</w:t>
             </w:r>
           </w:p>
-        </w:tc>
-      </w:tr>
-      <w:tr>
-        <w:tc>
-          <w:tcPr>
-            <w:tcW w:type="dxa" w:w="5669"/>
-          </w:tcPr>
           <w:p>
+            <w:pPr>
+              <w:spacing w:before="0" w:after="0"/>
+            </w:pPr>
             <w:r>
               <w:rPr>
-                <w:sz w:val="19"/>
+                <w:b w:val="0"/>
+                <w:i w:val="0"/>
+                <w:color w:val="6B7480"/>
+                <w:sz w:val="22"/>
               </w:rPr>
-              <w:t>Tarefas concluídas</w:t>
+              <w:t>commits nesta etapa</w:t>
             </w:r>
           </w:p>
         </w:tc>
         <w:tc>
           <w:tcPr>
-            <w:tcW w:type="dxa" w:w="3685"/>
+            <w:tcW w:type="dxa" w:w="3742"/>
+            <w:shd w:val="clear" w:color="auto" w:fill="F2F4F7"/>
+            <w:tcMar>
+              <w:top w:w="198" w:type="dxa"/>
+              <w:left w:w="198" w:type="dxa"/>
+              <w:bottom w:w="198" w:type="dxa"/>
+              <w:right w:w="198" w:type="dxa"/>
+            </w:tcMar>
           </w:tcPr>
           <w:p>
+            <w:pPr>
+              <w:spacing w:before="0" w:after="0"/>
+            </w:pPr>
             <w:r>
               <w:rPr>
-                <w:sz w:val="19"/>
+                <w:rFonts w:ascii="Cambria" w:hAnsi="Cambria"/>
+                <w:b/>
+                <w:i w:val="0"/>
+                <w:color w:val="1B2A41"/>
+                <w:sz w:val="60"/>
               </w:rPr>
-              <w:t>8 de 8</w:t>
+              <w:t>908</w:t>
             </w:r>
           </w:p>
-        </w:tc>
-      </w:tr>
-      <w:tr>
-        <w:tc>
-          <w:tcPr>
-            <w:tcW w:type="dxa" w:w="5669"/>
-          </w:tcPr>
           <w:p>
+            <w:pPr>
+              <w:spacing w:before="0" w:after="0"/>
+            </w:pPr>
             <w:r>
               <w:rPr>
-                <w:sz w:val="19"/>
+                <w:b w:val="0"/>
+                <w:i w:val="0"/>
+                <w:color w:val="6B7480"/>
+                <w:sz w:val="22"/>
               </w:rPr>
-              <w:t>Commits na branch da etapa</w:t>
+              <w:t>testes automáticos</w:t>
             </w:r>
           </w:p>
         </w:tc>
         <w:tc>
           <w:tcPr>
-            <w:tcW w:type="dxa" w:w="3685"/>
+            <w:tcW w:type="dxa" w:w="3742"/>
+            <w:shd w:val="clear" w:color="auto" w:fill="F2F4F7"/>
+            <w:tcMar>
+              <w:top w:w="198" w:type="dxa"/>
+              <w:left w:w="198" w:type="dxa"/>
+              <w:bottom w:w="198" w:type="dxa"/>
+              <w:right w:w="198" w:type="dxa"/>
+            </w:tcMar>
           </w:tcPr>
           <w:p>
+            <w:pPr>
+              <w:spacing w:before="0" w:after="0"/>
+            </w:pPr>
             <w:r>
               <w:rPr>
-                <w:sz w:val="19"/>
+                <w:rFonts w:ascii="Cambria" w:hAnsi="Cambria"/>
+                <w:b/>
+                <w:i w:val="0"/>
+                <w:color w:val="1B2A41"/>
+                <w:sz w:val="60"/>
               </w:rPr>
-              <w:t>16</w:t>
+              <w:t>76</w:t>
+            </w:r>
+          </w:p>
+          <w:p>
+            <w:pPr>
+              <w:spacing w:before="0" w:after="0"/>
+            </w:pPr>
+            <w:r>
+              <w:rPr>
+                <w:b w:val="0"/>
+                <w:i w:val="0"/>
+                <w:color w:val="6B7480"/>
+                <w:sz w:val="22"/>
+              </w:rPr>
+              <w:t>módulos Elixir</w:t>
             </w:r>
           </w:p>
         </w:tc>
       </w:tr>
+    </w:tbl>
+    <w:p>
+      <w:pPr>
+        <w:spacing w:before="0" w:after="240"/>
+      </w:pPr>
+    </w:p>
+    <w:p>
+      <w:pPr>
+        <w:spacing w:before="0" w:after="80"/>
+      </w:pPr>
+      <w:r>
+        <w:rPr>
+          <w:b/>
+          <w:i w:val="0"/>
+          <w:color w:val="4A6FA5"/>
+          <w:sz w:val="21"/>
+        </w:rPr>
+        <w:t>NESTA APRESENTAÇÃO</w:t>
+      </w:r>
+    </w:p>
+    <w:tbl>
+      <w:tblPr>
+        <w:tblW w:type="auto" w:w="0"/>
+        <w:jc w:val="center"/>
+        <w:tblLayout w:type="fixed"/>
+        <w:tblLook w:firstColumn="1" w:firstRow="1" w:lastColumn="0" w:lastRow="0" w:noHBand="0" w:noVBand="1" w:val="04A0"/>
+        <w:tblBorders>
+          <w:top w:val="nil"/>
+          <w:left w:val="nil"/>
+          <w:bottom w:val="nil"/>
+          <w:right w:val="nil"/>
+          <w:insideH w:val="nil"/>
+          <w:insideV w:val="nil"/>
+        </w:tblBorders>
+      </w:tblPr>
+      <w:tblGrid>
+        <w:gridCol w:w="2504"/>
+        <w:gridCol w:w="2504"/>
+        <w:gridCol w:w="2504"/>
+        <w:gridCol w:w="2504"/>
+        <w:gridCol w:w="2504"/>
+        <w:gridCol w:w="2504"/>
+      </w:tblGrid>
       <w:tr>
         <w:tc>
           <w:tcPr>
-            <w:tcW w:type="dxa" w:w="5669"/>
+            <w:tcW w:type="dxa" w:w="2504"/>
+            <w:shd w:val="clear" w:color="auto" w:fill="FFFFFF"/>
+            <w:tcMar>
+              <w:top w:w="85" w:type="dxa"/>
+              <w:left w:w="85" w:type="dxa"/>
+              <w:bottom w:w="85" w:type="dxa"/>
+              <w:right w:w="85" w:type="dxa"/>
+            </w:tcMar>
           </w:tcPr>
           <w:p>
+            <w:pPr>
+              <w:spacing w:before="0" w:after="0"/>
+            </w:pPr>
             <w:r>
               <w:rPr>
-                <w:sz w:val="19"/>
+                <w:b/>
+                <w:i w:val="0"/>
+                <w:color w:val="E9A23B"/>
+                <w:sz w:val="28"/>
               </w:rPr>
-              <w:t>Módulos Elixir</w:t>
+              <w:t xml:space="preserve">1  </w:t>
+            </w:r>
+            <w:r>
+              <w:rPr>
+                <w:b/>
+                <w:i w:val="0"/>
+                <w:color w:val="1B2A41"/>
+                <w:sz w:val="23"/>
+              </w:rPr>
+              <w:t>Onde entra no sistema</w:t>
             </w:r>
           </w:p>
         </w:tc>
         <w:tc>
           <w:tcPr>
-            <w:tcW w:type="dxa" w:w="3685"/>
+            <w:tcW w:type="dxa" w:w="2504"/>
+            <w:shd w:val="clear" w:color="auto" w:fill="FFFFFF"/>
+            <w:tcMar>
+              <w:top w:w="85" w:type="dxa"/>
+              <w:left w:w="85" w:type="dxa"/>
+              <w:bottom w:w="85" w:type="dxa"/>
+              <w:right w:w="85" w:type="dxa"/>
+            </w:tcMar>
           </w:tcPr>
           <w:p>
+            <w:pPr>
+              <w:spacing w:before="0" w:after="0"/>
+            </w:pPr>
             <w:r>
               <w:rPr>
-                <w:sz w:val="19"/>
+                <w:b/>
+                <w:i w:val="0"/>
+                <w:color w:val="E9A23B"/>
+                <w:sz w:val="28"/>
               </w:rPr>
-              <w:t>76 (+23)</w:t>
+              <w:t xml:space="preserve">2  </w:t>
             </w:r>
-          </w:p>
-        </w:tc>
-      </w:tr>
-      <w:tr>
-        <w:tc>
-          <w:tcPr>
-            <w:tcW w:type="dxa" w:w="5669"/>
-          </w:tcPr>
-          <w:p>
             <w:r>
               <w:rPr>
-                <w:sz w:val="19"/>
+                <w:b/>
+                <w:i w:val="0"/>
+                <w:color w:val="1B2A41"/>
+                <w:sz w:val="23"/>
               </w:rPr>
-              <w:t>Linhas de código (lib/)</w:t>
+              <w:t>Como funciona</w:t>
             </w:r>
           </w:p>
         </w:tc>
         <w:tc>
           <w:tcPr>
-            <w:tcW w:type="dxa" w:w="3685"/>
+            <w:tcW w:type="dxa" w:w="2504"/>
+            <w:shd w:val="clear" w:color="auto" w:fill="FFFFFF"/>
+            <w:tcMar>
+              <w:top w:w="85" w:type="dxa"/>
+              <w:left w:w="85" w:type="dxa"/>
+              <w:bottom w:w="85" w:type="dxa"/>
+              <w:right w:w="85" w:type="dxa"/>
+            </w:tcMar>
           </w:tcPr>
           <w:p>
+            <w:pPr>
+              <w:spacing w:before="0" w:after="0"/>
+            </w:pPr>
             <w:r>
               <w:rPr>
-                <w:sz w:val="19"/>
+                <w:b/>
+                <w:i w:val="0"/>
+                <w:color w:val="E9A23B"/>
+                <w:sz w:val="28"/>
               </w:rPr>
-              <w:t>9.197 (+3423)</w:t>
+              <w:t xml:space="preserve">3  </w:t>
             </w:r>
-          </w:p>
-        </w:tc>
-      </w:tr>
-      <w:tr>
-        <w:tc>
-          <w:tcPr>
-            <w:tcW w:type="dxa" w:w="5669"/>
-          </w:tcPr>
-          <w:p>
             <w:r>
               <w:rPr>
-                <w:sz w:val="19"/>
+                <w:b/>
+                <w:i w:val="0"/>
+                <w:color w:val="1B2A41"/>
+                <w:sz w:val="23"/>
               </w:rPr>
-              <w:t>Testes automáticos</w:t>
+              <w:t>Tarefa por tarefa</w:t>
             </w:r>
           </w:p>
         </w:tc>
         <w:tc>
           <w:tcPr>
-            <w:tcW w:type="dxa" w:w="3685"/>
+            <w:tcW w:type="dxa" w:w="2504"/>
+            <w:shd w:val="clear" w:color="auto" w:fill="FFFFFF"/>
+            <w:tcMar>
+              <w:top w:w="85" w:type="dxa"/>
+              <w:left w:w="85" w:type="dxa"/>
+              <w:bottom w:w="85" w:type="dxa"/>
+              <w:right w:w="85" w:type="dxa"/>
+            </w:tcMar>
           </w:tcPr>
           <w:p>
+            <w:pPr>
+              <w:spacing w:before="0" w:after="0"/>
+            </w:pPr>
             <w:r>
               <w:rPr>
-                <w:sz w:val="19"/>
+                <w:b/>
+                <w:i w:val="0"/>
+                <w:color w:val="E9A23B"/>
+                <w:sz w:val="28"/>
               </w:rPr>
-              <w:t>908 (+350)</w:t>
+              <w:t xml:space="preserve">4  </w:t>
             </w:r>
-          </w:p>
-        </w:tc>
-      </w:tr>
-      <w:tr>
-        <w:tc>
-          <w:tcPr>
-            <w:tcW w:type="dxa" w:w="5669"/>
-          </w:tcPr>
-          <w:p>
             <w:r>
               <w:rPr>
-                <w:sz w:val="19"/>
+                <w:b/>
+                <w:i w:val="0"/>
+                <w:color w:val="1B2A41"/>
+                <w:sz w:val="23"/>
               </w:rPr>
-              <w:t>Execuções de agente por item de trabalho (média)</w:t>
+              <w:t>Como se prova</w:t>
             </w:r>
           </w:p>
         </w:tc>
         <w:tc>
           <w:tcPr>
-            <w:tcW w:type="dxa" w:w="3685"/>
+            <w:tcW w:type="dxa" w:w="2504"/>
+            <w:shd w:val="clear" w:color="auto" w:fill="FFFFFF"/>
+            <w:tcMar>
+              <w:top w:w="85" w:type="dxa"/>
+              <w:left w:w="85" w:type="dxa"/>
+              <w:bottom w:w="85" w:type="dxa"/>
+              <w:right w:w="85" w:type="dxa"/>
+            </w:tcMar>
           </w:tcPr>
           <w:p>
+            <w:pPr>
+              <w:spacing w:before="0" w:after="0"/>
+            </w:pPr>
             <w:r>
               <w:rPr>
-                <w:sz w:val="19"/>
+                <w:b/>
+                <w:i w:val="0"/>
+                <w:color w:val="E9A23B"/>
+                <w:sz w:val="28"/>
               </w:rPr>
-              <w:t>1,00  (critério: ≤ 2)</w:t>
+              <w:t xml:space="preserve">5  </w:t>
+            </w:r>
+            <w:r>
+              <w:rPr>
+                <w:b/>
+                <w:i w:val="0"/>
+                <w:color w:val="1B2A41"/>
+                <w:sz w:val="23"/>
+              </w:rPr>
+              <w:t>Números</w:t>
+            </w:r>
+          </w:p>
+        </w:tc>
+        <w:tc>
+          <w:tcPr>
+            <w:tcW w:type="dxa" w:w="2504"/>
+            <w:shd w:val="clear" w:color="auto" w:fill="FFFFFF"/>
+            <w:tcMar>
+              <w:top w:w="85" w:type="dxa"/>
+              <w:left w:w="85" w:type="dxa"/>
+              <w:bottom w:w="85" w:type="dxa"/>
+              <w:right w:w="85" w:type="dxa"/>
+            </w:tcMar>
+          </w:tcPr>
+          <w:p>
+            <w:pPr>
+              <w:spacing w:before="0" w:after="0"/>
+            </w:pPr>
+            <w:r>
+              <w:rPr>
+                <w:b/>
+                <w:i w:val="0"/>
+                <w:color w:val="E9A23B"/>
+                <w:sz w:val="28"/>
+              </w:rPr>
+              <w:t xml:space="preserve">6  </w:t>
+            </w:r>
+            <w:r>
+              <w:rPr>
+                <w:b/>
+                <w:i w:val="0"/>
+                <w:color w:val="1B2A41"/>
+                <w:sz w:val="23"/>
+              </w:rPr>
+              <w:t>Próximos passos</w:t>
             </w:r>
           </w:p>
         </w:tc>
       </w:tr>
     </w:tbl>
-    <w:p/>
     <w:p>
+      <w:pPr>
+        <w:pageBreakBefore/>
+        <w:spacing w:before="0" w:after="40"/>
+      </w:pPr>
+      <w:r>
+        <w:rPr>
+          <w:rFonts w:ascii="Cambria" w:hAnsi="Cambria"/>
+          <w:b/>
+          <w:i w:val="0"/>
+          <w:color w:val="1B2A41"/>
+          <w:sz w:val="48"/>
+        </w:rPr>
+        <w:t>Onde esta etapa entra no sistema</w:t>
+      </w:r>
+    </w:p>
+    <w:p>
+      <w:pPr>
+        <w:spacing w:before="0" w:after="200"/>
+      </w:pPr>
+      <w:r>
+        <w:rPr>
+          <w:b w:val="0"/>
+          <w:i w:val="0"/>
+          <w:color w:val="6B7480"/>
+          <w:sz w:val="25"/>
+        </w:rPr>
+        <w:t>O sistema é construído de baixo para cima; cada etapa acrescenta uma camada. Em destaque, a camada desta etapa.</w:t>
+      </w:r>
+    </w:p>
+    <w:p>
+      <w:pPr>
+        <w:jc w:val="center"/>
+      </w:pPr>
       <w:r>
         <w:drawing>
           <wp:inline xmlns:a="http://schemas.openxmlformats.org/drawingml/2006/main" xmlns:pic="http://schemas.openxmlformats.org/drawingml/2006/picture">
-            <wp:extent cx="5760000" cy="1920000"/>
+            <wp:extent cx="7560000" cy="3190539"/>
             <wp:docPr id="1" name="Picture 1"/>
             <wp:cNvGraphicFramePr>
               <a:graphicFrameLocks noChangeAspect="1"/>
@@ -946,11 +653,11 @@
               <a:graphicData uri="http://schemas.openxmlformats.org/drawingml/2006/picture">
                 <pic:pic>
                   <pic:nvPicPr>
-                    <pic:cNvPr id="0" name="grafico-e4.png"/>
+                    <pic:cNvPr id="0" name="mapa.png"/>
                     <pic:cNvPicPr/>
                   </pic:nvPicPr>
                   <pic:blipFill>
-                    <a:blip r:embed="rId9"/>
+                    <a:blip r:embed="rId11"/>
                     <a:stretch>
                       <a:fillRect/>
                     </a:stretch>
@@ -958,7 +665,7 @@
                   <pic:spPr>
                     <a:xfrm>
                       <a:off x="0" y="0"/>
-                      <a:ext cx="5760000" cy="1920000"/>
+                      <a:ext cx="7560000" cy="3190539"/>
                     </a:xfrm>
                     <a:prstGeom prst="rect"/>
                   </pic:spPr>
@@ -971,65 +678,3505 @@
     </w:p>
     <w:p>
       <w:pPr>
-        <w:jc w:val="center"/>
+        <w:pageBreakBefore/>
+        <w:spacing w:before="0" w:after="40"/>
       </w:pPr>
       <w:r>
         <w:rPr>
-          <w:color w:val="555555"/>
-          <w:sz w:val="17"/>
+          <w:rFonts w:ascii="Cambria" w:hAnsi="Cambria"/>
+          <w:b/>
+          <w:i w:val="0"/>
+          <w:color w:val="1B2A41"/>
+          <w:sz w:val="48"/>
         </w:rPr>
-        <w:t>Crescimento do sistema até esta etapa (em destaque).</w:t>
+        <w:t>Como funciona</w:t>
       </w:r>
     </w:p>
     <w:p>
       <w:pPr>
-        <w:pStyle w:val="Heading1"/>
+        <w:spacing w:before="0" w:after="200"/>
       </w:pPr>
       <w:r>
         <w:rPr>
-          <w:color w:val="2A78D6"/>
+          <w:b w:val="0"/>
+          <w:i w:val="0"/>
+          <w:color w:val="6B7480"/>
+          <w:sz w:val="25"/>
         </w:rPr>
-        <w:t>Requisitos desta etapa</w:t>
+        <w:t>O desenho mostra as peças desta etapa e como elas conversam.</w:t>
+      </w:r>
+    </w:p>
+    <w:p>
+      <w:pPr>
+        <w:jc w:val="center"/>
+      </w:pPr>
+      <w:r>
+        <w:drawing>
+          <wp:inline xmlns:a="http://schemas.openxmlformats.org/drawingml/2006/main" xmlns:pic="http://schemas.openxmlformats.org/drawingml/2006/picture">
+            <wp:extent cx="8460000" cy="3689999"/>
+            <wp:docPr id="2" name="Picture 2"/>
+            <wp:cNvGraphicFramePr>
+              <a:graphicFrameLocks noChangeAspect="1"/>
+            </wp:cNvGraphicFramePr>
+            <a:graphic>
+              <a:graphicData uri="http://schemas.openxmlformats.org/drawingml/2006/picture">
+                <pic:pic>
+                  <pic:nvPicPr>
+                    <pic:cNvPr id="0" name="diag.png"/>
+                    <pic:cNvPicPr/>
+                  </pic:nvPicPr>
+                  <pic:blipFill>
+                    <a:blip r:embed="rId12"/>
+                    <a:stretch>
+                      <a:fillRect/>
+                    </a:stretch>
+                  </pic:blipFill>
+                  <pic:spPr>
+                    <a:xfrm>
+                      <a:off x="0" y="0"/>
+                      <a:ext cx="8460000" cy="3689999"/>
+                    </a:xfrm>
+                    <a:prstGeom prst="rect"/>
+                  </pic:spPr>
+                </pic:pic>
+              </a:graphicData>
+            </a:graphic>
+          </wp:inline>
+        </w:drawing>
+      </w:r>
+    </w:p>
+    <w:p>
+      <w:pPr>
+        <w:pStyle w:val="ListBullet"/>
+        <w:spacing w:after="40"/>
+      </w:pPr>
+      <w:r>
+        <w:rPr>
+          <w:b w:val="0"/>
+          <w:i w:val="0"/>
+          <w:color w:val="1F2328"/>
+          <w:sz w:val="24"/>
+        </w:rPr>
+        <w:t>Máquina de estados pura + transição transacional: estado, relatório e custo numa única transação (R2).</w:t>
+      </w:r>
+    </w:p>
+    <w:p>
+      <w:pPr>
+        <w:pStyle w:val="ListBullet"/>
+        <w:spacing w:after="40"/>
+      </w:pPr>
+      <w:r>
+        <w:rPr>
+          <w:b w:val="0"/>
+          <w:i w:val="0"/>
+          <w:color w:val="1F2328"/>
+          <w:sz w:val="24"/>
+        </w:rPr>
+        <w:t>Fila por dependências, desempate pela tarefa que destrava mais; especialista soma ao papel.</w:t>
+      </w:r>
+    </w:p>
+    <w:p>
+      <w:pPr>
+        <w:pStyle w:val="ListBullet"/>
+        <w:spacing w:after="40"/>
+      </w:pPr>
+      <w:r>
+        <w:rPr>
+          <w:b w:val="0"/>
+          <w:i w:val="0"/>
+          <w:color w:val="1F2328"/>
+          <w:sz w:val="24"/>
+        </w:rPr>
+        <w:t>Critérios de aceite são comandos rodados pelo sistema, com lista de binários permitidos.</w:t>
+      </w:r>
+    </w:p>
+    <w:p>
+      <w:pPr>
+        <w:pStyle w:val="ListBullet"/>
+        <w:spacing w:after="40"/>
+      </w:pPr>
+      <w:r>
+        <w:rPr>
+          <w:b w:val="0"/>
+          <w:i w:val="0"/>
+          <w:color w:val="1F2328"/>
+          <w:sz w:val="24"/>
+        </w:rPr>
+        <w:t>Dois portões independentes; o revisor não recebe ferramenta de escrita (R3).</w:t>
+      </w:r>
+    </w:p>
+    <w:p>
+      <w:pPr>
+        <w:pStyle w:val="ListBullet"/>
+        <w:spacing w:after="40"/>
+      </w:pPr>
+      <w:r>
+        <w:rPr>
+          <w:b w:val="0"/>
+          <w:i w:val="0"/>
+          <w:color w:val="1F2328"/>
+          <w:sz w:val="24"/>
+        </w:rPr>
+        <w:t>Escada de resposta: modelo mais forte, outro especialista, replanejar, humano (R4, R5); teto de gasto que nunca corta no meio (R14).</w:t>
+      </w:r>
+    </w:p>
+    <w:p>
+      <w:pPr>
+        <w:pageBreakBefore/>
+        <w:spacing w:before="0" w:after="40"/>
+      </w:pPr>
+      <w:r>
+        <w:rPr>
+          <w:rFonts w:ascii="Cambria" w:hAnsi="Cambria"/>
+          <w:b/>
+          <w:i w:val="0"/>
+          <w:color w:val="1B2A41"/>
+          <w:sz w:val="48"/>
+        </w:rPr>
+        <w:t>O que foi feito, tarefa por tarefa</w:t>
+      </w:r>
+    </w:p>
+    <w:p>
+      <w:pPr>
+        <w:spacing w:before="0" w:after="200"/>
+      </w:pPr>
+      <w:r>
+        <w:rPr>
+          <w:b w:val="0"/>
+          <w:i w:val="0"/>
+          <w:color w:val="6B7480"/>
+          <w:sz w:val="25"/>
+        </w:rPr>
+        <w:t>Cada tarefa é um pacote do plano de desenvolvimento. Detalhes completos em docs/tasks/pt/.</w:t>
       </w:r>
     </w:p>
     <w:tbl>
       <w:tblPr>
-        <w:tblStyle w:val="LightGrid-Accent1"/>
         <w:tblW w:type="auto" w:w="0"/>
         <w:jc w:val="center"/>
         <w:tblLayout w:type="fixed"/>
         <w:tblLook w:firstColumn="1" w:firstRow="1" w:lastColumn="0" w:lastRow="0" w:noHBand="0" w:noVBand="1" w:val="04A0"/>
+        <w:tblBorders>
+          <w:top w:val="nil"/>
+          <w:left w:val="nil"/>
+          <w:bottom w:val="nil"/>
+          <w:right w:val="nil"/>
+          <w:insideH w:val="nil"/>
+          <w:insideV w:val="nil"/>
+        </w:tblBorders>
       </w:tblPr>
       <w:tblGrid>
-        <w:gridCol w:w="1020"/>
-        <w:gridCol w:w="8334"/>
+        <w:gridCol w:w="11622"/>
+        <w:gridCol w:w="3402"/>
       </w:tblGrid>
       <w:tr>
+        <w:trPr>
+          <w:cantSplit/>
+        </w:trPr>
         <w:tc>
           <w:tcPr>
-            <w:tcW w:type="dxa" w:w="1020"/>
+            <w:tcW w:type="dxa" w:w="11622"/>
+            <w:shd w:val="clear" w:color="auto" w:fill="1B2A41"/>
+            <w:tcMar>
+              <w:top w:w="158" w:type="dxa"/>
+              <w:left w:w="158" w:type="dxa"/>
+              <w:bottom w:w="158" w:type="dxa"/>
+              <w:right w:w="158" w:type="dxa"/>
+            </w:tcMar>
           </w:tcPr>
           <w:p>
+            <w:pPr>
+              <w:keepNext/>
+              <w:spacing w:before="0" w:after="0"/>
+            </w:pPr>
+            <w:r>
+              <w:rPr>
+                <w:rFonts w:ascii="Consolas" w:hAnsi="Consolas"/>
+                <w:b/>
+                <w:i w:val="0"/>
+                <w:color w:val="E9A23B"/>
+                <w:sz w:val="24"/>
+              </w:rPr>
+              <w:t xml:space="preserve">FAB-401   </w:t>
+            </w:r>
             <w:r>
               <w:rPr>
                 <w:b/>
-                <w:sz w:val="19"/>
+                <w:i w:val="0"/>
+                <w:color w:val="FFFFFF"/>
+                <w:sz w:val="27"/>
               </w:rPr>
-              <w:t>Req.</w:t>
+              <w:t>Os seis estados, com a mudança gravada de uma vez só</w:t>
             </w:r>
           </w:p>
         </w:tc>
         <w:tc>
           <w:tcPr>
-            <w:tcW w:type="dxa" w:w="8334"/>
+            <w:tcW w:type="dxa" w:w="3402"/>
+            <w:shd w:val="clear" w:color="auto" w:fill="2A9D8F"/>
+            <w:tcMar>
+              <w:top w:w="158" w:type="dxa"/>
+              <w:left w:w="158" w:type="dxa"/>
+              <w:bottom w:w="158" w:type="dxa"/>
+              <w:right w:w="158" w:type="dxa"/>
+            </w:tcMar>
           </w:tcPr>
           <w:p>
+            <w:pPr>
+              <w:keepNext/>
+              <w:spacing w:before="0" w:after="0"/>
+              <w:jc w:val="center"/>
+            </w:pPr>
             <w:r>
               <w:rPr>
                 <w:b/>
+                <w:i w:val="0"/>
+                <w:color w:val="FFFFFF"/>
+                <w:sz w:val="25"/>
+              </w:rPr>
+              <w:t>✓ Concluída</w:t>
+            </w:r>
+          </w:p>
+        </w:tc>
+      </w:tr>
+      <w:tr>
+        <w:trPr>
+          <w:cantSplit/>
+        </w:trPr>
+        <w:tc>
+          <w:tcPr>
+            <w:tcW w:type="dxa" w:w="15024"/>
+            <w:gridSpan w:val="2"/>
+            <w:shd w:val="clear" w:color="auto" w:fill="F2F4F7"/>
+            <w:tcMar>
+              <w:top w:w="198" w:type="dxa"/>
+              <w:left w:w="198" w:type="dxa"/>
+              <w:bottom w:w="198" w:type="dxa"/>
+              <w:right w:w="198" w:type="dxa"/>
+            </w:tcMar>
+          </w:tcPr>
+          <w:p>
+            <w:pPr>
+              <w:keepNext/>
+              <w:spacing w:before="0" w:after="80"/>
+            </w:pPr>
+            <w:r>
+              <w:rPr>
+                <w:b/>
+                <w:i w:val="0"/>
+                <w:color w:val="4A6FA5"/>
+                <w:sz w:val="22"/>
+              </w:rPr>
+              <w:t xml:space="preserve">O que é   </w:t>
+            </w:r>
+            <w:r>
+              <w:rPr>
+                <w:b w:val="0"/>
+                <w:i w:val="0"/>
+                <w:color w:val="1F2328"/>
+                <w:sz w:val="23"/>
+              </w:rPr>
+              <w:t>Implementa a máquina de estados das tarefas (backlog → pronta → execução → teste → revisão → concluída, mais bloqueada e cancelada) e a transição transacional. Mudar de estado grava, numa única transação, o novo estado, o relatório do ciclo, o despacho e o consumo — ou nada.</w:t>
+            </w:r>
+          </w:p>
+          <w:p>
+            <w:pPr>
+              <w:keepNext/>
+              <w:spacing w:before="0" w:after="80"/>
+            </w:pPr>
+            <w:r>
+              <w:rPr>
+                <w:b/>
+                <w:i w:val="0"/>
+                <w:color w:val="4A6FA5"/>
+                <w:sz w:val="22"/>
+              </w:rPr>
+              <w:t xml:space="preserve">Por que   </w:t>
+            </w:r>
+            <w:r>
+              <w:rPr>
+                <w:b w:val="0"/>
+                <w:i w:val="0"/>
+                <w:color w:val="1F2328"/>
+                <w:sz w:val="23"/>
+              </w:rPr>
+              <w:t>Garante R2 (ciclo de vida com estados fixos): nenhum caminho grava estado sem checar a regra, e o contador de tentativas é incrementado pelo sistema, nunca pelo agente.</w:t>
+            </w:r>
+          </w:p>
+          <w:p>
+            <w:pPr>
+              <w:pStyle w:val="ListBullet"/>
+              <w:keepNext/>
+              <w:spacing w:after="20"/>
+            </w:pPr>
+            <w:r>
+              <w:rPr>
+                <w:rFonts w:ascii="Consolas" w:hAnsi="Consolas"/>
+                <w:b w:val="0"/>
+                <w:i w:val="0"/>
+                <w:color w:val="2A4A7F"/>
+                <w:sz w:val="20"/>
+              </w:rPr>
+              <w:t>Factory.Tasks.StateMachine</w:t>
+            </w:r>
+            <w:r>
+              <w:rPr>
+                <w:b w:val="0"/>
+                <w:i w:val="0"/>
+                <w:color w:val="1F2328"/>
+                <w:sz w:val="21"/>
+              </w:rPr>
+              <w:t xml:space="preserve"> é pura: </w:t>
+            </w:r>
+            <w:r>
+              <w:rPr>
+                <w:rFonts w:ascii="Consolas" w:hAnsi="Consolas"/>
+                <w:b w:val="0"/>
+                <w:i w:val="0"/>
+                <w:color w:val="2A4A7F"/>
+                <w:sz w:val="20"/>
+              </w:rPr>
+              <w:t>can?/2</w:t>
+            </w:r>
+            <w:r>
+              <w:rPr>
+                <w:b w:val="0"/>
+                <w:i w:val="0"/>
+                <w:color w:val="1F2328"/>
+                <w:sz w:val="21"/>
+              </w:rPr>
+              <w:t xml:space="preserve">, </w:t>
+            </w:r>
+            <w:r>
+              <w:rPr>
+                <w:rFonts w:ascii="Consolas" w:hAnsi="Consolas"/>
+                <w:b w:val="0"/>
+                <w:i w:val="0"/>
+                <w:color w:val="2A4A7F"/>
+                <w:sz w:val="20"/>
+              </w:rPr>
+              <w:t>check/2</w:t>
+            </w:r>
+            <w:r>
+              <w:rPr>
+                <w:b w:val="0"/>
+                <w:i w:val="0"/>
+                <w:color w:val="1F2328"/>
+                <w:sz w:val="21"/>
+              </w:rPr>
+              <w:t xml:space="preserve">, </w:t>
+            </w:r>
+            <w:r>
+              <w:rPr>
+                <w:rFonts w:ascii="Consolas" w:hAnsi="Consolas"/>
+                <w:b w:val="0"/>
+                <w:i w:val="0"/>
+                <w:color w:val="2A4A7F"/>
+                <w:sz w:val="20"/>
+              </w:rPr>
+              <w:t>targets/1</w:t>
+            </w:r>
+            <w:r>
+              <w:rPr>
+                <w:b w:val="0"/>
+                <w:i w:val="0"/>
+                <w:color w:val="1F2328"/>
+                <w:sz w:val="21"/>
+              </w:rPr>
+              <w:t xml:space="preserve"> sobre o mapa de transições legais</w:t>
+            </w:r>
+          </w:p>
+          <w:p>
+            <w:pPr>
+              <w:pStyle w:val="ListBullet"/>
+              <w:keepNext/>
+              <w:spacing w:after="20"/>
+            </w:pPr>
+            <w:r>
+              <w:rPr>
+                <w:rFonts w:ascii="Consolas" w:hAnsi="Consolas"/>
+                <w:b w:val="0"/>
+                <w:i w:val="0"/>
+                <w:color w:val="2A4A7F"/>
+                <w:sz w:val="20"/>
+              </w:rPr>
+              <w:t>Factory.Tasks.Transition.apply/3</w:t>
+            </w:r>
+            <w:r>
+              <w:rPr>
+                <w:b w:val="0"/>
+                <w:i w:val="0"/>
+                <w:color w:val="1F2328"/>
+                <w:sz w:val="21"/>
+              </w:rPr>
+              <w:t xml:space="preserve"> monta um </w:t>
+            </w:r>
+            <w:r>
+              <w:rPr>
+                <w:rFonts w:ascii="Consolas" w:hAnsi="Consolas"/>
+                <w:b w:val="0"/>
+                <w:i w:val="0"/>
+                <w:color w:val="2A4A7F"/>
+                <w:sz w:val="20"/>
+              </w:rPr>
+              <w:t>Ecto.Multi</w:t>
+            </w:r>
+            <w:r>
+              <w:rPr>
+                <w:b w:val="0"/>
+                <w:i w:val="0"/>
+                <w:color w:val="1F2328"/>
+                <w:sz w:val="21"/>
+              </w:rPr>
+              <w:t xml:space="preserve"> com status, ciclo, despacho e N linhas de consumo</w:t>
+            </w:r>
+          </w:p>
+          <w:p>
+            <w:pPr>
+              <w:pStyle w:val="ListBullet"/>
+              <w:keepNext/>
+              <w:spacing w:after="20"/>
+            </w:pPr>
+            <w:r>
+              <w:rPr>
+                <w:b w:val="0"/>
+                <w:i w:val="0"/>
+                <w:color w:val="1F2328"/>
+                <w:sz w:val="21"/>
+              </w:rPr>
+              <w:t xml:space="preserve">Entrar em </w:t>
+            </w:r>
+            <w:r>
+              <w:rPr>
+                <w:rFonts w:ascii="Consolas" w:hAnsi="Consolas"/>
+                <w:b w:val="0"/>
+                <w:i w:val="0"/>
+                <w:color w:val="2A4A7F"/>
+                <w:sz w:val="20"/>
+              </w:rPr>
+              <w:t>in_progress</w:t>
+            </w:r>
+            <w:r>
+              <w:rPr>
+                <w:b w:val="0"/>
+                <w:i w:val="0"/>
+                <w:color w:val="1F2328"/>
+                <w:sz w:val="21"/>
+              </w:rPr>
+              <w:t xml:space="preserve"> incrementa </w:t>
+            </w:r>
+            <w:r>
+              <w:rPr>
+                <w:rFonts w:ascii="Consolas" w:hAnsi="Consolas"/>
+                <w:b w:val="0"/>
+                <w:i w:val="0"/>
+                <w:color w:val="2A4A7F"/>
+                <w:sz w:val="20"/>
+              </w:rPr>
+              <w:t>attempts</w:t>
+            </w:r>
+            <w:r>
+              <w:rPr>
+                <w:b w:val="0"/>
+                <w:i w:val="0"/>
+                <w:color w:val="1F2328"/>
+                <w:sz w:val="21"/>
+              </w:rPr>
+              <w:t xml:space="preserve"> na mesma transação (</w:t>
+            </w:r>
+            <w:r>
+              <w:rPr>
+                <w:rFonts w:ascii="Consolas" w:hAnsi="Consolas"/>
+                <w:b w:val="0"/>
+                <w:i w:val="0"/>
+                <w:color w:val="2A4A7F"/>
+                <w:sz w:val="20"/>
+              </w:rPr>
+              <w:t>hands_to_builder?/1</w:t>
+            </w:r>
+            <w:r>
+              <w:rPr>
+                <w:b w:val="0"/>
+                <w:i w:val="0"/>
+                <w:color w:val="1F2328"/>
+                <w:sz w:val="21"/>
+              </w:rPr>
+              <w:t>)</w:t>
+            </w:r>
+          </w:p>
+          <w:p>
+            <w:pPr>
+              <w:pStyle w:val="ListBullet"/>
+              <w:keepNext/>
+              <w:spacing w:after="20"/>
+            </w:pPr>
+            <w:r>
+              <w:rPr>
+                <w:b w:val="0"/>
+                <w:i w:val="0"/>
+                <w:color w:val="1F2328"/>
+                <w:sz w:val="21"/>
+              </w:rPr>
+              <w:t xml:space="preserve">A linha da tarefa é lida </w:t>
+            </w:r>
+            <w:r>
+              <w:rPr>
+                <w:rFonts w:ascii="Consolas" w:hAnsi="Consolas"/>
+                <w:b w:val="0"/>
+                <w:i w:val="0"/>
+                <w:color w:val="2A4A7F"/>
+                <w:sz w:val="20"/>
+              </w:rPr>
+              <w:t>FOR UPDATE</w:t>
+            </w:r>
+            <w:r>
+              <w:rPr>
+                <w:b w:val="0"/>
+                <w:i w:val="0"/>
+                <w:color w:val="1F2328"/>
+                <w:sz w:val="21"/>
+              </w:rPr>
+              <w:t>, então transições concorrentes na mesma tarefa se serializam</w:t>
+            </w:r>
+          </w:p>
+          <w:p>
+            <w:pPr>
+              <w:keepNext/>
+              <w:spacing w:before="80" w:after="0"/>
+            </w:pPr>
+            <w:r>
+              <w:rPr>
+                <w:b/>
+                <w:i w:val="0"/>
+                <w:color w:val="4A6FA5"/>
+                <w:sz w:val="22"/>
+              </w:rPr>
+              <w:t xml:space="preserve">Verificar   </w:t>
+            </w:r>
+            <w:r>
+              <w:rPr>
+                <w:rFonts w:ascii="Consolas" w:hAnsi="Consolas"/>
+                <w:b w:val="0"/>
+                <w:i w:val="0"/>
+                <w:color w:val="1F2328"/>
                 <w:sz w:val="19"/>
               </w:rPr>
-              <w:t>Requisito</w:t>
+              <w:t>mix test test/factory/tasks/state_machine_test.exs    mix test test/factory/tasks/transition_test.exs</w:t>
+            </w:r>
+          </w:p>
+        </w:tc>
+      </w:tr>
+    </w:tbl>
+    <w:p>
+      <w:pPr>
+        <w:spacing w:before="0" w:after="120"/>
+      </w:pPr>
+    </w:p>
+    <w:tbl>
+      <w:tblPr>
+        <w:tblW w:type="auto" w:w="0"/>
+        <w:jc w:val="center"/>
+        <w:tblLayout w:type="fixed"/>
+        <w:tblLook w:firstColumn="1" w:firstRow="1" w:lastColumn="0" w:lastRow="0" w:noHBand="0" w:noVBand="1" w:val="04A0"/>
+        <w:tblBorders>
+          <w:top w:val="nil"/>
+          <w:left w:val="nil"/>
+          <w:bottom w:val="nil"/>
+          <w:right w:val="nil"/>
+          <w:insideH w:val="nil"/>
+          <w:insideV w:val="nil"/>
+        </w:tblBorders>
+      </w:tblPr>
+      <w:tblGrid>
+        <w:gridCol w:w="11622"/>
+        <w:gridCol w:w="3402"/>
+      </w:tblGrid>
+      <w:tr>
+        <w:trPr>
+          <w:cantSplit/>
+        </w:trPr>
+        <w:tc>
+          <w:tcPr>
+            <w:tcW w:type="dxa" w:w="11622"/>
+            <w:shd w:val="clear" w:color="auto" w:fill="1B2A41"/>
+            <w:tcMar>
+              <w:top w:w="158" w:type="dxa"/>
+              <w:left w:w="158" w:type="dxa"/>
+              <w:bottom w:w="158" w:type="dxa"/>
+              <w:right w:w="158" w:type="dxa"/>
+            </w:tcMar>
+          </w:tcPr>
+          <w:p>
+            <w:pPr>
+              <w:keepNext/>
+              <w:spacing w:before="0" w:after="0"/>
+            </w:pPr>
+            <w:r>
+              <w:rPr>
+                <w:rFonts w:ascii="Consolas" w:hAnsi="Consolas"/>
+                <w:b/>
+                <w:i w:val="0"/>
+                <w:color w:val="E9A23B"/>
+                <w:sz w:val="24"/>
+              </w:rPr>
+              <w:t xml:space="preserve">FAB-402   </w:t>
+            </w:r>
+            <w:r>
+              <w:rPr>
+                <w:b/>
+                <w:i w:val="0"/>
+                <w:color w:val="FFFFFF"/>
+                <w:sz w:val="27"/>
+              </w:rPr>
+              <w:t>Fila por dependências e equipe especializada</w:t>
+            </w:r>
+          </w:p>
+        </w:tc>
+        <w:tc>
+          <w:tcPr>
+            <w:tcW w:type="dxa" w:w="3402"/>
+            <w:shd w:val="clear" w:color="auto" w:fill="2A9D8F"/>
+            <w:tcMar>
+              <w:top w:w="158" w:type="dxa"/>
+              <w:left w:w="158" w:type="dxa"/>
+              <w:bottom w:w="158" w:type="dxa"/>
+              <w:right w:w="158" w:type="dxa"/>
+            </w:tcMar>
+          </w:tcPr>
+          <w:p>
+            <w:pPr>
+              <w:keepNext/>
+              <w:spacing w:before="0" w:after="0"/>
+              <w:jc w:val="center"/>
+            </w:pPr>
+            <w:r>
+              <w:rPr>
+                <w:b/>
+                <w:i w:val="0"/>
+                <w:color w:val="FFFFFF"/>
+                <w:sz w:val="25"/>
+              </w:rPr>
+              <w:t>✓ Concluída</w:t>
+            </w:r>
+          </w:p>
+        </w:tc>
+      </w:tr>
+      <w:tr>
+        <w:trPr>
+          <w:cantSplit/>
+        </w:trPr>
+        <w:tc>
+          <w:tcPr>
+            <w:tcW w:type="dxa" w:w="15024"/>
+            <w:gridSpan w:val="2"/>
+            <w:shd w:val="clear" w:color="auto" w:fill="F2F4F7"/>
+            <w:tcMar>
+              <w:top w:w="198" w:type="dxa"/>
+              <w:left w:w="198" w:type="dxa"/>
+              <w:bottom w:w="198" w:type="dxa"/>
+              <w:right w:w="198" w:type="dxa"/>
+            </w:tcMar>
+          </w:tcPr>
+          <w:p>
+            <w:pPr>
+              <w:keepNext/>
+              <w:spacing w:before="0" w:after="80"/>
+            </w:pPr>
+            <w:r>
+              <w:rPr>
+                <w:b/>
+                <w:i w:val="0"/>
+                <w:color w:val="4A6FA5"/>
+                <w:sz w:val="22"/>
+              </w:rPr>
+              <w:t xml:space="preserve">O que é   </w:t>
+            </w:r>
+            <w:r>
+              <w:rPr>
+                <w:b w:val="0"/>
+                <w:i w:val="0"/>
+                <w:color w:val="1F2328"/>
+                <w:sz w:val="23"/>
+              </w:rPr>
+              <w:t>Cria o escalonador: decide quais tarefas passam a 'pronta' (todas as dependências concluídas) e em que ordem a fila é despachada. Também cria a equipe de especialistas versionada e a regra que decide quem constrói cada tarefa: o papel genérico mais, opcionalmente, um especialista.</w:t>
+            </w:r>
+          </w:p>
+          <w:p>
+            <w:pPr>
+              <w:keepNext/>
+              <w:spacing w:before="0" w:after="80"/>
+            </w:pPr>
+            <w:r>
+              <w:rPr>
+                <w:b/>
+                <w:i w:val="0"/>
+                <w:color w:val="4A6FA5"/>
+                <w:sz w:val="22"/>
+              </w:rPr>
+              <w:t xml:space="preserve">Por que   </w:t>
+            </w:r>
+            <w:r>
+              <w:rPr>
+                <w:b w:val="0"/>
+                <w:i w:val="0"/>
+                <w:color w:val="1F2328"/>
+                <w:sz w:val="23"/>
+              </w:rPr>
+              <w:t>Tira do modelo decisões que cabem num teste (promoção e ordem) e mantém a disciplina do papel sempre presente, com o especialista apenas acrescentando conhecimento de domínio.</w:t>
+            </w:r>
+          </w:p>
+          <w:p>
+            <w:pPr>
+              <w:pStyle w:val="ListBullet"/>
+              <w:keepNext/>
+              <w:spacing w:after="20"/>
+            </w:pPr>
+            <w:r>
+              <w:rPr>
+                <w:rFonts w:ascii="Consolas" w:hAnsi="Consolas"/>
+                <w:b w:val="0"/>
+                <w:i w:val="0"/>
+                <w:color w:val="2A4A7F"/>
+                <w:sz w:val="20"/>
+              </w:rPr>
+              <w:t>Factory.Tasks.Scheduler.promote/1</w:t>
+            </w:r>
+            <w:r>
+              <w:rPr>
+                <w:b w:val="0"/>
+                <w:i w:val="0"/>
+                <w:color w:val="1F2328"/>
+                <w:sz w:val="21"/>
+              </w:rPr>
+              <w:t>: dependência cancelada só conta se todas as substitutas estiverem satisfeitas; bloqueada nunca conta</w:t>
+            </w:r>
+          </w:p>
+          <w:p>
+            <w:pPr>
+              <w:pStyle w:val="ListBullet"/>
+              <w:keepNext/>
+              <w:spacing w:after="20"/>
+            </w:pPr>
+            <w:r>
+              <w:rPr>
+                <w:rFonts w:ascii="Consolas" w:hAnsi="Consolas"/>
+                <w:b w:val="0"/>
+                <w:i w:val="0"/>
+                <w:color w:val="2A4A7F"/>
+                <w:sz w:val="20"/>
+              </w:rPr>
+              <w:t>Scheduler.next_steps/2</w:t>
+            </w:r>
+            <w:r>
+              <w:rPr>
+                <w:b w:val="0"/>
+                <w:i w:val="0"/>
+                <w:color w:val="1F2328"/>
+                <w:sz w:val="21"/>
+              </w:rPr>
+              <w:t xml:space="preserve"> ordena por prioridade, depois por quantas tarefas abertas cada uma destrava, depois por código</w:t>
+            </w:r>
+          </w:p>
+          <w:p>
+            <w:pPr>
+              <w:pStyle w:val="ListBullet"/>
+              <w:keepNext/>
+              <w:spacing w:after="20"/>
+            </w:pPr>
+            <w:r>
+              <w:rPr>
+                <w:rFonts w:ascii="Consolas" w:hAnsi="Consolas"/>
+                <w:b w:val="0"/>
+                <w:i w:val="0"/>
+                <w:color w:val="2A4A7F"/>
+                <w:sz w:val="20"/>
+              </w:rPr>
+              <w:t>Factory.Team.define/2</w:t>
+            </w:r>
+            <w:r>
+              <w:rPr>
+                <w:b w:val="0"/>
+                <w:i w:val="0"/>
+                <w:color w:val="1F2328"/>
+                <w:sz w:val="21"/>
+              </w:rPr>
+              <w:t xml:space="preserve"> desativa a versão antiga e insere a nova numa transação (índice único parcial </w:t>
+            </w:r>
+            <w:r>
+              <w:rPr>
+                <w:rFonts w:ascii="Consolas" w:hAnsi="Consolas"/>
+                <w:b w:val="0"/>
+                <w:i w:val="0"/>
+                <w:color w:val="2A4A7F"/>
+                <w:sz w:val="20"/>
+              </w:rPr>
+              <w:t>where: active</w:t>
+            </w:r>
+            <w:r>
+              <w:rPr>
+                <w:b w:val="0"/>
+                <w:i w:val="0"/>
+                <w:color w:val="1F2328"/>
+                <w:sz w:val="21"/>
+              </w:rPr>
+              <w:t>)</w:t>
+            </w:r>
+          </w:p>
+          <w:p>
+            <w:pPr>
+              <w:pStyle w:val="ListBullet"/>
+              <w:keepNext/>
+              <w:spacing w:after="20"/>
+            </w:pPr>
+            <w:r>
+              <w:rPr>
+                <w:rFonts w:ascii="Consolas" w:hAnsi="Consolas"/>
+                <w:b w:val="0"/>
+                <w:i w:val="0"/>
+                <w:color w:val="2A4A7F"/>
+                <w:sz w:val="20"/>
+              </w:rPr>
+              <w:t>Factory.Team.Resolution.resolve/3</w:t>
+            </w:r>
+            <w:r>
+              <w:rPr>
+                <w:b w:val="0"/>
+                <w:i w:val="0"/>
+                <w:color w:val="1F2328"/>
+                <w:sz w:val="21"/>
+              </w:rPr>
+              <w:t xml:space="preserve"> dá dois resultados: papel sozinho ou papel + especialista; especialista inexistente é registrado como defeito</w:t>
+            </w:r>
+          </w:p>
+          <w:p>
+            <w:pPr>
+              <w:keepNext/>
+              <w:spacing w:before="80" w:after="0"/>
+            </w:pPr>
+            <w:r>
+              <w:rPr>
+                <w:b/>
+                <w:i w:val="0"/>
+                <w:color w:val="4A6FA5"/>
+                <w:sz w:val="22"/>
+              </w:rPr>
+              <w:t xml:space="preserve">Verificar   </w:t>
+            </w:r>
+            <w:r>
+              <w:rPr>
+                <w:rFonts w:ascii="Consolas" w:hAnsi="Consolas"/>
+                <w:b w:val="0"/>
+                <w:i w:val="0"/>
+                <w:color w:val="1F2328"/>
+                <w:sz w:val="19"/>
+              </w:rPr>
+              <w:t>mix test test/factory/tasks/scheduler_test.exs    mix test test/factory/team/resolution_test.exs</w:t>
+            </w:r>
+          </w:p>
+        </w:tc>
+      </w:tr>
+    </w:tbl>
+    <w:p>
+      <w:pPr>
+        <w:spacing w:before="0" w:after="120"/>
+      </w:pPr>
+    </w:p>
+    <w:tbl>
+      <w:tblPr>
+        <w:tblW w:type="auto" w:w="0"/>
+        <w:jc w:val="center"/>
+        <w:tblLayout w:type="fixed"/>
+        <w:tblLook w:firstColumn="1" w:firstRow="1" w:lastColumn="0" w:lastRow="0" w:noHBand="0" w:noVBand="1" w:val="04A0"/>
+        <w:tblBorders>
+          <w:top w:val="nil"/>
+          <w:left w:val="nil"/>
+          <w:bottom w:val="nil"/>
+          <w:right w:val="nil"/>
+          <w:insideH w:val="nil"/>
+          <w:insideV w:val="nil"/>
+        </w:tblBorders>
+      </w:tblPr>
+      <w:tblGrid>
+        <w:gridCol w:w="11622"/>
+        <w:gridCol w:w="3402"/>
+      </w:tblGrid>
+      <w:tr>
+        <w:trPr>
+          <w:cantSplit/>
+        </w:trPr>
+        <w:tc>
+          <w:tcPr>
+            <w:tcW w:type="dxa" w:w="11622"/>
+            <w:shd w:val="clear" w:color="auto" w:fill="1B2A41"/>
+            <w:tcMar>
+              <w:top w:w="158" w:type="dxa"/>
+              <w:left w:w="158" w:type="dxa"/>
+              <w:bottom w:w="158" w:type="dxa"/>
+              <w:right w:w="158" w:type="dxa"/>
+            </w:tcMar>
+          </w:tcPr>
+          <w:p>
+            <w:pPr>
+              <w:keepNext/>
+              <w:spacing w:before="0" w:after="0"/>
+            </w:pPr>
+            <w:r>
+              <w:rPr>
+                <w:rFonts w:ascii="Consolas" w:hAnsi="Consolas"/>
+                <w:b/>
+                <w:i w:val="0"/>
+                <w:color w:val="E9A23B"/>
+                <w:sz w:val="24"/>
+              </w:rPr>
+              <w:t xml:space="preserve">FAB-403   </w:t>
+            </w:r>
+            <w:r>
+              <w:rPr>
+                <w:b/>
+                <w:i w:val="0"/>
+                <w:color w:val="FFFFFF"/>
+                <w:sz w:val="27"/>
+              </w:rPr>
+              <w:t>Critérios de aceite executados sozinhos</w:t>
+            </w:r>
+          </w:p>
+        </w:tc>
+        <w:tc>
+          <w:tcPr>
+            <w:tcW w:type="dxa" w:w="3402"/>
+            <w:shd w:val="clear" w:color="auto" w:fill="2A9D8F"/>
+            <w:tcMar>
+              <w:top w:w="158" w:type="dxa"/>
+              <w:left w:w="158" w:type="dxa"/>
+              <w:bottom w:w="158" w:type="dxa"/>
+              <w:right w:w="158" w:type="dxa"/>
+            </w:tcMar>
+          </w:tcPr>
+          <w:p>
+            <w:pPr>
+              <w:keepNext/>
+              <w:spacing w:before="0" w:after="0"/>
+              <w:jc w:val="center"/>
+            </w:pPr>
+            <w:r>
+              <w:rPr>
+                <w:b/>
+                <w:i w:val="0"/>
+                <w:color w:val="FFFFFF"/>
+                <w:sz w:val="25"/>
+              </w:rPr>
+              <w:t>✓ Concluída</w:t>
+            </w:r>
+          </w:p>
+        </w:tc>
+      </w:tr>
+      <w:tr>
+        <w:trPr>
+          <w:cantSplit/>
+        </w:trPr>
+        <w:tc>
+          <w:tcPr>
+            <w:tcW w:type="dxa" w:w="15024"/>
+            <w:gridSpan w:val="2"/>
+            <w:shd w:val="clear" w:color="auto" w:fill="F2F4F7"/>
+            <w:tcMar>
+              <w:top w:w="198" w:type="dxa"/>
+              <w:left w:w="198" w:type="dxa"/>
+              <w:bottom w:w="198" w:type="dxa"/>
+              <w:right w:w="198" w:type="dxa"/>
+            </w:tcMar>
+          </w:tcPr>
+          <w:p>
+            <w:pPr>
+              <w:keepNext/>
+              <w:spacing w:before="0" w:after="80"/>
+            </w:pPr>
+            <w:r>
+              <w:rPr>
+                <w:b/>
+                <w:i w:val="0"/>
+                <w:color w:val="4A6FA5"/>
+                <w:sz w:val="22"/>
+              </w:rPr>
+              <w:t xml:space="preserve">O que é   </w:t>
+            </w:r>
+            <w:r>
+              <w:rPr>
+                <w:b w:val="0"/>
+                <w:i w:val="0"/>
+                <w:color w:val="1F2328"/>
+                <w:sz w:val="23"/>
+              </w:rPr>
+              <w:t>Executa sozinho, antes de gastar um despacho de agente, todo critério de aceite que tem comando (</w:t>
+            </w:r>
+            <w:r>
+              <w:rPr>
+                <w:rFonts w:ascii="Consolas" w:hAnsi="Consolas"/>
+                <w:b w:val="0"/>
+                <w:i w:val="0"/>
+                <w:color w:val="2A4A7F"/>
+                <w:sz w:val="22"/>
+              </w:rPr>
+              <w:t>verify:</w:t>
+            </w:r>
+            <w:r>
+              <w:rPr>
+                <w:b w:val="0"/>
+                <w:i w:val="0"/>
+                <w:color w:val="1F2328"/>
+                <w:sz w:val="23"/>
+              </w:rPr>
+              <w:t>). Só roda binários de uma lista permitida e classifica cada falha: comando quebrado, problema de ambiente ou entrega errada. A suíte de testes do projeto entra sempre como critério implícito.</w:t>
+            </w:r>
+          </w:p>
+          <w:p>
+            <w:pPr>
+              <w:keepNext/>
+              <w:spacing w:before="0" w:after="80"/>
+            </w:pPr>
+            <w:r>
+              <w:rPr>
+                <w:b/>
+                <w:i w:val="0"/>
+                <w:color w:val="4A6FA5"/>
+                <w:sz w:val="22"/>
+              </w:rPr>
+              <w:t xml:space="preserve">Por que   </w:t>
+            </w:r>
+            <w:r>
+              <w:rPr>
+                <w:b w:val="0"/>
+                <w:i w:val="0"/>
+                <w:color w:val="1F2328"/>
+                <w:sz w:val="23"/>
+              </w:rPr>
+              <w:t>Separa 'o comando está errado' de 'a entrega está errada': sem isso, o construtor — que não pode mudar critérios — seria despachado de novo para consertar o que já estava certo, queimando ciclos.</w:t>
+            </w:r>
+          </w:p>
+          <w:p>
+            <w:pPr>
+              <w:pStyle w:val="ListBullet"/>
+              <w:keepNext/>
+              <w:spacing w:after="20"/>
+            </w:pPr>
+            <w:r>
+              <w:rPr>
+                <w:rFonts w:ascii="Consolas" w:hAnsi="Consolas"/>
+                <w:b w:val="0"/>
+                <w:i w:val="0"/>
+                <w:color w:val="2A4A7F"/>
+                <w:sz w:val="20"/>
+              </w:rPr>
+              <w:t>Factory.Criteria.run/3</w:t>
+            </w:r>
+            <w:r>
+              <w:rPr>
+                <w:b w:val="0"/>
+                <w:i w:val="0"/>
+                <w:color w:val="1F2328"/>
+                <w:sz w:val="21"/>
+              </w:rPr>
+              <w:t xml:space="preserve"> executa; comandos repetidos rodam uma vez e o segundo vira espelho</w:t>
+            </w:r>
+          </w:p>
+          <w:p>
+            <w:pPr>
+              <w:pStyle w:val="ListBullet"/>
+              <w:keepNext/>
+              <w:spacing w:after="20"/>
+            </w:pPr>
+            <w:r>
+              <w:rPr>
+                <w:rFonts w:ascii="Consolas" w:hAnsi="Consolas"/>
+                <w:b w:val="0"/>
+                <w:i w:val="0"/>
+                <w:color w:val="2A4A7F"/>
+                <w:sz w:val="20"/>
+              </w:rPr>
+              <w:t>Factory.Criteria.Allowlist.check/1</w:t>
+            </w:r>
+            <w:r>
+              <w:rPr>
+                <w:b w:val="0"/>
+                <w:i w:val="0"/>
+                <w:color w:val="1F2328"/>
+                <w:sz w:val="21"/>
+              </w:rPr>
+              <w:t xml:space="preserve"> é lista permitida (falha fechada): </w:t>
+            </w:r>
+            <w:r>
+              <w:rPr>
+                <w:rFonts w:ascii="Consolas" w:hAnsi="Consolas"/>
+                <w:b w:val="0"/>
+                <w:i w:val="0"/>
+                <w:color w:val="2A4A7F"/>
+                <w:sz w:val="20"/>
+              </w:rPr>
+              <w:t>git</w:t>
+            </w:r>
+            <w:r>
+              <w:rPr>
+                <w:b w:val="0"/>
+                <w:i w:val="0"/>
+                <w:color w:val="1F2328"/>
+                <w:sz w:val="21"/>
+              </w:rPr>
+              <w:t xml:space="preserve"> só leitura, </w:t>
+            </w:r>
+            <w:r>
+              <w:rPr>
+                <w:rFonts w:ascii="Consolas" w:hAnsi="Consolas"/>
+                <w:b w:val="0"/>
+                <w:i w:val="0"/>
+                <w:color w:val="2A4A7F"/>
+                <w:sz w:val="20"/>
+              </w:rPr>
+              <w:t>npx</w:t>
+            </w:r>
+            <w:r>
+              <w:rPr>
+                <w:b w:val="0"/>
+                <w:i w:val="0"/>
+                <w:color w:val="1F2328"/>
+                <w:sz w:val="21"/>
+              </w:rPr>
+              <w:t xml:space="preserve"> excluído</w:t>
+            </w:r>
+          </w:p>
+          <w:p>
+            <w:pPr>
+              <w:pStyle w:val="ListBullet"/>
+              <w:keepNext/>
+              <w:spacing w:after="20"/>
+            </w:pPr>
+            <w:r>
+              <w:rPr>
+                <w:rFonts w:ascii="Consolas" w:hAnsi="Consolas"/>
+                <w:b w:val="0"/>
+                <w:i w:val="0"/>
+                <w:color w:val="2A4A7F"/>
+                <w:sz w:val="20"/>
+              </w:rPr>
+              <w:t>Factory.Criteria.FailureClass.classify/1</w:t>
+            </w:r>
+            <w:r>
+              <w:rPr>
+                <w:b w:val="0"/>
+                <w:i w:val="0"/>
+                <w:color w:val="1F2328"/>
+                <w:sz w:val="21"/>
+              </w:rPr>
+              <w:t xml:space="preserve">: </w:t>
+            </w:r>
+            <w:r>
+              <w:rPr>
+                <w:rFonts w:ascii="Consolas" w:hAnsi="Consolas"/>
+                <w:b w:val="0"/>
+                <w:i w:val="0"/>
+                <w:color w:val="2A4A7F"/>
+                <w:sz w:val="20"/>
+              </w:rPr>
+              <w:t>:broken_tool</w:t>
+            </w:r>
+            <w:r>
+              <w:rPr>
+                <w:b w:val="0"/>
+                <w:i w:val="0"/>
+                <w:color w:val="1F2328"/>
+                <w:sz w:val="21"/>
+              </w:rPr>
+              <w:t xml:space="preserve"> e </w:t>
+            </w:r>
+            <w:r>
+              <w:rPr>
+                <w:rFonts w:ascii="Consolas" w:hAnsi="Consolas"/>
+                <w:b w:val="0"/>
+                <w:i w:val="0"/>
+                <w:color w:val="2A4A7F"/>
+                <w:sz w:val="20"/>
+              </w:rPr>
+              <w:t>:environment</w:t>
+            </w:r>
+            <w:r>
+              <w:rPr>
+                <w:b w:val="0"/>
+                <w:i w:val="0"/>
+                <w:color w:val="1F2328"/>
+                <w:sz w:val="21"/>
+              </w:rPr>
+              <w:t xml:space="preserve"> não gastam ciclo; </w:t>
+            </w:r>
+            <w:r>
+              <w:rPr>
+                <w:rFonts w:ascii="Consolas" w:hAnsi="Consolas"/>
+                <w:b w:val="0"/>
+                <w:i w:val="0"/>
+                <w:color w:val="2A4A7F"/>
+                <w:sz w:val="20"/>
+              </w:rPr>
+              <w:t>:delivery</w:t>
+            </w:r>
+            <w:r>
+              <w:rPr>
+                <w:b w:val="0"/>
+                <w:i w:val="0"/>
+                <w:color w:val="1F2328"/>
+                <w:sz w:val="21"/>
+              </w:rPr>
+              <w:t xml:space="preserve"> gasta; na dúvida, </w:t>
+            </w:r>
+            <w:r>
+              <w:rPr>
+                <w:rFonts w:ascii="Consolas" w:hAnsi="Consolas"/>
+                <w:b w:val="0"/>
+                <w:i w:val="0"/>
+                <w:color w:val="2A4A7F"/>
+                <w:sz w:val="20"/>
+              </w:rPr>
+              <w:t>:delivery</w:t>
+            </w:r>
+          </w:p>
+          <w:p>
+            <w:pPr>
+              <w:pStyle w:val="ListBullet"/>
+              <w:keepNext/>
+              <w:spacing w:after="20"/>
+            </w:pPr>
+            <w:r>
+              <w:rPr>
+                <w:rFonts w:ascii="Consolas" w:hAnsi="Consolas"/>
+                <w:b w:val="0"/>
+                <w:i w:val="0"/>
+                <w:color w:val="2A4A7F"/>
+                <w:sz w:val="20"/>
+              </w:rPr>
+              <w:t>Factory.Criteria.Suite</w:t>
+            </w:r>
+            <w:r>
+              <w:rPr>
+                <w:b w:val="0"/>
+                <w:i w:val="0"/>
+                <w:color w:val="1F2328"/>
+                <w:sz w:val="21"/>
+              </w:rPr>
+              <w:t xml:space="preserve"> pega o comando de testes de </w:t>
+            </w:r>
+            <w:r>
+              <w:rPr>
+                <w:rFonts w:ascii="Consolas" w:hAnsi="Consolas"/>
+                <w:b w:val="0"/>
+                <w:i w:val="0"/>
+                <w:color w:val="2A4A7F"/>
+                <w:sz w:val="20"/>
+              </w:rPr>
+              <w:t>_management/ci.json</w:t>
+            </w:r>
+            <w:r>
+              <w:rPr>
+                <w:b w:val="0"/>
+                <w:i w:val="0"/>
+                <w:color w:val="1F2328"/>
+                <w:sz w:val="21"/>
+              </w:rPr>
+              <w:t xml:space="preserve"> ou detecta pelo ecossistema (</w:t>
+            </w:r>
+            <w:r>
+              <w:rPr>
+                <w:rFonts w:ascii="Consolas" w:hAnsi="Consolas"/>
+                <w:b w:val="0"/>
+                <w:i w:val="0"/>
+                <w:color w:val="2A4A7F"/>
+                <w:sz w:val="20"/>
+              </w:rPr>
+              <w:t>Factory.Ecosystems</w:t>
+            </w:r>
+            <w:r>
+              <w:rPr>
+                <w:b w:val="0"/>
+                <w:i w:val="0"/>
+                <w:color w:val="1F2328"/>
+                <w:sz w:val="21"/>
+              </w:rPr>
+              <w:t>)</w:t>
+            </w:r>
+          </w:p>
+          <w:p>
+            <w:pPr>
+              <w:keepNext/>
+              <w:spacing w:before="80" w:after="0"/>
+            </w:pPr>
+            <w:r>
+              <w:rPr>
+                <w:b/>
+                <w:i w:val="0"/>
+                <w:color w:val="4A6FA5"/>
+                <w:sz w:val="22"/>
+              </w:rPr>
+              <w:t xml:space="preserve">Verificar   </w:t>
+            </w:r>
+            <w:r>
+              <w:rPr>
+                <w:rFonts w:ascii="Consolas" w:hAnsi="Consolas"/>
+                <w:b w:val="0"/>
+                <w:i w:val="0"/>
+                <w:color w:val="1F2328"/>
+                <w:sz w:val="19"/>
+              </w:rPr>
+              <w:t>mix test test/factory/criteria_test.exs    mix test test/factory/criteria/failure_class_test.exs    mix test test/factory/criteria/suite_test.exs</w:t>
+            </w:r>
+          </w:p>
+        </w:tc>
+      </w:tr>
+    </w:tbl>
+    <w:p>
+      <w:pPr>
+        <w:spacing w:before="0" w:after="120"/>
+      </w:pPr>
+    </w:p>
+    <w:tbl>
+      <w:tblPr>
+        <w:tblW w:type="auto" w:w="0"/>
+        <w:jc w:val="center"/>
+        <w:tblLayout w:type="fixed"/>
+        <w:tblLook w:firstColumn="1" w:firstRow="1" w:lastColumn="0" w:lastRow="0" w:noHBand="0" w:noVBand="1" w:val="04A0"/>
+        <w:tblBorders>
+          <w:top w:val="nil"/>
+          <w:left w:val="nil"/>
+          <w:bottom w:val="nil"/>
+          <w:right w:val="nil"/>
+          <w:insideH w:val="nil"/>
+          <w:insideV w:val="nil"/>
+        </w:tblBorders>
+      </w:tblPr>
+      <w:tblGrid>
+        <w:gridCol w:w="11622"/>
+        <w:gridCol w:w="3402"/>
+      </w:tblGrid>
+      <w:tr>
+        <w:trPr>
+          <w:cantSplit/>
+        </w:trPr>
+        <w:tc>
+          <w:tcPr>
+            <w:tcW w:type="dxa" w:w="11622"/>
+            <w:shd w:val="clear" w:color="auto" w:fill="1B2A41"/>
+            <w:tcMar>
+              <w:top w:w="158" w:type="dxa"/>
+              <w:left w:w="158" w:type="dxa"/>
+              <w:bottom w:w="158" w:type="dxa"/>
+              <w:right w:w="158" w:type="dxa"/>
+            </w:tcMar>
+          </w:tcPr>
+          <w:p>
+            <w:pPr>
+              <w:keepNext/>
+              <w:spacing w:before="0" w:after="0"/>
+            </w:pPr>
+            <w:r>
+              <w:rPr>
+                <w:rFonts w:ascii="Consolas" w:hAnsi="Consolas"/>
+                <w:b/>
+                <w:i w:val="0"/>
+                <w:color w:val="E9A23B"/>
+                <w:sz w:val="24"/>
+              </w:rPr>
+              <w:t xml:space="preserve">FAB-404   </w:t>
+            </w:r>
+            <w:r>
+              <w:rPr>
+                <w:b/>
+                <w:i w:val="0"/>
+                <w:color w:val="FFFFFF"/>
+                <w:sz w:val="27"/>
+              </w:rPr>
+              <w:t>Os dois portões</w:t>
+            </w:r>
+          </w:p>
+        </w:tc>
+        <w:tc>
+          <w:tcPr>
+            <w:tcW w:type="dxa" w:w="3402"/>
+            <w:shd w:val="clear" w:color="auto" w:fill="2A9D8F"/>
+            <w:tcMar>
+              <w:top w:w="158" w:type="dxa"/>
+              <w:left w:w="158" w:type="dxa"/>
+              <w:bottom w:w="158" w:type="dxa"/>
+              <w:right w:w="158" w:type="dxa"/>
+            </w:tcMar>
+          </w:tcPr>
+          <w:p>
+            <w:pPr>
+              <w:keepNext/>
+              <w:spacing w:before="0" w:after="0"/>
+              <w:jc w:val="center"/>
+            </w:pPr>
+            <w:r>
+              <w:rPr>
+                <w:b/>
+                <w:i w:val="0"/>
+                <w:color w:val="FFFFFF"/>
+                <w:sz w:val="25"/>
+              </w:rPr>
+              <w:t>✓ Concluída</w:t>
+            </w:r>
+          </w:p>
+        </w:tc>
+      </w:tr>
+      <w:tr>
+        <w:trPr>
+          <w:cantSplit/>
+        </w:trPr>
+        <w:tc>
+          <w:tcPr>
+            <w:tcW w:type="dxa" w:w="15024"/>
+            <w:gridSpan w:val="2"/>
+            <w:shd w:val="clear" w:color="auto" w:fill="F2F4F7"/>
+            <w:tcMar>
+              <w:top w:w="198" w:type="dxa"/>
+              <w:left w:w="198" w:type="dxa"/>
+              <w:bottom w:w="198" w:type="dxa"/>
+              <w:right w:w="198" w:type="dxa"/>
+            </w:tcMar>
+          </w:tcPr>
+          <w:p>
+            <w:pPr>
+              <w:keepNext/>
+              <w:spacing w:before="0" w:after="80"/>
+            </w:pPr>
+            <w:r>
+              <w:rPr>
+                <w:b/>
+                <w:i w:val="0"/>
+                <w:color w:val="4A6FA5"/>
+                <w:sz w:val="22"/>
+              </w:rPr>
+              <w:t xml:space="preserve">O que é   </w:t>
+            </w:r>
+            <w:r>
+              <w:rPr>
+                <w:b w:val="0"/>
+                <w:i w:val="0"/>
+                <w:color w:val="1F2328"/>
+                <w:sz w:val="23"/>
+              </w:rPr>
+              <w:t>Cria os dois portões que toda entrega atravessa: o verificador ('funciona?', executando os critérios) e o revisor ('é o que foi pedido?' e 'está correto?', lendo o diff). Nenhum dos dois recebe ferramenta de escrita.</w:t>
+            </w:r>
+          </w:p>
+          <w:p>
+            <w:pPr>
+              <w:keepNext/>
+              <w:spacing w:before="0" w:after="80"/>
+            </w:pPr>
+            <w:r>
+              <w:rPr>
+                <w:b/>
+                <w:i w:val="0"/>
+                <w:color w:val="4A6FA5"/>
+                <w:sz w:val="22"/>
+              </w:rPr>
+              <w:t xml:space="preserve">Por que   </w:t>
+            </w:r>
+            <w:r>
+              <w:rPr>
+                <w:b w:val="0"/>
+                <w:i w:val="0"/>
+                <w:color w:val="1F2328"/>
+                <w:sz w:val="23"/>
+              </w:rPr>
+              <w:t>Garante R3 (dois portões independentes): um portão que pode consertar o que reprova deixa de ser portão, e conformidade é julgada separada de defeito.</w:t>
+            </w:r>
+          </w:p>
+          <w:p>
+            <w:pPr>
+              <w:pStyle w:val="ListBullet"/>
+              <w:keepNext/>
+              <w:spacing w:after="20"/>
+            </w:pPr>
+            <w:r>
+              <w:rPr>
+                <w:rFonts w:ascii="Consolas" w:hAnsi="Consolas"/>
+                <w:b w:val="0"/>
+                <w:i w:val="0"/>
+                <w:color w:val="2A4A7F"/>
+                <w:sz w:val="20"/>
+              </w:rPr>
+              <w:t>Factory.Gates.Verifier.judge/1</w:t>
+            </w:r>
+            <w:r>
+              <w:rPr>
+                <w:b w:val="0"/>
+                <w:i w:val="0"/>
+                <w:color w:val="1F2328"/>
+                <w:sz w:val="21"/>
+              </w:rPr>
+              <w:t xml:space="preserve"> só aprova se nenhum critério falhou; </w:t>
+            </w:r>
+            <w:r>
+              <w:rPr>
+                <w:rFonts w:ascii="Consolas" w:hAnsi="Consolas"/>
+                <w:b w:val="0"/>
+                <w:i w:val="0"/>
+                <w:color w:val="2A4A7F"/>
+                <w:sz w:val="20"/>
+              </w:rPr>
+              <w:t>:inconclusive</w:t>
+            </w:r>
+            <w:r>
+              <w:rPr>
+                <w:b w:val="0"/>
+                <w:i w:val="0"/>
+                <w:color w:val="1F2328"/>
+                <w:sz w:val="21"/>
+              </w:rPr>
+              <w:t xml:space="preserve"> bloqueia — 'não sei' nunca vira 'sim'</w:t>
+            </w:r>
+          </w:p>
+          <w:p>
+            <w:pPr>
+              <w:pStyle w:val="ListBullet"/>
+              <w:keepNext/>
+              <w:spacing w:after="20"/>
+            </w:pPr>
+            <w:r>
+              <w:rPr>
+                <w:rFonts w:ascii="Consolas" w:hAnsi="Consolas"/>
+                <w:b w:val="0"/>
+                <w:i w:val="0"/>
+                <w:color w:val="2A4A7F"/>
+                <w:sz w:val="20"/>
+              </w:rPr>
+              <w:t>Factory.Gates.Reviewer.judge/2</w:t>
+            </w:r>
+            <w:r>
+              <w:rPr>
+                <w:b w:val="0"/>
+                <w:i w:val="0"/>
+                <w:color w:val="1F2328"/>
+                <w:sz w:val="21"/>
+              </w:rPr>
+              <w:t xml:space="preserve"> reprova por não conformidade mesmo com zero achados</w:t>
+            </w:r>
+          </w:p>
+          <w:p>
+            <w:pPr>
+              <w:pStyle w:val="ListBullet"/>
+              <w:keepNext/>
+              <w:spacing w:after="20"/>
+            </w:pPr>
+            <w:r>
+              <w:rPr>
+                <w:b w:val="0"/>
+                <w:i w:val="0"/>
+                <w:color w:val="1F2328"/>
+                <w:sz w:val="21"/>
+              </w:rPr>
+              <w:t xml:space="preserve">Achados no formato </w:t>
+            </w:r>
+            <w:r>
+              <w:rPr>
+                <w:rFonts w:ascii="Consolas" w:hAnsi="Consolas"/>
+                <w:b w:val="0"/>
+                <w:i w:val="0"/>
+                <w:color w:val="2A4A7F"/>
+                <w:sz w:val="20"/>
+              </w:rPr>
+              <w:t>[severidade] arquivo:linha — problema</w:t>
+            </w:r>
+            <w:r>
+              <w:rPr>
+                <w:b w:val="0"/>
+                <w:i w:val="0"/>
+                <w:color w:val="1F2328"/>
+                <w:sz w:val="21"/>
+              </w:rPr>
+              <w:t xml:space="preserve">, lidos por </w:t>
+            </w:r>
+            <w:r>
+              <w:rPr>
+                <w:rFonts w:ascii="Consolas" w:hAnsi="Consolas"/>
+                <w:b w:val="0"/>
+                <w:i w:val="0"/>
+                <w:color w:val="2A4A7F"/>
+                <w:sz w:val="20"/>
+              </w:rPr>
+              <w:t>parse_findings/1</w:t>
+            </w:r>
+          </w:p>
+          <w:p>
+            <w:pPr>
+              <w:pStyle w:val="ListBullet"/>
+              <w:keepNext/>
+              <w:spacing w:after="20"/>
+            </w:pPr>
+            <w:r>
+              <w:rPr>
+                <w:b w:val="0"/>
+                <w:i w:val="0"/>
+                <w:color w:val="1F2328"/>
+                <w:sz w:val="21"/>
+              </w:rPr>
+              <w:t>O módulo do revisor não lê o disco (um teste varre o fonte); só recebe o diff commitado</w:t>
+            </w:r>
+          </w:p>
+          <w:p>
+            <w:pPr>
+              <w:keepNext/>
+              <w:spacing w:before="80" w:after="0"/>
+            </w:pPr>
+            <w:r>
+              <w:rPr>
+                <w:b/>
+                <w:i w:val="0"/>
+                <w:color w:val="4A6FA5"/>
+                <w:sz w:val="22"/>
+              </w:rPr>
+              <w:t xml:space="preserve">Verificar   </w:t>
+            </w:r>
+            <w:r>
+              <w:rPr>
+                <w:rFonts w:ascii="Consolas" w:hAnsi="Consolas"/>
+                <w:b w:val="0"/>
+                <w:i w:val="0"/>
+                <w:color w:val="1F2328"/>
+                <w:sz w:val="19"/>
+              </w:rPr>
+              <w:t>mix test test/factory/gates_test.exs    mix test test/factory/gates/reviewer_test.exs</w:t>
+            </w:r>
+          </w:p>
+        </w:tc>
+      </w:tr>
+    </w:tbl>
+    <w:p>
+      <w:pPr>
+        <w:spacing w:before="0" w:after="120"/>
+      </w:pPr>
+    </w:p>
+    <w:tbl>
+      <w:tblPr>
+        <w:tblW w:type="auto" w:w="0"/>
+        <w:jc w:val="center"/>
+        <w:tblLayout w:type="fixed"/>
+        <w:tblLook w:firstColumn="1" w:firstRow="1" w:lastColumn="0" w:lastRow="0" w:noHBand="0" w:noVBand="1" w:val="04A0"/>
+        <w:tblBorders>
+          <w:top w:val="nil"/>
+          <w:left w:val="nil"/>
+          <w:bottom w:val="nil"/>
+          <w:right w:val="nil"/>
+          <w:insideH w:val="nil"/>
+          <w:insideV w:val="nil"/>
+        </w:tblBorders>
+      </w:tblPr>
+      <w:tblGrid>
+        <w:gridCol w:w="11622"/>
+        <w:gridCol w:w="3402"/>
+      </w:tblGrid>
+      <w:tr>
+        <w:trPr>
+          <w:cantSplit/>
+        </w:trPr>
+        <w:tc>
+          <w:tcPr>
+            <w:tcW w:type="dxa" w:w="11622"/>
+            <w:shd w:val="clear" w:color="auto" w:fill="1B2A41"/>
+            <w:tcMar>
+              <w:top w:w="158" w:type="dxa"/>
+              <w:left w:w="158" w:type="dxa"/>
+              <w:bottom w:w="158" w:type="dxa"/>
+              <w:right w:w="158" w:type="dxa"/>
+            </w:tcMar>
+          </w:tcPr>
+          <w:p>
+            <w:pPr>
+              <w:keepNext/>
+              <w:spacing w:before="0" w:after="0"/>
+            </w:pPr>
+            <w:r>
+              <w:rPr>
+                <w:rFonts w:ascii="Consolas" w:hAnsi="Consolas"/>
+                <w:b/>
+                <w:i w:val="0"/>
+                <w:color w:val="E9A23B"/>
+                <w:sz w:val="24"/>
+              </w:rPr>
+              <w:t xml:space="preserve">FAB-405   </w:t>
+            </w:r>
+            <w:r>
+              <w:rPr>
+                <w:b/>
+                <w:i w:val="0"/>
+                <w:color w:val="FFFFFF"/>
+                <w:sz w:val="27"/>
+              </w:rPr>
+              <w:t>Diagnóstico da reprovação e escada de resposta</w:t>
+            </w:r>
+          </w:p>
+        </w:tc>
+        <w:tc>
+          <w:tcPr>
+            <w:tcW w:type="dxa" w:w="3402"/>
+            <w:shd w:val="clear" w:color="auto" w:fill="2A9D8F"/>
+            <w:tcMar>
+              <w:top w:w="158" w:type="dxa"/>
+              <w:left w:w="158" w:type="dxa"/>
+              <w:bottom w:w="158" w:type="dxa"/>
+              <w:right w:w="158" w:type="dxa"/>
+            </w:tcMar>
+          </w:tcPr>
+          <w:p>
+            <w:pPr>
+              <w:keepNext/>
+              <w:spacing w:before="0" w:after="0"/>
+              <w:jc w:val="center"/>
+            </w:pPr>
+            <w:r>
+              <w:rPr>
+                <w:b/>
+                <w:i w:val="0"/>
+                <w:color w:val="FFFFFF"/>
+                <w:sz w:val="25"/>
+              </w:rPr>
+              <w:t>✓ Concluída</w:t>
+            </w:r>
+          </w:p>
+        </w:tc>
+      </w:tr>
+      <w:tr>
+        <w:trPr>
+          <w:cantSplit/>
+        </w:trPr>
+        <w:tc>
+          <w:tcPr>
+            <w:tcW w:type="dxa" w:w="15024"/>
+            <w:gridSpan w:val="2"/>
+            <w:shd w:val="clear" w:color="auto" w:fill="F2F4F7"/>
+            <w:tcMar>
+              <w:top w:w="198" w:type="dxa"/>
+              <w:left w:w="198" w:type="dxa"/>
+              <w:bottom w:w="198" w:type="dxa"/>
+              <w:right w:w="198" w:type="dxa"/>
+            </w:tcMar>
+          </w:tcPr>
+          <w:p>
+            <w:pPr>
+              <w:keepNext/>
+              <w:spacing w:before="0" w:after="80"/>
+            </w:pPr>
+            <w:r>
+              <w:rPr>
+                <w:b/>
+                <w:i w:val="0"/>
+                <w:color w:val="4A6FA5"/>
+                <w:sz w:val="22"/>
+              </w:rPr>
+              <w:t xml:space="preserve">O que é   </w:t>
+            </w:r>
+            <w:r>
+              <w:rPr>
+                <w:b w:val="0"/>
+                <w:i w:val="0"/>
+                <w:color w:val="1F2328"/>
+                <w:sz w:val="23"/>
+              </w:rPr>
+              <w:t>Decide COMO refazer uma tarefa reprovada, não só que ela deve ser refeita. Uma escada de quatro degraus escolhe a resposta (modelo mais forte, outro especialista, replanejar, bloquear para o humano) e um diagnóstico define o tamanho do retrabalho (escopo, número de voltas, foco).</w:t>
+            </w:r>
+          </w:p>
+          <w:p>
+            <w:pPr>
+              <w:keepNext/>
+              <w:spacing w:before="0" w:after="80"/>
+            </w:pPr>
+            <w:r>
+              <w:rPr>
+                <w:b/>
+                <w:i w:val="0"/>
+                <w:color w:val="4A6FA5"/>
+                <w:sz w:val="22"/>
+              </w:rPr>
+              <w:t xml:space="preserve">Por que   </w:t>
+            </w:r>
+            <w:r>
+              <w:rPr>
+                <w:b w:val="0"/>
+                <w:i w:val="0"/>
+                <w:color w:val="1F2328"/>
+                <w:sz w:val="23"/>
+              </w:rPr>
+              <w:t>Garante R4 e R5 (limite de ciclos e autocorreção): cada ciclo muda a estratégia com base num fato gravado (o contador de tentativas), e uma tarefa impossível não gera substitutas para sempre.</w:t>
+            </w:r>
+          </w:p>
+          <w:p>
+            <w:pPr>
+              <w:pStyle w:val="ListBullet"/>
+              <w:keepNext/>
+              <w:spacing w:after="20"/>
+            </w:pPr>
+            <w:r>
+              <w:rPr>
+                <w:rFonts w:ascii="Consolas" w:hAnsi="Consolas"/>
+                <w:b w:val="0"/>
+                <w:i w:val="0"/>
+                <w:color w:val="2A4A7F"/>
+                <w:sz w:val="20"/>
+              </w:rPr>
+              <w:t>Factory.Rework.Ladder.next_step/1</w:t>
+            </w:r>
+            <w:r>
+              <w:rPr>
+                <w:b w:val="0"/>
+                <w:i w:val="0"/>
+                <w:color w:val="1F2328"/>
+                <w:sz w:val="21"/>
+              </w:rPr>
+              <w:t>: 1ª falha sobe o modelo; 2ª com o mesmo especialista troca para o genérico reforçado; 3 ciclos → replanejar; de novo → bloquear</w:t>
+            </w:r>
+          </w:p>
+          <w:p>
+            <w:pPr>
+              <w:pStyle w:val="ListBullet"/>
+              <w:keepNext/>
+              <w:spacing w:after="20"/>
+            </w:pPr>
+            <w:r>
+              <w:rPr>
+                <w:b w:val="0"/>
+                <w:i w:val="0"/>
+                <w:color w:val="1F2328"/>
+                <w:sz w:val="21"/>
+              </w:rPr>
+              <w:t>Teto de 12 despachos por tarefa numa rodada como defesa em profundidade</w:t>
+            </w:r>
+          </w:p>
+          <w:p>
+            <w:pPr>
+              <w:pStyle w:val="ListBullet"/>
+              <w:keepNext/>
+              <w:spacing w:after="20"/>
+            </w:pPr>
+            <w:r>
+              <w:rPr>
+                <w:rFonts w:ascii="Consolas" w:hAnsi="Consolas"/>
+                <w:b w:val="0"/>
+                <w:i w:val="0"/>
+                <w:color w:val="2A4A7F"/>
+                <w:sz w:val="20"/>
+              </w:rPr>
+              <w:t>Factory.Rework.Diagnosis.diagnose/2</w:t>
+            </w:r>
+            <w:r>
+              <w:rPr>
+                <w:b w:val="0"/>
+                <w:i w:val="0"/>
+                <w:color w:val="1F2328"/>
+                <w:sz w:val="21"/>
+              </w:rPr>
+              <w:t xml:space="preserve"> classifica a falha: bloqueio, conformidade, funcional ou localizada</w:t>
+            </w:r>
+          </w:p>
+          <w:p>
+            <w:pPr>
+              <w:pStyle w:val="ListBullet"/>
+              <w:keepNext/>
+              <w:spacing w:after="20"/>
+            </w:pPr>
+            <w:r>
+              <w:rPr>
+                <w:rFonts w:ascii="Consolas" w:hAnsi="Consolas"/>
+                <w:b w:val="0"/>
+                <w:i w:val="0"/>
+                <w:color w:val="2A4A7F"/>
+                <w:sz w:val="20"/>
+              </w:rPr>
+              <w:t>Factory.Rework.Policy</w:t>
+            </w:r>
+            <w:r>
+              <w:rPr>
+                <w:b w:val="0"/>
+                <w:i w:val="0"/>
+                <w:color w:val="1F2328"/>
+                <w:sz w:val="21"/>
+              </w:rPr>
+              <w:t>: estreito 8 voltas, médio 18, amplo 30</w:t>
+            </w:r>
+          </w:p>
+          <w:p>
+            <w:pPr>
+              <w:keepNext/>
+              <w:spacing w:before="80" w:after="0"/>
+            </w:pPr>
+            <w:r>
+              <w:rPr>
+                <w:b/>
+                <w:i w:val="0"/>
+                <w:color w:val="4A6FA5"/>
+                <w:sz w:val="22"/>
+              </w:rPr>
+              <w:t xml:space="preserve">Verificar   </w:t>
+            </w:r>
+            <w:r>
+              <w:rPr>
+                <w:rFonts w:ascii="Consolas" w:hAnsi="Consolas"/>
+                <w:b w:val="0"/>
+                <w:i w:val="0"/>
+                <w:color w:val="1F2328"/>
+                <w:sz w:val="19"/>
+              </w:rPr>
+              <w:t>mix test test/factory/rework/ladder_test.exs    mix test test/factory/rework/diagnosis_test.exs</w:t>
+            </w:r>
+          </w:p>
+        </w:tc>
+      </w:tr>
+    </w:tbl>
+    <w:p>
+      <w:pPr>
+        <w:spacing w:before="0" w:after="120"/>
+      </w:pPr>
+    </w:p>
+    <w:tbl>
+      <w:tblPr>
+        <w:tblW w:type="auto" w:w="0"/>
+        <w:jc w:val="center"/>
+        <w:tblLayout w:type="fixed"/>
+        <w:tblLook w:firstColumn="1" w:firstRow="1" w:lastColumn="0" w:lastRow="0" w:noHBand="0" w:noVBand="1" w:val="04A0"/>
+        <w:tblBorders>
+          <w:top w:val="nil"/>
+          <w:left w:val="nil"/>
+          <w:bottom w:val="nil"/>
+          <w:right w:val="nil"/>
+          <w:insideH w:val="nil"/>
+          <w:insideV w:val="nil"/>
+        </w:tblBorders>
+      </w:tblPr>
+      <w:tblGrid>
+        <w:gridCol w:w="11622"/>
+        <w:gridCol w:w="3402"/>
+      </w:tblGrid>
+      <w:tr>
+        <w:trPr>
+          <w:cantSplit/>
+        </w:trPr>
+        <w:tc>
+          <w:tcPr>
+            <w:tcW w:type="dxa" w:w="11622"/>
+            <w:shd w:val="clear" w:color="auto" w:fill="1B2A41"/>
+            <w:tcMar>
+              <w:top w:w="158" w:type="dxa"/>
+              <w:left w:w="158" w:type="dxa"/>
+              <w:bottom w:w="158" w:type="dxa"/>
+              <w:right w:w="158" w:type="dxa"/>
+            </w:tcMar>
+          </w:tcPr>
+          <w:p>
+            <w:pPr>
+              <w:keepNext/>
+              <w:spacing w:before="0" w:after="0"/>
+            </w:pPr>
+            <w:r>
+              <w:rPr>
+                <w:rFonts w:ascii="Consolas" w:hAnsi="Consolas"/>
+                <w:b/>
+                <w:i w:val="0"/>
+                <w:color w:val="E9A23B"/>
+                <w:sz w:val="24"/>
+              </w:rPr>
+              <w:t xml:space="preserve">FAB-406   </w:t>
+            </w:r>
+            <w:r>
+              <w:rPr>
+                <w:b/>
+                <w:i w:val="0"/>
+                <w:color w:val="FFFFFF"/>
+                <w:sz w:val="27"/>
+              </w:rPr>
+              <w:t>Teto de gasto por rodada e por tarefa</w:t>
+            </w:r>
+          </w:p>
+        </w:tc>
+        <w:tc>
+          <w:tcPr>
+            <w:tcW w:type="dxa" w:w="3402"/>
+            <w:shd w:val="clear" w:color="auto" w:fill="2A9D8F"/>
+            <w:tcMar>
+              <w:top w:w="158" w:type="dxa"/>
+              <w:left w:w="158" w:type="dxa"/>
+              <w:bottom w:w="158" w:type="dxa"/>
+              <w:right w:w="158" w:type="dxa"/>
+            </w:tcMar>
+          </w:tcPr>
+          <w:p>
+            <w:pPr>
+              <w:keepNext/>
+              <w:spacing w:before="0" w:after="0"/>
+              <w:jc w:val="center"/>
+            </w:pPr>
+            <w:r>
+              <w:rPr>
+                <w:b/>
+                <w:i w:val="0"/>
+                <w:color w:val="FFFFFF"/>
+                <w:sz w:val="25"/>
+              </w:rPr>
+              <w:t>✓ Concluída</w:t>
+            </w:r>
+          </w:p>
+        </w:tc>
+      </w:tr>
+      <w:tr>
+        <w:trPr>
+          <w:cantSplit/>
+        </w:trPr>
+        <w:tc>
+          <w:tcPr>
+            <w:tcW w:type="dxa" w:w="15024"/>
+            <w:gridSpan w:val="2"/>
+            <w:shd w:val="clear" w:color="auto" w:fill="F2F4F7"/>
+            <w:tcMar>
+              <w:top w:w="198" w:type="dxa"/>
+              <w:left w:w="198" w:type="dxa"/>
+              <w:bottom w:w="198" w:type="dxa"/>
+              <w:right w:w="198" w:type="dxa"/>
+            </w:tcMar>
+          </w:tcPr>
+          <w:p>
+            <w:pPr>
+              <w:keepNext/>
+              <w:spacing w:before="0" w:after="80"/>
+            </w:pPr>
+            <w:r>
+              <w:rPr>
+                <w:b/>
+                <w:i w:val="0"/>
+                <w:color w:val="4A6FA5"/>
+                <w:sz w:val="22"/>
+              </w:rPr>
+              <w:t xml:space="preserve">O que é   </w:t>
+            </w:r>
+            <w:r>
+              <w:rPr>
+                <w:b w:val="0"/>
+                <w:i w:val="0"/>
+                <w:color w:val="1F2328"/>
+                <w:sz w:val="23"/>
+              </w:rPr>
+              <w:t>Implementa o teto de gasto: por rodada e por tarefa. Antes de despachar, o sistema verifica se o gasto acumulado mais a estimativa do próximo trabalho cabe no teto; se não cabe, não começa. Trabalho já em andamento nunca é interrompido.</w:t>
+            </w:r>
+          </w:p>
+          <w:p>
+            <w:pPr>
+              <w:keepNext/>
+              <w:spacing w:before="0" w:after="80"/>
+            </w:pPr>
+            <w:r>
+              <w:rPr>
+                <w:b/>
+                <w:i w:val="0"/>
+                <w:color w:val="4A6FA5"/>
+                <w:sz w:val="22"/>
+              </w:rPr>
+              <w:t xml:space="preserve">Por que   </w:t>
+            </w:r>
+            <w:r>
+              <w:rPr>
+                <w:b w:val="0"/>
+                <w:i w:val="0"/>
+                <w:color w:val="1F2328"/>
+                <w:sz w:val="23"/>
+              </w:rPr>
+              <w:t>Garante R14 (gasto limitado): interromper um agente no meio custa o mesmo e não entrega nada, então o controle é só não COMEÇAR o que não cabe.</w:t>
+            </w:r>
+          </w:p>
+          <w:p>
+            <w:pPr>
+              <w:pStyle w:val="ListBullet"/>
+              <w:keepNext/>
+              <w:spacing w:after="20"/>
+            </w:pPr>
+            <w:r>
+              <w:rPr>
+                <w:rFonts w:ascii="Consolas" w:hAnsi="Consolas"/>
+                <w:b w:val="0"/>
+                <w:i w:val="0"/>
+                <w:color w:val="2A4A7F"/>
+                <w:sz w:val="20"/>
+              </w:rPr>
+              <w:t>Factory.Budget.check_round/3</w:t>
+            </w:r>
+            <w:r>
+              <w:rPr>
+                <w:b w:val="0"/>
+                <w:i w:val="0"/>
+                <w:color w:val="1F2328"/>
+                <w:sz w:val="21"/>
+              </w:rPr>
+              <w:t xml:space="preserve"> compara gasto + estimativa com o teto da rodada</w:t>
+            </w:r>
+          </w:p>
+          <w:p>
+            <w:pPr>
+              <w:pStyle w:val="ListBullet"/>
+              <w:keepNext/>
+              <w:spacing w:after="20"/>
+            </w:pPr>
+            <w:r>
+              <w:rPr>
+                <w:rFonts w:ascii="Consolas" w:hAnsi="Consolas"/>
+                <w:b w:val="0"/>
+                <w:i w:val="0"/>
+                <w:color w:val="2A4A7F"/>
+                <w:sz w:val="20"/>
+              </w:rPr>
+              <w:t>Factory.Budget.task_cap/2</w:t>
+            </w:r>
+            <w:r>
+              <w:rPr>
+                <w:b w:val="0"/>
+                <w:i w:val="0"/>
+                <w:color w:val="1F2328"/>
+                <w:sz w:val="21"/>
+              </w:rPr>
+              <w:t xml:space="preserve"> é uma fração do teto da rodada; </w:t>
+            </w:r>
+            <w:r>
+              <w:rPr>
+                <w:rFonts w:ascii="Consolas" w:hAnsi="Consolas"/>
+                <w:b w:val="0"/>
+                <w:i w:val="0"/>
+                <w:color w:val="2A4A7F"/>
+                <w:sz w:val="20"/>
+              </w:rPr>
+              <w:t>check_task/2</w:t>
+            </w:r>
+            <w:r>
+              <w:rPr>
+                <w:b w:val="0"/>
+                <w:i w:val="0"/>
+                <w:color w:val="1F2328"/>
+                <w:sz w:val="21"/>
+              </w:rPr>
+              <w:t xml:space="preserve"> impede redespachar a mesma tarefa</w:t>
+            </w:r>
+          </w:p>
+          <w:p>
+            <w:pPr>
+              <w:pStyle w:val="ListBullet"/>
+              <w:keepNext/>
+              <w:spacing w:after="20"/>
+            </w:pPr>
+            <w:r>
+              <w:rPr>
+                <w:rFonts w:ascii="Consolas" w:hAnsi="Consolas"/>
+                <w:b w:val="0"/>
+                <w:i w:val="0"/>
+                <w:color w:val="2A4A7F"/>
+                <w:sz w:val="20"/>
+              </w:rPr>
+              <w:t>estimate_next_task/1</w:t>
+            </w:r>
+            <w:r>
+              <w:rPr>
+                <w:b w:val="0"/>
+                <w:i w:val="0"/>
+                <w:color w:val="1F2328"/>
+                <w:sz w:val="21"/>
+              </w:rPr>
+              <w:t xml:space="preserve"> se calibra pela média por tarefa CONCLUÍDA no próprio job, com padrão declarado na falta de medida</w:t>
+            </w:r>
+          </w:p>
+          <w:p>
+            <w:pPr>
+              <w:pStyle w:val="ListBullet"/>
+              <w:keepNext/>
+              <w:spacing w:after="20"/>
+            </w:pPr>
+            <w:r>
+              <w:rPr>
+                <w:b w:val="0"/>
+                <w:i w:val="0"/>
+                <w:color w:val="1F2328"/>
+                <w:sz w:val="21"/>
+              </w:rPr>
+              <w:t>Módulo puro: nenhuma função enxerga um despacho em andamento</w:t>
+            </w:r>
+          </w:p>
+          <w:p>
+            <w:pPr>
+              <w:keepNext/>
+              <w:spacing w:before="80" w:after="0"/>
+            </w:pPr>
+            <w:r>
+              <w:rPr>
+                <w:b/>
+                <w:i w:val="0"/>
+                <w:color w:val="4A6FA5"/>
+                <w:sz w:val="22"/>
+              </w:rPr>
+              <w:t xml:space="preserve">Verificar   </w:t>
+            </w:r>
+            <w:r>
+              <w:rPr>
+                <w:rFonts w:ascii="Consolas" w:hAnsi="Consolas"/>
+                <w:b w:val="0"/>
+                <w:i w:val="0"/>
+                <w:color w:val="1F2328"/>
+                <w:sz w:val="19"/>
+              </w:rPr>
+              <w:t>mix test test/factory/budget_test.exs</w:t>
+            </w:r>
+          </w:p>
+        </w:tc>
+      </w:tr>
+    </w:tbl>
+    <w:p>
+      <w:pPr>
+        <w:spacing w:before="0" w:after="120"/>
+      </w:pPr>
+    </w:p>
+    <w:tbl>
+      <w:tblPr>
+        <w:tblW w:type="auto" w:w="0"/>
+        <w:jc w:val="center"/>
+        <w:tblLayout w:type="fixed"/>
+        <w:tblLook w:firstColumn="1" w:firstRow="1" w:lastColumn="0" w:lastRow="0" w:noHBand="0" w:noVBand="1" w:val="04A0"/>
+        <w:tblBorders>
+          <w:top w:val="nil"/>
+          <w:left w:val="nil"/>
+          <w:bottom w:val="nil"/>
+          <w:right w:val="nil"/>
+          <w:insideH w:val="nil"/>
+          <w:insideV w:val="nil"/>
+        </w:tblBorders>
+      </w:tblPr>
+      <w:tblGrid>
+        <w:gridCol w:w="11622"/>
+        <w:gridCol w:w="3402"/>
+      </w:tblGrid>
+      <w:tr>
+        <w:trPr>
+          <w:cantSplit/>
+        </w:trPr>
+        <w:tc>
+          <w:tcPr>
+            <w:tcW w:type="dxa" w:w="11622"/>
+            <w:shd w:val="clear" w:color="auto" w:fill="1B2A41"/>
+            <w:tcMar>
+              <w:top w:w="158" w:type="dxa"/>
+              <w:left w:w="158" w:type="dxa"/>
+              <w:bottom w:w="158" w:type="dxa"/>
+              <w:right w:w="158" w:type="dxa"/>
+            </w:tcMar>
+          </w:tcPr>
+          <w:p>
+            <w:pPr>
+              <w:keepNext/>
+              <w:spacing w:before="0" w:after="0"/>
+            </w:pPr>
+            <w:r>
+              <w:rPr>
+                <w:rFonts w:ascii="Consolas" w:hAnsi="Consolas"/>
+                <w:b/>
+                <w:i w:val="0"/>
+                <w:color w:val="E9A23B"/>
+                <w:sz w:val="24"/>
+              </w:rPr>
+              <w:t xml:space="preserve">FAB-407   </w:t>
+            </w:r>
+            <w:r>
+              <w:rPr>
+                <w:b/>
+                <w:i w:val="0"/>
+                <w:color w:val="FFFFFF"/>
+                <w:sz w:val="27"/>
+              </w:rPr>
+              <w:t>Do pedido às tarefas: o planejador</w:t>
+            </w:r>
+          </w:p>
+        </w:tc>
+        <w:tc>
+          <w:tcPr>
+            <w:tcW w:type="dxa" w:w="3402"/>
+            <w:shd w:val="clear" w:color="auto" w:fill="2A9D8F"/>
+            <w:tcMar>
+              <w:top w:w="158" w:type="dxa"/>
+              <w:left w:w="158" w:type="dxa"/>
+              <w:bottom w:w="158" w:type="dxa"/>
+              <w:right w:w="158" w:type="dxa"/>
+            </w:tcMar>
+          </w:tcPr>
+          <w:p>
+            <w:pPr>
+              <w:keepNext/>
+              <w:spacing w:before="0" w:after="0"/>
+              <w:jc w:val="center"/>
+            </w:pPr>
+            <w:r>
+              <w:rPr>
+                <w:b/>
+                <w:i w:val="0"/>
+                <w:color w:val="FFFFFF"/>
+                <w:sz w:val="25"/>
+              </w:rPr>
+              <w:t>✓ Concluída</w:t>
+            </w:r>
+          </w:p>
+        </w:tc>
+      </w:tr>
+      <w:tr>
+        <w:trPr>
+          <w:cantSplit/>
+        </w:trPr>
+        <w:tc>
+          <w:tcPr>
+            <w:tcW w:type="dxa" w:w="15024"/>
+            <w:gridSpan w:val="2"/>
+            <w:shd w:val="clear" w:color="auto" w:fill="F2F4F7"/>
+            <w:tcMar>
+              <w:top w:w="198" w:type="dxa"/>
+              <w:left w:w="198" w:type="dxa"/>
+              <w:bottom w:w="198" w:type="dxa"/>
+              <w:right w:w="198" w:type="dxa"/>
+            </w:tcMar>
+          </w:tcPr>
+          <w:p>
+            <w:pPr>
+              <w:keepNext/>
+              <w:spacing w:before="0" w:after="80"/>
+            </w:pPr>
+            <w:r>
+              <w:rPr>
+                <w:b/>
+                <w:i w:val="0"/>
+                <w:color w:val="4A6FA5"/>
+                <w:sz w:val="22"/>
+              </w:rPr>
+              <w:t xml:space="preserve">O que é   </w:t>
+            </w:r>
+            <w:r>
+              <w:rPr>
+                <w:b w:val="0"/>
+                <w:i w:val="0"/>
+                <w:color w:val="1F2328"/>
+                <w:sz w:val="23"/>
+              </w:rPr>
+              <w:t xml:space="preserve">Cria o planejador: transforma um pedido em linguagem natural num grafo de 8 a 12 tarefas, com áreas, critérios e dependências, gravado no banco numa só transação. Em seguida publica cada tarefa como arquivo markdown e faz o commit com git. </w:t>
+            </w:r>
+            <w:r>
+              <w:rPr>
+                <w:rFonts w:ascii="Consolas" w:hAnsi="Consolas"/>
+                <w:b w:val="0"/>
+                <w:i w:val="0"/>
+                <w:color w:val="2A4A7F"/>
+                <w:sz w:val="22"/>
+              </w:rPr>
+              <w:t>mix factory.plan</w:t>
+            </w:r>
+            <w:r>
+              <w:rPr>
+                <w:b w:val="0"/>
+                <w:i w:val="0"/>
+                <w:color w:val="1F2328"/>
+                <w:sz w:val="23"/>
+              </w:rPr>
+              <w:t xml:space="preserve"> é a única entrada humana do sistema.</w:t>
+            </w:r>
+          </w:p>
+          <w:p>
+            <w:pPr>
+              <w:keepNext/>
+              <w:spacing w:before="0" w:after="80"/>
+            </w:pPr>
+            <w:r>
+              <w:rPr>
+                <w:b/>
+                <w:i w:val="0"/>
+                <w:color w:val="4A6FA5"/>
+                <w:sz w:val="22"/>
+              </w:rPr>
+              <w:t xml:space="preserve">Por que   </w:t>
+            </w:r>
+            <w:r>
+              <w:rPr>
+                <w:b w:val="0"/>
+                <w:i w:val="0"/>
+                <w:color w:val="1F2328"/>
+                <w:sz w:val="23"/>
+              </w:rPr>
+              <w:t>Garante R1 (do pedido às tarefas sem intervenção): plano inválido é recusado antes de tocar o banco, e nunca existe plano parcial.</w:t>
+            </w:r>
+          </w:p>
+          <w:p>
+            <w:pPr>
+              <w:pStyle w:val="ListBullet"/>
+              <w:keepNext/>
+              <w:spacing w:after="20"/>
+            </w:pPr>
+            <w:r>
+              <w:rPr>
+                <w:rFonts w:ascii="Consolas" w:hAnsi="Consolas"/>
+                <w:b w:val="0"/>
+                <w:i w:val="0"/>
+                <w:color w:val="2A4A7F"/>
+                <w:sz w:val="20"/>
+              </w:rPr>
+              <w:t>Factory.Planner.plan/3</w:t>
+            </w:r>
+            <w:r>
+              <w:rPr>
+                <w:b w:val="0"/>
+                <w:i w:val="0"/>
+                <w:color w:val="1F2328"/>
+                <w:sz w:val="21"/>
+              </w:rPr>
+              <w:t xml:space="preserve"> extrai o bloco JSON da última mensagem do agente (formato em </w:t>
+            </w:r>
+            <w:r>
+              <w:rPr>
+                <w:rFonts w:ascii="Consolas" w:hAnsi="Consolas"/>
+                <w:b w:val="0"/>
+                <w:i w:val="0"/>
+                <w:color w:val="2A4A7F"/>
+                <w:sz w:val="20"/>
+              </w:rPr>
+              <w:t>priv/doctrine/planner.md</w:t>
+            </w:r>
+            <w:r>
+              <w:rPr>
+                <w:b w:val="0"/>
+                <w:i w:val="0"/>
+                <w:color w:val="1F2328"/>
+                <w:sz w:val="21"/>
+              </w:rPr>
+              <w:t>)</w:t>
+            </w:r>
+          </w:p>
+          <w:p>
+            <w:pPr>
+              <w:pStyle w:val="ListBullet"/>
+              <w:keepNext/>
+              <w:spacing w:after="20"/>
+            </w:pPr>
+            <w:r>
+              <w:rPr>
+                <w:b w:val="0"/>
+                <w:i w:val="0"/>
+                <w:color w:val="1F2328"/>
+                <w:sz w:val="21"/>
+              </w:rPr>
+              <w:t xml:space="preserve">Recusa sem JSON válido, contagem fora de 8..12, área terminando em </w:t>
+            </w:r>
+            <w:r>
+              <w:rPr>
+                <w:rFonts w:ascii="Consolas" w:hAnsi="Consolas"/>
+                <w:b w:val="0"/>
+                <w:i w:val="0"/>
+                <w:color w:val="2A4A7F"/>
+                <w:sz w:val="20"/>
+              </w:rPr>
+              <w:t>/</w:t>
+            </w:r>
+            <w:r>
+              <w:rPr>
+                <w:b w:val="0"/>
+                <w:i w:val="0"/>
+                <w:color w:val="1F2328"/>
+                <w:sz w:val="21"/>
+              </w:rPr>
+              <w:t xml:space="preserve"> ou ciclo de dependências</w:t>
+            </w:r>
+          </w:p>
+          <w:p>
+            <w:pPr>
+              <w:pStyle w:val="ListBullet"/>
+              <w:keepNext/>
+              <w:spacing w:after="20"/>
+            </w:pPr>
+            <w:r>
+              <w:rPr>
+                <w:b w:val="0"/>
+                <w:i w:val="0"/>
+                <w:color w:val="1F2328"/>
+                <w:sz w:val="21"/>
+              </w:rPr>
+              <w:t xml:space="preserve">O código </w:t>
+            </w:r>
+            <w:r>
+              <w:rPr>
+                <w:rFonts w:ascii="Consolas" w:hAnsi="Consolas"/>
+                <w:b w:val="0"/>
+                <w:i w:val="0"/>
+                <w:color w:val="2A4A7F"/>
+                <w:sz w:val="20"/>
+              </w:rPr>
+              <w:t>T-NNN</w:t>
+            </w:r>
+            <w:r>
+              <w:rPr>
+                <w:b w:val="0"/>
+                <w:i w:val="0"/>
+                <w:color w:val="1F2328"/>
+                <w:sz w:val="21"/>
+              </w:rPr>
+              <w:t xml:space="preserve"> é atribuído pelo sistema, como status e tentativas</w:t>
+            </w:r>
+          </w:p>
+          <w:p>
+            <w:pPr>
+              <w:pStyle w:val="ListBullet"/>
+              <w:keepNext/>
+              <w:spacing w:after="20"/>
+            </w:pPr>
+            <w:r>
+              <w:rPr>
+                <w:rFonts w:ascii="Consolas" w:hAnsi="Consolas"/>
+                <w:b w:val="0"/>
+                <w:i w:val="0"/>
+                <w:color w:val="2A4A7F"/>
+                <w:sz w:val="20"/>
+              </w:rPr>
+              <w:t>Factory.Publishing.Markdown.generate/1</w:t>
+            </w:r>
+            <w:r>
+              <w:rPr>
+                <w:b w:val="0"/>
+                <w:i w:val="0"/>
+                <w:color w:val="1F2328"/>
+                <w:sz w:val="21"/>
+              </w:rPr>
+              <w:t xml:space="preserve"> é determinístico byte a byte (listas ordenadas, sem data de geração)</w:t>
+            </w:r>
+          </w:p>
+          <w:p>
+            <w:pPr>
+              <w:keepNext/>
+              <w:spacing w:before="80" w:after="0"/>
+            </w:pPr>
+            <w:r>
+              <w:rPr>
+                <w:b/>
+                <w:i w:val="0"/>
+                <w:color w:val="4A6FA5"/>
+                <w:sz w:val="22"/>
+              </w:rPr>
+              <w:t xml:space="preserve">Verificar   </w:t>
+            </w:r>
+            <w:r>
+              <w:rPr>
+                <w:rFonts w:ascii="Consolas" w:hAnsi="Consolas"/>
+                <w:b w:val="0"/>
+                <w:i w:val="0"/>
+                <w:color w:val="1F2328"/>
+                <w:sz w:val="19"/>
+              </w:rPr>
+              <w:t>mix test test/factory/planner_test.exs    mix test test/factory/publishing/markdown_test.exs    mix test test/factory/publishing/git_test.exs    mix test test/mix/plan_test.exs</w:t>
+            </w:r>
+          </w:p>
+        </w:tc>
+      </w:tr>
+    </w:tbl>
+    <w:p>
+      <w:pPr>
+        <w:spacing w:before="0" w:after="120"/>
+      </w:pPr>
+    </w:p>
+    <w:p>
+      <w:pPr>
+        <w:pageBreakBefore/>
+        <w:spacing w:before="0" w:after="40"/>
+      </w:pPr>
+      <w:r>
+        <w:rPr>
+          <w:rFonts w:ascii="Cambria" w:hAnsi="Cambria"/>
+          <w:b/>
+          <w:i w:val="0"/>
+          <w:color w:val="1B2A41"/>
+          <w:sz w:val="48"/>
+        </w:rPr>
+        <w:t>Como se prova a entrega</w:t>
+      </w:r>
+    </w:p>
+    <w:p>
+      <w:pPr>
+        <w:spacing w:before="0" w:after="200"/>
+      </w:pPr>
+      <w:r>
+        <w:rPr>
+          <w:b w:val="0"/>
+          <w:i w:val="0"/>
+          <w:color w:val="6B7480"/>
+          <w:sz w:val="25"/>
+        </w:rPr>
+        <w:t>A entrega combinada no plano, demonstrada por um teste ou execução real.</w:t>
+      </w:r>
+    </w:p>
+    <w:tbl>
+      <w:tblPr>
+        <w:tblW w:type="auto" w:w="0"/>
+        <w:jc w:val="center"/>
+        <w:tblLayout w:type="fixed"/>
+        <w:tblLook w:firstColumn="1" w:firstRow="1" w:lastColumn="0" w:lastRow="0" w:noHBand="0" w:noVBand="1" w:val="04A0"/>
+        <w:tblBorders>
+          <w:top w:val="nil"/>
+          <w:left w:val="nil"/>
+          <w:bottom w:val="nil"/>
+          <w:right w:val="nil"/>
+          <w:insideH w:val="nil"/>
+          <w:insideV w:val="nil"/>
+        </w:tblBorders>
+      </w:tblPr>
+      <w:tblGrid>
+        <w:gridCol w:w="15024"/>
+      </w:tblGrid>
+      <w:tr>
+        <w:tc>
+          <w:tcPr>
+            <w:tcW w:type="dxa" w:w="15024"/>
+            <w:shd w:val="clear" w:color="auto" w:fill="1B2A41"/>
+            <w:tcMar>
+              <w:top w:w="255" w:type="dxa"/>
+              <w:left w:w="255" w:type="dxa"/>
+              <w:bottom w:w="255" w:type="dxa"/>
+              <w:right w:w="255" w:type="dxa"/>
+            </w:tcMar>
+          </w:tcPr>
+          <w:p>
+            <w:pPr>
+              <w:spacing w:before="0" w:after="80"/>
+            </w:pPr>
+            <w:r>
+              <w:rPr>
+                <w:b/>
+                <w:i w:val="0"/>
+                <w:color w:val="FFFFFF"/>
+                <w:sz w:val="21"/>
+              </w:rPr>
+              <w:t>ENTREGA COMBINADA</w:t>
+            </w:r>
+          </w:p>
+          <w:p>
+            <w:pPr>
+              <w:spacing w:before="0" w:after="0"/>
+            </w:pPr>
+            <w:r>
+              <w:rPr>
+                <w:rFonts w:ascii="Cambria" w:hAnsi="Cambria"/>
+                <w:b/>
+                <w:i w:val="0"/>
+                <w:color w:val="FFFFFF"/>
+                <w:sz w:val="32"/>
+              </w:rPr>
+              <w:t>Uma tarefa percorre os seis estados, é reprovada de propósito, é refeita e conclui.</w:t>
+            </w:r>
+          </w:p>
+        </w:tc>
+      </w:tr>
+    </w:tbl>
+    <w:p>
+      <w:pPr>
+        <w:spacing w:before="0" w:after="160"/>
+      </w:pPr>
+    </w:p>
+    <w:p>
+      <w:pPr>
+        <w:spacing w:before="0" w:after="80"/>
+      </w:pPr>
+      <w:r>
+        <w:rPr>
+          <w:b/>
+          <w:i w:val="0"/>
+          <w:color w:val="1B2A41"/>
+          <w:sz w:val="28"/>
+        </w:rPr>
+        <w:t>O que o teste faz, passo a passo</w:t>
+      </w:r>
+    </w:p>
+    <w:p>
+      <w:pPr>
+        <w:spacing w:before="0" w:after="60"/>
+      </w:pPr>
+      <w:r>
+        <w:rPr>
+          <w:b/>
+          <w:i w:val="0"/>
+          <w:color w:val="E9A23B"/>
+          <w:sz w:val="26"/>
+        </w:rPr>
+        <w:t xml:space="preserve">1.  </w:t>
+      </w:r>
+      <w:r>
+        <w:rPr>
+          <w:rFonts w:ascii="Consolas" w:hAnsi="Consolas"/>
+          <w:b w:val="0"/>
+          <w:i w:val="0"/>
+          <w:color w:val="2A4A7F"/>
+          <w:sz w:val="23"/>
+        </w:rPr>
+        <w:t>ready → in_progress</w:t>
+      </w:r>
+      <w:r>
+        <w:rPr>
+          <w:b w:val="0"/>
+          <w:i w:val="0"/>
+          <w:color w:val="1F2328"/>
+          <w:sz w:val="24"/>
+        </w:rPr>
+        <w:t xml:space="preserve">: </w:t>
+      </w:r>
+      <w:r>
+        <w:rPr>
+          <w:rFonts w:ascii="Consolas" w:hAnsi="Consolas"/>
+          <w:b w:val="0"/>
+          <w:i w:val="0"/>
+          <w:color w:val="2A4A7F"/>
+          <w:sz w:val="23"/>
+        </w:rPr>
+        <w:t>attempts</w:t>
+      </w:r>
+      <w:r>
+        <w:rPr>
+          <w:b w:val="0"/>
+          <w:i w:val="0"/>
+          <w:color w:val="1F2328"/>
+          <w:sz w:val="24"/>
+        </w:rPr>
+        <w:t xml:space="preserve"> vira 1; o construtor entrega (</w:t>
+      </w:r>
+      <w:r>
+        <w:rPr>
+          <w:rFonts w:ascii="Consolas" w:hAnsi="Consolas"/>
+          <w:b w:val="0"/>
+          <w:i w:val="0"/>
+          <w:color w:val="2A4A7F"/>
+          <w:sz w:val="23"/>
+        </w:rPr>
+        <w:t>→ in_testing</w:t>
+      </w:r>
+      <w:r>
+        <w:rPr>
+          <w:b w:val="0"/>
+          <w:i w:val="0"/>
+          <w:color w:val="1F2328"/>
+          <w:sz w:val="24"/>
+        </w:rPr>
+        <w:t>) sem gastar tentativa</w:t>
+      </w:r>
+    </w:p>
+    <w:p>
+      <w:pPr>
+        <w:spacing w:before="0" w:after="60"/>
+      </w:pPr>
+      <w:r>
+        <w:rPr>
+          <w:b/>
+          <w:i w:val="0"/>
+          <w:color w:val="E9A23B"/>
+          <w:sz w:val="26"/>
+        </w:rPr>
+        <w:t xml:space="preserve">2.  </w:t>
+      </w:r>
+      <w:r>
+        <w:rPr>
+          <w:b w:val="0"/>
+          <w:i w:val="0"/>
+          <w:color w:val="1F2328"/>
+          <w:sz w:val="24"/>
+        </w:rPr>
+        <w:t>O verificador reprova: o critério exigia a mensagem exata 'invalid message: required field' e veio 'invalid' (</w:t>
+      </w:r>
+      <w:r>
+        <w:rPr>
+          <w:rFonts w:ascii="Consolas" w:hAnsi="Consolas"/>
+          <w:b w:val="0"/>
+          <w:i w:val="0"/>
+          <w:color w:val="2A4A7F"/>
+          <w:sz w:val="23"/>
+        </w:rPr>
+        <w:t>→ in_progress</w:t>
+      </w:r>
+      <w:r>
+        <w:rPr>
+          <w:b w:val="0"/>
+          <w:i w:val="0"/>
+          <w:color w:val="1F2328"/>
+          <w:sz w:val="24"/>
+        </w:rPr>
+        <w:t xml:space="preserve">, </w:t>
+      </w:r>
+      <w:r>
+        <w:rPr>
+          <w:rFonts w:ascii="Consolas" w:hAnsi="Consolas"/>
+          <w:b w:val="0"/>
+          <w:i w:val="0"/>
+          <w:color w:val="2A4A7F"/>
+          <w:sz w:val="23"/>
+        </w:rPr>
+        <w:t>attempts</w:t>
+      </w:r>
+      <w:r>
+        <w:rPr>
+          <w:b w:val="0"/>
+          <w:i w:val="0"/>
+          <w:color w:val="1F2328"/>
+          <w:sz w:val="24"/>
+        </w:rPr>
+        <w:t xml:space="preserve"> = 2)</w:t>
+      </w:r>
+    </w:p>
+    <w:p>
+      <w:pPr>
+        <w:spacing w:before="0" w:after="60"/>
+      </w:pPr>
+      <w:r>
+        <w:rPr>
+          <w:b/>
+          <w:i w:val="0"/>
+          <w:color w:val="E9A23B"/>
+          <w:sz w:val="26"/>
+        </w:rPr>
+        <w:t xml:space="preserve">3.  </w:t>
+      </w:r>
+      <w:r>
+        <w:rPr>
+          <w:rFonts w:ascii="Consolas" w:hAnsi="Consolas"/>
+          <w:b w:val="0"/>
+          <w:i w:val="0"/>
+          <w:color w:val="2A4A7F"/>
+          <w:sz w:val="23"/>
+        </w:rPr>
+        <w:t>Factory.Rework.Ladder.next_step/1</w:t>
+      </w:r>
+      <w:r>
+        <w:rPr>
+          <w:b w:val="0"/>
+          <w:i w:val="0"/>
+          <w:color w:val="1F2328"/>
+          <w:sz w:val="24"/>
+        </w:rPr>
+        <w:t xml:space="preserve"> responde </w:t>
+      </w:r>
+      <w:r>
+        <w:rPr>
+          <w:rFonts w:ascii="Consolas" w:hAnsi="Consolas"/>
+          <w:b w:val="0"/>
+          <w:i w:val="0"/>
+          <w:color w:val="2A4A7F"/>
+          <w:sz w:val="23"/>
+        </w:rPr>
+        <w:t>:escalate_model</w:t>
+      </w:r>
+      <w:r>
+        <w:rPr>
+          <w:b w:val="0"/>
+          <w:i w:val="0"/>
+          <w:color w:val="1F2328"/>
+          <w:sz w:val="24"/>
+        </w:rPr>
+        <w:t>, e o modelo do ciclo 2 difere do ciclo 1</w:t>
+      </w:r>
+    </w:p>
+    <w:p>
+      <w:pPr>
+        <w:spacing w:before="0" w:after="60"/>
+      </w:pPr>
+      <w:r>
+        <w:rPr>
+          <w:b/>
+          <w:i w:val="0"/>
+          <w:color w:val="E9A23B"/>
+          <w:sz w:val="26"/>
+        </w:rPr>
+        <w:t xml:space="preserve">4.  </w:t>
+      </w:r>
+      <w:r>
+        <w:rPr>
+          <w:b w:val="0"/>
+          <w:i w:val="0"/>
+          <w:color w:val="1F2328"/>
+          <w:sz w:val="24"/>
+        </w:rPr>
+        <w:t>Ciclo 2: teste aprova (</w:t>
+      </w:r>
+      <w:r>
+        <w:rPr>
+          <w:rFonts w:ascii="Consolas" w:hAnsi="Consolas"/>
+          <w:b w:val="0"/>
+          <w:i w:val="0"/>
+          <w:color w:val="2A4A7F"/>
+          <w:sz w:val="23"/>
+        </w:rPr>
+        <w:t>→ in_review</w:t>
+      </w:r>
+      <w:r>
+        <w:rPr>
+          <w:b w:val="0"/>
+          <w:i w:val="0"/>
+          <w:color w:val="1F2328"/>
+          <w:sz w:val="24"/>
+        </w:rPr>
+        <w:t>), revisor aprova (</w:t>
+      </w:r>
+      <w:r>
+        <w:rPr>
+          <w:rFonts w:ascii="Consolas" w:hAnsi="Consolas"/>
+          <w:b w:val="0"/>
+          <w:i w:val="0"/>
+          <w:color w:val="2A4A7F"/>
+          <w:sz w:val="23"/>
+        </w:rPr>
+        <w:t>→ done</w:t>
+      </w:r>
+      <w:r>
+        <w:rPr>
+          <w:b w:val="0"/>
+          <w:i w:val="0"/>
+          <w:color w:val="1F2328"/>
+          <w:sz w:val="24"/>
+        </w:rPr>
+        <w:t>)</w:t>
+      </w:r>
+    </w:p>
+    <w:p>
+      <w:pPr>
+        <w:spacing w:before="0" w:after="60"/>
+      </w:pPr>
+      <w:r>
+        <w:rPr>
+          <w:b/>
+          <w:i w:val="0"/>
+          <w:color w:val="E9A23B"/>
+          <w:sz w:val="26"/>
+        </w:rPr>
+        <w:t xml:space="preserve">5.  </w:t>
+      </w:r>
+      <w:r>
+        <w:rPr>
+          <w:b w:val="0"/>
+          <w:i w:val="0"/>
+          <w:color w:val="1F2328"/>
+          <w:sz w:val="24"/>
+        </w:rPr>
+        <w:t>Confere o histórico pronta → execução → teste → execução → teste → revisão → concluída e o custo de cada ciclo consultável separadamente</w:t>
+      </w:r>
+    </w:p>
+    <w:p>
+      <w:pPr>
+        <w:spacing w:before="0" w:after="120"/>
+      </w:pPr>
+    </w:p>
+    <w:tbl>
+      <w:tblPr>
+        <w:tblW w:type="auto" w:w="0"/>
+        <w:jc w:val="center"/>
+        <w:tblLayout w:type="fixed"/>
+        <w:tblLook w:firstColumn="1" w:firstRow="1" w:lastColumn="0" w:lastRow="0" w:noHBand="0" w:noVBand="1" w:val="04A0"/>
+        <w:tblBorders>
+          <w:top w:val="nil"/>
+          <w:left w:val="nil"/>
+          <w:bottom w:val="nil"/>
+          <w:right w:val="nil"/>
+          <w:insideH w:val="nil"/>
+          <w:insideV w:val="nil"/>
+        </w:tblBorders>
+      </w:tblPr>
+      <w:tblGrid>
+        <w:gridCol w:w="15024"/>
+      </w:tblGrid>
+      <w:tr>
+        <w:tc>
+          <w:tcPr>
+            <w:tcW w:type="dxa" w:w="15024"/>
+            <w:shd w:val="clear" w:color="auto" w:fill="EEF2F7"/>
+            <w:tcMar>
+              <w:top w:w="198" w:type="dxa"/>
+              <w:left w:w="198" w:type="dxa"/>
+              <w:bottom w:w="198" w:type="dxa"/>
+              <w:right w:w="198" w:type="dxa"/>
+            </w:tcMar>
+          </w:tcPr>
+          <w:p>
+            <w:pPr>
+              <w:spacing w:before="0" w:after="60"/>
+            </w:pPr>
+            <w:r>
+              <w:rPr>
+                <w:b/>
+                <w:i w:val="0"/>
+                <w:color w:val="4A6FA5"/>
+                <w:sz w:val="21"/>
+              </w:rPr>
+              <w:t>COMO DEMONSTRAR</w:t>
+            </w:r>
+          </w:p>
+          <w:p>
+            <w:pPr>
+              <w:spacing w:before="0" w:after="0"/>
+            </w:pPr>
+            <w:r>
+              <w:rPr>
+                <w:rFonts w:ascii="Consolas" w:hAnsi="Consolas"/>
+                <w:b w:val="0"/>
+                <w:i w:val="0"/>
+                <w:color w:val="1F2328"/>
+                <w:sz w:val="24"/>
+              </w:rPr>
+              <w:t>mix test test/factory/milestone_e4_test.exs — histórico com os seis estados, reprovação por entrega errada, modelo sobe no 2º ciclo, custo por ciclo separado.</w:t>
+            </w:r>
+          </w:p>
+        </w:tc>
+      </w:tr>
+    </w:tbl>
+    <w:p>
+      <w:pPr>
+        <w:spacing w:before="120" w:after="80"/>
+      </w:pPr>
+      <w:r>
+        <w:rPr>
+          <w:b w:val="0"/>
+          <w:i w:val="0"/>
+          <w:color w:val="6B7480"/>
+          <w:sz w:val="23"/>
+        </w:rPr>
+        <w:t>Na branch desta etapa, a verificação completa (mix factory.ci) passa nos 6 estágios, com 908 testes automáticos.</w:t>
+      </w:r>
+    </w:p>
+    <w:p>
+      <w:pPr>
+        <w:pageBreakBefore/>
+        <w:spacing w:before="0" w:after="40"/>
+      </w:pPr>
+      <w:r>
+        <w:rPr>
+          <w:rFonts w:ascii="Cambria" w:hAnsi="Cambria"/>
+          <w:b/>
+          <w:i w:val="0"/>
+          <w:color w:val="1B2A41"/>
+          <w:sz w:val="48"/>
+        </w:rPr>
+        <w:t>Números da etapa</w:t>
+      </w:r>
+    </w:p>
+    <w:p>
+      <w:pPr>
+        <w:spacing w:before="0" w:after="200"/>
+      </w:pPr>
+      <w:r>
+        <w:rPr>
+          <w:b w:val="0"/>
+          <w:i w:val="0"/>
+          <w:color w:val="6B7480"/>
+          <w:sz w:val="25"/>
+        </w:rPr>
+        <w:t>Medidos no código da branch desta etapa; o crescimento compara com a etapa anterior.</w:t>
+      </w:r>
+    </w:p>
+    <w:tbl>
+      <w:tblPr>
+        <w:tblW w:type="auto" w:w="0"/>
+        <w:jc w:val="center"/>
+        <w:tblLayout w:type="fixed"/>
+        <w:tblLook w:firstColumn="1" w:firstRow="1" w:lastColumn="0" w:lastRow="0" w:noHBand="0" w:noVBand="1" w:val="04A0"/>
+        <w:tblBorders>
+          <w:top w:val="nil"/>
+          <w:left w:val="nil"/>
+          <w:bottom w:val="nil"/>
+          <w:right w:val="nil"/>
+          <w:insideH w:val="nil"/>
+          <w:insideV w:val="nil"/>
+        </w:tblBorders>
+      </w:tblPr>
+      <w:tblGrid>
+        <w:gridCol w:w="3742"/>
+        <w:gridCol w:w="3742"/>
+        <w:gridCol w:w="3742"/>
+        <w:gridCol w:w="3742"/>
+      </w:tblGrid>
+      <w:tr>
+        <w:tc>
+          <w:tcPr>
+            <w:tcW w:type="dxa" w:w="3742"/>
+            <w:shd w:val="clear" w:color="auto" w:fill="F2F4F7"/>
+            <w:tcMar>
+              <w:top w:w="198" w:type="dxa"/>
+              <w:left w:w="198" w:type="dxa"/>
+              <w:bottom w:w="198" w:type="dxa"/>
+              <w:right w:w="198" w:type="dxa"/>
+            </w:tcMar>
+          </w:tcPr>
+          <w:p>
+            <w:pPr>
+              <w:spacing w:before="0" w:after="0"/>
+            </w:pPr>
+            <w:r>
+              <w:rPr>
+                <w:rFonts w:ascii="Cambria" w:hAnsi="Cambria"/>
+                <w:b/>
+                <w:i w:val="0"/>
+                <w:color w:val="1B2A41"/>
+                <w:sz w:val="56"/>
+              </w:rPr>
+              <w:t>908</w:t>
+            </w:r>
+          </w:p>
+          <w:p>
+            <w:pPr>
+              <w:spacing w:before="0" w:after="0"/>
+            </w:pPr>
+            <w:r>
+              <w:rPr>
+                <w:b w:val="0"/>
+                <w:i w:val="0"/>
+                <w:color w:val="6B7480"/>
+                <w:sz w:val="22"/>
+              </w:rPr>
+              <w:t>testes automáticos</w:t>
+            </w:r>
+          </w:p>
+          <w:p>
+            <w:pPr>
+              <w:spacing w:before="0" w:after="0"/>
+            </w:pPr>
+            <w:r>
+              <w:rPr>
+                <w:b/>
+                <w:i w:val="0"/>
+                <w:color w:val="2A9D8F"/>
+                <w:sz w:val="21"/>
+              </w:rPr>
+              <w:t>+350 nesta etapa</w:t>
+            </w:r>
+          </w:p>
+        </w:tc>
+        <w:tc>
+          <w:tcPr>
+            <w:tcW w:type="dxa" w:w="3742"/>
+            <w:shd w:val="clear" w:color="auto" w:fill="F2F4F7"/>
+            <w:tcMar>
+              <w:top w:w="198" w:type="dxa"/>
+              <w:left w:w="198" w:type="dxa"/>
+              <w:bottom w:w="198" w:type="dxa"/>
+              <w:right w:w="198" w:type="dxa"/>
+            </w:tcMar>
+          </w:tcPr>
+          <w:p>
+            <w:pPr>
+              <w:spacing w:before="0" w:after="0"/>
+            </w:pPr>
+            <w:r>
+              <w:rPr>
+                <w:rFonts w:ascii="Cambria" w:hAnsi="Cambria"/>
+                <w:b/>
+                <w:i w:val="0"/>
+                <w:color w:val="1B2A41"/>
+                <w:sz w:val="56"/>
+              </w:rPr>
+              <w:t>9.197</w:t>
+            </w:r>
+          </w:p>
+          <w:p>
+            <w:pPr>
+              <w:spacing w:before="0" w:after="0"/>
+            </w:pPr>
+            <w:r>
+              <w:rPr>
+                <w:b w:val="0"/>
+                <w:i w:val="0"/>
+                <w:color w:val="6B7480"/>
+                <w:sz w:val="22"/>
+              </w:rPr>
+              <w:t>linhas em lib/</w:t>
+            </w:r>
+          </w:p>
+          <w:p>
+            <w:pPr>
+              <w:spacing w:before="0" w:after="0"/>
+            </w:pPr>
+            <w:r>
+              <w:rPr>
+                <w:b/>
+                <w:i w:val="0"/>
+                <w:color w:val="2A9D8F"/>
+                <w:sz w:val="21"/>
+              </w:rPr>
+              <w:t>+3.423 nesta etapa</w:t>
+            </w:r>
+          </w:p>
+        </w:tc>
+        <w:tc>
+          <w:tcPr>
+            <w:tcW w:type="dxa" w:w="3742"/>
+            <w:shd w:val="clear" w:color="auto" w:fill="F2F4F7"/>
+            <w:tcMar>
+              <w:top w:w="198" w:type="dxa"/>
+              <w:left w:w="198" w:type="dxa"/>
+              <w:bottom w:w="198" w:type="dxa"/>
+              <w:right w:w="198" w:type="dxa"/>
+            </w:tcMar>
+          </w:tcPr>
+          <w:p>
+            <w:pPr>
+              <w:spacing w:before="0" w:after="0"/>
+            </w:pPr>
+            <w:r>
+              <w:rPr>
+                <w:rFonts w:ascii="Cambria" w:hAnsi="Cambria"/>
+                <w:b/>
+                <w:i w:val="0"/>
+                <w:color w:val="1B2A41"/>
+                <w:sz w:val="56"/>
+              </w:rPr>
+              <w:t>76</w:t>
+            </w:r>
+          </w:p>
+          <w:p>
+            <w:pPr>
+              <w:spacing w:before="0" w:after="0"/>
+            </w:pPr>
+            <w:r>
+              <w:rPr>
+                <w:b w:val="0"/>
+                <w:i w:val="0"/>
+                <w:color w:val="6B7480"/>
+                <w:sz w:val="22"/>
+              </w:rPr>
+              <w:t>módulos Elixir</w:t>
+            </w:r>
+          </w:p>
+          <w:p>
+            <w:pPr>
+              <w:spacing w:before="0" w:after="0"/>
+            </w:pPr>
+            <w:r>
+              <w:rPr>
+                <w:b/>
+                <w:i w:val="0"/>
+                <w:color w:val="2A9D8F"/>
+                <w:sz w:val="21"/>
+              </w:rPr>
+              <w:t>+23 nesta etapa</w:t>
+            </w:r>
+          </w:p>
+        </w:tc>
+        <w:tc>
+          <w:tcPr>
+            <w:tcW w:type="dxa" w:w="3742"/>
+            <w:shd w:val="clear" w:color="auto" w:fill="F2F4F7"/>
+            <w:tcMar>
+              <w:top w:w="198" w:type="dxa"/>
+              <w:left w:w="198" w:type="dxa"/>
+              <w:bottom w:w="198" w:type="dxa"/>
+              <w:right w:w="198" w:type="dxa"/>
+            </w:tcMar>
+          </w:tcPr>
+          <w:p>
+            <w:pPr>
+              <w:spacing w:before="0" w:after="0"/>
+            </w:pPr>
+            <w:r>
+              <w:rPr>
+                <w:rFonts w:ascii="Cambria" w:hAnsi="Cambria"/>
+                <w:b/>
+                <w:i w:val="0"/>
+                <w:color w:val="1B2A41"/>
+                <w:sz w:val="56"/>
+              </w:rPr>
+              <w:t>1,00</w:t>
+            </w:r>
+          </w:p>
+          <w:p>
+            <w:pPr>
+              <w:spacing w:before="0" w:after="0"/>
+            </w:pPr>
+            <w:r>
+              <w:rPr>
+                <w:b w:val="0"/>
+                <w:i w:val="0"/>
+                <w:color w:val="6B7480"/>
+                <w:sz w:val="22"/>
+              </w:rPr>
+              <w:t>execuções por item</w:t>
+            </w:r>
+          </w:p>
+          <w:p>
+            <w:pPr>
+              <w:spacing w:before="0" w:after="0"/>
+            </w:pPr>
+            <w:r>
+              <w:rPr>
+                <w:b/>
+                <w:i w:val="0"/>
+                <w:color w:val="2A9D8F"/>
+                <w:sz w:val="21"/>
+              </w:rPr>
+              <w:t>critério: até 2</w:t>
+            </w:r>
+          </w:p>
+        </w:tc>
+      </w:tr>
+    </w:tbl>
+    <w:p>
+      <w:pPr>
+        <w:spacing w:before="0" w:after="120"/>
+      </w:pPr>
+    </w:p>
+    <w:p>
+      <w:pPr>
+        <w:jc w:val="center"/>
+      </w:pPr>
+      <w:r>
+        <w:drawing>
+          <wp:inline xmlns:a="http://schemas.openxmlformats.org/drawingml/2006/main" xmlns:pic="http://schemas.openxmlformats.org/drawingml/2006/picture">
+            <wp:extent cx="8280000" cy="2408727"/>
+            <wp:docPr id="3" name="Picture 3"/>
+            <wp:cNvGraphicFramePr>
+              <a:graphicFrameLocks noChangeAspect="1"/>
+            </wp:cNvGraphicFramePr>
+            <a:graphic>
+              <a:graphicData uri="http://schemas.openxmlformats.org/drawingml/2006/picture">
+                <pic:pic>
+                  <pic:nvPicPr>
+                    <pic:cNvPr id="0" name="cresc-e4.png"/>
+                    <pic:cNvPicPr/>
+                  </pic:nvPicPr>
+                  <pic:blipFill>
+                    <a:blip r:embed="rId13"/>
+                    <a:stretch>
+                      <a:fillRect/>
+                    </a:stretch>
+                  </pic:blipFill>
+                  <pic:spPr>
+                    <a:xfrm>
+                      <a:off x="0" y="0"/>
+                      <a:ext cx="8280000" cy="2408727"/>
+                    </a:xfrm>
+                    <a:prstGeom prst="rect"/>
+                  </pic:spPr>
+                </pic:pic>
+              </a:graphicData>
+            </a:graphic>
+          </wp:inline>
+        </w:drawing>
+      </w:r>
+    </w:p>
+    <w:p>
+      <w:pPr>
+        <w:spacing w:before="40" w:after="80"/>
+      </w:pPr>
+      <w:r>
+        <w:rPr>
+          <w:b w:val="0"/>
+          <w:i w:val="0"/>
+          <w:color w:val="6B7480"/>
+          <w:sz w:val="21"/>
+        </w:rPr>
+        <w:t>Execuções por item: quantas vezes um agente precisou construir cada item até ele ser aprovado pelos dois portões.</w:t>
+      </w:r>
+    </w:p>
+    <w:p>
+      <w:pPr>
+        <w:pageBreakBefore/>
+        <w:spacing w:before="0" w:after="40"/>
+      </w:pPr>
+      <w:r>
+        <w:rPr>
+          <w:rFonts w:ascii="Cambria" w:hAnsi="Cambria"/>
+          <w:b/>
+          <w:i w:val="0"/>
+          <w:color w:val="1B2A41"/>
+          <w:sz w:val="48"/>
+        </w:rPr>
+        <w:t>Requisitos, pendências e próxima etapa</w:t>
+      </w:r>
+    </w:p>
+    <w:p>
+      <w:pPr>
+        <w:spacing w:before="0" w:after="80"/>
+      </w:pPr>
+      <w:r>
+        <w:rPr>
+          <w:b/>
+          <w:i w:val="0"/>
+          <w:color w:val="1B2A41"/>
+          <w:sz w:val="28"/>
+        </w:rPr>
+        <w:t>Requisitos atendidos nesta etapa</w:t>
+      </w:r>
+    </w:p>
+    <w:tbl>
+      <w:tblPr>
+        <w:tblW w:type="auto" w:w="0"/>
+        <w:jc w:val="center"/>
+        <w:tblLayout w:type="fixed"/>
+        <w:tblLook w:firstColumn="1" w:firstRow="1" w:lastColumn="0" w:lastRow="0" w:noHBand="0" w:noVBand="1" w:val="04A0"/>
+        <w:tblBorders>
+          <w:top w:val="nil"/>
+          <w:left w:val="nil"/>
+          <w:bottom w:val="nil"/>
+          <w:right w:val="nil"/>
+          <w:insideH w:val="nil"/>
+          <w:insideV w:val="nil"/>
+        </w:tblBorders>
+      </w:tblPr>
+      <w:tblGrid>
+        <w:gridCol w:w="1247"/>
+        <w:gridCol w:w="13776"/>
+      </w:tblGrid>
+      <w:tr>
+        <w:tc>
+          <w:tcPr>
+            <w:tcW w:type="dxa" w:w="1247"/>
+            <w:shd w:val="clear" w:color="auto" w:fill="E9A23B"/>
+            <w:tcMar>
+              <w:top w:w="113" w:type="dxa"/>
+              <w:left w:w="113" w:type="dxa"/>
+              <w:bottom w:w="113" w:type="dxa"/>
+              <w:right w:w="113" w:type="dxa"/>
+            </w:tcMar>
+          </w:tcPr>
+          <w:p>
+            <w:pPr>
+              <w:spacing w:before="0" w:after="0"/>
+              <w:jc w:val="center"/>
+            </w:pPr>
+            <w:r>
+              <w:rPr>
+                <w:b/>
+                <w:i w:val="0"/>
+                <w:color w:val="FFFFFF"/>
+                <w:sz w:val="26"/>
+              </w:rPr>
+              <w:t>R1</w:t>
+            </w:r>
+          </w:p>
+        </w:tc>
+        <w:tc>
+          <w:tcPr>
+            <w:tcW w:type="dxa" w:w="13776"/>
+            <w:shd w:val="clear" w:color="auto" w:fill="FFFFFF"/>
+            <w:tcMar>
+              <w:top w:w="113" w:type="dxa"/>
+              <w:left w:w="113" w:type="dxa"/>
+              <w:bottom w:w="113" w:type="dxa"/>
+              <w:right w:w="113" w:type="dxa"/>
+            </w:tcMar>
+          </w:tcPr>
+          <w:p>
+            <w:pPr>
+              <w:spacing w:before="0" w:after="0"/>
+            </w:pPr>
+            <w:r>
+              <w:rPr>
+                <w:b/>
+                <w:i w:val="0"/>
+                <w:color w:val="1B2A41"/>
+                <w:sz w:val="25"/>
+              </w:rPr>
+              <w:t xml:space="preserve">Pedido → especificação, plano e tarefas   </w:t>
+            </w:r>
+            <w:r>
+              <w:rPr>
+                <w:b w:val="0"/>
+                <w:i w:val="0"/>
+                <w:color w:val="6B7480"/>
+                <w:sz w:val="22"/>
+              </w:rPr>
+              <w:t>parcial — implementado; pedido real na validação</w:t>
             </w:r>
           </w:p>
         </w:tc>
@@ -1037,27 +4184,63 @@
       <w:tr>
         <w:tc>
           <w:tcPr>
-            <w:tcW w:type="dxa" w:w="1020"/>
+            <w:tcW w:type="dxa" w:w="1247"/>
+            <w:shd w:val="clear" w:color="auto" w:fill="2A9D8F"/>
+            <w:tcMar>
+              <w:top w:w="113" w:type="dxa"/>
+              <w:left w:w="113" w:type="dxa"/>
+              <w:bottom w:w="113" w:type="dxa"/>
+              <w:right w:w="113" w:type="dxa"/>
+            </w:tcMar>
           </w:tcPr>
           <w:p>
+            <w:pPr>
+              <w:spacing w:before="0" w:after="0"/>
+              <w:jc w:val="center"/>
+            </w:pPr>
             <w:r>
               <w:rPr>
-                <w:sz w:val="19"/>
+                <w:b/>
+                <w:i w:val="0"/>
+                <w:color w:val="FFFFFF"/>
+                <w:sz w:val="26"/>
               </w:rPr>
-              <w:t>R1</w:t>
+              <w:t>R2</w:t>
             </w:r>
           </w:p>
         </w:tc>
         <w:tc>
           <w:tcPr>
-            <w:tcW w:type="dxa" w:w="8334"/>
+            <w:tcW w:type="dxa" w:w="13776"/>
+            <w:shd w:val="clear" w:color="auto" w:fill="FFFFFF"/>
+            <w:tcMar>
+              <w:top w:w="113" w:type="dxa"/>
+              <w:left w:w="113" w:type="dxa"/>
+              <w:bottom w:w="113" w:type="dxa"/>
+              <w:right w:w="113" w:type="dxa"/>
+            </w:tcMar>
           </w:tcPr>
           <w:p>
+            <w:pPr>
+              <w:spacing w:before="0" w:after="0"/>
+            </w:pPr>
             <w:r>
               <w:rPr>
-                <w:sz w:val="19"/>
+                <w:b/>
+                <w:i w:val="0"/>
+                <w:color w:val="1B2A41"/>
+                <w:sz w:val="25"/>
               </w:rPr>
-              <w:t>Pedido → especificação, plano e tarefas</w:t>
+              <w:t xml:space="preserve">Seis estados com relatório e custo   </w:t>
+            </w:r>
+            <w:r>
+              <w:rPr>
+                <w:b w:val="0"/>
+                <w:i w:val="0"/>
+                <w:color w:val="6B7480"/>
+                <w:sz w:val="22"/>
+              </w:rPr>
+              <w:t>atendido — teste do marco E4</w:t>
             </w:r>
           </w:p>
         </w:tc>
@@ -1065,27 +4248,63 @@
       <w:tr>
         <w:tc>
           <w:tcPr>
-            <w:tcW w:type="dxa" w:w="1020"/>
+            <w:tcW w:type="dxa" w:w="1247"/>
+            <w:shd w:val="clear" w:color="auto" w:fill="2A9D8F"/>
+            <w:tcMar>
+              <w:top w:w="113" w:type="dxa"/>
+              <w:left w:w="113" w:type="dxa"/>
+              <w:bottom w:w="113" w:type="dxa"/>
+              <w:right w:w="113" w:type="dxa"/>
+            </w:tcMar>
           </w:tcPr>
           <w:p>
+            <w:pPr>
+              <w:spacing w:before="0" w:after="0"/>
+              <w:jc w:val="center"/>
+            </w:pPr>
             <w:r>
               <w:rPr>
-                <w:sz w:val="19"/>
+                <w:b/>
+                <w:i w:val="0"/>
+                <w:color w:val="FFFFFF"/>
+                <w:sz w:val="26"/>
               </w:rPr>
-              <w:t>R2</w:t>
+              <w:t>R3</w:t>
             </w:r>
           </w:p>
         </w:tc>
         <w:tc>
           <w:tcPr>
-            <w:tcW w:type="dxa" w:w="8334"/>
+            <w:tcW w:type="dxa" w:w="13776"/>
+            <w:shd w:val="clear" w:color="auto" w:fill="FFFFFF"/>
+            <w:tcMar>
+              <w:top w:w="113" w:type="dxa"/>
+              <w:left w:w="113" w:type="dxa"/>
+              <w:bottom w:w="113" w:type="dxa"/>
+              <w:right w:w="113" w:type="dxa"/>
+            </w:tcMar>
           </w:tcPr>
           <w:p>
+            <w:pPr>
+              <w:spacing w:before="0" w:after="0"/>
+            </w:pPr>
             <w:r>
               <w:rPr>
-                <w:sz w:val="19"/>
+                <w:b/>
+                <w:i w:val="0"/>
+                <w:color w:val="1B2A41"/>
+                <w:sz w:val="25"/>
               </w:rPr>
-              <w:t>Seis estados com relatório e custo</w:t>
+              <w:t xml:space="preserve">Dois julgamentos independentes   </w:t>
+            </w:r>
+            <w:r>
+              <w:rPr>
+                <w:b w:val="0"/>
+                <w:i w:val="0"/>
+                <w:color w:val="6B7480"/>
+                <w:sz w:val="22"/>
+              </w:rPr>
+              <w:t>atendido — dois portões, teste do marco E4</w:t>
             </w:r>
           </w:p>
         </w:tc>
@@ -1093,27 +4312,63 @@
       <w:tr>
         <w:tc>
           <w:tcPr>
-            <w:tcW w:type="dxa" w:w="1020"/>
+            <w:tcW w:type="dxa" w:w="1247"/>
+            <w:shd w:val="clear" w:color="auto" w:fill="2A9D8F"/>
+            <w:tcMar>
+              <w:top w:w="113" w:type="dxa"/>
+              <w:left w:w="113" w:type="dxa"/>
+              <w:bottom w:w="113" w:type="dxa"/>
+              <w:right w:w="113" w:type="dxa"/>
+            </w:tcMar>
           </w:tcPr>
           <w:p>
+            <w:pPr>
+              <w:spacing w:before="0" w:after="0"/>
+              <w:jc w:val="center"/>
+            </w:pPr>
             <w:r>
               <w:rPr>
-                <w:sz w:val="19"/>
+                <w:b/>
+                <w:i w:val="0"/>
+                <w:color w:val="FFFFFF"/>
+                <w:sz w:val="26"/>
               </w:rPr>
-              <w:t>R3</w:t>
+              <w:t>R4</w:t>
             </w:r>
           </w:p>
         </w:tc>
         <w:tc>
           <w:tcPr>
-            <w:tcW w:type="dxa" w:w="8334"/>
+            <w:tcW w:type="dxa" w:w="13776"/>
+            <w:shd w:val="clear" w:color="auto" w:fill="FFFFFF"/>
+            <w:tcMar>
+              <w:top w:w="113" w:type="dxa"/>
+              <w:left w:w="113" w:type="dxa"/>
+              <w:bottom w:w="113" w:type="dxa"/>
+              <w:right w:w="113" w:type="dxa"/>
+            </w:tcMar>
           </w:tcPr>
           <w:p>
+            <w:pPr>
+              <w:spacing w:before="0" w:after="0"/>
+            </w:pPr>
             <w:r>
               <w:rPr>
-                <w:sz w:val="19"/>
+                <w:b/>
+                <w:i w:val="0"/>
+                <w:color w:val="1B2A41"/>
+                <w:sz w:val="25"/>
               </w:rPr>
-              <w:t>Dois julgamentos independentes</w:t>
+              <w:t xml:space="preserve">Decidir como refazer   </w:t>
+            </w:r>
+            <w:r>
+              <w:rPr>
+                <w:b w:val="0"/>
+                <w:i w:val="0"/>
+                <w:color w:val="6B7480"/>
+                <w:sz w:val="22"/>
+              </w:rPr>
+              <w:t>atendido — escada de resposta</w:t>
             </w:r>
           </w:p>
         </w:tc>
@@ -1121,27 +4376,63 @@
       <w:tr>
         <w:tc>
           <w:tcPr>
-            <w:tcW w:type="dxa" w:w="1020"/>
+            <w:tcW w:type="dxa" w:w="1247"/>
+            <w:shd w:val="clear" w:color="auto" w:fill="2A9D8F"/>
+            <w:tcMar>
+              <w:top w:w="113" w:type="dxa"/>
+              <w:left w:w="113" w:type="dxa"/>
+              <w:bottom w:w="113" w:type="dxa"/>
+              <w:right w:w="113" w:type="dxa"/>
+            </w:tcMar>
           </w:tcPr>
           <w:p>
+            <w:pPr>
+              <w:spacing w:before="0" w:after="0"/>
+              <w:jc w:val="center"/>
+            </w:pPr>
             <w:r>
               <w:rPr>
-                <w:sz w:val="19"/>
+                <w:b/>
+                <w:i w:val="0"/>
+                <w:color w:val="FFFFFF"/>
+                <w:sz w:val="26"/>
               </w:rPr>
-              <w:t>R4</w:t>
+              <w:t>R5</w:t>
             </w:r>
           </w:p>
         </w:tc>
         <w:tc>
           <w:tcPr>
-            <w:tcW w:type="dxa" w:w="8334"/>
+            <w:tcW w:type="dxa" w:w="13776"/>
+            <w:shd w:val="clear" w:color="auto" w:fill="FFFFFF"/>
+            <w:tcMar>
+              <w:top w:w="113" w:type="dxa"/>
+              <w:left w:w="113" w:type="dxa"/>
+              <w:bottom w:w="113" w:type="dxa"/>
+              <w:right w:w="113" w:type="dxa"/>
+            </w:tcMar>
           </w:tcPr>
           <w:p>
+            <w:pPr>
+              <w:spacing w:before="0" w:after="0"/>
+            </w:pPr>
             <w:r>
               <w:rPr>
-                <w:sz w:val="19"/>
+                <w:b/>
+                <w:i w:val="0"/>
+                <w:color w:val="1B2A41"/>
+                <w:sz w:val="25"/>
               </w:rPr>
-              <w:t>Reprovação com decisão de como refazer</w:t>
+              <w:t xml:space="preserve">Retrabalho limitado   </w:t>
+            </w:r>
+            <w:r>
+              <w:rPr>
+                <w:b w:val="0"/>
+                <w:i w:val="0"/>
+                <w:color w:val="6B7480"/>
+                <w:sz w:val="22"/>
+              </w:rPr>
+              <w:t>atendido — humano no 4º ciclo</w:t>
             </w:r>
           </w:p>
         </w:tc>
@@ -1149,40 +4440,26 @@
       <w:tr>
         <w:tc>
           <w:tcPr>
-            <w:tcW w:type="dxa" w:w="1020"/>
+            <w:tcW w:type="dxa" w:w="1247"/>
+            <w:shd w:val="clear" w:color="auto" w:fill="2A9D8F"/>
+            <w:tcMar>
+              <w:top w:w="113" w:type="dxa"/>
+              <w:left w:w="113" w:type="dxa"/>
+              <w:bottom w:w="113" w:type="dxa"/>
+              <w:right w:w="113" w:type="dxa"/>
+            </w:tcMar>
           </w:tcPr>
           <w:p>
+            <w:pPr>
+              <w:spacing w:before="0" w:after="0"/>
+              <w:jc w:val="center"/>
+            </w:pPr>
             <w:r>
               <w:rPr>
-                <w:sz w:val="19"/>
-              </w:rPr>
-              <w:t>R5</w:t>
-            </w:r>
-          </w:p>
-        </w:tc>
-        <w:tc>
-          <w:tcPr>
-            <w:tcW w:type="dxa" w:w="8334"/>
-          </w:tcPr>
-          <w:p>
-            <w:r>
-              <w:rPr>
-                <w:sz w:val="19"/>
-              </w:rPr>
-              <w:t>Retrabalho limitado; humano no 4º ciclo</w:t>
-            </w:r>
-          </w:p>
-        </w:tc>
-      </w:tr>
-      <w:tr>
-        <w:tc>
-          <w:tcPr>
-            <w:tcW w:type="dxa" w:w="1020"/>
-          </w:tcPr>
-          <w:p>
-            <w:r>
-              <w:rPr>
-                <w:sz w:val="19"/>
+                <w:b/>
+                <w:i w:val="0"/>
+                <w:color w:val="FFFFFF"/>
+                <w:sz w:val="26"/>
               </w:rPr>
               <w:t>R14</w:t>
             </w:r>
@@ -1190,14 +4467,36 @@
         </w:tc>
         <w:tc>
           <w:tcPr>
-            <w:tcW w:type="dxa" w:w="8334"/>
+            <w:tcW w:type="dxa" w:w="13776"/>
+            <w:shd w:val="clear" w:color="auto" w:fill="FFFFFF"/>
+            <w:tcMar>
+              <w:top w:w="113" w:type="dxa"/>
+              <w:left w:w="113" w:type="dxa"/>
+              <w:bottom w:w="113" w:type="dxa"/>
+              <w:right w:w="113" w:type="dxa"/>
+            </w:tcMar>
           </w:tcPr>
           <w:p>
+            <w:pPr>
+              <w:spacing w:before="0" w:after="0"/>
+            </w:pPr>
             <w:r>
               <w:rPr>
-                <w:sz w:val="19"/>
+                <w:b/>
+                <w:i w:val="0"/>
+                <w:color w:val="1B2A41"/>
+                <w:sz w:val="25"/>
               </w:rPr>
-              <w:t>Nenhuma rodada passa do teto</w:t>
+              <w:t xml:space="preserve">Nunca passa do teto   </w:t>
+            </w:r>
+            <w:r>
+              <w:rPr>
+                <w:b w:val="0"/>
+                <w:i w:val="0"/>
+                <w:color w:val="6B7480"/>
+                <w:sz w:val="22"/>
+              </w:rPr>
+              <w:t>atendido — teto que nunca corta no meio</w:t>
             </w:r>
           </w:p>
         </w:tc>
@@ -1205,43 +4504,21 @@
     </w:tbl>
     <w:p>
       <w:pPr>
-        <w:pStyle w:val="Heading1"/>
+        <w:spacing w:before="0" w:after="200"/>
+      </w:pPr>
+    </w:p>
+    <w:p>
+      <w:pPr>
+        <w:spacing w:before="0" w:after="80"/>
       </w:pPr>
       <w:r>
         <w:rPr>
-          <w:color w:val="2A78D6"/>
+          <w:b/>
+          <w:i w:val="0"/>
+          <w:color w:val="1B2A41"/>
+          <w:sz w:val="28"/>
         </w:rPr>
-        <w:t>Pendências e próxima etapa</w:t>
-      </w:r>
-    </w:p>
-    <w:p>
-      <w:pPr>
-        <w:pStyle w:val="ListBullet"/>
-      </w:pPr>
-      <w:r>
-        <w:t>R1 (pedido → tarefas) está implementado; o teste com um pedido real de ponta a ponta acontece na validação (E8).</w:t>
-      </w:r>
-    </w:p>
-    <w:p>
-      <w:r>
-        <w:rPr>
-          <w:b/>
-        </w:rPr>
-        <w:t xml:space="preserve">Próxima etapa: </w:t>
-      </w:r>
-      <w:r>
-        <w:t>E5 — paralelismo e tolerância a falhas.</w:t>
-      </w:r>
-    </w:p>
-    <w:p>
-      <w:pPr>
-        <w:pStyle w:val="Heading2"/>
-      </w:pPr>
-      <w:r>
-        <w:rPr>
-          <w:color w:val="222222"/>
-        </w:rPr>
-        <w:t>Commits da etapa</w:t>
+        <w:t>O que ainda falta</w:t>
       </w:r>
     </w:p>
     <w:p>
@@ -1250,7 +4527,123 @@
       </w:pPr>
       <w:r>
         <w:rPr>
-          <w:sz w:val="18"/>
+          <w:b w:val="0"/>
+          <w:i w:val="0"/>
+          <w:color w:val="1F2328"/>
+          <w:sz w:val="24"/>
+        </w:rPr>
+        <w:t>R1 (pedido → tarefas) está implementado; o teste com um pedido real de ponta a ponta acontece na validação (E8).</w:t>
+      </w:r>
+    </w:p>
+    <w:p>
+      <w:pPr>
+        <w:spacing w:before="0" w:after="200"/>
+      </w:pPr>
+    </w:p>
+    <w:tbl>
+      <w:tblPr>
+        <w:tblW w:type="auto" w:w="0"/>
+        <w:jc w:val="center"/>
+        <w:tblLayout w:type="fixed"/>
+        <w:tblLook w:firstColumn="1" w:firstRow="1" w:lastColumn="0" w:lastRow="0" w:noHBand="0" w:noVBand="1" w:val="04A0"/>
+        <w:tblBorders>
+          <w:top w:val="nil"/>
+          <w:left w:val="nil"/>
+          <w:bottom w:val="nil"/>
+          <w:right w:val="nil"/>
+          <w:insideH w:val="nil"/>
+          <w:insideV w:val="nil"/>
+        </w:tblBorders>
+      </w:tblPr>
+      <w:tblGrid>
+        <w:gridCol w:w="15024"/>
+      </w:tblGrid>
+      <w:tr>
+        <w:tc>
+          <w:tcPr>
+            <w:tcW w:type="dxa" w:w="15024"/>
+            <w:shd w:val="clear" w:color="auto" w:fill="2A9D8F"/>
+            <w:tcMar>
+              <w:top w:w="255" w:type="dxa"/>
+              <w:left w:w="255" w:type="dxa"/>
+              <w:bottom w:w="255" w:type="dxa"/>
+              <w:right w:w="255" w:type="dxa"/>
+            </w:tcMar>
+          </w:tcPr>
+          <w:p>
+            <w:pPr>
+              <w:spacing w:before="0" w:after="80"/>
+            </w:pPr>
+            <w:r>
+              <w:rPr>
+                <w:b/>
+                <w:i w:val="0"/>
+                <w:color w:val="FFFFFF"/>
+                <w:sz w:val="21"/>
+              </w:rPr>
+              <w:t>PRÓXIMA ETAPA</w:t>
+            </w:r>
+          </w:p>
+          <w:p>
+            <w:pPr>
+              <w:spacing w:before="0" w:after="0"/>
+            </w:pPr>
+            <w:r>
+              <w:rPr>
+                <w:rFonts w:ascii="Cambria" w:hAnsi="Cambria"/>
+                <w:b/>
+                <w:i w:val="0"/>
+                <w:color w:val="FFFFFF"/>
+                <w:sz w:val="30"/>
+              </w:rPr>
+              <w:t>E5 — paralelismo e tolerância a falhas.</w:t>
+            </w:r>
+          </w:p>
+        </w:tc>
+      </w:tr>
+    </w:tbl>
+    <w:p>
+      <w:pPr>
+        <w:pageBreakBefore/>
+        <w:spacing w:before="0" w:after="40"/>
+      </w:pPr>
+      <w:r>
+        <w:rPr>
+          <w:rFonts w:ascii="Cambria" w:hAnsi="Cambria"/>
+          <w:b/>
+          <w:i w:val="0"/>
+          <w:color w:val="1B2A41"/>
+          <w:sz w:val="48"/>
+        </w:rPr>
+        <w:t>Commits desta etapa</w:t>
+      </w:r>
+    </w:p>
+    <w:p>
+      <w:pPr>
+        <w:spacing w:before="0" w:after="200"/>
+      </w:pPr>
+      <w:r>
+        <w:rPr>
+          <w:b w:val="0"/>
+          <w:i w:val="0"/>
+          <w:color w:val="6B7480"/>
+          <w:sz w:val="25"/>
+        </w:rPr>
+        <w:t>Na ordem em que entraram na branch.</w:t>
+      </w:r>
+    </w:p>
+    <w:p>
+      <w:pPr>
+        <w:pStyle w:val="ListBullet"/>
+        <w:spacing w:after="0"/>
+      </w:pPr>
+      <w:r>
+        <w:rPr>
+          <w:rFonts w:ascii="Consolas" w:hAnsi="Consolas"/>
+          <w:b w:val="0"/>
+          <w:i w:val="0"/>
+          <w:color w:val="1F2328"/>
+          <w:sz w:val="20"/>
         </w:rPr>
         <w:t>feat(tasks): add the six-state machine with its legal transitions (FAB-401)</w:t>
       </w:r>
@@ -1258,10 +4651,15 @@
     <w:p>
       <w:pPr>
         <w:pStyle w:val="ListBullet"/>
+        <w:spacing w:after="0"/>
       </w:pPr>
       <w:r>
         <w:rPr>
-          <w:sz w:val="18"/>
+          <w:rFonts w:ascii="Consolas" w:hAnsi="Consolas"/>
+          <w:b w:val="0"/>
+          <w:i w:val="0"/>
+          <w:color w:val="1F2328"/>
+          <w:sz w:val="20"/>
         </w:rPr>
         <w:t>feat(tasks): apply every transition in one transaction with its cycle record (FAB-401)</w:t>
       </w:r>
@@ -1269,10 +4667,15 @@
     <w:p>
       <w:pPr>
         <w:pStyle w:val="ListBullet"/>
+        <w:spacing w:after="0"/>
       </w:pPr>
       <w:r>
         <w:rPr>
-          <w:sz w:val="18"/>
+          <w:rFonts w:ascii="Consolas" w:hAnsi="Consolas"/>
+          <w:b w:val="0"/>
+          <w:i w:val="0"/>
+          <w:color w:val="1F2328"/>
+          <w:sz w:val="20"/>
         </w:rPr>
         <w:t>feat(tasks): add the dependency scheduler and queue order (FAB-402)</w:t>
       </w:r>
@@ -1280,10 +4683,15 @@
     <w:p>
       <w:pPr>
         <w:pStyle w:val="ListBullet"/>
+        <w:spacing w:after="0"/>
       </w:pPr>
       <w:r>
         <w:rPr>
-          <w:sz w:val="18"/>
+          <w:rFonts w:ascii="Consolas" w:hAnsi="Consolas"/>
+          <w:b w:val="0"/>
+          <w:i w:val="0"/>
+          <w:color w:val="1F2328"/>
+          <w:sz w:val="20"/>
         </w:rPr>
         <w:t>feat(team): add versioned specialists and builder resolution (FAB-402)</w:t>
       </w:r>
@@ -1291,10 +4699,15 @@
     <w:p>
       <w:pPr>
         <w:pStyle w:val="ListBullet"/>
+        <w:spacing w:after="0"/>
       </w:pPr>
       <w:r>
         <w:rPr>
-          <w:sz w:val="18"/>
+          <w:rFonts w:ascii="Consolas" w:hAnsi="Consolas"/>
+          <w:b w:val="0"/>
+          <w:i w:val="0"/>
+          <w:color w:val="1F2328"/>
+          <w:sz w:val="20"/>
         </w:rPr>
         <w:t>feat(criteria): run executable acceptance criteria behind a command allowlist (FAB-403)</w:t>
       </w:r>
@@ -1302,10 +4715,15 @@
     <w:p>
       <w:pPr>
         <w:pStyle w:val="ListBullet"/>
+        <w:spacing w:after="0"/>
       </w:pPr>
       <w:r>
         <w:rPr>
-          <w:sz w:val="18"/>
+          <w:rFonts w:ascii="Consolas" w:hAnsi="Consolas"/>
+          <w:b w:val="0"/>
+          <w:i w:val="0"/>
+          <w:color w:val="1F2328"/>
+          <w:sz w:val="20"/>
         </w:rPr>
         <w:t>test(criteria): cover failure classes and the implicit suite per ecosystem (FAB-403)</w:t>
       </w:r>
@@ -1313,10 +4731,15 @@
     <w:p>
       <w:pPr>
         <w:pStyle w:val="ListBullet"/>
+        <w:spacing w:after="0"/>
       </w:pPr>
       <w:r>
         <w:rPr>
-          <w:sz w:val="18"/>
+          <w:rFonts w:ascii="Consolas" w:hAnsi="Consolas"/>
+          <w:b w:val="0"/>
+          <w:i w:val="0"/>
+          <w:color w:val="1F2328"/>
+          <w:sz w:val="20"/>
         </w:rPr>
         <w:t>feat(gates): add the verifier and reviewer gates with the conformance verdict (FAB-404)</w:t>
       </w:r>
@@ -1324,10 +4747,15 @@
     <w:p>
       <w:pPr>
         <w:pStyle w:val="ListBullet"/>
+        <w:spacing w:after="0"/>
       </w:pPr>
       <w:r>
         <w:rPr>
-          <w:sz w:val="18"/>
+          <w:rFonts w:ascii="Consolas" w:hAnsi="Consolas"/>
+          <w:b w:val="0"/>
+          <w:i w:val="0"/>
+          <w:color w:val="1F2328"/>
+          <w:sz w:val="20"/>
         </w:rPr>
         <w:t>feat(rework): add the model escalation ladder and its policy (FAB-405)</w:t>
       </w:r>
@@ -1335,10 +4763,15 @@
     <w:p>
       <w:pPr>
         <w:pStyle w:val="ListBullet"/>
+        <w:spacing w:after="0"/>
       </w:pPr>
       <w:r>
         <w:rPr>
-          <w:sz w:val="18"/>
+          <w:rFonts w:ascii="Consolas" w:hAnsi="Consolas"/>
+          <w:b w:val="0"/>
+          <w:i w:val="0"/>
+          <w:color w:val="1F2328"/>
+          <w:sz w:val="20"/>
         </w:rPr>
         <w:t>feat(rework): diagnose each rejection before choosing the response (FAB-405)</w:t>
       </w:r>
@@ -1346,10 +4779,15 @@
     <w:p>
       <w:pPr>
         <w:pStyle w:val="ListBullet"/>
+        <w:spacing w:after="0"/>
       </w:pPr>
       <w:r>
         <w:rPr>
-          <w:sz w:val="18"/>
+          <w:rFonts w:ascii="Consolas" w:hAnsi="Consolas"/>
+          <w:b w:val="0"/>
+          <w:i w:val="0"/>
+          <w:color w:val="1F2328"/>
+          <w:sz w:val="20"/>
         </w:rPr>
         <w:t>feat(budget): add the spending ceiling checked before each dispatch (FAB-406)</w:t>
       </w:r>
@@ -1357,10 +4795,15 @@
     <w:p>
       <w:pPr>
         <w:pStyle w:val="ListBullet"/>
+        <w:spacing w:after="0"/>
       </w:pPr>
       <w:r>
         <w:rPr>
-          <w:sz w:val="18"/>
+          <w:rFonts w:ascii="Consolas" w:hAnsi="Consolas"/>
+          <w:b w:val="0"/>
+          <w:i w:val="0"/>
+          <w:color w:val="1F2328"/>
+          <w:sz w:val="20"/>
         </w:rPr>
         <w:t>feat(db): add the phases and milestones schema (FAB-407)</w:t>
       </w:r>
@@ -1368,10 +4811,15 @@
     <w:p>
       <w:pPr>
         <w:pStyle w:val="ListBullet"/>
+        <w:spacing w:after="0"/>
       </w:pPr>
       <w:r>
         <w:rPr>
-          <w:sz w:val="18"/>
+          <w:rFonts w:ascii="Consolas" w:hAnsi="Consolas"/>
+          <w:b w:val="0"/>
+          <w:i w:val="0"/>
+          <w:color w:val="1F2328"/>
+          <w:sz w:val="20"/>
         </w:rPr>
         <w:t>feat(planner): turn a request into a validated task graph in one transaction (FAB-407)</w:t>
       </w:r>
@@ -1379,10 +4827,15 @@
     <w:p>
       <w:pPr>
         <w:pStyle w:val="ListBullet"/>
+        <w:spacing w:after="0"/>
       </w:pPr>
       <w:r>
         <w:rPr>
-          <w:sz w:val="18"/>
+          <w:rFonts w:ascii="Consolas" w:hAnsi="Consolas"/>
+          <w:b w:val="0"/>
+          <w:i w:val="0"/>
+          <w:color w:val="1F2328"/>
+          <w:sz w:val="20"/>
         </w:rPr>
         <w:t>feat(publishing): publish the plan as markdown and commit it with git (FAB-407)</w:t>
       </w:r>
@@ -1390,10 +4843,15 @@
     <w:p>
       <w:pPr>
         <w:pStyle w:val="ListBullet"/>
+        <w:spacing w:after="0"/>
       </w:pPr>
       <w:r>
         <w:rPr>
-          <w:sz w:val="18"/>
+          <w:rFonts w:ascii="Consolas" w:hAnsi="Consolas"/>
+          <w:b w:val="0"/>
+          <w:i w:val="0"/>
+          <w:color w:val="1F2328"/>
+          <w:sz w:val="20"/>
         </w:rPr>
         <w:t>feat(planner): add mix factory.plan as the single human entry point (FAB-407)</w:t>
       </w:r>
@@ -1401,10 +4859,15 @@
     <w:p>
       <w:pPr>
         <w:pStyle w:val="ListBullet"/>
+        <w:spacing w:after="0"/>
       </w:pPr>
       <w:r>
         <w:rPr>
-          <w:sz w:val="18"/>
+          <w:rFonts w:ascii="Consolas" w:hAnsi="Consolas"/>
+          <w:b w:val="0"/>
+          <w:i w:val="0"/>
+          <w:color w:val="1F2328"/>
+          <w:sz w:val="20"/>
         </w:rPr>
         <w:t>test: prove the six states, a rejection and a stronger rework end in done (FAB-408)</w:t>
       </w:r>
@@ -1412,22 +4875,93 @@
     <w:p>
       <w:pPr>
         <w:pStyle w:val="ListBullet"/>
+        <w:spacing w:after="0"/>
       </w:pPr>
       <w:r>
         <w:rPr>
-          <w:sz w:val="18"/>
+          <w:rFonts w:ascii="Consolas" w:hAnsi="Consolas"/>
+          <w:b w:val="0"/>
+          <w:i w:val="0"/>
+          <w:color w:val="1F2328"/>
+          <w:sz w:val="20"/>
         </w:rPr>
         <w:t>docs: update task board for E4 (FAB-401..FAB-408)</w:t>
       </w:r>
     </w:p>
     <w:sectPr>
-      <w:pgSz w:w="12240" w:h="15840"/>
-      <w:pgMar w:top="1134" w:right="1247" w:bottom="1134" w:left="1247" w:header="720" w:footer="720" w:gutter="0"/>
+      <w:headerReference w:type="default" r:id="rId9"/>
+      <w:footerReference w:type="default" r:id="rId10"/>
+      <w:pgSz w:w="16838" w:h="11906" w:orient="landscape"/>
+      <w:pgMar w:top="1871" w:right="907" w:bottom="794" w:left="907" w:header="340" w:footer="720" w:gutter="0"/>
       <w:cols w:space="720"/>
       <w:docGrid w:linePitch="360"/>
     </w:sectPr>
   </w:body>
 </w:document>
+</file>
+
+<file path=word/footer1.xml><?xml version="1.0" encoding="utf-8"?>
+<w:ftr xmlns:m="http://schemas.openxmlformats.org/officeDocument/2006/math" xmlns:mc="http://schemas.openxmlformats.org/markup-compatibility/2006" xmlns:mo="http://schemas.microsoft.com/office/mac/office/2008/main" xmlns:mv="urn:schemas-microsoft-com:mac:vml" xmlns:o="urn:schemas-microsoft-com:office:office" xmlns:r="http://schemas.openxmlformats.org/officeDocument/2006/relationships" xmlns:v="urn:schemas-microsoft-com:vml" xmlns:w10="urn:schemas-microsoft-com:office:word" xmlns:w14="http://schemas.microsoft.com/office/word/2010/wordml" xmlns:w="http://schemas.openxmlformats.org/wordprocessingml/2006/main" xmlns:wne="http://schemas.microsoft.com/office/word/2006/wordml" xmlns:wp14="http://schemas.microsoft.com/office/word/2010/wordprocessingDrawing" xmlns:wp="http://schemas.openxmlformats.org/drawingml/2006/wordprocessingDrawing" xmlns:wpc="http://schemas.microsoft.com/office/word/2010/wordprocessingCanvas" xmlns:wpg="http://schemas.microsoft.com/office/word/2010/wordprocessingGroup" xmlns:wpi="http://schemas.microsoft.com/office/word/2010/wordprocessingInk" xmlns:wps="http://schemas.microsoft.com/office/word/2010/wordprocessingShape" mc:Ignorable="w14 wp14">
+  <w:p>
+    <w:pPr>
+      <w:pStyle w:val="Footer"/>
+    </w:pPr>
+    <w:r>
+      <w:rPr>
+        <w:b w:val="0"/>
+        <w:i w:val="0"/>
+        <w:color w:val="8C96A3"/>
+        <w:sz w:val="18"/>
+      </w:rPr>
+      <w:t>Fábrica de Software Multi-Agente · TCC · Enzo Consulo   —   Etapa 4: Linha de produção de tarefas</w:t>
+    </w:r>
+  </w:p>
+</w:ftr>
+</file>
+
+<file path=word/header1.xml><?xml version="1.0" encoding="utf-8"?>
+<w:hdr xmlns:m="http://schemas.openxmlformats.org/officeDocument/2006/math" xmlns:mc="http://schemas.openxmlformats.org/markup-compatibility/2006" xmlns:mo="http://schemas.microsoft.com/office/mac/office/2008/main" xmlns:mv="urn:schemas-microsoft-com:mac:vml" xmlns:o="urn:schemas-microsoft-com:office:office" xmlns:r="http://schemas.openxmlformats.org/officeDocument/2006/relationships" xmlns:v="urn:schemas-microsoft-com:vml" xmlns:w10="urn:schemas-microsoft-com:office:word" xmlns:w14="http://schemas.microsoft.com/office/word/2010/wordml" xmlns:w="http://schemas.openxmlformats.org/wordprocessingml/2006/main" xmlns:wne="http://schemas.microsoft.com/office/word/2006/wordml" xmlns:wp14="http://schemas.microsoft.com/office/word/2010/wordprocessingDrawing" xmlns:wp="http://schemas.openxmlformats.org/drawingml/2006/wordprocessingDrawing" xmlns:wpc="http://schemas.microsoft.com/office/word/2010/wordprocessingCanvas" xmlns:wpg="http://schemas.microsoft.com/office/word/2010/wordprocessingGroup" xmlns:wpi="http://schemas.microsoft.com/office/word/2010/wordprocessingInk" xmlns:wps="http://schemas.microsoft.com/office/word/2010/wordprocessingShape" mc:Ignorable="w14 wp14">
+  <w:p>
+    <w:pPr>
+      <w:pStyle w:val="Header"/>
+      <w:jc w:val="center"/>
+    </w:pPr>
+    <w:r>
+      <w:drawing>
+        <wp:inline xmlns:a="http://schemas.openxmlformats.org/drawingml/2006/main" xmlns:pic="http://schemas.openxmlformats.org/drawingml/2006/picture">
+          <wp:extent cx="9540000" cy="796965"/>
+          <wp:docPr id="1" name="Picture 1"/>
+          <wp:cNvGraphicFramePr>
+            <a:graphicFrameLocks noChangeAspect="1"/>
+          </wp:cNvGraphicFramePr>
+          <a:graphic>
+            <a:graphicData uri="http://schemas.openxmlformats.org/drawingml/2006/picture">
+              <pic:pic>
+                <pic:nvPicPr>
+                  <pic:cNvPr id="0" name="faixa.png"/>
+                  <pic:cNvPicPr/>
+                </pic:nvPicPr>
+                <pic:blipFill>
+                  <a:blip r:embed="rId1"/>
+                  <a:stretch>
+                    <a:fillRect/>
+                  </a:stretch>
+                </pic:blipFill>
+                <pic:spPr>
+                  <a:xfrm>
+                    <a:off x="0" y="0"/>
+                    <a:ext cx="9540000" cy="796965"/>
+                  </a:xfrm>
+                  <a:prstGeom prst="rect"/>
+                </pic:spPr>
+              </pic:pic>
+            </a:graphicData>
+          </a:graphic>
+        </wp:inline>
+      </w:drawing>
+    </w:r>
+  </w:p>
+</w:hdr>
 </file>
 
 <file path=word/numbering.xml><?xml version="1.0" encoding="utf-8"?>
@@ -1795,7 +5329,7 @@
     <w:rsid w:val="00FC693F"/>
     <w:rPr>
       <w:rFonts w:ascii="Calibri" w:hAnsi="Calibri"/>
-      <w:sz w:val="21"/>
+      <w:sz w:val="24"/>
     </w:rPr>
   </w:style>
   <w:style w:type="paragraph" w:styleId="Header">

--- a/apresentacao-orientador/relatorios-por-etapa/E4-linha-de-producao.docx
+++ b/apresentacao-orientador/relatorios-por-etapa/E4-linha-de-producao.docx
@@ -833,7 +833,7 @@
           <w:color w:val="1B2A41"/>
           <w:sz w:val="48"/>
         </w:rPr>
-        <w:t>O que foi feito, tarefa por tarefa</w:t>
+        <w:t>Tarefas da etapa</w:t>
       </w:r>
     </w:p>
     <w:p>
@@ -847,7 +847,7 @@
           <w:color w:val="6B7480"/>
           <w:sz w:val="25"/>
         </w:rPr>
-        <w:t>Cada tarefa é um pacote do plano de desenvolvimento. Detalhes completos em docs/tasks/pt/.</w:t>
+        <w:t>Uma tarefa por pacote do plano. A descrição completa de cada uma está em docs/tasks/pt/.</w:t>
       </w:r>
     </w:p>
     <w:tbl>
@@ -866,8 +866,9 @@
         </w:tblBorders>
       </w:tblPr>
       <w:tblGrid>
-        <w:gridCol w:w="11622"/>
-        <w:gridCol w:w="3402"/>
+        <w:gridCol w:w="1701"/>
+        <w:gridCol w:w="10772"/>
+        <w:gridCol w:w="2551"/>
       </w:tblGrid>
       <w:tr>
         <w:trPr>
@@ -875,18 +876,100 @@
         </w:trPr>
         <w:tc>
           <w:tcPr>
-            <w:tcW w:type="dxa" w:w="11622"/>
+            <w:tcW w:type="dxa" w:w="1701"/>
             <w:shd w:val="clear" w:color="auto" w:fill="1B2A41"/>
             <w:tcMar>
-              <w:top w:w="158" w:type="dxa"/>
-              <w:left w:w="158" w:type="dxa"/>
-              <w:bottom w:w="158" w:type="dxa"/>
-              <w:right w:w="158" w:type="dxa"/>
+              <w:top w:w="113" w:type="dxa"/>
+              <w:left w:w="113" w:type="dxa"/>
+              <w:bottom w:w="113" w:type="dxa"/>
+              <w:right w:w="113" w:type="dxa"/>
             </w:tcMar>
           </w:tcPr>
           <w:p>
             <w:pPr>
-              <w:keepNext/>
+              <w:spacing w:before="0" w:after="0"/>
+            </w:pPr>
+            <w:r>
+              <w:rPr>
+                <w:b/>
+                <w:i w:val="0"/>
+                <w:color w:val="FFFFFF"/>
+                <w:sz w:val="22"/>
+              </w:rPr>
+              <w:t>Tarefa</w:t>
+            </w:r>
+          </w:p>
+        </w:tc>
+        <w:tc>
+          <w:tcPr>
+            <w:tcW w:type="dxa" w:w="10772"/>
+            <w:shd w:val="clear" w:color="auto" w:fill="1B2A41"/>
+            <w:tcMar>
+              <w:top w:w="113" w:type="dxa"/>
+              <w:left w:w="113" w:type="dxa"/>
+              <w:bottom w:w="113" w:type="dxa"/>
+              <w:right w:w="113" w:type="dxa"/>
+            </w:tcMar>
+          </w:tcPr>
+          <w:p>
+            <w:pPr>
+              <w:spacing w:before="0" w:after="0"/>
+            </w:pPr>
+            <w:r>
+              <w:rPr>
+                <w:b/>
+                <w:i w:val="0"/>
+                <w:color w:val="FFFFFF"/>
+                <w:sz w:val="22"/>
+              </w:rPr>
+              <w:t>O que foi feito</w:t>
+            </w:r>
+          </w:p>
+        </w:tc>
+        <w:tc>
+          <w:tcPr>
+            <w:tcW w:type="dxa" w:w="2551"/>
+            <w:shd w:val="clear" w:color="auto" w:fill="1B2A41"/>
+            <w:tcMar>
+              <w:top w:w="113" w:type="dxa"/>
+              <w:left w:w="113" w:type="dxa"/>
+              <w:bottom w:w="113" w:type="dxa"/>
+              <w:right w:w="113" w:type="dxa"/>
+            </w:tcMar>
+          </w:tcPr>
+          <w:p>
+            <w:pPr>
+              <w:spacing w:before="0" w:after="0"/>
+            </w:pPr>
+            <w:r>
+              <w:rPr>
+                <w:b/>
+                <w:i w:val="0"/>
+                <w:color w:val="FFFFFF"/>
+                <w:sz w:val="22"/>
+              </w:rPr>
+              <w:t>Status</w:t>
+            </w:r>
+          </w:p>
+        </w:tc>
+      </w:tr>
+      <w:tr>
+        <w:trPr>
+          <w:cantSplit/>
+        </w:trPr>
+        <w:tc>
+          <w:tcPr>
+            <w:tcW w:type="dxa" w:w="1701"/>
+            <w:shd w:val="clear" w:color="auto" w:fill="F2F4F7"/>
+            <w:tcMar>
+              <w:top w:w="68" w:type="dxa"/>
+              <w:left w:w="68" w:type="dxa"/>
+              <w:bottom w:w="68" w:type="dxa"/>
+              <w:right w:w="68" w:type="dxa"/>
+            </w:tcMar>
+          </w:tcPr>
+          <w:p>
+            <w:pPr>
               <w:spacing w:before="0" w:after="0"/>
             </w:pPr>
             <w:r>
@@ -894,36 +977,66 @@
                 <w:rFonts w:ascii="Consolas" w:hAnsi="Consolas"/>
                 <w:b/>
                 <w:i w:val="0"/>
-                <w:color w:val="E9A23B"/>
-                <w:sz w:val="24"/>
+                <w:color w:val="4A6FA5"/>
+                <w:sz w:val="23"/>
               </w:rPr>
-              <w:t xml:space="preserve">FAB-401   </w:t>
-            </w:r>
-            <w:r>
-              <w:rPr>
-                <w:b/>
-                <w:i w:val="0"/>
-                <w:color w:val="FFFFFF"/>
-                <w:sz w:val="27"/>
-              </w:rPr>
-              <w:t>Os seis estados, com a mudança gravada de uma vez só</w:t>
+              <w:t>FAB-401</w:t>
             </w:r>
           </w:p>
         </w:tc>
         <w:tc>
           <w:tcPr>
-            <w:tcW w:type="dxa" w:w="3402"/>
-            <w:shd w:val="clear" w:color="auto" w:fill="2A9D8F"/>
+            <w:tcW w:type="dxa" w:w="10772"/>
+            <w:shd w:val="clear" w:color="auto" w:fill="F2F4F7"/>
             <w:tcMar>
-              <w:top w:w="158" w:type="dxa"/>
-              <w:left w:w="158" w:type="dxa"/>
-              <w:bottom w:w="158" w:type="dxa"/>
-              <w:right w:w="158" w:type="dxa"/>
+              <w:top w:w="68" w:type="dxa"/>
+              <w:left w:w="68" w:type="dxa"/>
+              <w:bottom w:w="68" w:type="dxa"/>
+              <w:right w:w="68" w:type="dxa"/>
             </w:tcMar>
           </w:tcPr>
           <w:p>
             <w:pPr>
-              <w:keepNext/>
+              <w:spacing w:before="0" w:after="20"/>
+            </w:pPr>
+            <w:r>
+              <w:rPr>
+                <w:b/>
+                <w:i w:val="0"/>
+                <w:color w:val="1B2A41"/>
+                <w:sz w:val="23"/>
+              </w:rPr>
+              <w:t>Os seis estados, com a mudança gravada de uma vez só</w:t>
+            </w:r>
+          </w:p>
+          <w:p>
+            <w:pPr>
+              <w:spacing w:before="0" w:after="0"/>
+            </w:pPr>
+            <w:r>
+              <w:rPr>
+                <w:b w:val="0"/>
+                <w:i w:val="0"/>
+                <w:color w:val="4A5160"/>
+                <w:sz w:val="20"/>
+              </w:rPr>
+              <w:t>Máquina de estados pura e transição transacional: estado, relatório e custo na mesma transação.</w:t>
+            </w:r>
+          </w:p>
+        </w:tc>
+        <w:tc>
+          <w:tcPr>
+            <w:tcW w:type="dxa" w:w="2551"/>
+            <w:shd w:val="clear" w:color="auto" w:fill="2A9D8F"/>
+            <w:tcMar>
+              <w:top w:w="68" w:type="dxa"/>
+              <w:left w:w="68" w:type="dxa"/>
+              <w:bottom w:w="68" w:type="dxa"/>
+              <w:right w:w="68" w:type="dxa"/>
+            </w:tcMar>
+          </w:tcPr>
+          <w:p>
+            <w:pPr>
               <w:spacing w:before="0" w:after="0"/>
               <w:jc w:val="center"/>
             </w:pPr>
@@ -932,7 +1045,7 @@
                 <w:b/>
                 <w:i w:val="0"/>
                 <w:color w:val="FFFFFF"/>
-                <w:sz w:val="25"/>
+                <w:sz w:val="23"/>
               </w:rPr>
               <w:t>✓ Concluída</w:t>
             </w:r>
@@ -945,370 +1058,17 @@
         </w:trPr>
         <w:tc>
           <w:tcPr>
-            <w:tcW w:type="dxa" w:w="15024"/>
-            <w:gridSpan w:val="2"/>
-            <w:shd w:val="clear" w:color="auto" w:fill="F2F4F7"/>
+            <w:tcW w:type="dxa" w:w="1701"/>
+            <w:shd w:val="clear" w:color="auto" w:fill="FFFFFF"/>
             <w:tcMar>
-              <w:top w:w="198" w:type="dxa"/>
-              <w:left w:w="198" w:type="dxa"/>
-              <w:bottom w:w="198" w:type="dxa"/>
-              <w:right w:w="198" w:type="dxa"/>
+              <w:top w:w="68" w:type="dxa"/>
+              <w:left w:w="68" w:type="dxa"/>
+              <w:bottom w:w="68" w:type="dxa"/>
+              <w:right w:w="68" w:type="dxa"/>
             </w:tcMar>
           </w:tcPr>
           <w:p>
             <w:pPr>
-              <w:keepNext/>
-              <w:spacing w:before="0" w:after="80"/>
-            </w:pPr>
-            <w:r>
-              <w:rPr>
-                <w:b/>
-                <w:i w:val="0"/>
-                <w:color w:val="4A6FA5"/>
-                <w:sz w:val="22"/>
-              </w:rPr>
-              <w:t xml:space="preserve">O que é   </w:t>
-            </w:r>
-            <w:r>
-              <w:rPr>
-                <w:b w:val="0"/>
-                <w:i w:val="0"/>
-                <w:color w:val="1F2328"/>
-                <w:sz w:val="23"/>
-              </w:rPr>
-              <w:t>Implementa a máquina de estados das tarefas (backlog → pronta → execução → teste → revisão → concluída, mais bloqueada e cancelada) e a transição transacional. Mudar de estado grava, numa única transação, o novo estado, o relatório do ciclo, o despacho e o consumo — ou nada.</w:t>
-            </w:r>
-          </w:p>
-          <w:p>
-            <w:pPr>
-              <w:keepNext/>
-              <w:spacing w:before="0" w:after="80"/>
-            </w:pPr>
-            <w:r>
-              <w:rPr>
-                <w:b/>
-                <w:i w:val="0"/>
-                <w:color w:val="4A6FA5"/>
-                <w:sz w:val="22"/>
-              </w:rPr>
-              <w:t xml:space="preserve">Por que   </w:t>
-            </w:r>
-            <w:r>
-              <w:rPr>
-                <w:b w:val="0"/>
-                <w:i w:val="0"/>
-                <w:color w:val="1F2328"/>
-                <w:sz w:val="23"/>
-              </w:rPr>
-              <w:t>Garante R2 (ciclo de vida com estados fixos): nenhum caminho grava estado sem checar a regra, e o contador de tentativas é incrementado pelo sistema, nunca pelo agente.</w:t>
-            </w:r>
-          </w:p>
-          <w:p>
-            <w:pPr>
-              <w:pStyle w:val="ListBullet"/>
-              <w:keepNext/>
-              <w:spacing w:after="20"/>
-            </w:pPr>
-            <w:r>
-              <w:rPr>
-                <w:rFonts w:ascii="Consolas" w:hAnsi="Consolas"/>
-                <w:b w:val="0"/>
-                <w:i w:val="0"/>
-                <w:color w:val="2A4A7F"/>
-                <w:sz w:val="20"/>
-              </w:rPr>
-              <w:t>Factory.Tasks.StateMachine</w:t>
-            </w:r>
-            <w:r>
-              <w:rPr>
-                <w:b w:val="0"/>
-                <w:i w:val="0"/>
-                <w:color w:val="1F2328"/>
-                <w:sz w:val="21"/>
-              </w:rPr>
-              <w:t xml:space="preserve"> é pura: </w:t>
-            </w:r>
-            <w:r>
-              <w:rPr>
-                <w:rFonts w:ascii="Consolas" w:hAnsi="Consolas"/>
-                <w:b w:val="0"/>
-                <w:i w:val="0"/>
-                <w:color w:val="2A4A7F"/>
-                <w:sz w:val="20"/>
-              </w:rPr>
-              <w:t>can?/2</w:t>
-            </w:r>
-            <w:r>
-              <w:rPr>
-                <w:b w:val="0"/>
-                <w:i w:val="0"/>
-                <w:color w:val="1F2328"/>
-                <w:sz w:val="21"/>
-              </w:rPr>
-              <w:t xml:space="preserve">, </w:t>
-            </w:r>
-            <w:r>
-              <w:rPr>
-                <w:rFonts w:ascii="Consolas" w:hAnsi="Consolas"/>
-                <w:b w:val="0"/>
-                <w:i w:val="0"/>
-                <w:color w:val="2A4A7F"/>
-                <w:sz w:val="20"/>
-              </w:rPr>
-              <w:t>check/2</w:t>
-            </w:r>
-            <w:r>
-              <w:rPr>
-                <w:b w:val="0"/>
-                <w:i w:val="0"/>
-                <w:color w:val="1F2328"/>
-                <w:sz w:val="21"/>
-              </w:rPr>
-              <w:t xml:space="preserve">, </w:t>
-            </w:r>
-            <w:r>
-              <w:rPr>
-                <w:rFonts w:ascii="Consolas" w:hAnsi="Consolas"/>
-                <w:b w:val="0"/>
-                <w:i w:val="0"/>
-                <w:color w:val="2A4A7F"/>
-                <w:sz w:val="20"/>
-              </w:rPr>
-              <w:t>targets/1</w:t>
-            </w:r>
-            <w:r>
-              <w:rPr>
-                <w:b w:val="0"/>
-                <w:i w:val="0"/>
-                <w:color w:val="1F2328"/>
-                <w:sz w:val="21"/>
-              </w:rPr>
-              <w:t xml:space="preserve"> sobre o mapa de transições legais</w:t>
-            </w:r>
-          </w:p>
-          <w:p>
-            <w:pPr>
-              <w:pStyle w:val="ListBullet"/>
-              <w:keepNext/>
-              <w:spacing w:after="20"/>
-            </w:pPr>
-            <w:r>
-              <w:rPr>
-                <w:rFonts w:ascii="Consolas" w:hAnsi="Consolas"/>
-                <w:b w:val="0"/>
-                <w:i w:val="0"/>
-                <w:color w:val="2A4A7F"/>
-                <w:sz w:val="20"/>
-              </w:rPr>
-              <w:t>Factory.Tasks.Transition.apply/3</w:t>
-            </w:r>
-            <w:r>
-              <w:rPr>
-                <w:b w:val="0"/>
-                <w:i w:val="0"/>
-                <w:color w:val="1F2328"/>
-                <w:sz w:val="21"/>
-              </w:rPr>
-              <w:t xml:space="preserve"> monta um </w:t>
-            </w:r>
-            <w:r>
-              <w:rPr>
-                <w:rFonts w:ascii="Consolas" w:hAnsi="Consolas"/>
-                <w:b w:val="0"/>
-                <w:i w:val="0"/>
-                <w:color w:val="2A4A7F"/>
-                <w:sz w:val="20"/>
-              </w:rPr>
-              <w:t>Ecto.Multi</w:t>
-            </w:r>
-            <w:r>
-              <w:rPr>
-                <w:b w:val="0"/>
-                <w:i w:val="0"/>
-                <w:color w:val="1F2328"/>
-                <w:sz w:val="21"/>
-              </w:rPr>
-              <w:t xml:space="preserve"> com status, ciclo, despacho e N linhas de consumo</w:t>
-            </w:r>
-          </w:p>
-          <w:p>
-            <w:pPr>
-              <w:pStyle w:val="ListBullet"/>
-              <w:keepNext/>
-              <w:spacing w:after="20"/>
-            </w:pPr>
-            <w:r>
-              <w:rPr>
-                <w:b w:val="0"/>
-                <w:i w:val="0"/>
-                <w:color w:val="1F2328"/>
-                <w:sz w:val="21"/>
-              </w:rPr>
-              <w:t xml:space="preserve">Entrar em </w:t>
-            </w:r>
-            <w:r>
-              <w:rPr>
-                <w:rFonts w:ascii="Consolas" w:hAnsi="Consolas"/>
-                <w:b w:val="0"/>
-                <w:i w:val="0"/>
-                <w:color w:val="2A4A7F"/>
-                <w:sz w:val="20"/>
-              </w:rPr>
-              <w:t>in_progress</w:t>
-            </w:r>
-            <w:r>
-              <w:rPr>
-                <w:b w:val="0"/>
-                <w:i w:val="0"/>
-                <w:color w:val="1F2328"/>
-                <w:sz w:val="21"/>
-              </w:rPr>
-              <w:t xml:space="preserve"> incrementa </w:t>
-            </w:r>
-            <w:r>
-              <w:rPr>
-                <w:rFonts w:ascii="Consolas" w:hAnsi="Consolas"/>
-                <w:b w:val="0"/>
-                <w:i w:val="0"/>
-                <w:color w:val="2A4A7F"/>
-                <w:sz w:val="20"/>
-              </w:rPr>
-              <w:t>attempts</w:t>
-            </w:r>
-            <w:r>
-              <w:rPr>
-                <w:b w:val="0"/>
-                <w:i w:val="0"/>
-                <w:color w:val="1F2328"/>
-                <w:sz w:val="21"/>
-              </w:rPr>
-              <w:t xml:space="preserve"> na mesma transação (</w:t>
-            </w:r>
-            <w:r>
-              <w:rPr>
-                <w:rFonts w:ascii="Consolas" w:hAnsi="Consolas"/>
-                <w:b w:val="0"/>
-                <w:i w:val="0"/>
-                <w:color w:val="2A4A7F"/>
-                <w:sz w:val="20"/>
-              </w:rPr>
-              <w:t>hands_to_builder?/1</w:t>
-            </w:r>
-            <w:r>
-              <w:rPr>
-                <w:b w:val="0"/>
-                <w:i w:val="0"/>
-                <w:color w:val="1F2328"/>
-                <w:sz w:val="21"/>
-              </w:rPr>
-              <w:t>)</w:t>
-            </w:r>
-          </w:p>
-          <w:p>
-            <w:pPr>
-              <w:pStyle w:val="ListBullet"/>
-              <w:keepNext/>
-              <w:spacing w:after="20"/>
-            </w:pPr>
-            <w:r>
-              <w:rPr>
-                <w:b w:val="0"/>
-                <w:i w:val="0"/>
-                <w:color w:val="1F2328"/>
-                <w:sz w:val="21"/>
-              </w:rPr>
-              <w:t xml:space="preserve">A linha da tarefa é lida </w:t>
-            </w:r>
-            <w:r>
-              <w:rPr>
-                <w:rFonts w:ascii="Consolas" w:hAnsi="Consolas"/>
-                <w:b w:val="0"/>
-                <w:i w:val="0"/>
-                <w:color w:val="2A4A7F"/>
-                <w:sz w:val="20"/>
-              </w:rPr>
-              <w:t>FOR UPDATE</w:t>
-            </w:r>
-            <w:r>
-              <w:rPr>
-                <w:b w:val="0"/>
-                <w:i w:val="0"/>
-                <w:color w:val="1F2328"/>
-                <w:sz w:val="21"/>
-              </w:rPr>
-              <w:t>, então transições concorrentes na mesma tarefa se serializam</w:t>
-            </w:r>
-          </w:p>
-          <w:p>
-            <w:pPr>
-              <w:keepNext/>
-              <w:spacing w:before="80" w:after="0"/>
-            </w:pPr>
-            <w:r>
-              <w:rPr>
-                <w:b/>
-                <w:i w:val="0"/>
-                <w:color w:val="4A6FA5"/>
-                <w:sz w:val="22"/>
-              </w:rPr>
-              <w:t xml:space="preserve">Verificar   </w:t>
-            </w:r>
-            <w:r>
-              <w:rPr>
-                <w:rFonts w:ascii="Consolas" w:hAnsi="Consolas"/>
-                <w:b w:val="0"/>
-                <w:i w:val="0"/>
-                <w:color w:val="1F2328"/>
-                <w:sz w:val="19"/>
-              </w:rPr>
-              <w:t>mix test test/factory/tasks/state_machine_test.exs    mix test test/factory/tasks/transition_test.exs</w:t>
-            </w:r>
-          </w:p>
-        </w:tc>
-      </w:tr>
-    </w:tbl>
-    <w:p>
-      <w:pPr>
-        <w:spacing w:before="0" w:after="120"/>
-      </w:pPr>
-    </w:p>
-    <w:tbl>
-      <w:tblPr>
-        <w:tblW w:type="auto" w:w="0"/>
-        <w:jc w:val="center"/>
-        <w:tblLayout w:type="fixed"/>
-        <w:tblLook w:firstColumn="1" w:firstRow="1" w:lastColumn="0" w:lastRow="0" w:noHBand="0" w:noVBand="1" w:val="04A0"/>
-        <w:tblBorders>
-          <w:top w:val="nil"/>
-          <w:left w:val="nil"/>
-          <w:bottom w:val="nil"/>
-          <w:right w:val="nil"/>
-          <w:insideH w:val="nil"/>
-          <w:insideV w:val="nil"/>
-        </w:tblBorders>
-      </w:tblPr>
-      <w:tblGrid>
-        <w:gridCol w:w="11622"/>
-        <w:gridCol w:w="3402"/>
-      </w:tblGrid>
-      <w:tr>
-        <w:trPr>
-          <w:cantSplit/>
-        </w:trPr>
-        <w:tc>
-          <w:tcPr>
-            <w:tcW w:type="dxa" w:w="11622"/>
-            <w:shd w:val="clear" w:color="auto" w:fill="1B2A41"/>
-            <w:tcMar>
-              <w:top w:w="158" w:type="dxa"/>
-              <w:left w:w="158" w:type="dxa"/>
-              <w:bottom w:w="158" w:type="dxa"/>
-              <w:right w:w="158" w:type="dxa"/>
-            </w:tcMar>
-          </w:tcPr>
-          <w:p>
-            <w:pPr>
-              <w:keepNext/>
               <w:spacing w:before="0" w:after="0"/>
             </w:pPr>
             <w:r>
@@ -1316,36 +1076,66 @@
                 <w:rFonts w:ascii="Consolas" w:hAnsi="Consolas"/>
                 <w:b/>
                 <w:i w:val="0"/>
-                <w:color w:val="E9A23B"/>
-                <w:sz w:val="24"/>
+                <w:color w:val="4A6FA5"/>
+                <w:sz w:val="23"/>
               </w:rPr>
-              <w:t xml:space="preserve">FAB-402   </w:t>
-            </w:r>
-            <w:r>
-              <w:rPr>
-                <w:b/>
-                <w:i w:val="0"/>
-                <w:color w:val="FFFFFF"/>
-                <w:sz w:val="27"/>
-              </w:rPr>
-              <w:t>Fila por dependências e equipe especializada</w:t>
+              <w:t>FAB-402</w:t>
             </w:r>
           </w:p>
         </w:tc>
         <w:tc>
           <w:tcPr>
-            <w:tcW w:type="dxa" w:w="3402"/>
-            <w:shd w:val="clear" w:color="auto" w:fill="2A9D8F"/>
+            <w:tcW w:type="dxa" w:w="10772"/>
+            <w:shd w:val="clear" w:color="auto" w:fill="FFFFFF"/>
             <w:tcMar>
-              <w:top w:w="158" w:type="dxa"/>
-              <w:left w:w="158" w:type="dxa"/>
-              <w:bottom w:w="158" w:type="dxa"/>
-              <w:right w:w="158" w:type="dxa"/>
+              <w:top w:w="68" w:type="dxa"/>
+              <w:left w:w="68" w:type="dxa"/>
+              <w:bottom w:w="68" w:type="dxa"/>
+              <w:right w:w="68" w:type="dxa"/>
             </w:tcMar>
           </w:tcPr>
           <w:p>
             <w:pPr>
-              <w:keepNext/>
+              <w:spacing w:before="0" w:after="20"/>
+            </w:pPr>
+            <w:r>
+              <w:rPr>
+                <w:b/>
+                <w:i w:val="0"/>
+                <w:color w:val="1B2A41"/>
+                <w:sz w:val="23"/>
+              </w:rPr>
+              <w:t>Fila por dependências e equipe especializada</w:t>
+            </w:r>
+          </w:p>
+          <w:p>
+            <w:pPr>
+              <w:spacing w:before="0" w:after="0"/>
+            </w:pPr>
+            <w:r>
+              <w:rPr>
+                <w:b w:val="0"/>
+                <w:i w:val="0"/>
+                <w:color w:val="4A5160"/>
+                <w:sz w:val="20"/>
+              </w:rPr>
+              <w:t>Promover tarefas cujas dependências concluíram e ordenar a fila; resolver o especialista que constrói cada tarefa.</w:t>
+            </w:r>
+          </w:p>
+        </w:tc>
+        <w:tc>
+          <w:tcPr>
+            <w:tcW w:type="dxa" w:w="2551"/>
+            <w:shd w:val="clear" w:color="auto" w:fill="2A9D8F"/>
+            <w:tcMar>
+              <w:top w:w="68" w:type="dxa"/>
+              <w:left w:w="68" w:type="dxa"/>
+              <w:bottom w:w="68" w:type="dxa"/>
+              <w:right w:w="68" w:type="dxa"/>
+            </w:tcMar>
+          </w:tcPr>
+          <w:p>
+            <w:pPr>
               <w:spacing w:before="0" w:after="0"/>
               <w:jc w:val="center"/>
             </w:pPr>
@@ -1354,7 +1144,7 @@
                 <w:b/>
                 <w:i w:val="0"/>
                 <w:color w:val="FFFFFF"/>
-                <w:sz w:val="25"/>
+                <w:sz w:val="23"/>
               </w:rPr>
               <w:t>✓ Concluída</w:t>
             </w:r>
@@ -1367,140 +1157,68 @@
         </w:trPr>
         <w:tc>
           <w:tcPr>
-            <w:tcW w:type="dxa" w:w="15024"/>
-            <w:gridSpan w:val="2"/>
+            <w:tcW w:type="dxa" w:w="1701"/>
             <w:shd w:val="clear" w:color="auto" w:fill="F2F4F7"/>
             <w:tcMar>
-              <w:top w:w="198" w:type="dxa"/>
-              <w:left w:w="198" w:type="dxa"/>
-              <w:bottom w:w="198" w:type="dxa"/>
-              <w:right w:w="198" w:type="dxa"/>
+              <w:top w:w="68" w:type="dxa"/>
+              <w:left w:w="68" w:type="dxa"/>
+              <w:bottom w:w="68" w:type="dxa"/>
+              <w:right w:w="68" w:type="dxa"/>
             </w:tcMar>
           </w:tcPr>
           <w:p>
             <w:pPr>
-              <w:keepNext/>
-              <w:spacing w:before="0" w:after="80"/>
+              <w:spacing w:before="0" w:after="0"/>
+            </w:pPr>
+            <w:r>
+              <w:rPr>
+                <w:rFonts w:ascii="Consolas" w:hAnsi="Consolas"/>
+                <w:b/>
+                <w:i w:val="0"/>
+                <w:color w:val="4A6FA5"/>
+                <w:sz w:val="23"/>
+              </w:rPr>
+              <w:t>FAB-403</w:t>
+            </w:r>
+          </w:p>
+        </w:tc>
+        <w:tc>
+          <w:tcPr>
+            <w:tcW w:type="dxa" w:w="10772"/>
+            <w:shd w:val="clear" w:color="auto" w:fill="F2F4F7"/>
+            <w:tcMar>
+              <w:top w:w="68" w:type="dxa"/>
+              <w:left w:w="68" w:type="dxa"/>
+              <w:bottom w:w="68" w:type="dxa"/>
+              <w:right w:w="68" w:type="dxa"/>
+            </w:tcMar>
+          </w:tcPr>
+          <w:p>
+            <w:pPr>
+              <w:spacing w:before="0" w:after="20"/>
             </w:pPr>
             <w:r>
               <w:rPr>
                 <w:b/>
                 <w:i w:val="0"/>
-                <w:color w:val="4A6FA5"/>
-                <w:sz w:val="22"/>
+                <w:color w:val="1B2A41"/>
+                <w:sz w:val="23"/>
               </w:rPr>
-              <w:t xml:space="preserve">O que é   </w:t>
+              <w:t>Critérios de aceite executados sozinhos</w:t>
             </w:r>
+          </w:p>
+          <w:p>
+            <w:pPr>
+              <w:spacing w:before="0" w:after="0"/>
+            </w:pPr>
             <w:r>
               <w:rPr>
                 <w:b w:val="0"/>
                 <w:i w:val="0"/>
-                <w:color w:val="1F2328"/>
-                <w:sz w:val="23"/>
-              </w:rPr>
-              <w:t>Cria o escalonador: decide quais tarefas passam a 'pronta' (todas as dependências concluídas) e em que ordem a fila é despachada. Também cria a equipe de especialistas versionada e a regra que decide quem constrói cada tarefa: o papel genérico mais, opcionalmente, um especialista.</w:t>
-            </w:r>
-          </w:p>
-          <w:p>
-            <w:pPr>
-              <w:keepNext/>
-              <w:spacing w:before="0" w:after="80"/>
-            </w:pPr>
-            <w:r>
-              <w:rPr>
-                <w:b/>
-                <w:i w:val="0"/>
-                <w:color w:val="4A6FA5"/>
-                <w:sz w:val="22"/>
-              </w:rPr>
-              <w:t xml:space="preserve">Por que   </w:t>
-            </w:r>
-            <w:r>
-              <w:rPr>
-                <w:b w:val="0"/>
-                <w:i w:val="0"/>
-                <w:color w:val="1F2328"/>
-                <w:sz w:val="23"/>
-              </w:rPr>
-              <w:t>Tira do modelo decisões que cabem num teste (promoção e ordem) e mantém a disciplina do papel sempre presente, com o especialista apenas acrescentando conhecimento de domínio.</w:t>
-            </w:r>
-          </w:p>
-          <w:p>
-            <w:pPr>
-              <w:pStyle w:val="ListBullet"/>
-              <w:keepNext/>
-              <w:spacing w:after="20"/>
-            </w:pPr>
-            <w:r>
-              <w:rPr>
-                <w:rFonts w:ascii="Consolas" w:hAnsi="Consolas"/>
-                <w:b w:val="0"/>
-                <w:i w:val="0"/>
-                <w:color w:val="2A4A7F"/>
+                <w:color w:val="4A5160"/>
                 <w:sz w:val="20"/>
               </w:rPr>
-              <w:t>Factory.Tasks.Scheduler.promote/1</w:t>
-            </w:r>
-            <w:r>
-              <w:rPr>
-                <w:b w:val="0"/>
-                <w:i w:val="0"/>
-                <w:color w:val="1F2328"/>
-                <w:sz w:val="21"/>
-              </w:rPr>
-              <w:t>: dependência cancelada só conta se todas as substitutas estiverem satisfeitas; bloqueada nunca conta</w:t>
-            </w:r>
-          </w:p>
-          <w:p>
-            <w:pPr>
-              <w:pStyle w:val="ListBullet"/>
-              <w:keepNext/>
-              <w:spacing w:after="20"/>
-            </w:pPr>
-            <w:r>
-              <w:rPr>
-                <w:rFonts w:ascii="Consolas" w:hAnsi="Consolas"/>
-                <w:b w:val="0"/>
-                <w:i w:val="0"/>
-                <w:color w:val="2A4A7F"/>
-                <w:sz w:val="20"/>
-              </w:rPr>
-              <w:t>Scheduler.next_steps/2</w:t>
-            </w:r>
-            <w:r>
-              <w:rPr>
-                <w:b w:val="0"/>
-                <w:i w:val="0"/>
-                <w:color w:val="1F2328"/>
-                <w:sz w:val="21"/>
-              </w:rPr>
-              <w:t xml:space="preserve"> ordena por prioridade, depois por quantas tarefas abertas cada uma destrava, depois por código</w:t>
-            </w:r>
-          </w:p>
-          <w:p>
-            <w:pPr>
-              <w:pStyle w:val="ListBullet"/>
-              <w:keepNext/>
-              <w:spacing w:after="20"/>
-            </w:pPr>
-            <w:r>
-              <w:rPr>
-                <w:rFonts w:ascii="Consolas" w:hAnsi="Consolas"/>
-                <w:b w:val="0"/>
-                <w:i w:val="0"/>
-                <w:color w:val="2A4A7F"/>
-                <w:sz w:val="20"/>
-              </w:rPr>
-              <w:t>Factory.Team.define/2</w:t>
-            </w:r>
-            <w:r>
-              <w:rPr>
-                <w:b w:val="0"/>
-                <w:i w:val="0"/>
-                <w:color w:val="1F2328"/>
-                <w:sz w:val="21"/>
-              </w:rPr>
-              <w:t xml:space="preserve"> desativa a versão antiga e insere a nova numa transação (índice único parcial </w:t>
+              <w:t xml:space="preserve">Ler os comandos </w:t>
             </w:r>
             <w:r>
               <w:rPr>
@@ -1508,153 +1226,34 @@
                 <w:b w:val="0"/>
                 <w:i w:val="0"/>
                 <w:color w:val="2A4A7F"/>
-                <w:sz w:val="20"/>
+                <w:sz w:val="19"/>
               </w:rPr>
-              <w:t>where: active</w:t>
+              <w:t>verify:</w:t>
             </w:r>
             <w:r>
               <w:rPr>
                 <w:b w:val="0"/>
                 <w:i w:val="0"/>
-                <w:color w:val="1F2328"/>
-                <w:sz w:val="21"/>
-              </w:rPr>
-              <w:t>)</w:t>
-            </w:r>
-          </w:p>
-          <w:p>
-            <w:pPr>
-              <w:pStyle w:val="ListBullet"/>
-              <w:keepNext/>
-              <w:spacing w:after="20"/>
-            </w:pPr>
-            <w:r>
-              <w:rPr>
-                <w:rFonts w:ascii="Consolas" w:hAnsi="Consolas"/>
-                <w:b w:val="0"/>
-                <w:i w:val="0"/>
-                <w:color w:val="2A4A7F"/>
+                <w:color w:val="4A5160"/>
                 <w:sz w:val="20"/>
               </w:rPr>
-              <w:t>Factory.Team.Resolution.resolve/3</w:t>
-            </w:r>
-            <w:r>
-              <w:rPr>
-                <w:b w:val="0"/>
-                <w:i w:val="0"/>
-                <w:color w:val="1F2328"/>
-                <w:sz w:val="21"/>
-              </w:rPr>
-              <w:t xml:space="preserve"> dá dois resultados: papel sozinho ou papel + especialista; especialista inexistente é registrado como defeito</w:t>
-            </w:r>
-          </w:p>
-          <w:p>
-            <w:pPr>
-              <w:keepNext/>
-              <w:spacing w:before="80" w:after="0"/>
-            </w:pPr>
-            <w:r>
-              <w:rPr>
-                <w:b/>
-                <w:i w:val="0"/>
-                <w:color w:val="4A6FA5"/>
-                <w:sz w:val="22"/>
-              </w:rPr>
-              <w:t xml:space="preserve">Verificar   </w:t>
-            </w:r>
-            <w:r>
-              <w:rPr>
-                <w:rFonts w:ascii="Consolas" w:hAnsi="Consolas"/>
-                <w:b w:val="0"/>
-                <w:i w:val="0"/>
-                <w:color w:val="1F2328"/>
-                <w:sz w:val="19"/>
-              </w:rPr>
-              <w:t>mix test test/factory/tasks/scheduler_test.exs    mix test test/factory/team/resolution_test.exs</w:t>
-            </w:r>
-          </w:p>
-        </w:tc>
-      </w:tr>
-    </w:tbl>
-    <w:p>
-      <w:pPr>
-        <w:spacing w:before="0" w:after="120"/>
-      </w:pPr>
-    </w:p>
-    <w:tbl>
-      <w:tblPr>
-        <w:tblW w:type="auto" w:w="0"/>
-        <w:jc w:val="center"/>
-        <w:tblLayout w:type="fixed"/>
-        <w:tblLook w:firstColumn="1" w:firstRow="1" w:lastColumn="0" w:lastRow="0" w:noHBand="0" w:noVBand="1" w:val="04A0"/>
-        <w:tblBorders>
-          <w:top w:val="nil"/>
-          <w:left w:val="nil"/>
-          <w:bottom w:val="nil"/>
-          <w:right w:val="nil"/>
-          <w:insideH w:val="nil"/>
-          <w:insideV w:val="nil"/>
-        </w:tblBorders>
-      </w:tblPr>
-      <w:tblGrid>
-        <w:gridCol w:w="11622"/>
-        <w:gridCol w:w="3402"/>
-      </w:tblGrid>
-      <w:tr>
-        <w:trPr>
-          <w:cantSplit/>
-        </w:trPr>
-        <w:tc>
-          <w:tcPr>
-            <w:tcW w:type="dxa" w:w="11622"/>
-            <w:shd w:val="clear" w:color="auto" w:fill="1B2A41"/>
-            <w:tcMar>
-              <w:top w:w="158" w:type="dxa"/>
-              <w:left w:w="158" w:type="dxa"/>
-              <w:bottom w:w="158" w:type="dxa"/>
-              <w:right w:w="158" w:type="dxa"/>
-            </w:tcMar>
-          </w:tcPr>
-          <w:p>
-            <w:pPr>
-              <w:keepNext/>
-              <w:spacing w:before="0" w:after="0"/>
-            </w:pPr>
-            <w:r>
-              <w:rPr>
-                <w:rFonts w:ascii="Consolas" w:hAnsi="Consolas"/>
-                <w:b/>
-                <w:i w:val="0"/>
-                <w:color w:val="E9A23B"/>
-                <w:sz w:val="24"/>
-              </w:rPr>
-              <w:t xml:space="preserve">FAB-403   </w:t>
-            </w:r>
-            <w:r>
-              <w:rPr>
-                <w:b/>
-                <w:i w:val="0"/>
-                <w:color w:val="FFFFFF"/>
-                <w:sz w:val="27"/>
-              </w:rPr>
-              <w:t>Critérios de aceite executados sozinhos</w:t>
+              <w:t xml:space="preserve"> da tarefa, rodar só os permitidos e separar comando quebrado de entrega errada.</w:t>
             </w:r>
           </w:p>
         </w:tc>
         <w:tc>
           <w:tcPr>
-            <w:tcW w:type="dxa" w:w="3402"/>
+            <w:tcW w:type="dxa" w:w="2551"/>
             <w:shd w:val="clear" w:color="auto" w:fill="2A9D8F"/>
             <w:tcMar>
-              <w:top w:w="158" w:type="dxa"/>
-              <w:left w:w="158" w:type="dxa"/>
-              <w:bottom w:w="158" w:type="dxa"/>
-              <w:right w:w="158" w:type="dxa"/>
+              <w:top w:w="68" w:type="dxa"/>
+              <w:left w:w="68" w:type="dxa"/>
+              <w:bottom w:w="68" w:type="dxa"/>
+              <w:right w:w="68" w:type="dxa"/>
             </w:tcMar>
           </w:tcPr>
           <w:p>
             <w:pPr>
-              <w:keepNext/>
               <w:spacing w:before="0" w:after="0"/>
               <w:jc w:val="center"/>
             </w:pPr>
@@ -1663,7 +1262,7 @@
                 <w:b/>
                 <w:i w:val="0"/>
                 <w:color w:val="FFFFFF"/>
-                <w:sz w:val="25"/>
+                <w:sz w:val="23"/>
               </w:rPr>
               <w:t>✓ Concluída</w:t>
             </w:r>
@@ -1676,400 +1275,17 @@
         </w:trPr>
         <w:tc>
           <w:tcPr>
-            <w:tcW w:type="dxa" w:w="15024"/>
-            <w:gridSpan w:val="2"/>
-            <w:shd w:val="clear" w:color="auto" w:fill="F2F4F7"/>
+            <w:tcW w:type="dxa" w:w="1701"/>
+            <w:shd w:val="clear" w:color="auto" w:fill="FFFFFF"/>
             <w:tcMar>
-              <w:top w:w="198" w:type="dxa"/>
-              <w:left w:w="198" w:type="dxa"/>
-              <w:bottom w:w="198" w:type="dxa"/>
-              <w:right w:w="198" w:type="dxa"/>
+              <w:top w:w="68" w:type="dxa"/>
+              <w:left w:w="68" w:type="dxa"/>
+              <w:bottom w:w="68" w:type="dxa"/>
+              <w:right w:w="68" w:type="dxa"/>
             </w:tcMar>
           </w:tcPr>
           <w:p>
             <w:pPr>
-              <w:keepNext/>
-              <w:spacing w:before="0" w:after="80"/>
-            </w:pPr>
-            <w:r>
-              <w:rPr>
-                <w:b/>
-                <w:i w:val="0"/>
-                <w:color w:val="4A6FA5"/>
-                <w:sz w:val="22"/>
-              </w:rPr>
-              <w:t xml:space="preserve">O que é   </w:t>
-            </w:r>
-            <w:r>
-              <w:rPr>
-                <w:b w:val="0"/>
-                <w:i w:val="0"/>
-                <w:color w:val="1F2328"/>
-                <w:sz w:val="23"/>
-              </w:rPr>
-              <w:t>Executa sozinho, antes de gastar um despacho de agente, todo critério de aceite que tem comando (</w:t>
-            </w:r>
-            <w:r>
-              <w:rPr>
-                <w:rFonts w:ascii="Consolas" w:hAnsi="Consolas"/>
-                <w:b w:val="0"/>
-                <w:i w:val="0"/>
-                <w:color w:val="2A4A7F"/>
-                <w:sz w:val="22"/>
-              </w:rPr>
-              <w:t>verify:</w:t>
-            </w:r>
-            <w:r>
-              <w:rPr>
-                <w:b w:val="0"/>
-                <w:i w:val="0"/>
-                <w:color w:val="1F2328"/>
-                <w:sz w:val="23"/>
-              </w:rPr>
-              <w:t>). Só roda binários de uma lista permitida e classifica cada falha: comando quebrado, problema de ambiente ou entrega errada. A suíte de testes do projeto entra sempre como critério implícito.</w:t>
-            </w:r>
-          </w:p>
-          <w:p>
-            <w:pPr>
-              <w:keepNext/>
-              <w:spacing w:before="0" w:after="80"/>
-            </w:pPr>
-            <w:r>
-              <w:rPr>
-                <w:b/>
-                <w:i w:val="0"/>
-                <w:color w:val="4A6FA5"/>
-                <w:sz w:val="22"/>
-              </w:rPr>
-              <w:t xml:space="preserve">Por que   </w:t>
-            </w:r>
-            <w:r>
-              <w:rPr>
-                <w:b w:val="0"/>
-                <w:i w:val="0"/>
-                <w:color w:val="1F2328"/>
-                <w:sz w:val="23"/>
-              </w:rPr>
-              <w:t>Separa 'o comando está errado' de 'a entrega está errada': sem isso, o construtor — que não pode mudar critérios — seria despachado de novo para consertar o que já estava certo, queimando ciclos.</w:t>
-            </w:r>
-          </w:p>
-          <w:p>
-            <w:pPr>
-              <w:pStyle w:val="ListBullet"/>
-              <w:keepNext/>
-              <w:spacing w:after="20"/>
-            </w:pPr>
-            <w:r>
-              <w:rPr>
-                <w:rFonts w:ascii="Consolas" w:hAnsi="Consolas"/>
-                <w:b w:val="0"/>
-                <w:i w:val="0"/>
-                <w:color w:val="2A4A7F"/>
-                <w:sz w:val="20"/>
-              </w:rPr>
-              <w:t>Factory.Criteria.run/3</w:t>
-            </w:r>
-            <w:r>
-              <w:rPr>
-                <w:b w:val="0"/>
-                <w:i w:val="0"/>
-                <w:color w:val="1F2328"/>
-                <w:sz w:val="21"/>
-              </w:rPr>
-              <w:t xml:space="preserve"> executa; comandos repetidos rodam uma vez e o segundo vira espelho</w:t>
-            </w:r>
-          </w:p>
-          <w:p>
-            <w:pPr>
-              <w:pStyle w:val="ListBullet"/>
-              <w:keepNext/>
-              <w:spacing w:after="20"/>
-            </w:pPr>
-            <w:r>
-              <w:rPr>
-                <w:rFonts w:ascii="Consolas" w:hAnsi="Consolas"/>
-                <w:b w:val="0"/>
-                <w:i w:val="0"/>
-                <w:color w:val="2A4A7F"/>
-                <w:sz w:val="20"/>
-              </w:rPr>
-              <w:t>Factory.Criteria.Allowlist.check/1</w:t>
-            </w:r>
-            <w:r>
-              <w:rPr>
-                <w:b w:val="0"/>
-                <w:i w:val="0"/>
-                <w:color w:val="1F2328"/>
-                <w:sz w:val="21"/>
-              </w:rPr>
-              <w:t xml:space="preserve"> é lista permitida (falha fechada): </w:t>
-            </w:r>
-            <w:r>
-              <w:rPr>
-                <w:rFonts w:ascii="Consolas" w:hAnsi="Consolas"/>
-                <w:b w:val="0"/>
-                <w:i w:val="0"/>
-                <w:color w:val="2A4A7F"/>
-                <w:sz w:val="20"/>
-              </w:rPr>
-              <w:t>git</w:t>
-            </w:r>
-            <w:r>
-              <w:rPr>
-                <w:b w:val="0"/>
-                <w:i w:val="0"/>
-                <w:color w:val="1F2328"/>
-                <w:sz w:val="21"/>
-              </w:rPr>
-              <w:t xml:space="preserve"> só leitura, </w:t>
-            </w:r>
-            <w:r>
-              <w:rPr>
-                <w:rFonts w:ascii="Consolas" w:hAnsi="Consolas"/>
-                <w:b w:val="0"/>
-                <w:i w:val="0"/>
-                <w:color w:val="2A4A7F"/>
-                <w:sz w:val="20"/>
-              </w:rPr>
-              <w:t>npx</w:t>
-            </w:r>
-            <w:r>
-              <w:rPr>
-                <w:b w:val="0"/>
-                <w:i w:val="0"/>
-                <w:color w:val="1F2328"/>
-                <w:sz w:val="21"/>
-              </w:rPr>
-              <w:t xml:space="preserve"> excluído</w:t>
-            </w:r>
-          </w:p>
-          <w:p>
-            <w:pPr>
-              <w:pStyle w:val="ListBullet"/>
-              <w:keepNext/>
-              <w:spacing w:after="20"/>
-            </w:pPr>
-            <w:r>
-              <w:rPr>
-                <w:rFonts w:ascii="Consolas" w:hAnsi="Consolas"/>
-                <w:b w:val="0"/>
-                <w:i w:val="0"/>
-                <w:color w:val="2A4A7F"/>
-                <w:sz w:val="20"/>
-              </w:rPr>
-              <w:t>Factory.Criteria.FailureClass.classify/1</w:t>
-            </w:r>
-            <w:r>
-              <w:rPr>
-                <w:b w:val="0"/>
-                <w:i w:val="0"/>
-                <w:color w:val="1F2328"/>
-                <w:sz w:val="21"/>
-              </w:rPr>
-              <w:t xml:space="preserve">: </w:t>
-            </w:r>
-            <w:r>
-              <w:rPr>
-                <w:rFonts w:ascii="Consolas" w:hAnsi="Consolas"/>
-                <w:b w:val="0"/>
-                <w:i w:val="0"/>
-                <w:color w:val="2A4A7F"/>
-                <w:sz w:val="20"/>
-              </w:rPr>
-              <w:t>:broken_tool</w:t>
-            </w:r>
-            <w:r>
-              <w:rPr>
-                <w:b w:val="0"/>
-                <w:i w:val="0"/>
-                <w:color w:val="1F2328"/>
-                <w:sz w:val="21"/>
-              </w:rPr>
-              <w:t xml:space="preserve"> e </w:t>
-            </w:r>
-            <w:r>
-              <w:rPr>
-                <w:rFonts w:ascii="Consolas" w:hAnsi="Consolas"/>
-                <w:b w:val="0"/>
-                <w:i w:val="0"/>
-                <w:color w:val="2A4A7F"/>
-                <w:sz w:val="20"/>
-              </w:rPr>
-              <w:t>:environment</w:t>
-            </w:r>
-            <w:r>
-              <w:rPr>
-                <w:b w:val="0"/>
-                <w:i w:val="0"/>
-                <w:color w:val="1F2328"/>
-                <w:sz w:val="21"/>
-              </w:rPr>
-              <w:t xml:space="preserve"> não gastam ciclo; </w:t>
-            </w:r>
-            <w:r>
-              <w:rPr>
-                <w:rFonts w:ascii="Consolas" w:hAnsi="Consolas"/>
-                <w:b w:val="0"/>
-                <w:i w:val="0"/>
-                <w:color w:val="2A4A7F"/>
-                <w:sz w:val="20"/>
-              </w:rPr>
-              <w:t>:delivery</w:t>
-            </w:r>
-            <w:r>
-              <w:rPr>
-                <w:b w:val="0"/>
-                <w:i w:val="0"/>
-                <w:color w:val="1F2328"/>
-                <w:sz w:val="21"/>
-              </w:rPr>
-              <w:t xml:space="preserve"> gasta; na dúvida, </w:t>
-            </w:r>
-            <w:r>
-              <w:rPr>
-                <w:rFonts w:ascii="Consolas" w:hAnsi="Consolas"/>
-                <w:b w:val="0"/>
-                <w:i w:val="0"/>
-                <w:color w:val="2A4A7F"/>
-                <w:sz w:val="20"/>
-              </w:rPr>
-              <w:t>:delivery</w:t>
-            </w:r>
-          </w:p>
-          <w:p>
-            <w:pPr>
-              <w:pStyle w:val="ListBullet"/>
-              <w:keepNext/>
-              <w:spacing w:after="20"/>
-            </w:pPr>
-            <w:r>
-              <w:rPr>
-                <w:rFonts w:ascii="Consolas" w:hAnsi="Consolas"/>
-                <w:b w:val="0"/>
-                <w:i w:val="0"/>
-                <w:color w:val="2A4A7F"/>
-                <w:sz w:val="20"/>
-              </w:rPr>
-              <w:t>Factory.Criteria.Suite</w:t>
-            </w:r>
-            <w:r>
-              <w:rPr>
-                <w:b w:val="0"/>
-                <w:i w:val="0"/>
-                <w:color w:val="1F2328"/>
-                <w:sz w:val="21"/>
-              </w:rPr>
-              <w:t xml:space="preserve"> pega o comando de testes de </w:t>
-            </w:r>
-            <w:r>
-              <w:rPr>
-                <w:rFonts w:ascii="Consolas" w:hAnsi="Consolas"/>
-                <w:b w:val="0"/>
-                <w:i w:val="0"/>
-                <w:color w:val="2A4A7F"/>
-                <w:sz w:val="20"/>
-              </w:rPr>
-              <w:t>_management/ci.json</w:t>
-            </w:r>
-            <w:r>
-              <w:rPr>
-                <w:b w:val="0"/>
-                <w:i w:val="0"/>
-                <w:color w:val="1F2328"/>
-                <w:sz w:val="21"/>
-              </w:rPr>
-              <w:t xml:space="preserve"> ou detecta pelo ecossistema (</w:t>
-            </w:r>
-            <w:r>
-              <w:rPr>
-                <w:rFonts w:ascii="Consolas" w:hAnsi="Consolas"/>
-                <w:b w:val="0"/>
-                <w:i w:val="0"/>
-                <w:color w:val="2A4A7F"/>
-                <w:sz w:val="20"/>
-              </w:rPr>
-              <w:t>Factory.Ecosystems</w:t>
-            </w:r>
-            <w:r>
-              <w:rPr>
-                <w:b w:val="0"/>
-                <w:i w:val="0"/>
-                <w:color w:val="1F2328"/>
-                <w:sz w:val="21"/>
-              </w:rPr>
-              <w:t>)</w:t>
-            </w:r>
-          </w:p>
-          <w:p>
-            <w:pPr>
-              <w:keepNext/>
-              <w:spacing w:before="80" w:after="0"/>
-            </w:pPr>
-            <w:r>
-              <w:rPr>
-                <w:b/>
-                <w:i w:val="0"/>
-                <w:color w:val="4A6FA5"/>
-                <w:sz w:val="22"/>
-              </w:rPr>
-              <w:t xml:space="preserve">Verificar   </w:t>
-            </w:r>
-            <w:r>
-              <w:rPr>
-                <w:rFonts w:ascii="Consolas" w:hAnsi="Consolas"/>
-                <w:b w:val="0"/>
-                <w:i w:val="0"/>
-                <w:color w:val="1F2328"/>
-                <w:sz w:val="19"/>
-              </w:rPr>
-              <w:t>mix test test/factory/criteria_test.exs    mix test test/factory/criteria/failure_class_test.exs    mix test test/factory/criteria/suite_test.exs</w:t>
-            </w:r>
-          </w:p>
-        </w:tc>
-      </w:tr>
-    </w:tbl>
-    <w:p>
-      <w:pPr>
-        <w:spacing w:before="0" w:after="120"/>
-      </w:pPr>
-    </w:p>
-    <w:tbl>
-      <w:tblPr>
-        <w:tblW w:type="auto" w:w="0"/>
-        <w:jc w:val="center"/>
-        <w:tblLayout w:type="fixed"/>
-        <w:tblLook w:firstColumn="1" w:firstRow="1" w:lastColumn="0" w:lastRow="0" w:noHBand="0" w:noVBand="1" w:val="04A0"/>
-        <w:tblBorders>
-          <w:top w:val="nil"/>
-          <w:left w:val="nil"/>
-          <w:bottom w:val="nil"/>
-          <w:right w:val="nil"/>
-          <w:insideH w:val="nil"/>
-          <w:insideV w:val="nil"/>
-        </w:tblBorders>
-      </w:tblPr>
-      <w:tblGrid>
-        <w:gridCol w:w="11622"/>
-        <w:gridCol w:w="3402"/>
-      </w:tblGrid>
-      <w:tr>
-        <w:trPr>
-          <w:cantSplit/>
-        </w:trPr>
-        <w:tc>
-          <w:tcPr>
-            <w:tcW w:type="dxa" w:w="11622"/>
-            <w:shd w:val="clear" w:color="auto" w:fill="1B2A41"/>
-            <w:tcMar>
-              <w:top w:w="158" w:type="dxa"/>
-              <w:left w:w="158" w:type="dxa"/>
-              <w:bottom w:w="158" w:type="dxa"/>
-              <w:right w:w="158" w:type="dxa"/>
-            </w:tcMar>
-          </w:tcPr>
-          <w:p>
-            <w:pPr>
-              <w:keepNext/>
               <w:spacing w:before="0" w:after="0"/>
             </w:pPr>
             <w:r>
@@ -2077,36 +1293,66 @@
                 <w:rFonts w:ascii="Consolas" w:hAnsi="Consolas"/>
                 <w:b/>
                 <w:i w:val="0"/>
-                <w:color w:val="E9A23B"/>
-                <w:sz w:val="24"/>
+                <w:color w:val="4A6FA5"/>
+                <w:sz w:val="23"/>
               </w:rPr>
-              <w:t xml:space="preserve">FAB-404   </w:t>
-            </w:r>
-            <w:r>
-              <w:rPr>
-                <w:b/>
-                <w:i w:val="0"/>
-                <w:color w:val="FFFFFF"/>
-                <w:sz w:val="27"/>
-              </w:rPr>
-              <w:t>Os dois portões</w:t>
+              <w:t>FAB-404</w:t>
             </w:r>
           </w:p>
         </w:tc>
         <w:tc>
           <w:tcPr>
-            <w:tcW w:type="dxa" w:w="3402"/>
-            <w:shd w:val="clear" w:color="auto" w:fill="2A9D8F"/>
+            <w:tcW w:type="dxa" w:w="10772"/>
+            <w:shd w:val="clear" w:color="auto" w:fill="FFFFFF"/>
             <w:tcMar>
-              <w:top w:w="158" w:type="dxa"/>
-              <w:left w:w="158" w:type="dxa"/>
-              <w:bottom w:w="158" w:type="dxa"/>
-              <w:right w:w="158" w:type="dxa"/>
+              <w:top w:w="68" w:type="dxa"/>
+              <w:left w:w="68" w:type="dxa"/>
+              <w:bottom w:w="68" w:type="dxa"/>
+              <w:right w:w="68" w:type="dxa"/>
             </w:tcMar>
           </w:tcPr>
           <w:p>
             <w:pPr>
-              <w:keepNext/>
+              <w:spacing w:before="0" w:after="20"/>
+            </w:pPr>
+            <w:r>
+              <w:rPr>
+                <w:b/>
+                <w:i w:val="0"/>
+                <w:color w:val="1B2A41"/>
+                <w:sz w:val="23"/>
+              </w:rPr>
+              <w:t>Os dois portões</w:t>
+            </w:r>
+          </w:p>
+          <w:p>
+            <w:pPr>
+              <w:spacing w:before="0" w:after="0"/>
+            </w:pPr>
+            <w:r>
+              <w:rPr>
+                <w:b w:val="0"/>
+                <w:i w:val="0"/>
+                <w:color w:val="4A5160"/>
+                <w:sz w:val="20"/>
+              </w:rPr>
+              <w:t>Verificador (funciona?) e revisor (é o que foi pedido? está correto?). O revisor não recebe ferramenta de escrita.</w:t>
+            </w:r>
+          </w:p>
+        </w:tc>
+        <w:tc>
+          <w:tcPr>
+            <w:tcW w:type="dxa" w:w="2551"/>
+            <w:shd w:val="clear" w:color="auto" w:fill="2A9D8F"/>
+            <w:tcMar>
+              <w:top w:w="68" w:type="dxa"/>
+              <w:left w:w="68" w:type="dxa"/>
+              <w:bottom w:w="68" w:type="dxa"/>
+              <w:right w:w="68" w:type="dxa"/>
+            </w:tcMar>
+          </w:tcPr>
+          <w:p>
+            <w:pPr>
               <w:spacing w:before="0" w:after="0"/>
               <w:jc w:val="center"/>
             </w:pPr>
@@ -2115,7 +1361,7 @@
                 <w:b/>
                 <w:i w:val="0"/>
                 <w:color w:val="FFFFFF"/>
-                <w:sz w:val="25"/>
+                <w:sz w:val="23"/>
               </w:rPr>
               <w:t>✓ Concluída</w:t>
             </w:r>
@@ -2128,266 +1374,17 @@
         </w:trPr>
         <w:tc>
           <w:tcPr>
-            <w:tcW w:type="dxa" w:w="15024"/>
-            <w:gridSpan w:val="2"/>
+            <w:tcW w:type="dxa" w:w="1701"/>
             <w:shd w:val="clear" w:color="auto" w:fill="F2F4F7"/>
             <w:tcMar>
-              <w:top w:w="198" w:type="dxa"/>
-              <w:left w:w="198" w:type="dxa"/>
-              <w:bottom w:w="198" w:type="dxa"/>
-              <w:right w:w="198" w:type="dxa"/>
+              <w:top w:w="68" w:type="dxa"/>
+              <w:left w:w="68" w:type="dxa"/>
+              <w:bottom w:w="68" w:type="dxa"/>
+              <w:right w:w="68" w:type="dxa"/>
             </w:tcMar>
           </w:tcPr>
           <w:p>
             <w:pPr>
-              <w:keepNext/>
-              <w:spacing w:before="0" w:after="80"/>
-            </w:pPr>
-            <w:r>
-              <w:rPr>
-                <w:b/>
-                <w:i w:val="0"/>
-                <w:color w:val="4A6FA5"/>
-                <w:sz w:val="22"/>
-              </w:rPr>
-              <w:t xml:space="preserve">O que é   </w:t>
-            </w:r>
-            <w:r>
-              <w:rPr>
-                <w:b w:val="0"/>
-                <w:i w:val="0"/>
-                <w:color w:val="1F2328"/>
-                <w:sz w:val="23"/>
-              </w:rPr>
-              <w:t>Cria os dois portões que toda entrega atravessa: o verificador ('funciona?', executando os critérios) e o revisor ('é o que foi pedido?' e 'está correto?', lendo o diff). Nenhum dos dois recebe ferramenta de escrita.</w:t>
-            </w:r>
-          </w:p>
-          <w:p>
-            <w:pPr>
-              <w:keepNext/>
-              <w:spacing w:before="0" w:after="80"/>
-            </w:pPr>
-            <w:r>
-              <w:rPr>
-                <w:b/>
-                <w:i w:val="0"/>
-                <w:color w:val="4A6FA5"/>
-                <w:sz w:val="22"/>
-              </w:rPr>
-              <w:t xml:space="preserve">Por que   </w:t>
-            </w:r>
-            <w:r>
-              <w:rPr>
-                <w:b w:val="0"/>
-                <w:i w:val="0"/>
-                <w:color w:val="1F2328"/>
-                <w:sz w:val="23"/>
-              </w:rPr>
-              <w:t>Garante R3 (dois portões independentes): um portão que pode consertar o que reprova deixa de ser portão, e conformidade é julgada separada de defeito.</w:t>
-            </w:r>
-          </w:p>
-          <w:p>
-            <w:pPr>
-              <w:pStyle w:val="ListBullet"/>
-              <w:keepNext/>
-              <w:spacing w:after="20"/>
-            </w:pPr>
-            <w:r>
-              <w:rPr>
-                <w:rFonts w:ascii="Consolas" w:hAnsi="Consolas"/>
-                <w:b w:val="0"/>
-                <w:i w:val="0"/>
-                <w:color w:val="2A4A7F"/>
-                <w:sz w:val="20"/>
-              </w:rPr>
-              <w:t>Factory.Gates.Verifier.judge/1</w:t>
-            </w:r>
-            <w:r>
-              <w:rPr>
-                <w:b w:val="0"/>
-                <w:i w:val="0"/>
-                <w:color w:val="1F2328"/>
-                <w:sz w:val="21"/>
-              </w:rPr>
-              <w:t xml:space="preserve"> só aprova se nenhum critério falhou; </w:t>
-            </w:r>
-            <w:r>
-              <w:rPr>
-                <w:rFonts w:ascii="Consolas" w:hAnsi="Consolas"/>
-                <w:b w:val="0"/>
-                <w:i w:val="0"/>
-                <w:color w:val="2A4A7F"/>
-                <w:sz w:val="20"/>
-              </w:rPr>
-              <w:t>:inconclusive</w:t>
-            </w:r>
-            <w:r>
-              <w:rPr>
-                <w:b w:val="0"/>
-                <w:i w:val="0"/>
-                <w:color w:val="1F2328"/>
-                <w:sz w:val="21"/>
-              </w:rPr>
-              <w:t xml:space="preserve"> bloqueia — 'não sei' nunca vira 'sim'</w:t>
-            </w:r>
-          </w:p>
-          <w:p>
-            <w:pPr>
-              <w:pStyle w:val="ListBullet"/>
-              <w:keepNext/>
-              <w:spacing w:after="20"/>
-            </w:pPr>
-            <w:r>
-              <w:rPr>
-                <w:rFonts w:ascii="Consolas" w:hAnsi="Consolas"/>
-                <w:b w:val="0"/>
-                <w:i w:val="0"/>
-                <w:color w:val="2A4A7F"/>
-                <w:sz w:val="20"/>
-              </w:rPr>
-              <w:t>Factory.Gates.Reviewer.judge/2</w:t>
-            </w:r>
-            <w:r>
-              <w:rPr>
-                <w:b w:val="0"/>
-                <w:i w:val="0"/>
-                <w:color w:val="1F2328"/>
-                <w:sz w:val="21"/>
-              </w:rPr>
-              <w:t xml:space="preserve"> reprova por não conformidade mesmo com zero achados</w:t>
-            </w:r>
-          </w:p>
-          <w:p>
-            <w:pPr>
-              <w:pStyle w:val="ListBullet"/>
-              <w:keepNext/>
-              <w:spacing w:after="20"/>
-            </w:pPr>
-            <w:r>
-              <w:rPr>
-                <w:b w:val="0"/>
-                <w:i w:val="0"/>
-                <w:color w:val="1F2328"/>
-                <w:sz w:val="21"/>
-              </w:rPr>
-              <w:t xml:space="preserve">Achados no formato </w:t>
-            </w:r>
-            <w:r>
-              <w:rPr>
-                <w:rFonts w:ascii="Consolas" w:hAnsi="Consolas"/>
-                <w:b w:val="0"/>
-                <w:i w:val="0"/>
-                <w:color w:val="2A4A7F"/>
-                <w:sz w:val="20"/>
-              </w:rPr>
-              <w:t>[severidade] arquivo:linha — problema</w:t>
-            </w:r>
-            <w:r>
-              <w:rPr>
-                <w:b w:val="0"/>
-                <w:i w:val="0"/>
-                <w:color w:val="1F2328"/>
-                <w:sz w:val="21"/>
-              </w:rPr>
-              <w:t xml:space="preserve">, lidos por </w:t>
-            </w:r>
-            <w:r>
-              <w:rPr>
-                <w:rFonts w:ascii="Consolas" w:hAnsi="Consolas"/>
-                <w:b w:val="0"/>
-                <w:i w:val="0"/>
-                <w:color w:val="2A4A7F"/>
-                <w:sz w:val="20"/>
-              </w:rPr>
-              <w:t>parse_findings/1</w:t>
-            </w:r>
-          </w:p>
-          <w:p>
-            <w:pPr>
-              <w:pStyle w:val="ListBullet"/>
-              <w:keepNext/>
-              <w:spacing w:after="20"/>
-            </w:pPr>
-            <w:r>
-              <w:rPr>
-                <w:b w:val="0"/>
-                <w:i w:val="0"/>
-                <w:color w:val="1F2328"/>
-                <w:sz w:val="21"/>
-              </w:rPr>
-              <w:t>O módulo do revisor não lê o disco (um teste varre o fonte); só recebe o diff commitado</w:t>
-            </w:r>
-          </w:p>
-          <w:p>
-            <w:pPr>
-              <w:keepNext/>
-              <w:spacing w:before="80" w:after="0"/>
-            </w:pPr>
-            <w:r>
-              <w:rPr>
-                <w:b/>
-                <w:i w:val="0"/>
-                <w:color w:val="4A6FA5"/>
-                <w:sz w:val="22"/>
-              </w:rPr>
-              <w:t xml:space="preserve">Verificar   </w:t>
-            </w:r>
-            <w:r>
-              <w:rPr>
-                <w:rFonts w:ascii="Consolas" w:hAnsi="Consolas"/>
-                <w:b w:val="0"/>
-                <w:i w:val="0"/>
-                <w:color w:val="1F2328"/>
-                <w:sz w:val="19"/>
-              </w:rPr>
-              <w:t>mix test test/factory/gates_test.exs    mix test test/factory/gates/reviewer_test.exs</w:t>
-            </w:r>
-          </w:p>
-        </w:tc>
-      </w:tr>
-    </w:tbl>
-    <w:p>
-      <w:pPr>
-        <w:spacing w:before="0" w:after="120"/>
-      </w:pPr>
-    </w:p>
-    <w:tbl>
-      <w:tblPr>
-        <w:tblW w:type="auto" w:w="0"/>
-        <w:jc w:val="center"/>
-        <w:tblLayout w:type="fixed"/>
-        <w:tblLook w:firstColumn="1" w:firstRow="1" w:lastColumn="0" w:lastRow="0" w:noHBand="0" w:noVBand="1" w:val="04A0"/>
-        <w:tblBorders>
-          <w:top w:val="nil"/>
-          <w:left w:val="nil"/>
-          <w:bottom w:val="nil"/>
-          <w:right w:val="nil"/>
-          <w:insideH w:val="nil"/>
-          <w:insideV w:val="nil"/>
-        </w:tblBorders>
-      </w:tblPr>
-      <w:tblGrid>
-        <w:gridCol w:w="11622"/>
-        <w:gridCol w:w="3402"/>
-      </w:tblGrid>
-      <w:tr>
-        <w:trPr>
-          <w:cantSplit/>
-        </w:trPr>
-        <w:tc>
-          <w:tcPr>
-            <w:tcW w:type="dxa" w:w="11622"/>
-            <w:shd w:val="clear" w:color="auto" w:fill="1B2A41"/>
-            <w:tcMar>
-              <w:top w:w="158" w:type="dxa"/>
-              <w:left w:w="158" w:type="dxa"/>
-              <w:bottom w:w="158" w:type="dxa"/>
-              <w:right w:w="158" w:type="dxa"/>
-            </w:tcMar>
-          </w:tcPr>
-          <w:p>
-            <w:pPr>
-              <w:keepNext/>
               <w:spacing w:before="0" w:after="0"/>
             </w:pPr>
             <w:r>
@@ -2395,36 +1392,66 @@
                 <w:rFonts w:ascii="Consolas" w:hAnsi="Consolas"/>
                 <w:b/>
                 <w:i w:val="0"/>
-                <w:color w:val="E9A23B"/>
-                <w:sz w:val="24"/>
+                <w:color w:val="4A6FA5"/>
+                <w:sz w:val="23"/>
               </w:rPr>
-              <w:t xml:space="preserve">FAB-405   </w:t>
-            </w:r>
-            <w:r>
-              <w:rPr>
-                <w:b/>
-                <w:i w:val="0"/>
-                <w:color w:val="FFFFFF"/>
-                <w:sz w:val="27"/>
-              </w:rPr>
-              <w:t>Diagnóstico da reprovação e escada de resposta</w:t>
+              <w:t>FAB-405</w:t>
             </w:r>
           </w:p>
         </w:tc>
         <w:tc>
           <w:tcPr>
-            <w:tcW w:type="dxa" w:w="3402"/>
-            <w:shd w:val="clear" w:color="auto" w:fill="2A9D8F"/>
+            <w:tcW w:type="dxa" w:w="10772"/>
+            <w:shd w:val="clear" w:color="auto" w:fill="F2F4F7"/>
             <w:tcMar>
-              <w:top w:w="158" w:type="dxa"/>
-              <w:left w:w="158" w:type="dxa"/>
-              <w:bottom w:w="158" w:type="dxa"/>
-              <w:right w:w="158" w:type="dxa"/>
+              <w:top w:w="68" w:type="dxa"/>
+              <w:left w:w="68" w:type="dxa"/>
+              <w:bottom w:w="68" w:type="dxa"/>
+              <w:right w:w="68" w:type="dxa"/>
             </w:tcMar>
           </w:tcPr>
           <w:p>
             <w:pPr>
-              <w:keepNext/>
+              <w:spacing w:before="0" w:after="20"/>
+            </w:pPr>
+            <w:r>
+              <w:rPr>
+                <w:b/>
+                <w:i w:val="0"/>
+                <w:color w:val="1B2A41"/>
+                <w:sz w:val="23"/>
+              </w:rPr>
+              <w:t>Diagnóstico da reprovação e escada de resposta</w:t>
+            </w:r>
+          </w:p>
+          <w:p>
+            <w:pPr>
+              <w:spacing w:before="0" w:after="0"/>
+            </w:pPr>
+            <w:r>
+              <w:rPr>
+                <w:b w:val="0"/>
+                <w:i w:val="0"/>
+                <w:color w:val="4A5160"/>
+                <w:sz w:val="20"/>
+              </w:rPr>
+              <w:t>Decidir COMO refazer: modelo mais forte, outro especialista, replanejar e, no 4º ciclo, passar ao humano.</w:t>
+            </w:r>
+          </w:p>
+        </w:tc>
+        <w:tc>
+          <w:tcPr>
+            <w:tcW w:type="dxa" w:w="2551"/>
+            <w:shd w:val="clear" w:color="auto" w:fill="2A9D8F"/>
+            <w:tcMar>
+              <w:top w:w="68" w:type="dxa"/>
+              <w:left w:w="68" w:type="dxa"/>
+              <w:bottom w:w="68" w:type="dxa"/>
+              <w:right w:w="68" w:type="dxa"/>
+            </w:tcMar>
+          </w:tcPr>
+          <w:p>
+            <w:pPr>
               <w:spacing w:before="0" w:after="0"/>
               <w:jc w:val="center"/>
             </w:pPr>
@@ -2433,7 +1460,7 @@
                 <w:b/>
                 <w:i w:val="0"/>
                 <w:color w:val="FFFFFF"/>
-                <w:sz w:val="25"/>
+                <w:sz w:val="23"/>
               </w:rPr>
               <w:t>✓ Concluída</w:t>
             </w:r>
@@ -2446,228 +1473,17 @@
         </w:trPr>
         <w:tc>
           <w:tcPr>
-            <w:tcW w:type="dxa" w:w="15024"/>
-            <w:gridSpan w:val="2"/>
-            <w:shd w:val="clear" w:color="auto" w:fill="F2F4F7"/>
+            <w:tcW w:type="dxa" w:w="1701"/>
+            <w:shd w:val="clear" w:color="auto" w:fill="FFFFFF"/>
             <w:tcMar>
-              <w:top w:w="198" w:type="dxa"/>
-              <w:left w:w="198" w:type="dxa"/>
-              <w:bottom w:w="198" w:type="dxa"/>
-              <w:right w:w="198" w:type="dxa"/>
+              <w:top w:w="68" w:type="dxa"/>
+              <w:left w:w="68" w:type="dxa"/>
+              <w:bottom w:w="68" w:type="dxa"/>
+              <w:right w:w="68" w:type="dxa"/>
             </w:tcMar>
           </w:tcPr>
           <w:p>
             <w:pPr>
-              <w:keepNext/>
-              <w:spacing w:before="0" w:after="80"/>
-            </w:pPr>
-            <w:r>
-              <w:rPr>
-                <w:b/>
-                <w:i w:val="0"/>
-                <w:color w:val="4A6FA5"/>
-                <w:sz w:val="22"/>
-              </w:rPr>
-              <w:t xml:space="preserve">O que é   </w:t>
-            </w:r>
-            <w:r>
-              <w:rPr>
-                <w:b w:val="0"/>
-                <w:i w:val="0"/>
-                <w:color w:val="1F2328"/>
-                <w:sz w:val="23"/>
-              </w:rPr>
-              <w:t>Decide COMO refazer uma tarefa reprovada, não só que ela deve ser refeita. Uma escada de quatro degraus escolhe a resposta (modelo mais forte, outro especialista, replanejar, bloquear para o humano) e um diagnóstico define o tamanho do retrabalho (escopo, número de voltas, foco).</w:t>
-            </w:r>
-          </w:p>
-          <w:p>
-            <w:pPr>
-              <w:keepNext/>
-              <w:spacing w:before="0" w:after="80"/>
-            </w:pPr>
-            <w:r>
-              <w:rPr>
-                <w:b/>
-                <w:i w:val="0"/>
-                <w:color w:val="4A6FA5"/>
-                <w:sz w:val="22"/>
-              </w:rPr>
-              <w:t xml:space="preserve">Por que   </w:t>
-            </w:r>
-            <w:r>
-              <w:rPr>
-                <w:b w:val="0"/>
-                <w:i w:val="0"/>
-                <w:color w:val="1F2328"/>
-                <w:sz w:val="23"/>
-              </w:rPr>
-              <w:t>Garante R4 e R5 (limite de ciclos e autocorreção): cada ciclo muda a estratégia com base num fato gravado (o contador de tentativas), e uma tarefa impossível não gera substitutas para sempre.</w:t>
-            </w:r>
-          </w:p>
-          <w:p>
-            <w:pPr>
-              <w:pStyle w:val="ListBullet"/>
-              <w:keepNext/>
-              <w:spacing w:after="20"/>
-            </w:pPr>
-            <w:r>
-              <w:rPr>
-                <w:rFonts w:ascii="Consolas" w:hAnsi="Consolas"/>
-                <w:b w:val="0"/>
-                <w:i w:val="0"/>
-                <w:color w:val="2A4A7F"/>
-                <w:sz w:val="20"/>
-              </w:rPr>
-              <w:t>Factory.Rework.Ladder.next_step/1</w:t>
-            </w:r>
-            <w:r>
-              <w:rPr>
-                <w:b w:val="0"/>
-                <w:i w:val="0"/>
-                <w:color w:val="1F2328"/>
-                <w:sz w:val="21"/>
-              </w:rPr>
-              <w:t>: 1ª falha sobe o modelo; 2ª com o mesmo especialista troca para o genérico reforçado; 3 ciclos → replanejar; de novo → bloquear</w:t>
-            </w:r>
-          </w:p>
-          <w:p>
-            <w:pPr>
-              <w:pStyle w:val="ListBullet"/>
-              <w:keepNext/>
-              <w:spacing w:after="20"/>
-            </w:pPr>
-            <w:r>
-              <w:rPr>
-                <w:b w:val="0"/>
-                <w:i w:val="0"/>
-                <w:color w:val="1F2328"/>
-                <w:sz w:val="21"/>
-              </w:rPr>
-              <w:t>Teto de 12 despachos por tarefa numa rodada como defesa em profundidade</w:t>
-            </w:r>
-          </w:p>
-          <w:p>
-            <w:pPr>
-              <w:pStyle w:val="ListBullet"/>
-              <w:keepNext/>
-              <w:spacing w:after="20"/>
-            </w:pPr>
-            <w:r>
-              <w:rPr>
-                <w:rFonts w:ascii="Consolas" w:hAnsi="Consolas"/>
-                <w:b w:val="0"/>
-                <w:i w:val="0"/>
-                <w:color w:val="2A4A7F"/>
-                <w:sz w:val="20"/>
-              </w:rPr>
-              <w:t>Factory.Rework.Diagnosis.diagnose/2</w:t>
-            </w:r>
-            <w:r>
-              <w:rPr>
-                <w:b w:val="0"/>
-                <w:i w:val="0"/>
-                <w:color w:val="1F2328"/>
-                <w:sz w:val="21"/>
-              </w:rPr>
-              <w:t xml:space="preserve"> classifica a falha: bloqueio, conformidade, funcional ou localizada</w:t>
-            </w:r>
-          </w:p>
-          <w:p>
-            <w:pPr>
-              <w:pStyle w:val="ListBullet"/>
-              <w:keepNext/>
-              <w:spacing w:after="20"/>
-            </w:pPr>
-            <w:r>
-              <w:rPr>
-                <w:rFonts w:ascii="Consolas" w:hAnsi="Consolas"/>
-                <w:b w:val="0"/>
-                <w:i w:val="0"/>
-                <w:color w:val="2A4A7F"/>
-                <w:sz w:val="20"/>
-              </w:rPr>
-              <w:t>Factory.Rework.Policy</w:t>
-            </w:r>
-            <w:r>
-              <w:rPr>
-                <w:b w:val="0"/>
-                <w:i w:val="0"/>
-                <w:color w:val="1F2328"/>
-                <w:sz w:val="21"/>
-              </w:rPr>
-              <w:t>: estreito 8 voltas, médio 18, amplo 30</w:t>
-            </w:r>
-          </w:p>
-          <w:p>
-            <w:pPr>
-              <w:keepNext/>
-              <w:spacing w:before="80" w:after="0"/>
-            </w:pPr>
-            <w:r>
-              <w:rPr>
-                <w:b/>
-                <w:i w:val="0"/>
-                <w:color w:val="4A6FA5"/>
-                <w:sz w:val="22"/>
-              </w:rPr>
-              <w:t xml:space="preserve">Verificar   </w:t>
-            </w:r>
-            <w:r>
-              <w:rPr>
-                <w:rFonts w:ascii="Consolas" w:hAnsi="Consolas"/>
-                <w:b w:val="0"/>
-                <w:i w:val="0"/>
-                <w:color w:val="1F2328"/>
-                <w:sz w:val="19"/>
-              </w:rPr>
-              <w:t>mix test test/factory/rework/ladder_test.exs    mix test test/factory/rework/diagnosis_test.exs</w:t>
-            </w:r>
-          </w:p>
-        </w:tc>
-      </w:tr>
-    </w:tbl>
-    <w:p>
-      <w:pPr>
-        <w:spacing w:before="0" w:after="120"/>
-      </w:pPr>
-    </w:p>
-    <w:tbl>
-      <w:tblPr>
-        <w:tblW w:type="auto" w:w="0"/>
-        <w:jc w:val="center"/>
-        <w:tblLayout w:type="fixed"/>
-        <w:tblLook w:firstColumn="1" w:firstRow="1" w:lastColumn="0" w:lastRow="0" w:noHBand="0" w:noVBand="1" w:val="04A0"/>
-        <w:tblBorders>
-          <w:top w:val="nil"/>
-          <w:left w:val="nil"/>
-          <w:bottom w:val="nil"/>
-          <w:right w:val="nil"/>
-          <w:insideH w:val="nil"/>
-          <w:insideV w:val="nil"/>
-        </w:tblBorders>
-      </w:tblPr>
-      <w:tblGrid>
-        <w:gridCol w:w="11622"/>
-        <w:gridCol w:w="3402"/>
-      </w:tblGrid>
-      <w:tr>
-        <w:trPr>
-          <w:cantSplit/>
-        </w:trPr>
-        <w:tc>
-          <w:tcPr>
-            <w:tcW w:type="dxa" w:w="11622"/>
-            <w:shd w:val="clear" w:color="auto" w:fill="1B2A41"/>
-            <w:tcMar>
-              <w:top w:w="158" w:type="dxa"/>
-              <w:left w:w="158" w:type="dxa"/>
-              <w:bottom w:w="158" w:type="dxa"/>
-              <w:right w:w="158" w:type="dxa"/>
-            </w:tcMar>
-          </w:tcPr>
-          <w:p>
-            <w:pPr>
-              <w:keepNext/>
               <w:spacing w:before="0" w:after="0"/>
             </w:pPr>
             <w:r>
@@ -2675,36 +1491,66 @@
                 <w:rFonts w:ascii="Consolas" w:hAnsi="Consolas"/>
                 <w:b/>
                 <w:i w:val="0"/>
-                <w:color w:val="E9A23B"/>
-                <w:sz w:val="24"/>
+                <w:color w:val="4A6FA5"/>
+                <w:sz w:val="23"/>
               </w:rPr>
-              <w:t xml:space="preserve">FAB-406   </w:t>
-            </w:r>
-            <w:r>
-              <w:rPr>
-                <w:b/>
-                <w:i w:val="0"/>
-                <w:color w:val="FFFFFF"/>
-                <w:sz w:val="27"/>
-              </w:rPr>
-              <w:t>Teto de gasto por rodada e por tarefa</w:t>
+              <w:t>FAB-406</w:t>
             </w:r>
           </w:p>
         </w:tc>
         <w:tc>
           <w:tcPr>
-            <w:tcW w:type="dxa" w:w="3402"/>
-            <w:shd w:val="clear" w:color="auto" w:fill="2A9D8F"/>
+            <w:tcW w:type="dxa" w:w="10772"/>
+            <w:shd w:val="clear" w:color="auto" w:fill="FFFFFF"/>
             <w:tcMar>
-              <w:top w:w="158" w:type="dxa"/>
-              <w:left w:w="158" w:type="dxa"/>
-              <w:bottom w:w="158" w:type="dxa"/>
-              <w:right w:w="158" w:type="dxa"/>
+              <w:top w:w="68" w:type="dxa"/>
+              <w:left w:w="68" w:type="dxa"/>
+              <w:bottom w:w="68" w:type="dxa"/>
+              <w:right w:w="68" w:type="dxa"/>
             </w:tcMar>
           </w:tcPr>
           <w:p>
             <w:pPr>
-              <w:keepNext/>
+              <w:spacing w:before="0" w:after="20"/>
+            </w:pPr>
+            <w:r>
+              <w:rPr>
+                <w:b/>
+                <w:i w:val="0"/>
+                <w:color w:val="1B2A41"/>
+                <w:sz w:val="23"/>
+              </w:rPr>
+              <w:t>Teto de gasto por rodada e por tarefa</w:t>
+            </w:r>
+          </w:p>
+          <w:p>
+            <w:pPr>
+              <w:spacing w:before="0" w:after="0"/>
+            </w:pPr>
+            <w:r>
+              <w:rPr>
+                <w:b w:val="0"/>
+                <w:i w:val="0"/>
+                <w:color w:val="4A5160"/>
+                <w:sz w:val="20"/>
+              </w:rPr>
+              <w:t>O sistema não deixa começar o trabalho que não cabe no teto — e nunca corta no meio.</w:t>
+            </w:r>
+          </w:p>
+        </w:tc>
+        <w:tc>
+          <w:tcPr>
+            <w:tcW w:type="dxa" w:w="2551"/>
+            <w:shd w:val="clear" w:color="auto" w:fill="2A9D8F"/>
+            <w:tcMar>
+              <w:top w:w="68" w:type="dxa"/>
+              <w:left w:w="68" w:type="dxa"/>
+              <w:bottom w:w="68" w:type="dxa"/>
+              <w:right w:w="68" w:type="dxa"/>
+            </w:tcMar>
+          </w:tcPr>
+          <w:p>
+            <w:pPr>
               <w:spacing w:before="0" w:after="0"/>
               <w:jc w:val="center"/>
             </w:pPr>
@@ -2713,7 +1559,7 @@
                 <w:b/>
                 <w:i w:val="0"/>
                 <w:color w:val="FFFFFF"/>
-                <w:sz w:val="25"/>
+                <w:sz w:val="23"/>
               </w:rPr>
               <w:t>✓ Concluída</w:t>
             </w:r>
@@ -2726,247 +1572,17 @@
         </w:trPr>
         <w:tc>
           <w:tcPr>
-            <w:tcW w:type="dxa" w:w="15024"/>
-            <w:gridSpan w:val="2"/>
+            <w:tcW w:type="dxa" w:w="1701"/>
             <w:shd w:val="clear" w:color="auto" w:fill="F2F4F7"/>
             <w:tcMar>
-              <w:top w:w="198" w:type="dxa"/>
-              <w:left w:w="198" w:type="dxa"/>
-              <w:bottom w:w="198" w:type="dxa"/>
-              <w:right w:w="198" w:type="dxa"/>
+              <w:top w:w="68" w:type="dxa"/>
+              <w:left w:w="68" w:type="dxa"/>
+              <w:bottom w:w="68" w:type="dxa"/>
+              <w:right w:w="68" w:type="dxa"/>
             </w:tcMar>
           </w:tcPr>
           <w:p>
             <w:pPr>
-              <w:keepNext/>
-              <w:spacing w:before="0" w:after="80"/>
-            </w:pPr>
-            <w:r>
-              <w:rPr>
-                <w:b/>
-                <w:i w:val="0"/>
-                <w:color w:val="4A6FA5"/>
-                <w:sz w:val="22"/>
-              </w:rPr>
-              <w:t xml:space="preserve">O que é   </w:t>
-            </w:r>
-            <w:r>
-              <w:rPr>
-                <w:b w:val="0"/>
-                <w:i w:val="0"/>
-                <w:color w:val="1F2328"/>
-                <w:sz w:val="23"/>
-              </w:rPr>
-              <w:t>Implementa o teto de gasto: por rodada e por tarefa. Antes de despachar, o sistema verifica se o gasto acumulado mais a estimativa do próximo trabalho cabe no teto; se não cabe, não começa. Trabalho já em andamento nunca é interrompido.</w:t>
-            </w:r>
-          </w:p>
-          <w:p>
-            <w:pPr>
-              <w:keepNext/>
-              <w:spacing w:before="0" w:after="80"/>
-            </w:pPr>
-            <w:r>
-              <w:rPr>
-                <w:b/>
-                <w:i w:val="0"/>
-                <w:color w:val="4A6FA5"/>
-                <w:sz w:val="22"/>
-              </w:rPr>
-              <w:t xml:space="preserve">Por que   </w:t>
-            </w:r>
-            <w:r>
-              <w:rPr>
-                <w:b w:val="0"/>
-                <w:i w:val="0"/>
-                <w:color w:val="1F2328"/>
-                <w:sz w:val="23"/>
-              </w:rPr>
-              <w:t>Garante R14 (gasto limitado): interromper um agente no meio custa o mesmo e não entrega nada, então o controle é só não COMEÇAR o que não cabe.</w:t>
-            </w:r>
-          </w:p>
-          <w:p>
-            <w:pPr>
-              <w:pStyle w:val="ListBullet"/>
-              <w:keepNext/>
-              <w:spacing w:after="20"/>
-            </w:pPr>
-            <w:r>
-              <w:rPr>
-                <w:rFonts w:ascii="Consolas" w:hAnsi="Consolas"/>
-                <w:b w:val="0"/>
-                <w:i w:val="0"/>
-                <w:color w:val="2A4A7F"/>
-                <w:sz w:val="20"/>
-              </w:rPr>
-              <w:t>Factory.Budget.check_round/3</w:t>
-            </w:r>
-            <w:r>
-              <w:rPr>
-                <w:b w:val="0"/>
-                <w:i w:val="0"/>
-                <w:color w:val="1F2328"/>
-                <w:sz w:val="21"/>
-              </w:rPr>
-              <w:t xml:space="preserve"> compara gasto + estimativa com o teto da rodada</w:t>
-            </w:r>
-          </w:p>
-          <w:p>
-            <w:pPr>
-              <w:pStyle w:val="ListBullet"/>
-              <w:keepNext/>
-              <w:spacing w:after="20"/>
-            </w:pPr>
-            <w:r>
-              <w:rPr>
-                <w:rFonts w:ascii="Consolas" w:hAnsi="Consolas"/>
-                <w:b w:val="0"/>
-                <w:i w:val="0"/>
-                <w:color w:val="2A4A7F"/>
-                <w:sz w:val="20"/>
-              </w:rPr>
-              <w:t>Factory.Budget.task_cap/2</w:t>
-            </w:r>
-            <w:r>
-              <w:rPr>
-                <w:b w:val="0"/>
-                <w:i w:val="0"/>
-                <w:color w:val="1F2328"/>
-                <w:sz w:val="21"/>
-              </w:rPr>
-              <w:t xml:space="preserve"> é uma fração do teto da rodada; </w:t>
-            </w:r>
-            <w:r>
-              <w:rPr>
-                <w:rFonts w:ascii="Consolas" w:hAnsi="Consolas"/>
-                <w:b w:val="0"/>
-                <w:i w:val="0"/>
-                <w:color w:val="2A4A7F"/>
-                <w:sz w:val="20"/>
-              </w:rPr>
-              <w:t>check_task/2</w:t>
-            </w:r>
-            <w:r>
-              <w:rPr>
-                <w:b w:val="0"/>
-                <w:i w:val="0"/>
-                <w:color w:val="1F2328"/>
-                <w:sz w:val="21"/>
-              </w:rPr>
-              <w:t xml:space="preserve"> impede redespachar a mesma tarefa</w:t>
-            </w:r>
-          </w:p>
-          <w:p>
-            <w:pPr>
-              <w:pStyle w:val="ListBullet"/>
-              <w:keepNext/>
-              <w:spacing w:after="20"/>
-            </w:pPr>
-            <w:r>
-              <w:rPr>
-                <w:rFonts w:ascii="Consolas" w:hAnsi="Consolas"/>
-                <w:b w:val="0"/>
-                <w:i w:val="0"/>
-                <w:color w:val="2A4A7F"/>
-                <w:sz w:val="20"/>
-              </w:rPr>
-              <w:t>estimate_next_task/1</w:t>
-            </w:r>
-            <w:r>
-              <w:rPr>
-                <w:b w:val="0"/>
-                <w:i w:val="0"/>
-                <w:color w:val="1F2328"/>
-                <w:sz w:val="21"/>
-              </w:rPr>
-              <w:t xml:space="preserve"> se calibra pela média por tarefa CONCLUÍDA no próprio job, com padrão declarado na falta de medida</w:t>
-            </w:r>
-          </w:p>
-          <w:p>
-            <w:pPr>
-              <w:pStyle w:val="ListBullet"/>
-              <w:keepNext/>
-              <w:spacing w:after="20"/>
-            </w:pPr>
-            <w:r>
-              <w:rPr>
-                <w:b w:val="0"/>
-                <w:i w:val="0"/>
-                <w:color w:val="1F2328"/>
-                <w:sz w:val="21"/>
-              </w:rPr>
-              <w:t>Módulo puro: nenhuma função enxerga um despacho em andamento</w:t>
-            </w:r>
-          </w:p>
-          <w:p>
-            <w:pPr>
-              <w:keepNext/>
-              <w:spacing w:before="80" w:after="0"/>
-            </w:pPr>
-            <w:r>
-              <w:rPr>
-                <w:b/>
-                <w:i w:val="0"/>
-                <w:color w:val="4A6FA5"/>
-                <w:sz w:val="22"/>
-              </w:rPr>
-              <w:t xml:space="preserve">Verificar   </w:t>
-            </w:r>
-            <w:r>
-              <w:rPr>
-                <w:rFonts w:ascii="Consolas" w:hAnsi="Consolas"/>
-                <w:b w:val="0"/>
-                <w:i w:val="0"/>
-                <w:color w:val="1F2328"/>
-                <w:sz w:val="19"/>
-              </w:rPr>
-              <w:t>mix test test/factory/budget_test.exs</w:t>
-            </w:r>
-          </w:p>
-        </w:tc>
-      </w:tr>
-    </w:tbl>
-    <w:p>
-      <w:pPr>
-        <w:spacing w:before="0" w:after="120"/>
-      </w:pPr>
-    </w:p>
-    <w:tbl>
-      <w:tblPr>
-        <w:tblW w:type="auto" w:w="0"/>
-        <w:jc w:val="center"/>
-        <w:tblLayout w:type="fixed"/>
-        <w:tblLook w:firstColumn="1" w:firstRow="1" w:lastColumn="0" w:lastRow="0" w:noHBand="0" w:noVBand="1" w:val="04A0"/>
-        <w:tblBorders>
-          <w:top w:val="nil"/>
-          <w:left w:val="nil"/>
-          <w:bottom w:val="nil"/>
-          <w:right w:val="nil"/>
-          <w:insideH w:val="nil"/>
-          <w:insideV w:val="nil"/>
-        </w:tblBorders>
-      </w:tblPr>
-      <w:tblGrid>
-        <w:gridCol w:w="11622"/>
-        <w:gridCol w:w="3402"/>
-      </w:tblGrid>
-      <w:tr>
-        <w:trPr>
-          <w:cantSplit/>
-        </w:trPr>
-        <w:tc>
-          <w:tcPr>
-            <w:tcW w:type="dxa" w:w="11622"/>
-            <w:shd w:val="clear" w:color="auto" w:fill="1B2A41"/>
-            <w:tcMar>
-              <w:top w:w="158" w:type="dxa"/>
-              <w:left w:w="158" w:type="dxa"/>
-              <w:bottom w:w="158" w:type="dxa"/>
-              <w:right w:w="158" w:type="dxa"/>
-            </w:tcMar>
-          </w:tcPr>
-          <w:p>
-            <w:pPr>
-              <w:keepNext/>
               <w:spacing w:before="0" w:after="0"/>
             </w:pPr>
             <w:r>
@@ -2974,36 +1590,66 @@
                 <w:rFonts w:ascii="Consolas" w:hAnsi="Consolas"/>
                 <w:b/>
                 <w:i w:val="0"/>
-                <w:color w:val="E9A23B"/>
-                <w:sz w:val="24"/>
+                <w:color w:val="4A6FA5"/>
+                <w:sz w:val="23"/>
               </w:rPr>
-              <w:t xml:space="preserve">FAB-407   </w:t>
-            </w:r>
-            <w:r>
-              <w:rPr>
-                <w:b/>
-                <w:i w:val="0"/>
-                <w:color w:val="FFFFFF"/>
-                <w:sz w:val="27"/>
-              </w:rPr>
-              <w:t>Do pedido às tarefas: o planejador</w:t>
+              <w:t>FAB-407</w:t>
             </w:r>
           </w:p>
         </w:tc>
         <w:tc>
           <w:tcPr>
-            <w:tcW w:type="dxa" w:w="3402"/>
-            <w:shd w:val="clear" w:color="auto" w:fill="2A9D8F"/>
+            <w:tcW w:type="dxa" w:w="10772"/>
+            <w:shd w:val="clear" w:color="auto" w:fill="F2F4F7"/>
             <w:tcMar>
-              <w:top w:w="158" w:type="dxa"/>
-              <w:left w:w="158" w:type="dxa"/>
-              <w:bottom w:w="158" w:type="dxa"/>
-              <w:right w:w="158" w:type="dxa"/>
+              <w:top w:w="68" w:type="dxa"/>
+              <w:left w:w="68" w:type="dxa"/>
+              <w:bottom w:w="68" w:type="dxa"/>
+              <w:right w:w="68" w:type="dxa"/>
             </w:tcMar>
           </w:tcPr>
           <w:p>
             <w:pPr>
-              <w:keepNext/>
+              <w:spacing w:before="0" w:after="20"/>
+            </w:pPr>
+            <w:r>
+              <w:rPr>
+                <w:b/>
+                <w:i w:val="0"/>
+                <w:color w:val="1B2A41"/>
+                <w:sz w:val="23"/>
+              </w:rPr>
+              <w:t>Do pedido às tarefas: o planejador</w:t>
+            </w:r>
+          </w:p>
+          <w:p>
+            <w:pPr>
+              <w:spacing w:before="0" w:after="0"/>
+            </w:pPr>
+            <w:r>
+              <w:rPr>
+                <w:b w:val="0"/>
+                <w:i w:val="0"/>
+                <w:color w:val="4A5160"/>
+                <w:sz w:val="20"/>
+              </w:rPr>
+              <w:t>Traduzir um pedido em linguagem natural em especificação, plano e grafo de tarefas, e gravar as tarefas em markdown.</w:t>
+            </w:r>
+          </w:p>
+        </w:tc>
+        <w:tc>
+          <w:tcPr>
+            <w:tcW w:type="dxa" w:w="2551"/>
+            <w:shd w:val="clear" w:color="auto" w:fill="2A9D8F"/>
+            <w:tcMar>
+              <w:top w:w="68" w:type="dxa"/>
+              <w:left w:w="68" w:type="dxa"/>
+              <w:bottom w:w="68" w:type="dxa"/>
+              <w:right w:w="68" w:type="dxa"/>
+            </w:tcMar>
+          </w:tcPr>
+          <w:p>
+            <w:pPr>
               <w:spacing w:before="0" w:after="0"/>
               <w:jc w:val="center"/>
             </w:pPr>
@@ -3012,7 +1658,7 @@
                 <w:b/>
                 <w:i w:val="0"/>
                 <w:color w:val="FFFFFF"/>
-                <w:sz w:val="25"/>
+                <w:sz w:val="23"/>
               </w:rPr>
               <w:t>✓ Concluída</w:t>
             </w:r>
@@ -3025,257 +1671,100 @@
         </w:trPr>
         <w:tc>
           <w:tcPr>
-            <w:tcW w:type="dxa" w:w="15024"/>
-            <w:gridSpan w:val="2"/>
-            <w:shd w:val="clear" w:color="auto" w:fill="F2F4F7"/>
+            <w:tcW w:type="dxa" w:w="1701"/>
+            <w:shd w:val="clear" w:color="auto" w:fill="FFFFFF"/>
             <w:tcMar>
-              <w:top w:w="198" w:type="dxa"/>
-              <w:left w:w="198" w:type="dxa"/>
-              <w:bottom w:w="198" w:type="dxa"/>
-              <w:right w:w="198" w:type="dxa"/>
+              <w:top w:w="68" w:type="dxa"/>
+              <w:left w:w="68" w:type="dxa"/>
+              <w:bottom w:w="68" w:type="dxa"/>
+              <w:right w:w="68" w:type="dxa"/>
             </w:tcMar>
           </w:tcPr>
           <w:p>
             <w:pPr>
-              <w:keepNext/>
-              <w:spacing w:before="0" w:after="80"/>
+              <w:spacing w:before="0" w:after="0"/>
+            </w:pPr>
+            <w:r>
+              <w:rPr>
+                <w:rFonts w:ascii="Consolas" w:hAnsi="Consolas"/>
+                <w:b/>
+                <w:i w:val="0"/>
+                <w:color w:val="4A6FA5"/>
+                <w:sz w:val="23"/>
+              </w:rPr>
+              <w:t>FAB-408</w:t>
+            </w:r>
+          </w:p>
+        </w:tc>
+        <w:tc>
+          <w:tcPr>
+            <w:tcW w:type="dxa" w:w="10772"/>
+            <w:shd w:val="clear" w:color="auto" w:fill="FFFFFF"/>
+            <w:tcMar>
+              <w:top w:w="68" w:type="dxa"/>
+              <w:left w:w="68" w:type="dxa"/>
+              <w:bottom w:w="68" w:type="dxa"/>
+              <w:right w:w="68" w:type="dxa"/>
+            </w:tcMar>
+          </w:tcPr>
+          <w:p>
+            <w:pPr>
+              <w:spacing w:before="0" w:after="20"/>
             </w:pPr>
             <w:r>
               <w:rPr>
                 <w:b/>
                 <w:i w:val="0"/>
-                <w:color w:val="4A6FA5"/>
-                <w:sz w:val="22"/>
+                <w:color w:val="1B2A41"/>
+                <w:sz w:val="23"/>
               </w:rPr>
-              <w:t xml:space="preserve">O que é   </w:t>
+              <w:t>MARCO E4 — reprovada de propósito, refeita e concluída</w:t>
             </w:r>
+          </w:p>
+          <w:p>
+            <w:pPr>
+              <w:spacing w:before="0" w:after="0"/>
+            </w:pPr>
             <w:r>
               <w:rPr>
                 <w:b w:val="0"/>
                 <w:i w:val="0"/>
-                <w:color w:val="1F2328"/>
-                <w:sz w:val="23"/>
+                <w:color w:val="4A5160"/>
+                <w:sz w:val="20"/>
               </w:rPr>
-              <w:t xml:space="preserve">Cria o planejador: transforma um pedido em linguagem natural num grafo de 8 a 12 tarefas, com áreas, critérios e dependências, gravado no banco numa só transação. Em seguida publica cada tarefa como arquivo markdown e faz o commit com git. </w:t>
-            </w:r>
-            <w:r>
-              <w:rPr>
-                <w:rFonts w:ascii="Consolas" w:hAnsi="Consolas"/>
-                <w:b w:val="0"/>
-                <w:i w:val="0"/>
-                <w:color w:val="2A4A7F"/>
-                <w:sz w:val="22"/>
-              </w:rPr>
-              <w:t>mix factory.plan</w:t>
-            </w:r>
-            <w:r>
-              <w:rPr>
-                <w:b w:val="0"/>
-                <w:i w:val="0"/>
-                <w:color w:val="1F2328"/>
-                <w:sz w:val="23"/>
-              </w:rPr>
-              <w:t xml:space="preserve"> é a única entrada humana do sistema.</w:t>
+              <w:t>Teste permanente: uma tarefa criada do zero percorre os seis estados, é reprovada por entrega errada, sobe de modelo e conclui.</w:t>
             </w:r>
           </w:p>
+        </w:tc>
+        <w:tc>
+          <w:tcPr>
+            <w:tcW w:type="dxa" w:w="2551"/>
+            <w:shd w:val="clear" w:color="auto" w:fill="2A9D8F"/>
+            <w:tcMar>
+              <w:top w:w="68" w:type="dxa"/>
+              <w:left w:w="68" w:type="dxa"/>
+              <w:bottom w:w="68" w:type="dxa"/>
+              <w:right w:w="68" w:type="dxa"/>
+            </w:tcMar>
+          </w:tcPr>
           <w:p>
             <w:pPr>
-              <w:keepNext/>
-              <w:spacing w:before="0" w:after="80"/>
+              <w:spacing w:before="0" w:after="0"/>
+              <w:jc w:val="center"/>
             </w:pPr>
             <w:r>
               <w:rPr>
                 <w:b/>
                 <w:i w:val="0"/>
-                <w:color w:val="4A6FA5"/>
-                <w:sz w:val="22"/>
-              </w:rPr>
-              <w:t xml:space="preserve">Por que   </w:t>
-            </w:r>
-            <w:r>
-              <w:rPr>
-                <w:b w:val="0"/>
-                <w:i w:val="0"/>
-                <w:color w:val="1F2328"/>
+                <w:color w:val="FFFFFF"/>
                 <w:sz w:val="23"/>
               </w:rPr>
-              <w:t>Garante R1 (do pedido às tarefas sem intervenção): plano inválido é recusado antes de tocar o banco, e nunca existe plano parcial.</w:t>
-            </w:r>
-          </w:p>
-          <w:p>
-            <w:pPr>
-              <w:pStyle w:val="ListBullet"/>
-              <w:keepNext/>
-              <w:spacing w:after="20"/>
-            </w:pPr>
-            <w:r>
-              <w:rPr>
-                <w:rFonts w:ascii="Consolas" w:hAnsi="Consolas"/>
-                <w:b w:val="0"/>
-                <w:i w:val="0"/>
-                <w:color w:val="2A4A7F"/>
-                <w:sz w:val="20"/>
-              </w:rPr>
-              <w:t>Factory.Planner.plan/3</w:t>
-            </w:r>
-            <w:r>
-              <w:rPr>
-                <w:b w:val="0"/>
-                <w:i w:val="0"/>
-                <w:color w:val="1F2328"/>
-                <w:sz w:val="21"/>
-              </w:rPr>
-              <w:t xml:space="preserve"> extrai o bloco JSON da última mensagem do agente (formato em </w:t>
-            </w:r>
-            <w:r>
-              <w:rPr>
-                <w:rFonts w:ascii="Consolas" w:hAnsi="Consolas"/>
-                <w:b w:val="0"/>
-                <w:i w:val="0"/>
-                <w:color w:val="2A4A7F"/>
-                <w:sz w:val="20"/>
-              </w:rPr>
-              <w:t>priv/doctrine/planner.md</w:t>
-            </w:r>
-            <w:r>
-              <w:rPr>
-                <w:b w:val="0"/>
-                <w:i w:val="0"/>
-                <w:color w:val="1F2328"/>
-                <w:sz w:val="21"/>
-              </w:rPr>
-              <w:t>)</w:t>
-            </w:r>
-          </w:p>
-          <w:p>
-            <w:pPr>
-              <w:pStyle w:val="ListBullet"/>
-              <w:keepNext/>
-              <w:spacing w:after="20"/>
-            </w:pPr>
-            <w:r>
-              <w:rPr>
-                <w:b w:val="0"/>
-                <w:i w:val="0"/>
-                <w:color w:val="1F2328"/>
-                <w:sz w:val="21"/>
-              </w:rPr>
-              <w:t xml:space="preserve">Recusa sem JSON válido, contagem fora de 8..12, área terminando em </w:t>
-            </w:r>
-            <w:r>
-              <w:rPr>
-                <w:rFonts w:ascii="Consolas" w:hAnsi="Consolas"/>
-                <w:b w:val="0"/>
-                <w:i w:val="0"/>
-                <w:color w:val="2A4A7F"/>
-                <w:sz w:val="20"/>
-              </w:rPr>
-              <w:t>/</w:t>
-            </w:r>
-            <w:r>
-              <w:rPr>
-                <w:b w:val="0"/>
-                <w:i w:val="0"/>
-                <w:color w:val="1F2328"/>
-                <w:sz w:val="21"/>
-              </w:rPr>
-              <w:t xml:space="preserve"> ou ciclo de dependências</w:t>
-            </w:r>
-          </w:p>
-          <w:p>
-            <w:pPr>
-              <w:pStyle w:val="ListBullet"/>
-              <w:keepNext/>
-              <w:spacing w:after="20"/>
-            </w:pPr>
-            <w:r>
-              <w:rPr>
-                <w:b w:val="0"/>
-                <w:i w:val="0"/>
-                <w:color w:val="1F2328"/>
-                <w:sz w:val="21"/>
-              </w:rPr>
-              <w:t xml:space="preserve">O código </w:t>
-            </w:r>
-            <w:r>
-              <w:rPr>
-                <w:rFonts w:ascii="Consolas" w:hAnsi="Consolas"/>
-                <w:b w:val="0"/>
-                <w:i w:val="0"/>
-                <w:color w:val="2A4A7F"/>
-                <w:sz w:val="20"/>
-              </w:rPr>
-              <w:t>T-NNN</w:t>
-            </w:r>
-            <w:r>
-              <w:rPr>
-                <w:b w:val="0"/>
-                <w:i w:val="0"/>
-                <w:color w:val="1F2328"/>
-                <w:sz w:val="21"/>
-              </w:rPr>
-              <w:t xml:space="preserve"> é atribuído pelo sistema, como status e tentativas</w:t>
-            </w:r>
-          </w:p>
-          <w:p>
-            <w:pPr>
-              <w:pStyle w:val="ListBullet"/>
-              <w:keepNext/>
-              <w:spacing w:after="20"/>
-            </w:pPr>
-            <w:r>
-              <w:rPr>
-                <w:rFonts w:ascii="Consolas" w:hAnsi="Consolas"/>
-                <w:b w:val="0"/>
-                <w:i w:val="0"/>
-                <w:color w:val="2A4A7F"/>
-                <w:sz w:val="20"/>
-              </w:rPr>
-              <w:t>Factory.Publishing.Markdown.generate/1</w:t>
-            </w:r>
-            <w:r>
-              <w:rPr>
-                <w:b w:val="0"/>
-                <w:i w:val="0"/>
-                <w:color w:val="1F2328"/>
-                <w:sz w:val="21"/>
-              </w:rPr>
-              <w:t xml:space="preserve"> é determinístico byte a byte (listas ordenadas, sem data de geração)</w:t>
-            </w:r>
-          </w:p>
-          <w:p>
-            <w:pPr>
-              <w:keepNext/>
-              <w:spacing w:before="80" w:after="0"/>
-            </w:pPr>
-            <w:r>
-              <w:rPr>
-                <w:b/>
-                <w:i w:val="0"/>
-                <w:color w:val="4A6FA5"/>
-                <w:sz w:val="22"/>
-              </w:rPr>
-              <w:t xml:space="preserve">Verificar   </w:t>
-            </w:r>
-            <w:r>
-              <w:rPr>
-                <w:rFonts w:ascii="Consolas" w:hAnsi="Consolas"/>
-                <w:b w:val="0"/>
-                <w:i w:val="0"/>
-                <w:color w:val="1F2328"/>
-                <w:sz w:val="19"/>
-              </w:rPr>
-              <w:t>mix test test/factory/planner_test.exs    mix test test/factory/publishing/markdown_test.exs    mix test test/factory/publishing/git_test.exs    mix test test/mix/plan_test.exs</w:t>
+              <w:t>✓ Concluída</w:t>
             </w:r>
           </w:p>
         </w:tc>
       </w:tr>
     </w:tbl>
-    <w:p>
-      <w:pPr>
-        <w:spacing w:before="0" w:after="120"/>
-      </w:pPr>
-    </w:p>
     <w:p>
       <w:pPr>
         <w:pageBreakBefore/>
@@ -3976,7 +2465,7 @@
                 <w:color w:val="1B2A41"/>
                 <w:sz w:val="56"/>
               </w:rPr>
-              <w:t>1,00</w:t>
+              <w:t>16</w:t>
             </w:r>
           </w:p>
           <w:p>
@@ -3990,7 +2479,7 @@
                 <w:color w:val="6B7480"/>
                 <w:sz w:val="22"/>
               </w:rPr>
-              <w:t>execuções por item</w:t>
+              <w:t>commits nesta etapa</w:t>
             </w:r>
           </w:p>
           <w:p>
@@ -4004,7 +2493,7 @@
                 <w:color w:val="2A9D8F"/>
                 <w:sz w:val="21"/>
               </w:rPr>
-              <w:t>critério: até 2</w:t>
+              <w:t>8 tarefas concluídas</w:t>
             </w:r>
           </w:p>
         </w:tc>
@@ -4052,20 +2541,6 @@
             </a:graphic>
           </wp:inline>
         </w:drawing>
-      </w:r>
-    </w:p>
-    <w:p>
-      <w:pPr>
-        <w:spacing w:before="40" w:after="80"/>
-      </w:pPr>
-      <w:r>
-        <w:rPr>
-          <w:b w:val="0"/>
-          <w:i w:val="0"/>
-          <w:color w:val="6B7480"/>
-          <w:sz w:val="21"/>
-        </w:rPr>
-        <w:t>Execuções por item: quantas vezes um agente precisou construir cada item até ele ser aprovado pelos dois portões.</w:t>
       </w:r>
     </w:p>
     <w:p>

--- a/apresentacao-orientador/relatorios-por-etapa/E4-linha-de-producao.docx
+++ b/apresentacao-orientador/relatorios-por-etapa/E4-linha-de-producao.docx
@@ -1849,7 +1849,7 @@
                 <w:b/>
                 <w:i w:val="0"/>
                 <w:color w:val="FFFFFF"/>
-                <w:sz w:val="32"/>
+                <w:sz w:val="30"/>
               </w:rPr>
               <w:t>Uma tarefa percorre os seis estados, é reprovada de propósito, é refeita e conclui.</w:t>
             </w:r>
@@ -1859,33 +1859,33 @@
     </w:tbl>
     <w:p>
       <w:pPr>
-        <w:spacing w:before="0" w:after="160"/>
+        <w:spacing w:before="0" w:after="80"/>
       </w:pPr>
     </w:p>
     <w:p>
       <w:pPr>
-        <w:spacing w:before="0" w:after="80"/>
+        <w:spacing w:before="0" w:after="40"/>
       </w:pPr>
       <w:r>
         <w:rPr>
           <w:b/>
           <w:i w:val="0"/>
           <w:color w:val="1B2A41"/>
-          <w:sz w:val="28"/>
+          <w:sz w:val="26"/>
         </w:rPr>
         <w:t>O que o teste faz, passo a passo</w:t>
       </w:r>
     </w:p>
     <w:p>
       <w:pPr>
-        <w:spacing w:before="0" w:after="60"/>
+        <w:spacing w:before="0" w:after="40"/>
       </w:pPr>
       <w:r>
         <w:rPr>
           <w:b/>
           <w:i w:val="0"/>
           <w:color w:val="E9A23B"/>
-          <w:sz w:val="26"/>
+          <w:sz w:val="24"/>
         </w:rPr>
         <w:t xml:space="preserve">1.  </w:t>
       </w:r>
@@ -1895,7 +1895,7 @@
           <w:b w:val="0"/>
           <w:i w:val="0"/>
           <w:color w:val="2A4A7F"/>
-          <w:sz w:val="23"/>
+          <w:sz w:val="21"/>
         </w:rPr>
         <w:t>ready → in_progress</w:t>
       </w:r>
@@ -1904,7 +1904,7 @@
           <w:b w:val="0"/>
           <w:i w:val="0"/>
           <w:color w:val="1F2328"/>
-          <w:sz w:val="24"/>
+          <w:sz w:val="22"/>
         </w:rPr>
         <w:t xml:space="preserve">: </w:t>
       </w:r>
@@ -1914,7 +1914,7 @@
           <w:b w:val="0"/>
           <w:i w:val="0"/>
           <w:color w:val="2A4A7F"/>
-          <w:sz w:val="23"/>
+          <w:sz w:val="21"/>
         </w:rPr>
         <w:t>attempts</w:t>
       </w:r>
@@ -1923,7 +1923,7 @@
           <w:b w:val="0"/>
           <w:i w:val="0"/>
           <w:color w:val="1F2328"/>
-          <w:sz w:val="24"/>
+          <w:sz w:val="22"/>
         </w:rPr>
         <w:t xml:space="preserve"> vira 1; o construtor entrega (</w:t>
       </w:r>
@@ -1933,7 +1933,7 @@
           <w:b w:val="0"/>
           <w:i w:val="0"/>
           <w:color w:val="2A4A7F"/>
-          <w:sz w:val="23"/>
+          <w:sz w:val="21"/>
         </w:rPr>
         <w:t>→ in_testing</w:t>
       </w:r>
@@ -1942,21 +1942,21 @@
           <w:b w:val="0"/>
           <w:i w:val="0"/>
           <w:color w:val="1F2328"/>
-          <w:sz w:val="24"/>
+          <w:sz w:val="22"/>
         </w:rPr>
         <w:t>) sem gastar tentativa</w:t>
       </w:r>
     </w:p>
     <w:p>
       <w:pPr>
-        <w:spacing w:before="0" w:after="60"/>
+        <w:spacing w:before="0" w:after="40"/>
       </w:pPr>
       <w:r>
         <w:rPr>
           <w:b/>
           <w:i w:val="0"/>
           <w:color w:val="E9A23B"/>
-          <w:sz w:val="26"/>
+          <w:sz w:val="24"/>
         </w:rPr>
         <w:t xml:space="preserve">2.  </w:t>
       </w:r>
@@ -1965,7 +1965,7 @@
           <w:b w:val="0"/>
           <w:i w:val="0"/>
           <w:color w:val="1F2328"/>
-          <w:sz w:val="24"/>
+          <w:sz w:val="22"/>
         </w:rPr>
         <w:t>O verificador reprova: o critério exigia a mensagem exata 'invalid message: required field' e veio 'invalid' (</w:t>
       </w:r>
@@ -1975,7 +1975,7 @@
           <w:b w:val="0"/>
           <w:i w:val="0"/>
           <w:color w:val="2A4A7F"/>
-          <w:sz w:val="23"/>
+          <w:sz w:val="21"/>
         </w:rPr>
         <w:t>→ in_progress</w:t>
       </w:r>
@@ -1984,7 +1984,7 @@
           <w:b w:val="0"/>
           <w:i w:val="0"/>
           <w:color w:val="1F2328"/>
-          <w:sz w:val="24"/>
+          <w:sz w:val="22"/>
         </w:rPr>
         <w:t xml:space="preserve">, </w:t>
       </w:r>
@@ -1994,7 +1994,7 @@
           <w:b w:val="0"/>
           <w:i w:val="0"/>
           <w:color w:val="2A4A7F"/>
-          <w:sz w:val="23"/>
+          <w:sz w:val="21"/>
         </w:rPr>
         <w:t>attempts</w:t>
       </w:r>
@@ -2003,21 +2003,21 @@
           <w:b w:val="0"/>
           <w:i w:val="0"/>
           <w:color w:val="1F2328"/>
-          <w:sz w:val="24"/>
+          <w:sz w:val="22"/>
         </w:rPr>
         <w:t xml:space="preserve"> = 2)</w:t>
       </w:r>
     </w:p>
     <w:p>
       <w:pPr>
-        <w:spacing w:before="0" w:after="60"/>
+        <w:spacing w:before="0" w:after="40"/>
       </w:pPr>
       <w:r>
         <w:rPr>
           <w:b/>
           <w:i w:val="0"/>
           <w:color w:val="E9A23B"/>
-          <w:sz w:val="26"/>
+          <w:sz w:val="24"/>
         </w:rPr>
         <w:t xml:space="preserve">3.  </w:t>
       </w:r>
@@ -2027,7 +2027,7 @@
           <w:b w:val="0"/>
           <w:i w:val="0"/>
           <w:color w:val="2A4A7F"/>
-          <w:sz w:val="23"/>
+          <w:sz w:val="21"/>
         </w:rPr>
         <w:t>Factory.Rework.Ladder.next_step/1</w:t>
       </w:r>
@@ -2036,7 +2036,7 @@
           <w:b w:val="0"/>
           <w:i w:val="0"/>
           <w:color w:val="1F2328"/>
-          <w:sz w:val="24"/>
+          <w:sz w:val="22"/>
         </w:rPr>
         <w:t xml:space="preserve"> responde </w:t>
       </w:r>
@@ -2046,7 +2046,7 @@
           <w:b w:val="0"/>
           <w:i w:val="0"/>
           <w:color w:val="2A4A7F"/>
-          <w:sz w:val="23"/>
+          <w:sz w:val="21"/>
         </w:rPr>
         <w:t>:escalate_model</w:t>
       </w:r>
@@ -2055,21 +2055,21 @@
           <w:b w:val="0"/>
           <w:i w:val="0"/>
           <w:color w:val="1F2328"/>
-          <w:sz w:val="24"/>
+          <w:sz w:val="22"/>
         </w:rPr>
         <w:t>, e o modelo do ciclo 2 difere do ciclo 1</w:t>
       </w:r>
     </w:p>
     <w:p>
       <w:pPr>
-        <w:spacing w:before="0" w:after="60"/>
+        <w:spacing w:before="0" w:after="40"/>
       </w:pPr>
       <w:r>
         <w:rPr>
           <w:b/>
           <w:i w:val="0"/>
           <w:color w:val="E9A23B"/>
-          <w:sz w:val="26"/>
+          <w:sz w:val="24"/>
         </w:rPr>
         <w:t xml:space="preserve">4.  </w:t>
       </w:r>
@@ -2078,7 +2078,7 @@
           <w:b w:val="0"/>
           <w:i w:val="0"/>
           <w:color w:val="1F2328"/>
-          <w:sz w:val="24"/>
+          <w:sz w:val="22"/>
         </w:rPr>
         <w:t>Ciclo 2: teste aprova (</w:t>
       </w:r>
@@ -2088,7 +2088,7 @@
           <w:b w:val="0"/>
           <w:i w:val="0"/>
           <w:color w:val="2A4A7F"/>
-          <w:sz w:val="23"/>
+          <w:sz w:val="21"/>
         </w:rPr>
         <w:t>→ in_review</w:t>
       </w:r>
@@ -2097,7 +2097,7 @@
           <w:b w:val="0"/>
           <w:i w:val="0"/>
           <w:color w:val="1F2328"/>
-          <w:sz w:val="24"/>
+          <w:sz w:val="22"/>
         </w:rPr>
         <w:t>), revisor aprova (</w:t>
       </w:r>
@@ -2107,7 +2107,7 @@
           <w:b w:val="0"/>
           <w:i w:val="0"/>
           <w:color w:val="2A4A7F"/>
-          <w:sz w:val="23"/>
+          <w:sz w:val="21"/>
         </w:rPr>
         <w:t>→ done</w:t>
       </w:r>
@@ -2116,21 +2116,21 @@
           <w:b w:val="0"/>
           <w:i w:val="0"/>
           <w:color w:val="1F2328"/>
-          <w:sz w:val="24"/>
+          <w:sz w:val="22"/>
         </w:rPr>
         <w:t>)</w:t>
       </w:r>
     </w:p>
     <w:p>
       <w:pPr>
-        <w:spacing w:before="0" w:after="60"/>
+        <w:spacing w:before="0" w:after="40"/>
       </w:pPr>
       <w:r>
         <w:rPr>
           <w:b/>
           <w:i w:val="0"/>
           <w:color w:val="E9A23B"/>
-          <w:sz w:val="26"/>
+          <w:sz w:val="24"/>
         </w:rPr>
         <w:t xml:space="preserve">5.  </w:t>
       </w:r>
@@ -2139,7 +2139,7 @@
           <w:b w:val="0"/>
           <w:i w:val="0"/>
           <w:color w:val="1F2328"/>
-          <w:sz w:val="24"/>
+          <w:sz w:val="22"/>
         </w:rPr>
         <w:t>Confere o histórico pronta → execução → teste → execução → teste → revisão → concluída e o custo de cada ciclo consultável separadamente</w:t>
       </w:r>

--- a/apresentacao-orientador/relatorios-por-etapa/E4-linha-de-producao.docx
+++ b/apresentacao-orientador/relatorios-por-etapa/E4-linha-de-producao.docx
@@ -153,7 +153,7 @@
                 <w:color w:val="FFFFFF"/>
                 <w:sz w:val="30"/>
               </w:rPr>
-              <w:t>A linha de produção funciona de ponta a ponta: uma tarefa criada do zero é reprovada de propósito, sobe de modelo, é refeita e conclui.</w:t>
+              <w:t>As regras da linha de produção estão prontas e provadas: uma tarefa é reprovada de propósito, sobe de modelo, é refeita e conclui — cada passo gravado numa transação.</w:t>
             </w:r>
           </w:p>
         </w:tc>
@@ -387,17 +387,18 @@
         </w:tblBorders>
       </w:tblPr>
       <w:tblGrid>
-        <w:gridCol w:w="2504"/>
-        <w:gridCol w:w="2504"/>
-        <w:gridCol w:w="2504"/>
-        <w:gridCol w:w="2504"/>
-        <w:gridCol w:w="2504"/>
-        <w:gridCol w:w="2504"/>
+        <w:gridCol w:w="2146"/>
+        <w:gridCol w:w="2146"/>
+        <w:gridCol w:w="2146"/>
+        <w:gridCol w:w="2146"/>
+        <w:gridCol w:w="2146"/>
+        <w:gridCol w:w="2146"/>
+        <w:gridCol w:w="2146"/>
       </w:tblGrid>
       <w:tr>
         <w:tc>
           <w:tcPr>
-            <w:tcW w:type="dxa" w:w="2504"/>
+            <w:tcW w:type="dxa" w:w="2146"/>
             <w:shd w:val="clear" w:color="auto" w:fill="FFFFFF"/>
             <w:tcMar>
               <w:top w:w="85" w:type="dxa"/>
@@ -432,7 +433,7 @@
         </w:tc>
         <w:tc>
           <w:tcPr>
-            <w:tcW w:type="dxa" w:w="2504"/>
+            <w:tcW w:type="dxa" w:w="2146"/>
             <w:shd w:val="clear" w:color="auto" w:fill="FFFFFF"/>
             <w:tcMar>
               <w:top w:w="85" w:type="dxa"/>
@@ -461,13 +462,13 @@
                 <w:color w:val="1B2A41"/>
                 <w:sz w:val="23"/>
               </w:rPr>
-              <w:t>Como funciona</w:t>
+              <w:t>O problema</w:t>
             </w:r>
           </w:p>
         </w:tc>
         <w:tc>
           <w:tcPr>
-            <w:tcW w:type="dxa" w:w="2504"/>
+            <w:tcW w:type="dxa" w:w="2146"/>
             <w:shd w:val="clear" w:color="auto" w:fill="FFFFFF"/>
             <w:tcMar>
               <w:top w:w="85" w:type="dxa"/>
@@ -496,13 +497,13 @@
                 <w:color w:val="1B2A41"/>
                 <w:sz w:val="23"/>
               </w:rPr>
-              <w:t>Tarefa por tarefa</w:t>
+              <w:t>Conceitos</w:t>
             </w:r>
           </w:p>
         </w:tc>
         <w:tc>
           <w:tcPr>
-            <w:tcW w:type="dxa" w:w="2504"/>
+            <w:tcW w:type="dxa" w:w="2146"/>
             <w:shd w:val="clear" w:color="auto" w:fill="FFFFFF"/>
             <w:tcMar>
               <w:top w:w="85" w:type="dxa"/>
@@ -531,13 +532,13 @@
                 <w:color w:val="1B2A41"/>
                 <w:sz w:val="23"/>
               </w:rPr>
-              <w:t>Como se prova</w:t>
+              <w:t>As 7 peças</w:t>
             </w:r>
           </w:p>
         </w:tc>
         <w:tc>
           <w:tcPr>
-            <w:tcW w:type="dxa" w:w="2504"/>
+            <w:tcW w:type="dxa" w:w="2146"/>
             <w:shd w:val="clear" w:color="auto" w:fill="FFFFFF"/>
             <w:tcMar>
               <w:top w:w="85" w:type="dxa"/>
@@ -566,13 +567,13 @@
                 <w:color w:val="1B2A41"/>
                 <w:sz w:val="23"/>
               </w:rPr>
-              <w:t>Números</w:t>
+              <w:t>A prova</w:t>
             </w:r>
           </w:p>
         </w:tc>
         <w:tc>
           <w:tcPr>
-            <w:tcW w:type="dxa" w:w="2504"/>
+            <w:tcW w:type="dxa" w:w="2146"/>
             <w:shd w:val="clear" w:color="auto" w:fill="FFFFFF"/>
             <w:tcMar>
               <w:top w:w="85" w:type="dxa"/>
@@ -593,6 +594,41 @@
                 <w:sz w:val="28"/>
               </w:rPr>
               <w:t xml:space="preserve">6  </w:t>
+            </w:r>
+            <w:r>
+              <w:rPr>
+                <w:b/>
+                <w:i w:val="0"/>
+                <w:color w:val="1B2A41"/>
+                <w:sz w:val="23"/>
+              </w:rPr>
+              <w:t>Números</w:t>
+            </w:r>
+          </w:p>
+        </w:tc>
+        <w:tc>
+          <w:tcPr>
+            <w:tcW w:type="dxa" w:w="2146"/>
+            <w:shd w:val="clear" w:color="auto" w:fill="FFFFFF"/>
+            <w:tcMar>
+              <w:top w:w="85" w:type="dxa"/>
+              <w:left w:w="85" w:type="dxa"/>
+              <w:bottom w:w="85" w:type="dxa"/>
+              <w:right w:w="85" w:type="dxa"/>
+            </w:tcMar>
+          </w:tcPr>
+          <w:p>
+            <w:pPr>
+              <w:spacing w:before="0" w:after="0"/>
+            </w:pPr>
+            <w:r>
+              <w:rPr>
+                <w:b/>
+                <w:i w:val="0"/>
+                <w:color w:val="E9A23B"/>
+                <w:sz w:val="28"/>
+              </w:rPr>
+              <w:t xml:space="preserve">7  </w:t>
             </w:r>
             <w:r>
               <w:rPr>
@@ -634,7 +670,7 @@
           <w:color w:val="6B7480"/>
           <w:sz w:val="25"/>
         </w:rPr>
-        <w:t>O sistema é construído de baixo para cima; cada etapa acrescenta uma camada. Em destaque, a camada desta etapa.</w:t>
+        <w:t>O sistema é construído em degraus: cada etapa se apoia na anterior. A E4 acrescenta a linha de produção: estados, portões e retrabalho.</w:t>
       </w:r>
     </w:p>
     <w:p>
@@ -644,7 +680,7 @@
       <w:r>
         <w:drawing>
           <wp:inline xmlns:a="http://schemas.openxmlformats.org/drawingml/2006/main" xmlns:pic="http://schemas.openxmlformats.org/drawingml/2006/picture">
-            <wp:extent cx="7560000" cy="3190539"/>
+            <wp:extent cx="8640000" cy="3481473"/>
             <wp:docPr id="1" name="Picture 1"/>
             <wp:cNvGraphicFramePr>
               <a:graphicFrameLocks noChangeAspect="1"/>
@@ -665,7 +701,7 @@
                   <pic:spPr>
                     <a:xfrm>
                       <a:off x="0" y="0"/>
-                      <a:ext cx="7560000" cy="3190539"/>
+                      <a:ext cx="8640000" cy="3481473"/>
                     </a:xfrm>
                     <a:prstGeom prst="rect"/>
                   </pic:spPr>
@@ -689,7 +725,7 @@
           <w:color w:val="1B2A41"/>
           <w:sz w:val="48"/>
         </w:rPr>
-        <w:t>Como funciona</w:t>
+        <w:t>A ideia: que problema esta etapa resolve</w:t>
       </w:r>
     </w:p>
     <w:p>
@@ -703,7 +739,1145 @@
           <w:color w:val="6B7480"/>
           <w:sz w:val="25"/>
         </w:rPr>
-        <w:t>O desenho mostra as peças desta etapa e como elas conversam.</w:t>
+        <w:t>Com um agente que age (E3), faltava a linha de produção: regras que decidem quando uma tarefa avança, quem aprova e o que fazer quando ela falha.</w:t>
+      </w:r>
+    </w:p>
+    <w:tbl>
+      <w:tblPr>
+        <w:tblW w:type="auto" w:w="0"/>
+        <w:jc w:val="center"/>
+        <w:tblLayout w:type="fixed"/>
+        <w:tblLook w:firstColumn="1" w:firstRow="1" w:lastColumn="0" w:lastRow="0" w:noHBand="0" w:noVBand="1" w:val="04A0"/>
+        <w:tblBorders>
+          <w:top w:val="nil"/>
+          <w:left w:val="nil"/>
+          <w:bottom w:val="nil"/>
+          <w:right w:val="nil"/>
+          <w:insideH w:val="nil"/>
+          <w:insideV w:val="nil"/>
+        </w:tblBorders>
+      </w:tblPr>
+      <w:tblGrid>
+        <w:gridCol w:w="5386"/>
+        <w:gridCol w:w="4535"/>
+        <w:gridCol w:w="5102"/>
+      </w:tblGrid>
+      <w:tr>
+        <w:trPr>
+          <w:cantSplit/>
+        </w:trPr>
+        <w:tc>
+          <w:tcPr>
+            <w:tcW w:type="dxa" w:w="5386"/>
+            <w:shd w:val="clear" w:color="auto" w:fill="1B2A41"/>
+            <w:tcMar>
+              <w:top w:w="124" w:type="dxa"/>
+              <w:left w:w="124" w:type="dxa"/>
+              <w:bottom w:w="124" w:type="dxa"/>
+              <w:right w:w="124" w:type="dxa"/>
+            </w:tcMar>
+          </w:tcPr>
+          <w:p>
+            <w:pPr>
+              <w:spacing w:before="0" w:after="0"/>
+            </w:pPr>
+            <w:r>
+              <w:rPr>
+                <w:b/>
+                <w:i w:val="0"/>
+                <w:color w:val="FFFFFF"/>
+                <w:sz w:val="23"/>
+              </w:rPr>
+              <w:t>Problema</w:t>
+            </w:r>
+          </w:p>
+        </w:tc>
+        <w:tc>
+          <w:tcPr>
+            <w:tcW w:type="dxa" w:w="4535"/>
+            <w:shd w:val="clear" w:color="auto" w:fill="1B2A41"/>
+            <w:tcMar>
+              <w:top w:w="124" w:type="dxa"/>
+              <w:left w:w="124" w:type="dxa"/>
+              <w:bottom w:w="124" w:type="dxa"/>
+              <w:right w:w="124" w:type="dxa"/>
+            </w:tcMar>
+          </w:tcPr>
+          <w:p>
+            <w:pPr>
+              <w:spacing w:before="0" w:after="0"/>
+            </w:pPr>
+            <w:r>
+              <w:rPr>
+                <w:b/>
+                <w:i w:val="0"/>
+                <w:color w:val="FFFFFF"/>
+                <w:sz w:val="23"/>
+              </w:rPr>
+              <w:t>Sem resolver agora…</w:t>
+            </w:r>
+          </w:p>
+        </w:tc>
+        <w:tc>
+          <w:tcPr>
+            <w:tcW w:type="dxa" w:w="5102"/>
+            <w:shd w:val="clear" w:color="auto" w:fill="1B2A41"/>
+            <w:tcMar>
+              <w:top w:w="124" w:type="dxa"/>
+              <w:left w:w="124" w:type="dxa"/>
+              <w:bottom w:w="124" w:type="dxa"/>
+              <w:right w:w="124" w:type="dxa"/>
+            </w:tcMar>
+          </w:tcPr>
+          <w:p>
+            <w:pPr>
+              <w:spacing w:before="0" w:after="0"/>
+            </w:pPr>
+            <w:r>
+              <w:rPr>
+                <w:b/>
+                <w:i w:val="0"/>
+                <w:color w:val="FFFFFF"/>
+                <w:sz w:val="23"/>
+              </w:rPr>
+              <w:t>O que a etapa constrói</w:t>
+            </w:r>
+          </w:p>
+        </w:tc>
+      </w:tr>
+      <w:tr>
+        <w:trPr>
+          <w:cantSplit/>
+        </w:trPr>
+        <w:tc>
+          <w:tcPr>
+            <w:tcW w:type="dxa" w:w="5386"/>
+            <w:shd w:val="clear" w:color="auto" w:fill="F2F4F7"/>
+            <w:tcMar>
+              <w:top w:w="124" w:type="dxa"/>
+              <w:left w:w="124" w:type="dxa"/>
+              <w:bottom w:w="124" w:type="dxa"/>
+              <w:right w:w="124" w:type="dxa"/>
+            </w:tcMar>
+          </w:tcPr>
+          <w:p>
+            <w:pPr>
+              <w:spacing w:before="0" w:after="0"/>
+            </w:pPr>
+            <w:r>
+              <w:rPr>
+                <w:b/>
+                <w:i w:val="0"/>
+                <w:color w:val="1F2328"/>
+                <w:sz w:val="24"/>
+              </w:rPr>
+              <w:t>Mudar o estado de uma tarefa envolve várias gravações (estado, relatório, custo)</w:t>
+            </w:r>
+          </w:p>
+        </w:tc>
+        <w:tc>
+          <w:tcPr>
+            <w:tcW w:type="dxa" w:w="4535"/>
+            <w:shd w:val="clear" w:color="auto" w:fill="F2F4F7"/>
+            <w:tcMar>
+              <w:top w:w="124" w:type="dxa"/>
+              <w:left w:w="124" w:type="dxa"/>
+              <w:bottom w:w="124" w:type="dxa"/>
+              <w:right w:w="124" w:type="dxa"/>
+            </w:tcMar>
+          </w:tcPr>
+          <w:p>
+            <w:pPr>
+              <w:spacing w:before="0" w:after="0"/>
+            </w:pPr>
+            <w:r>
+              <w:rPr>
+                <w:b w:val="0"/>
+                <w:i w:val="0"/>
+                <w:color w:val="6B7480"/>
+                <w:sz w:val="24"/>
+              </w:rPr>
+              <w:t>uma falha no meio deixa registro incoerente — e o agente poderia se declarar pronto</w:t>
+            </w:r>
+          </w:p>
+        </w:tc>
+        <w:tc>
+          <w:tcPr>
+            <w:tcW w:type="dxa" w:w="5102"/>
+            <w:shd w:val="clear" w:color="auto" w:fill="F2F4F7"/>
+            <w:tcMar>
+              <w:top w:w="124" w:type="dxa"/>
+              <w:left w:w="124" w:type="dxa"/>
+              <w:bottom w:w="124" w:type="dxa"/>
+              <w:right w:w="124" w:type="dxa"/>
+            </w:tcMar>
+          </w:tcPr>
+          <w:p>
+            <w:pPr>
+              <w:spacing w:before="0" w:after="0"/>
+            </w:pPr>
+            <w:r>
+              <w:rPr>
+                <w:b/>
+                <w:i w:val="0"/>
+                <w:color w:val="2A9D8F"/>
+                <w:sz w:val="24"/>
+              </w:rPr>
+              <w:t>máquina de estados + transição numa única transação; tentativas contadas pelo sistema</w:t>
+            </w:r>
+          </w:p>
+        </w:tc>
+      </w:tr>
+      <w:tr>
+        <w:trPr>
+          <w:cantSplit/>
+        </w:trPr>
+        <w:tc>
+          <w:tcPr>
+            <w:tcW w:type="dxa" w:w="5386"/>
+            <w:shd w:val="clear" w:color="auto" w:fill="FFFFFF"/>
+            <w:tcMar>
+              <w:top w:w="124" w:type="dxa"/>
+              <w:left w:w="124" w:type="dxa"/>
+              <w:bottom w:w="124" w:type="dxa"/>
+              <w:right w:w="124" w:type="dxa"/>
+            </w:tcMar>
+          </w:tcPr>
+          <w:p>
+            <w:pPr>
+              <w:spacing w:before="0" w:after="0"/>
+            </w:pPr>
+            <w:r>
+              <w:rPr>
+                <w:b/>
+                <w:i w:val="0"/>
+                <w:color w:val="1F2328"/>
+                <w:sz w:val="24"/>
+              </w:rPr>
+              <w:t>Um pedido vira muitas tarefas, que dependem umas das outras</w:t>
+            </w:r>
+          </w:p>
+        </w:tc>
+        <w:tc>
+          <w:tcPr>
+            <w:tcW w:type="dxa" w:w="4535"/>
+            <w:shd w:val="clear" w:color="auto" w:fill="FFFFFF"/>
+            <w:tcMar>
+              <w:top w:w="124" w:type="dxa"/>
+              <w:left w:w="124" w:type="dxa"/>
+              <w:bottom w:w="124" w:type="dxa"/>
+              <w:right w:w="124" w:type="dxa"/>
+            </w:tcMar>
+          </w:tcPr>
+          <w:p>
+            <w:pPr>
+              <w:spacing w:before="0" w:after="0"/>
+            </w:pPr>
+            <w:r>
+              <w:rPr>
+                <w:b w:val="0"/>
+                <w:i w:val="0"/>
+                <w:color w:val="6B7480"/>
+                <w:sz w:val="24"/>
+              </w:rPr>
+              <w:t>tarefa começa antes da base pronta; ordem decidida a olho</w:t>
+            </w:r>
+          </w:p>
+        </w:tc>
+        <w:tc>
+          <w:tcPr>
+            <w:tcW w:type="dxa" w:w="5102"/>
+            <w:shd w:val="clear" w:color="auto" w:fill="FFFFFF"/>
+            <w:tcMar>
+              <w:top w:w="124" w:type="dxa"/>
+              <w:left w:w="124" w:type="dxa"/>
+              <w:bottom w:w="124" w:type="dxa"/>
+              <w:right w:w="124" w:type="dxa"/>
+            </w:tcMar>
+          </w:tcPr>
+          <w:p>
+            <w:pPr>
+              <w:spacing w:before="0" w:after="0"/>
+            </w:pPr>
+            <w:r>
+              <w:rPr>
+                <w:b/>
+                <w:i w:val="0"/>
+                <w:color w:val="2A9D8F"/>
+                <w:sz w:val="24"/>
+              </w:rPr>
+              <w:t>planejador que valida o grafo + fila que promove e ordena</w:t>
+            </w:r>
+          </w:p>
+        </w:tc>
+      </w:tr>
+      <w:tr>
+        <w:trPr>
+          <w:cantSplit/>
+        </w:trPr>
+        <w:tc>
+          <w:tcPr>
+            <w:tcW w:type="dxa" w:w="5386"/>
+            <w:shd w:val="clear" w:color="auto" w:fill="F2F4F7"/>
+            <w:tcMar>
+              <w:top w:w="124" w:type="dxa"/>
+              <w:left w:w="124" w:type="dxa"/>
+              <w:bottom w:w="124" w:type="dxa"/>
+              <w:right w:w="124" w:type="dxa"/>
+            </w:tcMar>
+          </w:tcPr>
+          <w:p>
+            <w:pPr>
+              <w:spacing w:before="0" w:after="0"/>
+            </w:pPr>
+            <w:r>
+              <w:rPr>
+                <w:b/>
+                <w:i w:val="0"/>
+                <w:color w:val="1F2328"/>
+                <w:sz w:val="24"/>
+              </w:rPr>
+              <w:t>Perguntar "funciona?" ao modelo gasta um despacho e pode confundir as causas</w:t>
+            </w:r>
+          </w:p>
+        </w:tc>
+        <w:tc>
+          <w:tcPr>
+            <w:tcW w:type="dxa" w:w="4535"/>
+            <w:shd w:val="clear" w:color="auto" w:fill="F2F4F7"/>
+            <w:tcMar>
+              <w:top w:w="124" w:type="dxa"/>
+              <w:left w:w="124" w:type="dxa"/>
+              <w:bottom w:w="124" w:type="dxa"/>
+              <w:right w:w="124" w:type="dxa"/>
+            </w:tcMar>
+          </w:tcPr>
+          <w:p>
+            <w:pPr>
+              <w:spacing w:before="0" w:after="0"/>
+            </w:pPr>
+            <w:r>
+              <w:rPr>
+                <w:b w:val="0"/>
+                <w:i w:val="0"/>
+                <w:color w:val="6B7480"/>
+                <w:sz w:val="24"/>
+              </w:rPr>
+              <w:t>o construtor é chamado para consertar um comando que nunca esteve errado</w:t>
+            </w:r>
+          </w:p>
+        </w:tc>
+        <w:tc>
+          <w:tcPr>
+            <w:tcW w:type="dxa" w:w="5102"/>
+            <w:shd w:val="clear" w:color="auto" w:fill="F2F4F7"/>
+            <w:tcMar>
+              <w:top w:w="124" w:type="dxa"/>
+              <w:left w:w="124" w:type="dxa"/>
+              <w:bottom w:w="124" w:type="dxa"/>
+              <w:right w:w="124" w:type="dxa"/>
+            </w:tcMar>
+          </w:tcPr>
+          <w:p>
+            <w:pPr>
+              <w:spacing w:before="0" w:after="0"/>
+            </w:pPr>
+            <w:r>
+              <w:rPr>
+                <w:b/>
+                <w:i w:val="0"/>
+                <w:color w:val="2A9D8F"/>
+                <w:sz w:val="24"/>
+              </w:rPr>
+              <w:t>critérios rodados pelo sistema, com lista permitida e classe da falha</w:t>
+            </w:r>
+          </w:p>
+        </w:tc>
+      </w:tr>
+      <w:tr>
+        <w:trPr>
+          <w:cantSplit/>
+        </w:trPr>
+        <w:tc>
+          <w:tcPr>
+            <w:tcW w:type="dxa" w:w="5386"/>
+            <w:shd w:val="clear" w:color="auto" w:fill="FFFFFF"/>
+            <w:tcMar>
+              <w:top w:w="124" w:type="dxa"/>
+              <w:left w:w="124" w:type="dxa"/>
+              <w:bottom w:w="124" w:type="dxa"/>
+              <w:right w:w="124" w:type="dxa"/>
+            </w:tcMar>
+          </w:tcPr>
+          <w:p>
+            <w:pPr>
+              <w:spacing w:before="0" w:after="0"/>
+            </w:pPr>
+            <w:r>
+              <w:rPr>
+                <w:b/>
+                <w:i w:val="0"/>
+                <w:color w:val="1F2328"/>
+                <w:sz w:val="24"/>
+              </w:rPr>
+              <w:t>Quem constrói não pode aprovar; e passar nos testes não garante que é o pedido</w:t>
+            </w:r>
+          </w:p>
+        </w:tc>
+        <w:tc>
+          <w:tcPr>
+            <w:tcW w:type="dxa" w:w="4535"/>
+            <w:shd w:val="clear" w:color="auto" w:fill="FFFFFF"/>
+            <w:tcMar>
+              <w:top w:w="124" w:type="dxa"/>
+              <w:left w:w="124" w:type="dxa"/>
+              <w:bottom w:w="124" w:type="dxa"/>
+              <w:right w:w="124" w:type="dxa"/>
+            </w:tcMar>
+          </w:tcPr>
+          <w:p>
+            <w:pPr>
+              <w:spacing w:before="0" w:after="0"/>
+            </w:pPr>
+            <w:r>
+              <w:rPr>
+                <w:b w:val="0"/>
+                <w:i w:val="0"/>
+                <w:color w:val="6B7480"/>
+                <w:sz w:val="24"/>
+              </w:rPr>
+              <w:t>entrega errada aprovada</w:t>
+            </w:r>
+          </w:p>
+        </w:tc>
+        <w:tc>
+          <w:tcPr>
+            <w:tcW w:type="dxa" w:w="5102"/>
+            <w:shd w:val="clear" w:color="auto" w:fill="FFFFFF"/>
+            <w:tcMar>
+              <w:top w:w="124" w:type="dxa"/>
+              <w:left w:w="124" w:type="dxa"/>
+              <w:bottom w:w="124" w:type="dxa"/>
+              <w:right w:w="124" w:type="dxa"/>
+            </w:tcMar>
+          </w:tcPr>
+          <w:p>
+            <w:pPr>
+              <w:spacing w:before="0" w:after="0"/>
+            </w:pPr>
+            <w:r>
+              <w:rPr>
+                <w:b/>
+                <w:i w:val="0"/>
+                <w:color w:val="2A9D8F"/>
+                <w:sz w:val="24"/>
+              </w:rPr>
+              <w:t>dois portões sem ferramenta de escrita; conformidade separada de defeito</w:t>
+            </w:r>
+          </w:p>
+        </w:tc>
+      </w:tr>
+      <w:tr>
+        <w:trPr>
+          <w:cantSplit/>
+        </w:trPr>
+        <w:tc>
+          <w:tcPr>
+            <w:tcW w:type="dxa" w:w="5386"/>
+            <w:shd w:val="clear" w:color="auto" w:fill="F2F4F7"/>
+            <w:tcMar>
+              <w:top w:w="124" w:type="dxa"/>
+              <w:left w:w="124" w:type="dxa"/>
+              <w:bottom w:w="124" w:type="dxa"/>
+              <w:right w:w="124" w:type="dxa"/>
+            </w:tcMar>
+          </w:tcPr>
+          <w:p>
+            <w:pPr>
+              <w:spacing w:before="0" w:after="0"/>
+            </w:pPr>
+            <w:r>
+              <w:rPr>
+                <w:b/>
+                <w:i w:val="0"/>
+                <w:color w:val="1F2328"/>
+                <w:sz w:val="24"/>
+              </w:rPr>
+              <w:t>Refazer do mesmo jeito repete o erro, e uma tarefa impossível gira para sempre</w:t>
+            </w:r>
+          </w:p>
+        </w:tc>
+        <w:tc>
+          <w:tcPr>
+            <w:tcW w:type="dxa" w:w="4535"/>
+            <w:shd w:val="clear" w:color="auto" w:fill="F2F4F7"/>
+            <w:tcMar>
+              <w:top w:w="124" w:type="dxa"/>
+              <w:left w:w="124" w:type="dxa"/>
+              <w:bottom w:w="124" w:type="dxa"/>
+              <w:right w:w="124" w:type="dxa"/>
+            </w:tcMar>
+          </w:tcPr>
+          <w:p>
+            <w:pPr>
+              <w:spacing w:before="0" w:after="0"/>
+            </w:pPr>
+            <w:r>
+              <w:rPr>
+                <w:b w:val="0"/>
+                <w:i w:val="0"/>
+                <w:color w:val="6B7480"/>
+                <w:sz w:val="24"/>
+              </w:rPr>
+              <w:t>ciclos e dinheiro queimados sem progresso</w:t>
+            </w:r>
+          </w:p>
+        </w:tc>
+        <w:tc>
+          <w:tcPr>
+            <w:tcW w:type="dxa" w:w="5102"/>
+            <w:shd w:val="clear" w:color="auto" w:fill="F2F4F7"/>
+            <w:tcMar>
+              <w:top w:w="124" w:type="dxa"/>
+              <w:left w:w="124" w:type="dxa"/>
+              <w:bottom w:w="124" w:type="dxa"/>
+              <w:right w:w="124" w:type="dxa"/>
+            </w:tcMar>
+          </w:tcPr>
+          <w:p>
+            <w:pPr>
+              <w:spacing w:before="0" w:after="0"/>
+            </w:pPr>
+            <w:r>
+              <w:rPr>
+                <w:b/>
+                <w:i w:val="0"/>
+                <w:color w:val="2A9D8F"/>
+                <w:sz w:val="24"/>
+              </w:rPr>
+              <w:t>escada de resposta de 4 degraus + diagnóstico que dimensiona o retrabalho</w:t>
+            </w:r>
+          </w:p>
+        </w:tc>
+      </w:tr>
+      <w:tr>
+        <w:trPr>
+          <w:cantSplit/>
+        </w:trPr>
+        <w:tc>
+          <w:tcPr>
+            <w:tcW w:type="dxa" w:w="5386"/>
+            <w:shd w:val="clear" w:color="auto" w:fill="FFFFFF"/>
+            <w:tcMar>
+              <w:top w:w="124" w:type="dxa"/>
+              <w:left w:w="124" w:type="dxa"/>
+              <w:bottom w:w="124" w:type="dxa"/>
+              <w:right w:w="124" w:type="dxa"/>
+            </w:tcMar>
+          </w:tcPr>
+          <w:p>
+            <w:pPr>
+              <w:spacing w:before="0" w:after="0"/>
+            </w:pPr>
+            <w:r>
+              <w:rPr>
+                <w:b/>
+                <w:i w:val="0"/>
+                <w:color w:val="1F2328"/>
+                <w:sz w:val="24"/>
+              </w:rPr>
+              <w:t>O gasto cresce a cada despacho</w:t>
+            </w:r>
+          </w:p>
+        </w:tc>
+        <w:tc>
+          <w:tcPr>
+            <w:tcW w:type="dxa" w:w="4535"/>
+            <w:shd w:val="clear" w:color="auto" w:fill="FFFFFF"/>
+            <w:tcMar>
+              <w:top w:w="124" w:type="dxa"/>
+              <w:left w:w="124" w:type="dxa"/>
+              <w:bottom w:w="124" w:type="dxa"/>
+              <w:right w:w="124" w:type="dxa"/>
+            </w:tcMar>
+          </w:tcPr>
+          <w:p>
+            <w:pPr>
+              <w:spacing w:before="0" w:after="0"/>
+            </w:pPr>
+            <w:r>
+              <w:rPr>
+                <w:b w:val="0"/>
+                <w:i w:val="0"/>
+                <w:color w:val="6B7480"/>
+                <w:sz w:val="24"/>
+              </w:rPr>
+              <w:t>uma rodada estoura o orçamento</w:t>
+            </w:r>
+          </w:p>
+        </w:tc>
+        <w:tc>
+          <w:tcPr>
+            <w:tcW w:type="dxa" w:w="5102"/>
+            <w:shd w:val="clear" w:color="auto" w:fill="FFFFFF"/>
+            <w:tcMar>
+              <w:top w:w="124" w:type="dxa"/>
+              <w:left w:w="124" w:type="dxa"/>
+              <w:bottom w:w="124" w:type="dxa"/>
+              <w:right w:w="124" w:type="dxa"/>
+            </w:tcMar>
+          </w:tcPr>
+          <w:p>
+            <w:pPr>
+              <w:spacing w:before="0" w:after="0"/>
+            </w:pPr>
+            <w:r>
+              <w:rPr>
+                <w:b/>
+                <w:i w:val="0"/>
+                <w:color w:val="2A9D8F"/>
+                <w:sz w:val="24"/>
+              </w:rPr>
+              <w:t>teto conferido ANTES de começar — nunca corta no meio</w:t>
+            </w:r>
+          </w:p>
+        </w:tc>
+      </w:tr>
+    </w:tbl>
+    <w:p>
+      <w:pPr>
+        <w:pageBreakBefore/>
+        <w:spacing w:before="0" w:after="40"/>
+      </w:pPr>
+      <w:r>
+        <w:rPr>
+          <w:rFonts w:ascii="Cambria" w:hAnsi="Cambria"/>
+          <w:b/>
+          <w:i w:val="0"/>
+          <w:color w:val="1B2A41"/>
+          <w:sz w:val="48"/>
+        </w:rPr>
+        <w:t>Conceitos em 1 minuto</w:t>
+      </w:r>
+    </w:p>
+    <w:p>
+      <w:pPr>
+        <w:spacing w:before="0" w:after="200"/>
+      </w:pPr>
+      <w:r>
+        <w:rPr>
+          <w:b w:val="0"/>
+          <w:i w:val="0"/>
+          <w:color w:val="6B7480"/>
+          <w:sz w:val="25"/>
+        </w:rPr>
+        <w:t>Os termos que aparecem nesta etapa, explicados antes de serem usados.</w:t>
+      </w:r>
+    </w:p>
+    <w:tbl>
+      <w:tblPr>
+        <w:tblW w:type="auto" w:w="0"/>
+        <w:jc w:val="center"/>
+        <w:tblLayout w:type="fixed"/>
+        <w:tblLook w:firstColumn="1" w:firstRow="1" w:lastColumn="0" w:lastRow="0" w:noHBand="0" w:noVBand="1" w:val="04A0"/>
+        <w:tblBorders>
+          <w:top w:val="nil"/>
+          <w:left w:val="nil"/>
+          <w:bottom w:val="nil"/>
+          <w:right w:val="nil"/>
+          <w:insideH w:val="nil"/>
+          <w:insideV w:val="nil"/>
+        </w:tblBorders>
+      </w:tblPr>
+      <w:tblGrid>
+        <w:gridCol w:w="3402"/>
+        <w:gridCol w:w="11622"/>
+      </w:tblGrid>
+      <w:tr>
+        <w:trPr>
+          <w:cantSplit/>
+        </w:trPr>
+        <w:tc>
+          <w:tcPr>
+            <w:tcW w:type="dxa" w:w="3402"/>
+            <w:shd w:val="clear" w:color="auto" w:fill="1B2A41"/>
+            <w:tcMar>
+              <w:top w:w="124" w:type="dxa"/>
+              <w:left w:w="124" w:type="dxa"/>
+              <w:bottom w:w="124" w:type="dxa"/>
+              <w:right w:w="124" w:type="dxa"/>
+            </w:tcMar>
+          </w:tcPr>
+          <w:p>
+            <w:pPr>
+              <w:spacing w:before="0" w:after="0"/>
+            </w:pPr>
+            <w:r>
+              <w:rPr>
+                <w:b/>
+                <w:i w:val="0"/>
+                <w:color w:val="FFFFFF"/>
+                <w:sz w:val="25"/>
+              </w:rPr>
+              <w:t>Máquina de estados</w:t>
+            </w:r>
+          </w:p>
+        </w:tc>
+        <w:tc>
+          <w:tcPr>
+            <w:tcW w:type="dxa" w:w="11622"/>
+            <w:shd w:val="clear" w:color="auto" w:fill="F2F4F7"/>
+            <w:tcMar>
+              <w:top w:w="124" w:type="dxa"/>
+              <w:left w:w="124" w:type="dxa"/>
+              <w:bottom w:w="124" w:type="dxa"/>
+              <w:right w:w="124" w:type="dxa"/>
+            </w:tcMar>
+          </w:tcPr>
+          <w:p>
+            <w:pPr>
+              <w:spacing w:before="0" w:after="0"/>
+            </w:pPr>
+            <w:r>
+              <w:rPr>
+                <w:b w:val="0"/>
+                <w:i w:val="0"/>
+                <w:color w:val="1F2328"/>
+                <w:sz w:val="24"/>
+              </w:rPr>
+              <w:t>Lista fixa de estados e das mudanças permitidas entre eles. Qualquer mudança fora da lista é recusada.</w:t>
+            </w:r>
+          </w:p>
+        </w:tc>
+      </w:tr>
+      <w:tr>
+        <w:trPr>
+          <w:cantSplit/>
+        </w:trPr>
+        <w:tc>
+          <w:tcPr>
+            <w:tcW w:type="dxa" w:w="3402"/>
+            <w:shd w:val="clear" w:color="auto" w:fill="1B2A41"/>
+            <w:tcMar>
+              <w:top w:w="124" w:type="dxa"/>
+              <w:left w:w="124" w:type="dxa"/>
+              <w:bottom w:w="124" w:type="dxa"/>
+              <w:right w:w="124" w:type="dxa"/>
+            </w:tcMar>
+          </w:tcPr>
+          <w:p>
+            <w:pPr>
+              <w:spacing w:before="0" w:after="0"/>
+            </w:pPr>
+            <w:r>
+              <w:rPr>
+                <w:b/>
+                <w:i w:val="0"/>
+                <w:color w:val="FFFFFF"/>
+                <w:sz w:val="25"/>
+              </w:rPr>
+              <w:t>Transação</w:t>
+            </w:r>
+          </w:p>
+        </w:tc>
+        <w:tc>
+          <w:tcPr>
+            <w:tcW w:type="dxa" w:w="11622"/>
+            <w:shd w:val="clear" w:color="auto" w:fill="FFFFFF"/>
+            <w:tcMar>
+              <w:top w:w="124" w:type="dxa"/>
+              <w:left w:w="124" w:type="dxa"/>
+              <w:bottom w:w="124" w:type="dxa"/>
+              <w:right w:w="124" w:type="dxa"/>
+            </w:tcMar>
+          </w:tcPr>
+          <w:p>
+            <w:pPr>
+              <w:spacing w:before="0" w:after="0"/>
+            </w:pPr>
+            <w:r>
+              <w:rPr>
+                <w:b w:val="0"/>
+                <w:i w:val="0"/>
+                <w:color w:val="1F2328"/>
+                <w:sz w:val="24"/>
+              </w:rPr>
+              <w:t>Um grupo de gravações no banco que entra inteiro ou não entra (Ecto.Multi). Não existe meio-termo.</w:t>
+            </w:r>
+          </w:p>
+        </w:tc>
+      </w:tr>
+      <w:tr>
+        <w:trPr>
+          <w:cantSplit/>
+        </w:trPr>
+        <w:tc>
+          <w:tcPr>
+            <w:tcW w:type="dxa" w:w="3402"/>
+            <w:shd w:val="clear" w:color="auto" w:fill="1B2A41"/>
+            <w:tcMar>
+              <w:top w:w="124" w:type="dxa"/>
+              <w:left w:w="124" w:type="dxa"/>
+              <w:bottom w:w="124" w:type="dxa"/>
+              <w:right w:w="124" w:type="dxa"/>
+            </w:tcMar>
+          </w:tcPr>
+          <w:p>
+            <w:pPr>
+              <w:spacing w:before="0" w:after="0"/>
+            </w:pPr>
+            <w:r>
+              <w:rPr>
+                <w:b/>
+                <w:i w:val="0"/>
+                <w:color w:val="FFFFFF"/>
+                <w:sz w:val="25"/>
+              </w:rPr>
+              <w:t>Tentativas</w:t>
+            </w:r>
+          </w:p>
+        </w:tc>
+        <w:tc>
+          <w:tcPr>
+            <w:tcW w:type="dxa" w:w="11622"/>
+            <w:shd w:val="clear" w:color="auto" w:fill="F2F4F7"/>
+            <w:tcMar>
+              <w:top w:w="124" w:type="dxa"/>
+              <w:left w:w="124" w:type="dxa"/>
+              <w:bottom w:w="124" w:type="dxa"/>
+              <w:right w:w="124" w:type="dxa"/>
+            </w:tcMar>
+          </w:tcPr>
+          <w:p>
+            <w:pPr>
+              <w:spacing w:before="0" w:after="0"/>
+            </w:pPr>
+            <w:r>
+              <w:rPr>
+                <w:b w:val="0"/>
+                <w:i w:val="0"/>
+                <w:color w:val="1F2328"/>
+                <w:sz w:val="24"/>
+              </w:rPr>
+              <w:t>Quantas vezes a tarefa foi entregue a um construtor. Quem incrementa é o sistema, nunca o agente.</w:t>
+            </w:r>
+          </w:p>
+        </w:tc>
+      </w:tr>
+      <w:tr>
+        <w:trPr>
+          <w:cantSplit/>
+        </w:trPr>
+        <w:tc>
+          <w:tcPr>
+            <w:tcW w:type="dxa" w:w="3402"/>
+            <w:shd w:val="clear" w:color="auto" w:fill="1B2A41"/>
+            <w:tcMar>
+              <w:top w:w="124" w:type="dxa"/>
+              <w:left w:w="124" w:type="dxa"/>
+              <w:bottom w:w="124" w:type="dxa"/>
+              <w:right w:w="124" w:type="dxa"/>
+            </w:tcMar>
+          </w:tcPr>
+          <w:p>
+            <w:pPr>
+              <w:spacing w:before="0" w:after="0"/>
+            </w:pPr>
+            <w:r>
+              <w:rPr>
+                <w:b/>
+                <w:i w:val="0"/>
+                <w:color w:val="FFFFFF"/>
+                <w:sz w:val="25"/>
+              </w:rPr>
+              <w:t>Grafo de dependências</w:t>
+            </w:r>
+          </w:p>
+        </w:tc>
+        <w:tc>
+          <w:tcPr>
+            <w:tcW w:type="dxa" w:w="11622"/>
+            <w:shd w:val="clear" w:color="auto" w:fill="FFFFFF"/>
+            <w:tcMar>
+              <w:top w:w="124" w:type="dxa"/>
+              <w:left w:w="124" w:type="dxa"/>
+              <w:bottom w:w="124" w:type="dxa"/>
+              <w:right w:w="124" w:type="dxa"/>
+            </w:tcMar>
+          </w:tcPr>
+          <w:p>
+            <w:pPr>
+              <w:spacing w:before="0" w:after="0"/>
+            </w:pPr>
+            <w:r>
+              <w:rPr>
+                <w:b w:val="0"/>
+                <w:i w:val="0"/>
+                <w:color w:val="1F2328"/>
+                <w:sz w:val="24"/>
+              </w:rPr>
+              <w:t>Tarefas são os nós; "depende de" são as setas. Um ciclo (A espera B, que espera A) travaria tudo e é recusado.</w:t>
+            </w:r>
+          </w:p>
+        </w:tc>
+      </w:tr>
+      <w:tr>
+        <w:trPr>
+          <w:cantSplit/>
+        </w:trPr>
+        <w:tc>
+          <w:tcPr>
+            <w:tcW w:type="dxa" w:w="3402"/>
+            <w:shd w:val="clear" w:color="auto" w:fill="1B2A41"/>
+            <w:tcMar>
+              <w:top w:w="124" w:type="dxa"/>
+              <w:left w:w="124" w:type="dxa"/>
+              <w:bottom w:w="124" w:type="dxa"/>
+              <w:right w:w="124" w:type="dxa"/>
+            </w:tcMar>
+          </w:tcPr>
+          <w:p>
+            <w:pPr>
+              <w:spacing w:before="0" w:after="0"/>
+            </w:pPr>
+            <w:r>
+              <w:rPr>
+                <w:b/>
+                <w:i w:val="0"/>
+                <w:color w:val="FFFFFF"/>
+                <w:sz w:val="25"/>
+              </w:rPr>
+              <w:t>Critério executável</w:t>
+            </w:r>
+          </w:p>
+        </w:tc>
+        <w:tc>
+          <w:tcPr>
+            <w:tcW w:type="dxa" w:w="11622"/>
+            <w:shd w:val="clear" w:color="auto" w:fill="F2F4F7"/>
+            <w:tcMar>
+              <w:top w:w="124" w:type="dxa"/>
+              <w:left w:w="124" w:type="dxa"/>
+              <w:bottom w:w="124" w:type="dxa"/>
+              <w:right w:w="124" w:type="dxa"/>
+            </w:tcMar>
+          </w:tcPr>
+          <w:p>
+            <w:pPr>
+              <w:spacing w:before="0" w:after="0"/>
+            </w:pPr>
+            <w:r>
+              <w:rPr>
+                <w:b w:val="0"/>
+                <w:i w:val="0"/>
+                <w:color w:val="1F2328"/>
+                <w:sz w:val="24"/>
+              </w:rPr>
+              <w:t>Uma linha verify: com um comando; o código de saída diz se passou. Roda sem gastar agente.</w:t>
+            </w:r>
+          </w:p>
+        </w:tc>
+      </w:tr>
+      <w:tr>
+        <w:trPr>
+          <w:cantSplit/>
+        </w:trPr>
+        <w:tc>
+          <w:tcPr>
+            <w:tcW w:type="dxa" w:w="3402"/>
+            <w:shd w:val="clear" w:color="auto" w:fill="1B2A41"/>
+            <w:tcMar>
+              <w:top w:w="124" w:type="dxa"/>
+              <w:left w:w="124" w:type="dxa"/>
+              <w:bottom w:w="124" w:type="dxa"/>
+              <w:right w:w="124" w:type="dxa"/>
+            </w:tcMar>
+          </w:tcPr>
+          <w:p>
+            <w:pPr>
+              <w:spacing w:before="0" w:after="0"/>
+            </w:pPr>
+            <w:r>
+              <w:rPr>
+                <w:b/>
+                <w:i w:val="0"/>
+                <w:color w:val="FFFFFF"/>
+                <w:sz w:val="25"/>
+              </w:rPr>
+              <w:t>Lista permitida</w:t>
+            </w:r>
+          </w:p>
+        </w:tc>
+        <w:tc>
+          <w:tcPr>
+            <w:tcW w:type="dxa" w:w="11622"/>
+            <w:shd w:val="clear" w:color="auto" w:fill="FFFFFF"/>
+            <w:tcMar>
+              <w:top w:w="124" w:type="dxa"/>
+              <w:left w:w="124" w:type="dxa"/>
+              <w:bottom w:w="124" w:type="dxa"/>
+              <w:right w:w="124" w:type="dxa"/>
+            </w:tcMar>
+          </w:tcPr>
+          <w:p>
+            <w:pPr>
+              <w:spacing w:before="0" w:after="0"/>
+            </w:pPr>
+            <w:r>
+              <w:rPr>
+                <w:b w:val="0"/>
+                <w:i w:val="0"/>
+                <w:color w:val="1F2328"/>
+                <w:sz w:val="24"/>
+              </w:rPr>
+              <w:t>Só roda o binário que está na lista; o que falta é recusado. Na dúvida, erra para o lado seguro (falha fechada).</w:t>
+            </w:r>
+          </w:p>
+        </w:tc>
+      </w:tr>
+      <w:tr>
+        <w:trPr>
+          <w:cantSplit/>
+        </w:trPr>
+        <w:tc>
+          <w:tcPr>
+            <w:tcW w:type="dxa" w:w="3402"/>
+            <w:shd w:val="clear" w:color="auto" w:fill="1B2A41"/>
+            <w:tcMar>
+              <w:top w:w="124" w:type="dxa"/>
+              <w:left w:w="124" w:type="dxa"/>
+              <w:bottom w:w="124" w:type="dxa"/>
+              <w:right w:w="124" w:type="dxa"/>
+            </w:tcMar>
+          </w:tcPr>
+          <w:p>
+            <w:pPr>
+              <w:spacing w:before="0" w:after="0"/>
+            </w:pPr>
+            <w:r>
+              <w:rPr>
+                <w:b/>
+                <w:i w:val="0"/>
+                <w:color w:val="FFFFFF"/>
+                <w:sz w:val="25"/>
+              </w:rPr>
+              <w:t>Conformidade</w:t>
+            </w:r>
+          </w:p>
+        </w:tc>
+        <w:tc>
+          <w:tcPr>
+            <w:tcW w:type="dxa" w:w="11622"/>
+            <w:shd w:val="clear" w:color="auto" w:fill="F2F4F7"/>
+            <w:tcMar>
+              <w:top w:w="124" w:type="dxa"/>
+              <w:left w:w="124" w:type="dxa"/>
+              <w:bottom w:w="124" w:type="dxa"/>
+              <w:right w:w="124" w:type="dxa"/>
+            </w:tcMar>
+          </w:tcPr>
+          <w:p>
+            <w:pPr>
+              <w:spacing w:before="0" w:after="0"/>
+            </w:pPr>
+            <w:r>
+              <w:rPr>
+                <w:b w:val="0"/>
+                <w:i w:val="0"/>
+                <w:color w:val="1F2328"/>
+                <w:sz w:val="24"/>
+              </w:rPr>
+              <w:t>A pergunta "é o que foi pedido?", separada de "tem defeito?". Pode reprovar sem nenhum defeito.</w:t>
+            </w:r>
+          </w:p>
+        </w:tc>
+      </w:tr>
+      <w:tr>
+        <w:trPr>
+          <w:cantSplit/>
+        </w:trPr>
+        <w:tc>
+          <w:tcPr>
+            <w:tcW w:type="dxa" w:w="3402"/>
+            <w:shd w:val="clear" w:color="auto" w:fill="1B2A41"/>
+            <w:tcMar>
+              <w:top w:w="124" w:type="dxa"/>
+              <w:left w:w="124" w:type="dxa"/>
+              <w:bottom w:w="124" w:type="dxa"/>
+              <w:right w:w="124" w:type="dxa"/>
+            </w:tcMar>
+          </w:tcPr>
+          <w:p>
+            <w:pPr>
+              <w:spacing w:before="0" w:after="0"/>
+            </w:pPr>
+            <w:r>
+              <w:rPr>
+                <w:b/>
+                <w:i w:val="0"/>
+                <w:color w:val="FFFFFF"/>
+                <w:sz w:val="25"/>
+              </w:rPr>
+              <w:t>Retrabalho</w:t>
+            </w:r>
+          </w:p>
+        </w:tc>
+        <w:tc>
+          <w:tcPr>
+            <w:tcW w:type="dxa" w:w="11622"/>
+            <w:shd w:val="clear" w:color="auto" w:fill="FFFFFF"/>
+            <w:tcMar>
+              <w:top w:w="124" w:type="dxa"/>
+              <w:left w:w="124" w:type="dxa"/>
+              <w:bottom w:w="124" w:type="dxa"/>
+              <w:right w:w="124" w:type="dxa"/>
+            </w:tcMar>
+          </w:tcPr>
+          <w:p>
+            <w:pPr>
+              <w:spacing w:before="0" w:after="0"/>
+            </w:pPr>
+            <w:r>
+              <w:rPr>
+                <w:b w:val="0"/>
+                <w:i w:val="0"/>
+                <w:color w:val="1F2328"/>
+                <w:sz w:val="24"/>
+              </w:rPr>
+              <w:t>Nova passagem pelo construtor depois de uma reprovação. Cada uma é um ciclo novo, com custo próprio.</w:t>
+            </w:r>
+          </w:p>
+        </w:tc>
+      </w:tr>
+    </w:tbl>
+    <w:p>
+      <w:pPr>
+        <w:pageBreakBefore/>
+        <w:spacing w:before="0" w:after="40"/>
+      </w:pPr>
+      <w:r>
+        <w:rPr>
+          <w:rFonts w:ascii="Cambria" w:hAnsi="Cambria"/>
+          <w:b/>
+          <w:i w:val="0"/>
+          <w:color w:val="1B2A41"/>
+          <w:sz w:val="48"/>
+        </w:rPr>
+        <w:t>Peça 1 · Os seis estados de uma tarefa</w:t>
+      </w:r>
+    </w:p>
+    <w:p>
+      <w:pPr>
+        <w:spacing w:before="0" w:after="200"/>
+      </w:pPr>
+      <w:r>
+        <w:rPr>
+          <w:b w:val="0"/>
+          <w:i w:val="0"/>
+          <w:color w:val="6B7480"/>
+          <w:sz w:val="25"/>
+        </w:rPr>
+        <w:t>Toda tarefa percorre a mesma linha: backlog, pronta, em execução, em teste, em revisão e concluída — mais bloqueada e cancelada como saídas.</w:t>
       </w:r>
     </w:p>
     <w:p>
@@ -713,7 +1887,7 @@
       <w:r>
         <w:drawing>
           <wp:inline xmlns:a="http://schemas.openxmlformats.org/drawingml/2006/main" xmlns:pic="http://schemas.openxmlformats.org/drawingml/2006/picture">
-            <wp:extent cx="8460000" cy="3689999"/>
+            <wp:extent cx="8962529" cy="1296000"/>
             <wp:docPr id="2" name="Picture 2"/>
             <wp:cNvGraphicFramePr>
               <a:graphicFrameLocks noChangeAspect="1"/>
@@ -722,7 +1896,7 @@
               <a:graphicData uri="http://schemas.openxmlformats.org/drawingml/2006/picture">
                 <pic:pic>
                   <pic:nvPicPr>
-                    <pic:cNvPr id="0" name="diag.png"/>
+                    <pic:cNvPr id="0" name="E4-estados.png"/>
                     <pic:cNvPicPr/>
                   </pic:nvPicPr>
                   <pic:blipFill>
@@ -734,7 +1908,7 @@
                   <pic:spPr>
                     <a:xfrm>
                       <a:off x="0" y="0"/>
-                      <a:ext cx="8460000" cy="3689999"/>
+                      <a:ext cx="8962529" cy="1296000"/>
                     </a:xfrm>
                     <a:prstGeom prst="rect"/>
                   </pic:spPr>
@@ -747,79 +1921,2046 @@
     </w:p>
     <w:p>
       <w:pPr>
-        <w:pStyle w:val="ListBullet"/>
-        <w:spacing w:after="40"/>
+        <w:spacing w:before="0" w:after="80"/>
+      </w:pPr>
+    </w:p>
+    <w:tbl>
+      <w:tblPr>
+        <w:tblW w:type="auto" w:w="0"/>
+        <w:jc w:val="center"/>
+        <w:tblLayout w:type="fixed"/>
+        <w:tblLook w:firstColumn="1" w:firstRow="1" w:lastColumn="0" w:lastRow="0" w:noHBand="0" w:noVBand="1" w:val="04A0"/>
+        <w:tblBorders>
+          <w:top w:val="nil"/>
+          <w:left w:val="nil"/>
+          <w:bottom w:val="nil"/>
+          <w:right w:val="nil"/>
+          <w:insideH w:val="nil"/>
+          <w:insideV w:val="nil"/>
+        </w:tblBorders>
+      </w:tblPr>
+      <w:tblGrid>
+        <w:gridCol w:w="9354"/>
+        <w:gridCol w:w="5669"/>
+      </w:tblGrid>
+      <w:tr>
+        <w:tc>
+          <w:tcPr>
+            <w:tcW w:type="dxa" w:w="9354"/>
+            <w:shd w:val="clear" w:color="auto" w:fill="F2F4F7"/>
+            <w:tcMar>
+              <w:top w:w="170" w:type="dxa"/>
+              <w:left w:w="170" w:type="dxa"/>
+              <w:bottom w:w="170" w:type="dxa"/>
+              <w:right w:w="170" w:type="dxa"/>
+            </w:tcMar>
+          </w:tcPr>
+          <w:p>
+            <w:pPr>
+              <w:spacing w:before="0" w:after="60"/>
+            </w:pPr>
+            <w:r>
+              <w:rPr>
+                <w:b/>
+                <w:i w:val="0"/>
+                <w:color w:val="4A6FA5"/>
+                <w:sz w:val="21"/>
+              </w:rPr>
+              <w:t>COMO FUNCIONA</w:t>
+            </w:r>
+          </w:p>
+          <w:p>
+            <w:pPr>
+              <w:pStyle w:val="ListBullet"/>
+              <w:spacing w:after="40"/>
+            </w:pPr>
+            <w:r>
+              <w:rPr>
+                <w:b w:val="0"/>
+                <w:i w:val="0"/>
+                <w:color w:val="1F2328"/>
+                <w:sz w:val="22"/>
+              </w:rPr>
+              <w:t>A regra é uma tabela pura (</w:t>
+            </w:r>
+            <w:r>
+              <w:rPr>
+                <w:rFonts w:ascii="Consolas" w:hAnsi="Consolas"/>
+                <w:b w:val="0"/>
+                <w:i w:val="0"/>
+                <w:color w:val="2A4A7F"/>
+                <w:sz w:val="21"/>
+              </w:rPr>
+              <w:t>Factory.Tasks.StateMachine</w:t>
+            </w:r>
+            <w:r>
+              <w:rPr>
+                <w:b w:val="0"/>
+                <w:i w:val="0"/>
+                <w:color w:val="1F2328"/>
+                <w:sz w:val="22"/>
+              </w:rPr>
+              <w:t>): cada estado lista para onde pode ir; o resto é recusado.</w:t>
+            </w:r>
+          </w:p>
+          <w:p>
+            <w:pPr>
+              <w:pStyle w:val="ListBullet"/>
+              <w:spacing w:after="40"/>
+            </w:pPr>
+            <w:r>
+              <w:rPr>
+                <w:b w:val="0"/>
+                <w:i w:val="0"/>
+                <w:color w:val="1F2328"/>
+                <w:sz w:val="22"/>
+              </w:rPr>
+              <w:t>Os dois portões são as únicas portas de volta: teste ou revisão reprovam e a tarefa volta para execução.</w:t>
+            </w:r>
+          </w:p>
+          <w:p>
+            <w:pPr>
+              <w:pStyle w:val="ListBullet"/>
+              <w:spacing w:after="40"/>
+            </w:pPr>
+            <w:r>
+              <w:rPr>
+                <w:b w:val="0"/>
+                <w:i w:val="0"/>
+                <w:color w:val="1F2328"/>
+                <w:sz w:val="22"/>
+              </w:rPr>
+              <w:t>Concluída não leva a lugar nenhum: desfazer trabalho aprovado exige uma tarefa nova.</w:t>
+            </w:r>
+          </w:p>
+        </w:tc>
+        <w:tc>
+          <w:tcPr>
+            <w:tcW w:type="dxa" w:w="5669"/>
+            <w:shd w:val="clear" w:color="auto" w:fill="2A9D8F"/>
+            <w:tcMar>
+              <w:top w:w="170" w:type="dxa"/>
+              <w:left w:w="170" w:type="dxa"/>
+              <w:bottom w:w="170" w:type="dxa"/>
+              <w:right w:w="170" w:type="dxa"/>
+            </w:tcMar>
+          </w:tcPr>
+          <w:p>
+            <w:pPr>
+              <w:spacing w:before="0" w:after="80"/>
+            </w:pPr>
+            <w:r>
+              <w:rPr>
+                <w:b/>
+                <w:i w:val="0"/>
+                <w:color w:val="FFFFFF"/>
+                <w:sz w:val="21"/>
+              </w:rPr>
+              <w:t>POR QUE É RELEVANTE</w:t>
+            </w:r>
+          </w:p>
+          <w:p>
+            <w:pPr>
+              <w:spacing w:before="0" w:after="0"/>
+            </w:pPr>
+            <w:r>
+              <w:rPr>
+                <w:b/>
+                <w:i w:val="0"/>
+                <w:color w:val="FFFFFF"/>
+                <w:sz w:val="24"/>
+              </w:rPr>
+              <w:t>Atende R2. O histórico de qualquer tarefa é uma sequência de estados legais — não existe atalho de "pronta" direto para "concluída".</w:t>
+            </w:r>
+          </w:p>
+        </w:tc>
+      </w:tr>
+    </w:tbl>
+    <w:p>
+      <w:pPr>
+        <w:pageBreakBefore/>
+        <w:spacing w:before="0" w:after="40"/>
+      </w:pPr>
+      <w:r>
+        <w:rPr>
+          <w:rFonts w:ascii="Cambria" w:hAnsi="Cambria"/>
+          <w:b/>
+          <w:i w:val="0"/>
+          <w:color w:val="1B2A41"/>
+          <w:sz w:val="48"/>
+        </w:rPr>
+        <w:t>Uma mudança de estado, uma transação</w:t>
+      </w:r>
+    </w:p>
+    <w:p>
+      <w:pPr>
+        <w:spacing w:before="0" w:after="200"/>
       </w:pPr>
       <w:r>
         <w:rPr>
           <w:b w:val="0"/>
           <w:i w:val="0"/>
-          <w:color w:val="1F2328"/>
-          <w:sz w:val="24"/>
+          <w:color w:val="6B7480"/>
+          <w:sz w:val="25"/>
         </w:rPr>
-        <w:t>Máquina de estados pura + transição transacional: estado, relatório e custo numa única transação (R2).</w:t>
+        <w:t>Mudar de estado grava junto o novo estado, o relatório do ciclo, o despacho e o consumo — ou não grava nada.</w:t>
       </w:r>
     </w:p>
     <w:p>
       <w:pPr>
-        <w:pStyle w:val="ListBullet"/>
-        <w:spacing w:after="40"/>
+        <w:jc w:val="center"/>
+      </w:pPr>
+      <w:r>
+        <w:drawing>
+          <wp:inline xmlns:a="http://schemas.openxmlformats.org/drawingml/2006/main" xmlns:pic="http://schemas.openxmlformats.org/drawingml/2006/picture">
+            <wp:extent cx="8531931" cy="1800000"/>
+            <wp:docPr id="3" name="Picture 3"/>
+            <wp:cNvGraphicFramePr>
+              <a:graphicFrameLocks noChangeAspect="1"/>
+            </wp:cNvGraphicFramePr>
+            <a:graphic>
+              <a:graphicData uri="http://schemas.openxmlformats.org/drawingml/2006/picture">
+                <pic:pic>
+                  <pic:nvPicPr>
+                    <pic:cNvPr id="0" name="E4-transacao.png"/>
+                    <pic:cNvPicPr/>
+                  </pic:nvPicPr>
+                  <pic:blipFill>
+                    <a:blip r:embed="rId13"/>
+                    <a:stretch>
+                      <a:fillRect/>
+                    </a:stretch>
+                  </pic:blipFill>
+                  <pic:spPr>
+                    <a:xfrm>
+                      <a:off x="0" y="0"/>
+                      <a:ext cx="8531931" cy="1800000"/>
+                    </a:xfrm>
+                    <a:prstGeom prst="rect"/>
+                  </pic:spPr>
+                </pic:pic>
+              </a:graphicData>
+            </a:graphic>
+          </wp:inline>
+        </w:drawing>
+      </w:r>
+    </w:p>
+    <w:p>
+      <w:pPr>
+        <w:spacing w:before="0" w:after="80"/>
+      </w:pPr>
+    </w:p>
+    <w:tbl>
+      <w:tblPr>
+        <w:tblW w:type="auto" w:w="0"/>
+        <w:jc w:val="center"/>
+        <w:tblLayout w:type="fixed"/>
+        <w:tblLook w:firstColumn="1" w:firstRow="1" w:lastColumn="0" w:lastRow="0" w:noHBand="0" w:noVBand="1" w:val="04A0"/>
+        <w:tblBorders>
+          <w:top w:val="nil"/>
+          <w:left w:val="nil"/>
+          <w:bottom w:val="nil"/>
+          <w:right w:val="nil"/>
+          <w:insideH w:val="nil"/>
+          <w:insideV w:val="nil"/>
+        </w:tblBorders>
+      </w:tblPr>
+      <w:tblGrid>
+        <w:gridCol w:w="9354"/>
+        <w:gridCol w:w="5669"/>
+      </w:tblGrid>
+      <w:tr>
+        <w:tc>
+          <w:tcPr>
+            <w:tcW w:type="dxa" w:w="9354"/>
+            <w:shd w:val="clear" w:color="auto" w:fill="F2F4F7"/>
+            <w:tcMar>
+              <w:top w:w="170" w:type="dxa"/>
+              <w:left w:w="170" w:type="dxa"/>
+              <w:bottom w:w="170" w:type="dxa"/>
+              <w:right w:w="170" w:type="dxa"/>
+            </w:tcMar>
+          </w:tcPr>
+          <w:p>
+            <w:pPr>
+              <w:spacing w:before="0" w:after="60"/>
+            </w:pPr>
+            <w:r>
+              <w:rPr>
+                <w:b/>
+                <w:i w:val="0"/>
+                <w:color w:val="4A6FA5"/>
+                <w:sz w:val="21"/>
+              </w:rPr>
+              <w:t>COMO FUNCIONA</w:t>
+            </w:r>
+          </w:p>
+          <w:p>
+            <w:pPr>
+              <w:pStyle w:val="ListBullet"/>
+              <w:spacing w:after="40"/>
+            </w:pPr>
+            <w:r>
+              <w:rPr>
+                <w:rFonts w:ascii="Consolas" w:hAnsi="Consolas"/>
+                <w:b w:val="0"/>
+                <w:i w:val="0"/>
+                <w:color w:val="2A4A7F"/>
+                <w:sz w:val="21"/>
+              </w:rPr>
+              <w:t>Factory.Tasks.Transition.apply/3</w:t>
+            </w:r>
+            <w:r>
+              <w:rPr>
+                <w:b w:val="0"/>
+                <w:i w:val="0"/>
+                <w:color w:val="1F2328"/>
+                <w:sz w:val="22"/>
+              </w:rPr>
+              <w:t xml:space="preserve"> lê a tarefa com trava (</w:t>
+            </w:r>
+            <w:r>
+              <w:rPr>
+                <w:rFonts w:ascii="Consolas" w:hAnsi="Consolas"/>
+                <w:b w:val="0"/>
+                <w:i w:val="0"/>
+                <w:color w:val="2A4A7F"/>
+                <w:sz w:val="21"/>
+              </w:rPr>
+              <w:t>FOR UPDATE</w:t>
+            </w:r>
+            <w:r>
+              <w:rPr>
+                <w:b w:val="0"/>
+                <w:i w:val="0"/>
+                <w:color w:val="1F2328"/>
+                <w:sz w:val="22"/>
+              </w:rPr>
+              <w:t>): duas mudanças na mesma tarefa entram em fila, nunca se cruzam.</w:t>
+            </w:r>
+          </w:p>
+          <w:p>
+            <w:pPr>
+              <w:pStyle w:val="ListBullet"/>
+              <w:spacing w:after="40"/>
+            </w:pPr>
+            <w:r>
+              <w:rPr>
+                <w:b w:val="0"/>
+                <w:i w:val="0"/>
+                <w:color w:val="1F2328"/>
+                <w:sz w:val="22"/>
+              </w:rPr>
+              <w:t>Entrar em execução soma 1 em tentativas na mesma transação — é o único lugar do código que escreve esse campo (um teste confere).</w:t>
+            </w:r>
+          </w:p>
+          <w:p>
+            <w:pPr>
+              <w:pStyle w:val="ListBullet"/>
+              <w:spacing w:after="40"/>
+            </w:pPr>
+            <w:r>
+              <w:rPr>
+                <w:b w:val="0"/>
+                <w:i w:val="0"/>
+                <w:color w:val="1F2328"/>
+                <w:sz w:val="22"/>
+              </w:rPr>
+              <w:t>Relatório ou custo nunca são gravados sem a mudança de estado que os explica.</w:t>
+            </w:r>
+          </w:p>
+        </w:tc>
+        <w:tc>
+          <w:tcPr>
+            <w:tcW w:type="dxa" w:w="5669"/>
+            <w:shd w:val="clear" w:color="auto" w:fill="2A9D8F"/>
+            <w:tcMar>
+              <w:top w:w="170" w:type="dxa"/>
+              <w:left w:w="170" w:type="dxa"/>
+              <w:bottom w:w="170" w:type="dxa"/>
+              <w:right w:w="170" w:type="dxa"/>
+            </w:tcMar>
+          </w:tcPr>
+          <w:p>
+            <w:pPr>
+              <w:spacing w:before="0" w:after="80"/>
+            </w:pPr>
+            <w:r>
+              <w:rPr>
+                <w:b/>
+                <w:i w:val="0"/>
+                <w:color w:val="FFFFFF"/>
+                <w:sz w:val="21"/>
+              </w:rPr>
+              <w:t>POR QUE É RELEVANTE</w:t>
+            </w:r>
+          </w:p>
+          <w:p>
+            <w:pPr>
+              <w:spacing w:before="0" w:after="0"/>
+            </w:pPr>
+            <w:r>
+              <w:rPr>
+                <w:b/>
+                <w:i w:val="0"/>
+                <w:color w:val="FFFFFF"/>
+                <w:sz w:val="24"/>
+              </w:rPr>
+              <w:t>O contador de tentativas é a base do limite de retrabalho: por ser do sistema, o agente não tem como zerá-lo nem esquecê-lo.</w:t>
+            </w:r>
+          </w:p>
+        </w:tc>
+      </w:tr>
+    </w:tbl>
+    <w:p>
+      <w:pPr>
+        <w:pageBreakBefore/>
+        <w:spacing w:before="0" w:after="40"/>
+      </w:pPr>
+      <w:r>
+        <w:rPr>
+          <w:rFonts w:ascii="Cambria" w:hAnsi="Cambria"/>
+          <w:b/>
+          <w:i w:val="0"/>
+          <w:color w:val="1B2A41"/>
+          <w:sz w:val="48"/>
+        </w:rPr>
+        <w:t>Peça 2 · Fila por dependências e equipe</w:t>
+      </w:r>
+    </w:p>
+    <w:p>
+      <w:pPr>
+        <w:spacing w:before="0" w:after="200"/>
       </w:pPr>
       <w:r>
         <w:rPr>
           <w:b w:val="0"/>
           <w:i w:val="0"/>
-          <w:color w:val="1F2328"/>
-          <w:sz w:val="24"/>
+          <w:color w:val="6B7480"/>
+          <w:sz w:val="25"/>
         </w:rPr>
-        <w:t>Fila por dependências, desempate pela tarefa que destrava mais; especialista soma ao papel.</w:t>
+        <w:t>Uma tarefa só fica pronta quando o que ela precisa terminou; entre as prontas, vai primeiro a que destrava mais trabalho.</w:t>
       </w:r>
     </w:p>
     <w:p>
       <w:pPr>
-        <w:pStyle w:val="ListBullet"/>
-        <w:spacing w:after="40"/>
+        <w:jc w:val="center"/>
+      </w:pPr>
+      <w:r>
+        <w:drawing>
+          <wp:inline xmlns:a="http://schemas.openxmlformats.org/drawingml/2006/main" xmlns:pic="http://schemas.openxmlformats.org/drawingml/2006/picture">
+            <wp:extent cx="5726769" cy="1944000"/>
+            <wp:docPr id="4" name="Picture 4"/>
+            <wp:cNvGraphicFramePr>
+              <a:graphicFrameLocks noChangeAspect="1"/>
+            </wp:cNvGraphicFramePr>
+            <a:graphic>
+              <a:graphicData uri="http://schemas.openxmlformats.org/drawingml/2006/picture">
+                <pic:pic>
+                  <pic:nvPicPr>
+                    <pic:cNvPr id="0" name="E4-fila.png"/>
+                    <pic:cNvPicPr/>
+                  </pic:nvPicPr>
+                  <pic:blipFill>
+                    <a:blip r:embed="rId14"/>
+                    <a:stretch>
+                      <a:fillRect/>
+                    </a:stretch>
+                  </pic:blipFill>
+                  <pic:spPr>
+                    <a:xfrm>
+                      <a:off x="0" y="0"/>
+                      <a:ext cx="5726769" cy="1944000"/>
+                    </a:xfrm>
+                    <a:prstGeom prst="rect"/>
+                  </pic:spPr>
+                </pic:pic>
+              </a:graphicData>
+            </a:graphic>
+          </wp:inline>
+        </w:drawing>
+      </w:r>
+    </w:p>
+    <w:p>
+      <w:pPr>
+        <w:spacing w:before="0" w:after="80"/>
+      </w:pPr>
+    </w:p>
+    <w:tbl>
+      <w:tblPr>
+        <w:tblW w:type="auto" w:w="0"/>
+        <w:jc w:val="center"/>
+        <w:tblLayout w:type="fixed"/>
+        <w:tblLook w:firstColumn="1" w:firstRow="1" w:lastColumn="0" w:lastRow="0" w:noHBand="0" w:noVBand="1" w:val="04A0"/>
+        <w:tblBorders>
+          <w:top w:val="nil"/>
+          <w:left w:val="nil"/>
+          <w:bottom w:val="nil"/>
+          <w:right w:val="nil"/>
+          <w:insideH w:val="nil"/>
+          <w:insideV w:val="nil"/>
+        </w:tblBorders>
+      </w:tblPr>
+      <w:tblGrid>
+        <w:gridCol w:w="9354"/>
+        <w:gridCol w:w="5669"/>
+      </w:tblGrid>
+      <w:tr>
+        <w:tc>
+          <w:tcPr>
+            <w:tcW w:type="dxa" w:w="9354"/>
+            <w:shd w:val="clear" w:color="auto" w:fill="F2F4F7"/>
+            <w:tcMar>
+              <w:top w:w="170" w:type="dxa"/>
+              <w:left w:w="170" w:type="dxa"/>
+              <w:bottom w:w="170" w:type="dxa"/>
+              <w:right w:w="170" w:type="dxa"/>
+            </w:tcMar>
+          </w:tcPr>
+          <w:p>
+            <w:pPr>
+              <w:spacing w:before="0" w:after="60"/>
+            </w:pPr>
+            <w:r>
+              <w:rPr>
+                <w:b/>
+                <w:i w:val="0"/>
+                <w:color w:val="4A6FA5"/>
+                <w:sz w:val="21"/>
+              </w:rPr>
+              <w:t>COMO FUNCIONA</w:t>
+            </w:r>
+          </w:p>
+          <w:p>
+            <w:pPr>
+              <w:pStyle w:val="ListBullet"/>
+              <w:spacing w:after="40"/>
+            </w:pPr>
+            <w:r>
+              <w:rPr>
+                <w:b w:val="0"/>
+                <w:i w:val="0"/>
+                <w:color w:val="1F2328"/>
+                <w:sz w:val="22"/>
+              </w:rPr>
+              <w:t>Dependência concluída conta; cancelada só conta se TODAS as substitutas estiverem satisfeitas; bloqueada nunca conta.</w:t>
+            </w:r>
+          </w:p>
+          <w:p>
+            <w:pPr>
+              <w:pStyle w:val="ListBullet"/>
+              <w:spacing w:after="40"/>
+            </w:pPr>
+            <w:r>
+              <w:rPr>
+                <w:b w:val="0"/>
+                <w:i w:val="0"/>
+                <w:color w:val="1F2328"/>
+                <w:sz w:val="22"/>
+              </w:rPr>
+              <w:t>Ordem da fila: prioridade, depois quantas tarefas abertas cada uma destrava, depois o código.</w:t>
+            </w:r>
+          </w:p>
+          <w:p>
+            <w:pPr>
+              <w:pStyle w:val="ListBullet"/>
+              <w:spacing w:after="40"/>
+            </w:pPr>
+            <w:r>
+              <w:rPr>
+                <w:b w:val="0"/>
+                <w:i w:val="0"/>
+                <w:color w:val="1F2328"/>
+                <w:sz w:val="22"/>
+              </w:rPr>
+              <w:t>Especialistas são dados versionados: mudar o texto cria uma versão nova e desativa a antiga numa transação. O especialista SOMA ao papel, nunca o substitui.</w:t>
+            </w:r>
+          </w:p>
+        </w:tc>
+        <w:tc>
+          <w:tcPr>
+            <w:tcW w:type="dxa" w:w="5669"/>
+            <w:shd w:val="clear" w:color="auto" w:fill="2A9D8F"/>
+            <w:tcMar>
+              <w:top w:w="170" w:type="dxa"/>
+              <w:left w:w="170" w:type="dxa"/>
+              <w:bottom w:w="170" w:type="dxa"/>
+              <w:right w:w="170" w:type="dxa"/>
+            </w:tcMar>
+          </w:tcPr>
+          <w:p>
+            <w:pPr>
+              <w:spacing w:before="0" w:after="80"/>
+            </w:pPr>
+            <w:r>
+              <w:rPr>
+                <w:b/>
+                <w:i w:val="0"/>
+                <w:color w:val="FFFFFF"/>
+                <w:sz w:val="21"/>
+              </w:rPr>
+              <w:t>POR QUE É RELEVANTE</w:t>
+            </w:r>
+          </w:p>
+          <w:p>
+            <w:pPr>
+              <w:spacing w:before="0" w:after="0"/>
+            </w:pPr>
+            <w:r>
+              <w:rPr>
+                <w:b/>
+                <w:i w:val="0"/>
+                <w:color w:val="FFFFFF"/>
+                <w:sz w:val="24"/>
+              </w:rPr>
+              <w:t>Decisões que cabem num teste saem do modelo: promover e ordenar são funções puras, cobertas por 34 testes.</w:t>
+            </w:r>
+          </w:p>
+        </w:tc>
+      </w:tr>
+    </w:tbl>
+    <w:p>
+      <w:pPr>
+        <w:pageBreakBefore/>
+        <w:spacing w:before="0" w:after="40"/>
+      </w:pPr>
+      <w:r>
+        <w:rPr>
+          <w:rFonts w:ascii="Cambria" w:hAnsi="Cambria"/>
+          <w:b/>
+          <w:i w:val="0"/>
+          <w:color w:val="1B2A41"/>
+          <w:sz w:val="48"/>
+        </w:rPr>
+        <w:t>Peça 3 · Critérios executados pelo sistema</w:t>
+      </w:r>
+    </w:p>
+    <w:p>
+      <w:pPr>
+        <w:spacing w:before="0" w:after="200"/>
       </w:pPr>
       <w:r>
         <w:rPr>
           <w:b w:val="0"/>
           <w:i w:val="0"/>
-          <w:color w:val="1F2328"/>
-          <w:sz w:val="24"/>
+          <w:color w:val="6B7480"/>
+          <w:sz w:val="25"/>
         </w:rPr>
-        <w:t>Critérios de aceite são comandos rodados pelo sistema, com lista de binários permitidos.</w:t>
+        <w:t>Todo critério com comando roda antes de gastar um agente — e cada falha é classificada: comando quebrado, ambiente ou entrega errada.</w:t>
       </w:r>
     </w:p>
     <w:p>
       <w:pPr>
-        <w:pStyle w:val="ListBullet"/>
-        <w:spacing w:after="40"/>
+        <w:jc w:val="center"/>
+      </w:pPr>
+      <w:r>
+        <w:drawing>
+          <wp:inline xmlns:a="http://schemas.openxmlformats.org/drawingml/2006/main" xmlns:pic="http://schemas.openxmlformats.org/drawingml/2006/picture">
+            <wp:extent cx="5902803" cy="2160000"/>
+            <wp:docPr id="5" name="Picture 5"/>
+            <wp:cNvGraphicFramePr>
+              <a:graphicFrameLocks noChangeAspect="1"/>
+            </wp:cNvGraphicFramePr>
+            <a:graphic>
+              <a:graphicData uri="http://schemas.openxmlformats.org/drawingml/2006/picture">
+                <pic:pic>
+                  <pic:nvPicPr>
+                    <pic:cNvPr id="0" name="E4-criterios.png"/>
+                    <pic:cNvPicPr/>
+                  </pic:nvPicPr>
+                  <pic:blipFill>
+                    <a:blip r:embed="rId15"/>
+                    <a:stretch>
+                      <a:fillRect/>
+                    </a:stretch>
+                  </pic:blipFill>
+                  <pic:spPr>
+                    <a:xfrm>
+                      <a:off x="0" y="0"/>
+                      <a:ext cx="5902803" cy="2160000"/>
+                    </a:xfrm>
+                    <a:prstGeom prst="rect"/>
+                  </pic:spPr>
+                </pic:pic>
+              </a:graphicData>
+            </a:graphic>
+          </wp:inline>
+        </w:drawing>
+      </w:r>
+    </w:p>
+    <w:p>
+      <w:pPr>
+        <w:spacing w:before="0" w:after="80"/>
+      </w:pPr>
+    </w:p>
+    <w:tbl>
+      <w:tblPr>
+        <w:tblW w:type="auto" w:w="0"/>
+        <w:jc w:val="center"/>
+        <w:tblLayout w:type="fixed"/>
+        <w:tblLook w:firstColumn="1" w:firstRow="1" w:lastColumn="0" w:lastRow="0" w:noHBand="0" w:noVBand="1" w:val="04A0"/>
+        <w:tblBorders>
+          <w:top w:val="nil"/>
+          <w:left w:val="nil"/>
+          <w:bottom w:val="nil"/>
+          <w:right w:val="nil"/>
+          <w:insideH w:val="nil"/>
+          <w:insideV w:val="nil"/>
+        </w:tblBorders>
+      </w:tblPr>
+      <w:tblGrid>
+        <w:gridCol w:w="9354"/>
+        <w:gridCol w:w="5669"/>
+      </w:tblGrid>
+      <w:tr>
+        <w:tc>
+          <w:tcPr>
+            <w:tcW w:type="dxa" w:w="9354"/>
+            <w:shd w:val="clear" w:color="auto" w:fill="F2F4F7"/>
+            <w:tcMar>
+              <w:top w:w="170" w:type="dxa"/>
+              <w:left w:w="170" w:type="dxa"/>
+              <w:bottom w:w="170" w:type="dxa"/>
+              <w:right w:w="170" w:type="dxa"/>
+            </w:tcMar>
+          </w:tcPr>
+          <w:p>
+            <w:pPr>
+              <w:spacing w:before="0" w:after="60"/>
+            </w:pPr>
+            <w:r>
+              <w:rPr>
+                <w:b/>
+                <w:i w:val="0"/>
+                <w:color w:val="4A6FA5"/>
+                <w:sz w:val="21"/>
+              </w:rPr>
+              <w:t>COMO FUNCIONA</w:t>
+            </w:r>
+          </w:p>
+          <w:p>
+            <w:pPr>
+              <w:pStyle w:val="ListBullet"/>
+              <w:spacing w:after="40"/>
+            </w:pPr>
+            <w:r>
+              <w:rPr>
+                <w:b w:val="0"/>
+                <w:i w:val="0"/>
+                <w:color w:val="1F2328"/>
+                <w:sz w:val="22"/>
+              </w:rPr>
+              <w:t xml:space="preserve">Lista permitida (falha fechada): </w:t>
+            </w:r>
+            <w:r>
+              <w:rPr>
+                <w:rFonts w:ascii="Consolas" w:hAnsi="Consolas"/>
+                <w:b w:val="0"/>
+                <w:i w:val="0"/>
+                <w:color w:val="2A4A7F"/>
+                <w:sz w:val="21"/>
+              </w:rPr>
+              <w:t>mix</w:t>
+            </w:r>
+            <w:r>
+              <w:rPr>
+                <w:b w:val="0"/>
+                <w:i w:val="0"/>
+                <w:color w:val="1F2328"/>
+                <w:sz w:val="22"/>
+              </w:rPr>
+              <w:t xml:space="preserve">, </w:t>
+            </w:r>
+            <w:r>
+              <w:rPr>
+                <w:rFonts w:ascii="Consolas" w:hAnsi="Consolas"/>
+                <w:b w:val="0"/>
+                <w:i w:val="0"/>
+                <w:color w:val="2A4A7F"/>
+                <w:sz w:val="21"/>
+              </w:rPr>
+              <w:t>npm</w:t>
+            </w:r>
+            <w:r>
+              <w:rPr>
+                <w:b w:val="0"/>
+                <w:i w:val="0"/>
+                <w:color w:val="1F2328"/>
+                <w:sz w:val="22"/>
+              </w:rPr>
+              <w:t xml:space="preserve">, </w:t>
+            </w:r>
+            <w:r>
+              <w:rPr>
+                <w:rFonts w:ascii="Consolas" w:hAnsi="Consolas"/>
+                <w:b w:val="0"/>
+                <w:i w:val="0"/>
+                <w:color w:val="2A4A7F"/>
+                <w:sz w:val="21"/>
+              </w:rPr>
+              <w:t>pytest</w:t>
+            </w:r>
+            <w:r>
+              <w:rPr>
+                <w:b w:val="0"/>
+                <w:i w:val="0"/>
+                <w:color w:val="1F2328"/>
+                <w:sz w:val="22"/>
+              </w:rPr>
+              <w:t xml:space="preserve">… rodam; </w:t>
+            </w:r>
+            <w:r>
+              <w:rPr>
+                <w:rFonts w:ascii="Consolas" w:hAnsi="Consolas"/>
+                <w:b w:val="0"/>
+                <w:i w:val="0"/>
+                <w:color w:val="2A4A7F"/>
+                <w:sz w:val="21"/>
+              </w:rPr>
+              <w:t>git</w:t>
+            </w:r>
+            <w:r>
+              <w:rPr>
+                <w:b w:val="0"/>
+                <w:i w:val="0"/>
+                <w:color w:val="1F2328"/>
+                <w:sz w:val="22"/>
+              </w:rPr>
+              <w:t xml:space="preserve"> só em modo leitura; </w:t>
+            </w:r>
+            <w:r>
+              <w:rPr>
+                <w:rFonts w:ascii="Consolas" w:hAnsi="Consolas"/>
+                <w:b w:val="0"/>
+                <w:i w:val="0"/>
+                <w:color w:val="2A4A7F"/>
+                <w:sz w:val="21"/>
+              </w:rPr>
+              <w:t>npx</w:t>
+            </w:r>
+            <w:r>
+              <w:rPr>
+                <w:b w:val="0"/>
+                <w:i w:val="0"/>
+                <w:color w:val="1F2328"/>
+                <w:sz w:val="22"/>
+              </w:rPr>
+              <w:t xml:space="preserve"> excluído; encadear comandos com </w:t>
+            </w:r>
+            <w:r>
+              <w:rPr>
+                <w:rFonts w:ascii="Consolas" w:hAnsi="Consolas"/>
+                <w:b w:val="0"/>
+                <w:i w:val="0"/>
+                <w:color w:val="2A4A7F"/>
+                <w:sz w:val="21"/>
+              </w:rPr>
+              <w:t>;</w:t>
+            </w:r>
+            <w:r>
+              <w:rPr>
+                <w:b w:val="0"/>
+                <w:i w:val="0"/>
+                <w:color w:val="1F2328"/>
+                <w:sz w:val="22"/>
+              </w:rPr>
+              <w:t xml:space="preserve">, </w:t>
+            </w:r>
+            <w:r>
+              <w:rPr>
+                <w:rFonts w:ascii="Consolas" w:hAnsi="Consolas"/>
+                <w:b w:val="0"/>
+                <w:i w:val="0"/>
+                <w:color w:val="2A4A7F"/>
+                <w:sz w:val="21"/>
+              </w:rPr>
+              <w:t>|</w:t>
+            </w:r>
+            <w:r>
+              <w:rPr>
+                <w:b w:val="0"/>
+                <w:i w:val="0"/>
+                <w:color w:val="1F2328"/>
+                <w:sz w:val="22"/>
+              </w:rPr>
+              <w:t xml:space="preserve"> ou </w:t>
+            </w:r>
+            <w:r>
+              <w:rPr>
+                <w:rFonts w:ascii="Consolas" w:hAnsi="Consolas"/>
+                <w:b w:val="0"/>
+                <w:i w:val="0"/>
+                <w:color w:val="2A4A7F"/>
+                <w:sz w:val="21"/>
+              </w:rPr>
+              <w:t>&amp;</w:t>
+            </w:r>
+            <w:r>
+              <w:rPr>
+                <w:b w:val="0"/>
+                <w:i w:val="0"/>
+                <w:color w:val="1F2328"/>
+                <w:sz w:val="22"/>
+              </w:rPr>
+              <w:t xml:space="preserve"> é recusado.</w:t>
+            </w:r>
+          </w:p>
+          <w:p>
+            <w:pPr>
+              <w:pStyle w:val="ListBullet"/>
+              <w:spacing w:after="40"/>
+            </w:pPr>
+            <w:r>
+              <w:rPr>
+                <w:b w:val="0"/>
+                <w:i w:val="0"/>
+                <w:color w:val="1F2328"/>
+                <w:sz w:val="22"/>
+              </w:rPr>
+              <w:t>Comando quebrado não gasta ciclo; problema de ambiente roda de novo uma vez; só entrega errada volta ao construtor. Na dúvida, entrega errada.</w:t>
+            </w:r>
+          </w:p>
+          <w:p>
+            <w:pPr>
+              <w:pStyle w:val="ListBullet"/>
+              <w:spacing w:after="40"/>
+            </w:pPr>
+            <w:r>
+              <w:rPr>
+                <w:b w:val="0"/>
+                <w:i w:val="0"/>
+                <w:color w:val="1F2328"/>
+                <w:sz w:val="22"/>
+              </w:rPr>
+              <w:t>A suíte de testes do projeto entra sempre como critério implícito; dois critérios com o mesmo comando rodam uma vez só.</w:t>
+            </w:r>
+          </w:p>
+        </w:tc>
+        <w:tc>
+          <w:tcPr>
+            <w:tcW w:type="dxa" w:w="5669"/>
+            <w:shd w:val="clear" w:color="auto" w:fill="2A9D8F"/>
+            <w:tcMar>
+              <w:top w:w="170" w:type="dxa"/>
+              <w:left w:w="170" w:type="dxa"/>
+              <w:bottom w:w="170" w:type="dxa"/>
+              <w:right w:w="170" w:type="dxa"/>
+            </w:tcMar>
+          </w:tcPr>
+          <w:p>
+            <w:pPr>
+              <w:spacing w:before="0" w:after="80"/>
+            </w:pPr>
+            <w:r>
+              <w:rPr>
+                <w:b/>
+                <w:i w:val="0"/>
+                <w:color w:val="FFFFFF"/>
+                <w:sz w:val="21"/>
+              </w:rPr>
+              <w:t>POR QUE É RELEVANTE</w:t>
+            </w:r>
+          </w:p>
+          <w:p>
+            <w:pPr>
+              <w:spacing w:before="0" w:after="0"/>
+            </w:pPr>
+            <w:r>
+              <w:rPr>
+                <w:b/>
+                <w:i w:val="0"/>
+                <w:color w:val="FFFFFF"/>
+                <w:sz w:val="24"/>
+              </w:rPr>
+              <w:t>O construtor não pode mudar critérios. Sem a classe da falha, ele seria chamado de novo e de novo para consertar o que já estava certo.</w:t>
+            </w:r>
+          </w:p>
+        </w:tc>
+      </w:tr>
+    </w:tbl>
+    <w:p>
+      <w:pPr>
+        <w:pageBreakBefore/>
+        <w:spacing w:before="0" w:after="40"/>
+      </w:pPr>
+      <w:r>
+        <w:rPr>
+          <w:rFonts w:ascii="Cambria" w:hAnsi="Cambria"/>
+          <w:b/>
+          <w:i w:val="0"/>
+          <w:color w:val="1B2A41"/>
+          <w:sz w:val="48"/>
+        </w:rPr>
+        <w:t>Peça 4 · Os dois portões</w:t>
+      </w:r>
+    </w:p>
+    <w:p>
+      <w:pPr>
+        <w:spacing w:before="0" w:after="200"/>
       </w:pPr>
       <w:r>
         <w:rPr>
           <w:b w:val="0"/>
           <w:i w:val="0"/>
-          <w:color w:val="1F2328"/>
-          <w:sz w:val="24"/>
+          <w:color w:val="6B7480"/>
+          <w:sz w:val="25"/>
         </w:rPr>
-        <w:t>Dois portões independentes; o revisor não recebe ferramenta de escrita (R3).</w:t>
+        <w:t>Duas perguntas independentes: o verificador pergunta "funciona?"; o revisor pergunta "é o que foi pedido?" e "está correto?".</w:t>
       </w:r>
     </w:p>
     <w:p>
       <w:pPr>
-        <w:pStyle w:val="ListBullet"/>
-        <w:spacing w:after="40"/>
+        <w:jc w:val="center"/>
+      </w:pPr>
+      <w:r>
+        <w:drawing>
+          <wp:inline xmlns:a="http://schemas.openxmlformats.org/drawingml/2006/main" xmlns:pic="http://schemas.openxmlformats.org/drawingml/2006/picture">
+            <wp:extent cx="7897448" cy="1368000"/>
+            <wp:docPr id="6" name="Picture 6"/>
+            <wp:cNvGraphicFramePr>
+              <a:graphicFrameLocks noChangeAspect="1"/>
+            </wp:cNvGraphicFramePr>
+            <a:graphic>
+              <a:graphicData uri="http://schemas.openxmlformats.org/drawingml/2006/picture">
+                <pic:pic>
+                  <pic:nvPicPr>
+                    <pic:cNvPr id="0" name="E4-portoes.png"/>
+                    <pic:cNvPicPr/>
+                  </pic:nvPicPr>
+                  <pic:blipFill>
+                    <a:blip r:embed="rId16"/>
+                    <a:stretch>
+                      <a:fillRect/>
+                    </a:stretch>
+                  </pic:blipFill>
+                  <pic:spPr>
+                    <a:xfrm>
+                      <a:off x="0" y="0"/>
+                      <a:ext cx="7897448" cy="1368000"/>
+                    </a:xfrm>
+                    <a:prstGeom prst="rect"/>
+                  </pic:spPr>
+                </pic:pic>
+              </a:graphicData>
+            </a:graphic>
+          </wp:inline>
+        </w:drawing>
+      </w:r>
+    </w:p>
+    <w:p>
+      <w:pPr>
+        <w:spacing w:before="0" w:after="80"/>
+      </w:pPr>
+    </w:p>
+    <w:tbl>
+      <w:tblPr>
+        <w:tblW w:type="auto" w:w="0"/>
+        <w:jc w:val="center"/>
+        <w:tblLayout w:type="fixed"/>
+        <w:tblLook w:firstColumn="1" w:firstRow="1" w:lastColumn="0" w:lastRow="0" w:noHBand="0" w:noVBand="1" w:val="04A0"/>
+        <w:tblBorders>
+          <w:top w:val="nil"/>
+          <w:left w:val="nil"/>
+          <w:bottom w:val="nil"/>
+          <w:right w:val="nil"/>
+          <w:insideH w:val="nil"/>
+          <w:insideV w:val="nil"/>
+        </w:tblBorders>
+      </w:tblPr>
+      <w:tblGrid>
+        <w:gridCol w:w="9354"/>
+        <w:gridCol w:w="5669"/>
+      </w:tblGrid>
+      <w:tr>
+        <w:tc>
+          <w:tcPr>
+            <w:tcW w:type="dxa" w:w="9354"/>
+            <w:shd w:val="clear" w:color="auto" w:fill="F2F4F7"/>
+            <w:tcMar>
+              <w:top w:w="170" w:type="dxa"/>
+              <w:left w:w="170" w:type="dxa"/>
+              <w:bottom w:w="170" w:type="dxa"/>
+              <w:right w:w="170" w:type="dxa"/>
+            </w:tcMar>
+          </w:tcPr>
+          <w:p>
+            <w:pPr>
+              <w:spacing w:before="0" w:after="60"/>
+            </w:pPr>
+            <w:r>
+              <w:rPr>
+                <w:b/>
+                <w:i w:val="0"/>
+                <w:color w:val="4A6FA5"/>
+                <w:sz w:val="21"/>
+              </w:rPr>
+              <w:t>COMO FUNCIONA</w:t>
+            </w:r>
+          </w:p>
+          <w:p>
+            <w:pPr>
+              <w:pStyle w:val="ListBullet"/>
+              <w:spacing w:after="40"/>
+            </w:pPr>
+            <w:r>
+              <w:rPr>
+                <w:b w:val="0"/>
+                <w:i w:val="0"/>
+                <w:color w:val="1F2328"/>
+                <w:sz w:val="22"/>
+              </w:rPr>
+              <w:t>Nenhum dos dois recebe ferramenta de escrita: um portão que pode consertar o que reprova deixa de ser portão.</w:t>
+            </w:r>
+          </w:p>
+          <w:p>
+            <w:pPr>
+              <w:pStyle w:val="ListBullet"/>
+              <w:spacing w:after="40"/>
+            </w:pPr>
+            <w:r>
+              <w:rPr>
+                <w:b w:val="0"/>
+                <w:i w:val="0"/>
+                <w:color w:val="1F2328"/>
+                <w:sz w:val="22"/>
+              </w:rPr>
+              <w:t>O verificador só aprova se nenhum critério falhou; um critério inconclusivo também segura — "não sei" nunca vira "sim".</w:t>
+            </w:r>
+          </w:p>
+          <w:p>
+            <w:pPr>
+              <w:pStyle w:val="ListBullet"/>
+              <w:spacing w:after="40"/>
+            </w:pPr>
+            <w:r>
+              <w:rPr>
+                <w:b w:val="0"/>
+                <w:i w:val="0"/>
+                <w:color w:val="1F2328"/>
+                <w:sz w:val="22"/>
+              </w:rPr>
+              <w:t>O revisor lê o diff commitado, nunca o disco (um teste varre o fonte do módulo), e pode reprovar por conformidade com zero achados.</w:t>
+            </w:r>
+          </w:p>
+        </w:tc>
+        <w:tc>
+          <w:tcPr>
+            <w:tcW w:type="dxa" w:w="5669"/>
+            <w:shd w:val="clear" w:color="auto" w:fill="2A9D8F"/>
+            <w:tcMar>
+              <w:top w:w="170" w:type="dxa"/>
+              <w:left w:w="170" w:type="dxa"/>
+              <w:bottom w:w="170" w:type="dxa"/>
+              <w:right w:w="170" w:type="dxa"/>
+            </w:tcMar>
+          </w:tcPr>
+          <w:p>
+            <w:pPr>
+              <w:spacing w:before="0" w:after="80"/>
+            </w:pPr>
+            <w:r>
+              <w:rPr>
+                <w:b/>
+                <w:i w:val="0"/>
+                <w:color w:val="FFFFFF"/>
+                <w:sz w:val="21"/>
+              </w:rPr>
+              <w:t>POR QUE É RELEVANTE</w:t>
+            </w:r>
+          </w:p>
+          <w:p>
+            <w:pPr>
+              <w:spacing w:before="0" w:after="0"/>
+            </w:pPr>
+            <w:r>
+              <w:rPr>
+                <w:b/>
+                <w:i w:val="0"/>
+                <w:color w:val="FFFFFF"/>
+                <w:sz w:val="24"/>
+              </w:rPr>
+              <w:t>Atende R3. Uma entrega que passa em todos os critérios mas implementa outra coisa sai "não conforme" e volta para execução.</w:t>
+            </w:r>
+          </w:p>
+        </w:tc>
+      </w:tr>
+    </w:tbl>
+    <w:p>
+      <w:pPr>
+        <w:pageBreakBefore/>
+        <w:spacing w:before="0" w:after="40"/>
+      </w:pPr>
+      <w:r>
+        <w:rPr>
+          <w:rFonts w:ascii="Cambria" w:hAnsi="Cambria"/>
+          <w:b/>
+          <w:i w:val="0"/>
+          <w:color w:val="1B2A41"/>
+          <w:sz w:val="48"/>
+        </w:rPr>
+        <w:t>Peça 5 · A escada de resposta à falha</w:t>
+      </w:r>
+    </w:p>
+    <w:p>
+      <w:pPr>
+        <w:spacing w:before="0" w:after="200"/>
       </w:pPr>
       <w:r>
         <w:rPr>
           <w:b w:val="0"/>
           <w:i w:val="0"/>
-          <w:color w:val="1F2328"/>
-          <w:sz w:val="24"/>
+          <w:color w:val="6B7480"/>
+          <w:sz w:val="25"/>
         </w:rPr>
-        <w:t>Escada de resposta: modelo mais forte, outro especialista, replanejar, humano (R4, R5); teto de gasto que nunca corta no meio (R14).</w:t>
+        <w:t>Cada reprovação muda a estratégia: modelo mais forte, outro construtor, replanejar e, por fim, o humano.</w:t>
       </w:r>
     </w:p>
+    <w:p>
+      <w:pPr>
+        <w:jc w:val="center"/>
+      </w:pPr>
+      <w:r>
+        <w:drawing>
+          <wp:inline xmlns:a="http://schemas.openxmlformats.org/drawingml/2006/main" xmlns:pic="http://schemas.openxmlformats.org/drawingml/2006/picture">
+            <wp:extent cx="7389539" cy="2015999"/>
+            <wp:docPr id="7" name="Picture 7"/>
+            <wp:cNvGraphicFramePr>
+              <a:graphicFrameLocks noChangeAspect="1"/>
+            </wp:cNvGraphicFramePr>
+            <a:graphic>
+              <a:graphicData uri="http://schemas.openxmlformats.org/drawingml/2006/picture">
+                <pic:pic>
+                  <pic:nvPicPr>
+                    <pic:cNvPr id="0" name="E4-escada.png"/>
+                    <pic:cNvPicPr/>
+                  </pic:nvPicPr>
+                  <pic:blipFill>
+                    <a:blip r:embed="rId17"/>
+                    <a:stretch>
+                      <a:fillRect/>
+                    </a:stretch>
+                  </pic:blipFill>
+                  <pic:spPr>
+                    <a:xfrm>
+                      <a:off x="0" y="0"/>
+                      <a:ext cx="7389539" cy="2015999"/>
+                    </a:xfrm>
+                    <a:prstGeom prst="rect"/>
+                  </pic:spPr>
+                </pic:pic>
+              </a:graphicData>
+            </a:graphic>
+          </wp:inline>
+        </w:drawing>
+      </w:r>
+    </w:p>
+    <w:p>
+      <w:pPr>
+        <w:spacing w:before="0" w:after="80"/>
+      </w:pPr>
+    </w:p>
+    <w:tbl>
+      <w:tblPr>
+        <w:tblW w:type="auto" w:w="0"/>
+        <w:jc w:val="center"/>
+        <w:tblLayout w:type="fixed"/>
+        <w:tblLook w:firstColumn="1" w:firstRow="1" w:lastColumn="0" w:lastRow="0" w:noHBand="0" w:noVBand="1" w:val="04A0"/>
+        <w:tblBorders>
+          <w:top w:val="nil"/>
+          <w:left w:val="nil"/>
+          <w:bottom w:val="nil"/>
+          <w:right w:val="nil"/>
+          <w:insideH w:val="nil"/>
+          <w:insideV w:val="nil"/>
+        </w:tblBorders>
+      </w:tblPr>
+      <w:tblGrid>
+        <w:gridCol w:w="9354"/>
+        <w:gridCol w:w="5669"/>
+      </w:tblGrid>
+      <w:tr>
+        <w:tc>
+          <w:tcPr>
+            <w:tcW w:type="dxa" w:w="9354"/>
+            <w:shd w:val="clear" w:color="auto" w:fill="F2F4F7"/>
+            <w:tcMar>
+              <w:top w:w="170" w:type="dxa"/>
+              <w:left w:w="170" w:type="dxa"/>
+              <w:bottom w:w="170" w:type="dxa"/>
+              <w:right w:w="170" w:type="dxa"/>
+            </w:tcMar>
+          </w:tcPr>
+          <w:p>
+            <w:pPr>
+              <w:spacing w:before="0" w:after="60"/>
+            </w:pPr>
+            <w:r>
+              <w:rPr>
+                <w:b/>
+                <w:i w:val="0"/>
+                <w:color w:val="4A6FA5"/>
+                <w:sz w:val="21"/>
+              </w:rPr>
+              <w:t>COMO FUNCIONA</w:t>
+            </w:r>
+          </w:p>
+          <w:p>
+            <w:pPr>
+              <w:pStyle w:val="ListBullet"/>
+              <w:spacing w:after="40"/>
+            </w:pPr>
+            <w:r>
+              <w:rPr>
+                <w:b w:val="0"/>
+                <w:i w:val="0"/>
+                <w:color w:val="1F2328"/>
+                <w:sz w:val="22"/>
+              </w:rPr>
+              <w:t>O gatilho é sempre um fato gravado — o contador de tentativas —, nunca um palpite sobre a dificuldade.</w:t>
+            </w:r>
+          </w:p>
+          <w:p>
+            <w:pPr>
+              <w:pStyle w:val="ListBullet"/>
+              <w:spacing w:after="40"/>
+            </w:pPr>
+            <w:r>
+              <w:rPr>
+                <w:b w:val="0"/>
+                <w:i w:val="0"/>
+                <w:color w:val="1F2328"/>
+                <w:sz w:val="22"/>
+              </w:rPr>
+              <w:t>Três ciclos esgotados sugerem problema de TAMANHO: o planejador quebra a tarefa e a original vira cancelada.</w:t>
+            </w:r>
+          </w:p>
+          <w:p>
+            <w:pPr>
+              <w:pStyle w:val="ListBullet"/>
+              <w:spacing w:after="40"/>
+            </w:pPr>
+            <w:r>
+              <w:rPr>
+                <w:b w:val="0"/>
+                <w:i w:val="0"/>
+                <w:color w:val="1F2328"/>
+                <w:sz w:val="22"/>
+              </w:rPr>
+              <w:t>A autocorreção acontece uma vez por linhagem; além disso, um teto de 12 despachos por tarefa numa rodada protege contra qualquer furo.</w:t>
+            </w:r>
+          </w:p>
+        </w:tc>
+        <w:tc>
+          <w:tcPr>
+            <w:tcW w:type="dxa" w:w="5669"/>
+            <w:shd w:val="clear" w:color="auto" w:fill="2A9D8F"/>
+            <w:tcMar>
+              <w:top w:w="170" w:type="dxa"/>
+              <w:left w:w="170" w:type="dxa"/>
+              <w:bottom w:w="170" w:type="dxa"/>
+              <w:right w:w="170" w:type="dxa"/>
+            </w:tcMar>
+          </w:tcPr>
+          <w:p>
+            <w:pPr>
+              <w:spacing w:before="0" w:after="80"/>
+            </w:pPr>
+            <w:r>
+              <w:rPr>
+                <w:b/>
+                <w:i w:val="0"/>
+                <w:color w:val="FFFFFF"/>
+                <w:sz w:val="21"/>
+              </w:rPr>
+              <w:t>POR QUE É RELEVANTE</w:t>
+            </w:r>
+          </w:p>
+          <w:p>
+            <w:pPr>
+              <w:spacing w:before="0" w:after="0"/>
+            </w:pPr>
+            <w:r>
+              <w:rPr>
+                <w:b/>
+                <w:i w:val="0"/>
+                <w:color w:val="FFFFFF"/>
+                <w:sz w:val="24"/>
+              </w:rPr>
+              <w:t>Atende R4 e R5 como regra: retrabalho que muda de estratégia e que termina. Repetir a mesma aposta pagaria o ciclo inteiro de novo.</w:t>
+            </w:r>
+          </w:p>
+        </w:tc>
+      </w:tr>
+    </w:tbl>
+    <w:p>
+      <w:pPr>
+        <w:pageBreakBefore/>
+        <w:spacing w:before="0" w:after="40"/>
+      </w:pPr>
+      <w:r>
+        <w:rPr>
+          <w:rFonts w:ascii="Cambria" w:hAnsi="Cambria"/>
+          <w:b/>
+          <w:i w:val="0"/>
+          <w:color w:val="1B2A41"/>
+          <w:sz w:val="48"/>
+        </w:rPr>
+        <w:t>O tamanho do retrabalho</w:t>
+      </w:r>
+    </w:p>
+    <w:p>
+      <w:pPr>
+        <w:spacing w:before="0" w:after="200"/>
+      </w:pPr>
+      <w:r>
+        <w:rPr>
+          <w:b w:val="0"/>
+          <w:i w:val="0"/>
+          <w:color w:val="6B7480"/>
+          <w:sz w:val="25"/>
+        </w:rPr>
+        <w:t>Além de COM QUEM refazer, o diagnóstico decide COM QUANTO: escopo, número de voltas e foco.</w:t>
+      </w:r>
+    </w:p>
+    <w:p>
+      <w:pPr>
+        <w:jc w:val="center"/>
+      </w:pPr>
+      <w:r>
+        <w:drawing>
+          <wp:inline xmlns:a="http://schemas.openxmlformats.org/drawingml/2006/main" xmlns:pic="http://schemas.openxmlformats.org/drawingml/2006/picture">
+            <wp:extent cx="2971186" cy="2664000"/>
+            <wp:docPr id="8" name="Picture 8"/>
+            <wp:cNvGraphicFramePr>
+              <a:graphicFrameLocks noChangeAspect="1"/>
+            </wp:cNvGraphicFramePr>
+            <a:graphic>
+              <a:graphicData uri="http://schemas.openxmlformats.org/drawingml/2006/picture">
+                <pic:pic>
+                  <pic:nvPicPr>
+                    <pic:cNvPr id="0" name="E4-diagnostico.png"/>
+                    <pic:cNvPicPr/>
+                  </pic:nvPicPr>
+                  <pic:blipFill>
+                    <a:blip r:embed="rId18"/>
+                    <a:stretch>
+                      <a:fillRect/>
+                    </a:stretch>
+                  </pic:blipFill>
+                  <pic:spPr>
+                    <a:xfrm>
+                      <a:off x="0" y="0"/>
+                      <a:ext cx="2971186" cy="2664000"/>
+                    </a:xfrm>
+                    <a:prstGeom prst="rect"/>
+                  </pic:spPr>
+                </pic:pic>
+              </a:graphicData>
+            </a:graphic>
+          </wp:inline>
+        </w:drawing>
+      </w:r>
+    </w:p>
+    <w:p>
+      <w:pPr>
+        <w:spacing w:before="0" w:after="80"/>
+      </w:pPr>
+    </w:p>
+    <w:tbl>
+      <w:tblPr>
+        <w:tblW w:type="auto" w:w="0"/>
+        <w:jc w:val="center"/>
+        <w:tblLayout w:type="fixed"/>
+        <w:tblLook w:firstColumn="1" w:firstRow="1" w:lastColumn="0" w:lastRow="0" w:noHBand="0" w:noVBand="1" w:val="04A0"/>
+        <w:tblBorders>
+          <w:top w:val="nil"/>
+          <w:left w:val="nil"/>
+          <w:bottom w:val="nil"/>
+          <w:right w:val="nil"/>
+          <w:insideH w:val="nil"/>
+          <w:insideV w:val="nil"/>
+        </w:tblBorders>
+      </w:tblPr>
+      <w:tblGrid>
+        <w:gridCol w:w="9354"/>
+        <w:gridCol w:w="5669"/>
+      </w:tblGrid>
+      <w:tr>
+        <w:tc>
+          <w:tcPr>
+            <w:tcW w:type="dxa" w:w="9354"/>
+            <w:shd w:val="clear" w:color="auto" w:fill="F2F4F7"/>
+            <w:tcMar>
+              <w:top w:w="170" w:type="dxa"/>
+              <w:left w:w="170" w:type="dxa"/>
+              <w:bottom w:w="170" w:type="dxa"/>
+              <w:right w:w="170" w:type="dxa"/>
+            </w:tcMar>
+          </w:tcPr>
+          <w:p>
+            <w:pPr>
+              <w:spacing w:before="0" w:after="60"/>
+            </w:pPr>
+            <w:r>
+              <w:rPr>
+                <w:b/>
+                <w:i w:val="0"/>
+                <w:color w:val="4A6FA5"/>
+                <w:sz w:val="21"/>
+              </w:rPr>
+              <w:t>COMO FUNCIONA</w:t>
+            </w:r>
+          </w:p>
+          <w:p>
+            <w:pPr>
+              <w:pStyle w:val="ListBullet"/>
+              <w:spacing w:after="40"/>
+            </w:pPr>
+            <w:r>
+              <w:rPr>
+                <w:b w:val="0"/>
+                <w:i w:val="0"/>
+                <w:color w:val="1F2328"/>
+                <w:sz w:val="22"/>
+              </w:rPr>
+              <w:t>Bloqueio vem primeiro: nenhuma quantidade de voltas resolve um impedimento.</w:t>
+            </w:r>
+          </w:p>
+          <w:p>
+            <w:pPr>
+              <w:pStyle w:val="ListBullet"/>
+              <w:spacing w:after="40"/>
+            </w:pPr>
+            <w:r>
+              <w:rPr>
+                <w:b w:val="0"/>
+                <w:i w:val="0"/>
+                <w:color w:val="1F2328"/>
+                <w:sz w:val="22"/>
+              </w:rPr>
+              <w:t>Conformidade vem antes de funcional: fazer passar os critérios da tarefa errada não adianta.</w:t>
+            </w:r>
+          </w:p>
+          <w:p>
+            <w:pPr>
+              <w:pStyle w:val="ListBullet"/>
+              <w:spacing w:after="40"/>
+            </w:pPr>
+            <w:r>
+              <w:rPr>
+                <w:b w:val="0"/>
+                <w:i w:val="0"/>
+                <w:color w:val="1F2328"/>
+                <w:sz w:val="22"/>
+              </w:rPr>
+              <w:t>Só o achado localizado (arquivo e linha) estreita o escopo; o foco vem ordenado por severidade.</w:t>
+            </w:r>
+          </w:p>
+        </w:tc>
+        <w:tc>
+          <w:tcPr>
+            <w:tcW w:type="dxa" w:w="5669"/>
+            <w:shd w:val="clear" w:color="auto" w:fill="2A9D8F"/>
+            <w:tcMar>
+              <w:top w:w="170" w:type="dxa"/>
+              <w:left w:w="170" w:type="dxa"/>
+              <w:bottom w:w="170" w:type="dxa"/>
+              <w:right w:w="170" w:type="dxa"/>
+            </w:tcMar>
+          </w:tcPr>
+          <w:p>
+            <w:pPr>
+              <w:spacing w:before="0" w:after="80"/>
+            </w:pPr>
+            <w:r>
+              <w:rPr>
+                <w:b/>
+                <w:i w:val="0"/>
+                <w:color w:val="FFFFFF"/>
+                <w:sz w:val="21"/>
+              </w:rPr>
+              <w:t>POR QUE É RELEVANTE</w:t>
+            </w:r>
+          </w:p>
+          <w:p>
+            <w:pPr>
+              <w:spacing w:before="0" w:after="0"/>
+            </w:pPr>
+            <w:r>
+              <w:rPr>
+                <w:b/>
+                <w:i w:val="0"/>
+                <w:color w:val="FFFFFF"/>
+                <w:sz w:val="24"/>
+              </w:rPr>
+              <w:t>Um ajuste de uma linha custa 8 voltas, não 30: o retrabalho é proporcional ao defeito.</w:t>
+            </w:r>
+          </w:p>
+        </w:tc>
+      </w:tr>
+    </w:tbl>
+    <w:p>
+      <w:pPr>
+        <w:pageBreakBefore/>
+        <w:spacing w:before="0" w:after="40"/>
+      </w:pPr>
+      <w:r>
+        <w:rPr>
+          <w:rFonts w:ascii="Cambria" w:hAnsi="Cambria"/>
+          <w:b/>
+          <w:i w:val="0"/>
+          <w:color w:val="1B2A41"/>
+          <w:sz w:val="48"/>
+        </w:rPr>
+        <w:t>Peça 6 · Teto de gasto</w:t>
+      </w:r>
+    </w:p>
+    <w:p>
+      <w:pPr>
+        <w:spacing w:before="0" w:after="200"/>
+      </w:pPr>
+      <w:r>
+        <w:rPr>
+          <w:b w:val="0"/>
+          <w:i w:val="0"/>
+          <w:color w:val="6B7480"/>
+          <w:sz w:val="25"/>
+        </w:rPr>
+        <w:t>Antes de começar a próxima tarefa, o sistema confere se o gasto mais a estimativa cabem no teto. Se não cabem, não começa.</w:t>
+      </w:r>
+    </w:p>
+    <w:p>
+      <w:pPr>
+        <w:jc w:val="center"/>
+      </w:pPr>
+      <w:r>
+        <w:drawing>
+          <wp:inline xmlns:a="http://schemas.openxmlformats.org/drawingml/2006/main" xmlns:pic="http://schemas.openxmlformats.org/drawingml/2006/picture">
+            <wp:extent cx="5374513" cy="2160000"/>
+            <wp:docPr id="9" name="Picture 9"/>
+            <wp:cNvGraphicFramePr>
+              <a:graphicFrameLocks noChangeAspect="1"/>
+            </wp:cNvGraphicFramePr>
+            <a:graphic>
+              <a:graphicData uri="http://schemas.openxmlformats.org/drawingml/2006/picture">
+                <pic:pic>
+                  <pic:nvPicPr>
+                    <pic:cNvPr id="0" name="E4-teto.png"/>
+                    <pic:cNvPicPr/>
+                  </pic:nvPicPr>
+                  <pic:blipFill>
+                    <a:blip r:embed="rId19"/>
+                    <a:stretch>
+                      <a:fillRect/>
+                    </a:stretch>
+                  </pic:blipFill>
+                  <pic:spPr>
+                    <a:xfrm>
+                      <a:off x="0" y="0"/>
+                      <a:ext cx="5374513" cy="2160000"/>
+                    </a:xfrm>
+                    <a:prstGeom prst="rect"/>
+                  </pic:spPr>
+                </pic:pic>
+              </a:graphicData>
+            </a:graphic>
+          </wp:inline>
+        </w:drawing>
+      </w:r>
+    </w:p>
+    <w:p>
+      <w:pPr>
+        <w:spacing w:before="0" w:after="80"/>
+      </w:pPr>
+    </w:p>
+    <w:tbl>
+      <w:tblPr>
+        <w:tblW w:type="auto" w:w="0"/>
+        <w:jc w:val="center"/>
+        <w:tblLayout w:type="fixed"/>
+        <w:tblLook w:firstColumn="1" w:firstRow="1" w:lastColumn="0" w:lastRow="0" w:noHBand="0" w:noVBand="1" w:val="04A0"/>
+        <w:tblBorders>
+          <w:top w:val="nil"/>
+          <w:left w:val="nil"/>
+          <w:bottom w:val="nil"/>
+          <w:right w:val="nil"/>
+          <w:insideH w:val="nil"/>
+          <w:insideV w:val="nil"/>
+        </w:tblBorders>
+      </w:tblPr>
+      <w:tblGrid>
+        <w:gridCol w:w="9354"/>
+        <w:gridCol w:w="5669"/>
+      </w:tblGrid>
+      <w:tr>
+        <w:tc>
+          <w:tcPr>
+            <w:tcW w:type="dxa" w:w="9354"/>
+            <w:shd w:val="clear" w:color="auto" w:fill="F2F4F7"/>
+            <w:tcMar>
+              <w:top w:w="170" w:type="dxa"/>
+              <w:left w:w="170" w:type="dxa"/>
+              <w:bottom w:w="170" w:type="dxa"/>
+              <w:right w:w="170" w:type="dxa"/>
+            </w:tcMar>
+          </w:tcPr>
+          <w:p>
+            <w:pPr>
+              <w:spacing w:before="0" w:after="60"/>
+            </w:pPr>
+            <w:r>
+              <w:rPr>
+                <w:b/>
+                <w:i w:val="0"/>
+                <w:color w:val="4A6FA5"/>
+                <w:sz w:val="21"/>
+              </w:rPr>
+              <w:t>COMO FUNCIONA</w:t>
+            </w:r>
+          </w:p>
+          <w:p>
+            <w:pPr>
+              <w:pStyle w:val="ListBullet"/>
+              <w:spacing w:after="40"/>
+            </w:pPr>
+            <w:r>
+              <w:rPr>
+                <w:b w:val="0"/>
+                <w:i w:val="0"/>
+                <w:color w:val="1F2328"/>
+                <w:sz w:val="22"/>
+              </w:rPr>
+              <w:t>A estimativa se calibra pela média por tarefa CONCLUÍDA na própria rodada; sem medida ainda, usa um padrão declarado (US$ 7,82).</w:t>
+            </w:r>
+          </w:p>
+          <w:p>
+            <w:pPr>
+              <w:pStyle w:val="ListBullet"/>
+              <w:spacing w:after="40"/>
+            </w:pPr>
+            <w:r>
+              <w:rPr>
+                <w:b w:val="0"/>
+                <w:i w:val="0"/>
+                <w:color w:val="1F2328"/>
+                <w:sz w:val="22"/>
+              </w:rPr>
+              <w:t>Teto por tarefa = uma fração do teto da rodada (30%): impede redespachar a mesma tarefa que já consumiu a sua parte.</w:t>
+            </w:r>
+          </w:p>
+          <w:p>
+            <w:pPr>
+              <w:pStyle w:val="ListBullet"/>
+              <w:spacing w:after="40"/>
+            </w:pPr>
+            <w:r>
+              <w:rPr>
+                <w:b w:val="0"/>
+                <w:i w:val="0"/>
+                <w:color w:val="1F2328"/>
+                <w:sz w:val="22"/>
+              </w:rPr>
+              <w:t>Nenhuma função do módulo enxerga um despacho em andamento: o teto só decide o que COMEÇA.</w:t>
+            </w:r>
+          </w:p>
+        </w:tc>
+        <w:tc>
+          <w:tcPr>
+            <w:tcW w:type="dxa" w:w="5669"/>
+            <w:shd w:val="clear" w:color="auto" w:fill="2A9D8F"/>
+            <w:tcMar>
+              <w:top w:w="170" w:type="dxa"/>
+              <w:left w:w="170" w:type="dxa"/>
+              <w:bottom w:w="170" w:type="dxa"/>
+              <w:right w:w="170" w:type="dxa"/>
+            </w:tcMar>
+          </w:tcPr>
+          <w:p>
+            <w:pPr>
+              <w:spacing w:before="0" w:after="80"/>
+            </w:pPr>
+            <w:r>
+              <w:rPr>
+                <w:b/>
+                <w:i w:val="0"/>
+                <w:color w:val="FFFFFF"/>
+                <w:sz w:val="21"/>
+              </w:rPr>
+              <w:t>POR QUE É RELEVANTE</w:t>
+            </w:r>
+          </w:p>
+          <w:p>
+            <w:pPr>
+              <w:spacing w:before="0" w:after="0"/>
+            </w:pPr>
+            <w:r>
+              <w:rPr>
+                <w:b/>
+                <w:i w:val="0"/>
+                <w:color w:val="FFFFFF"/>
+                <w:sz w:val="24"/>
+              </w:rPr>
+              <w:t>Atende R14 como regra: interromper um agente no meio custa o mesmo e não entrega nada; por isso o controle é não começar o que não cabe.</w:t>
+            </w:r>
+          </w:p>
+        </w:tc>
+      </w:tr>
+    </w:tbl>
+    <w:p>
+      <w:pPr>
+        <w:pageBreakBefore/>
+        <w:spacing w:before="0" w:after="40"/>
+      </w:pPr>
+      <w:r>
+        <w:rPr>
+          <w:rFonts w:ascii="Cambria" w:hAnsi="Cambria"/>
+          <w:b/>
+          <w:i w:val="0"/>
+          <w:color w:val="1B2A41"/>
+          <w:sz w:val="48"/>
+        </w:rPr>
+        <w:t>Peça 7 · Do pedido às tarefas: o planejador</w:t>
+      </w:r>
+    </w:p>
+    <w:p>
+      <w:pPr>
+        <w:spacing w:before="0" w:after="200"/>
+      </w:pPr>
+      <w:r>
+        <w:rPr>
+          <w:b w:val="0"/>
+          <w:i w:val="0"/>
+          <w:color w:val="6B7480"/>
+          <w:sz w:val="25"/>
+        </w:rPr>
+        <w:t>Um pedido em linguagem natural vira um grafo de 8 a 12 tarefas, gravado no banco numa transação — ou nada é gravado.</w:t>
+      </w:r>
+    </w:p>
+    <w:p>
+      <w:pPr>
+        <w:jc w:val="center"/>
+      </w:pPr>
+      <w:r>
+        <w:drawing>
+          <wp:inline xmlns:a="http://schemas.openxmlformats.org/drawingml/2006/main" xmlns:pic="http://schemas.openxmlformats.org/drawingml/2006/picture">
+            <wp:extent cx="8287996" cy="2015999"/>
+            <wp:docPr id="10" name="Picture 10"/>
+            <wp:cNvGraphicFramePr>
+              <a:graphicFrameLocks noChangeAspect="1"/>
+            </wp:cNvGraphicFramePr>
+            <a:graphic>
+              <a:graphicData uri="http://schemas.openxmlformats.org/drawingml/2006/picture">
+                <pic:pic>
+                  <pic:nvPicPr>
+                    <pic:cNvPr id="0" name="E4-planejador.png"/>
+                    <pic:cNvPicPr/>
+                  </pic:nvPicPr>
+                  <pic:blipFill>
+                    <a:blip r:embed="rId20"/>
+                    <a:stretch>
+                      <a:fillRect/>
+                    </a:stretch>
+                  </pic:blipFill>
+                  <pic:spPr>
+                    <a:xfrm>
+                      <a:off x="0" y="0"/>
+                      <a:ext cx="8287996" cy="2015999"/>
+                    </a:xfrm>
+                    <a:prstGeom prst="rect"/>
+                  </pic:spPr>
+                </pic:pic>
+              </a:graphicData>
+            </a:graphic>
+          </wp:inline>
+        </w:drawing>
+      </w:r>
+    </w:p>
+    <w:p>
+      <w:pPr>
+        <w:spacing w:before="0" w:after="80"/>
+      </w:pPr>
+    </w:p>
+    <w:tbl>
+      <w:tblPr>
+        <w:tblW w:type="auto" w:w="0"/>
+        <w:jc w:val="center"/>
+        <w:tblLayout w:type="fixed"/>
+        <w:tblLook w:firstColumn="1" w:firstRow="1" w:lastColumn="0" w:lastRow="0" w:noHBand="0" w:noVBand="1" w:val="04A0"/>
+        <w:tblBorders>
+          <w:top w:val="nil"/>
+          <w:left w:val="nil"/>
+          <w:bottom w:val="nil"/>
+          <w:right w:val="nil"/>
+          <w:insideH w:val="nil"/>
+          <w:insideV w:val="nil"/>
+        </w:tblBorders>
+      </w:tblPr>
+      <w:tblGrid>
+        <w:gridCol w:w="9354"/>
+        <w:gridCol w:w="5669"/>
+      </w:tblGrid>
+      <w:tr>
+        <w:tc>
+          <w:tcPr>
+            <w:tcW w:type="dxa" w:w="9354"/>
+            <w:shd w:val="clear" w:color="auto" w:fill="F2F4F7"/>
+            <w:tcMar>
+              <w:top w:w="170" w:type="dxa"/>
+              <w:left w:w="170" w:type="dxa"/>
+              <w:bottom w:w="170" w:type="dxa"/>
+              <w:right w:w="170" w:type="dxa"/>
+            </w:tcMar>
+          </w:tcPr>
+          <w:p>
+            <w:pPr>
+              <w:spacing w:before="0" w:after="60"/>
+            </w:pPr>
+            <w:r>
+              <w:rPr>
+                <w:b/>
+                <w:i w:val="0"/>
+                <w:color w:val="4A6FA5"/>
+                <w:sz w:val="21"/>
+              </w:rPr>
+              <w:t>COMO FUNCIONA</w:t>
+            </w:r>
+          </w:p>
+          <w:p>
+            <w:pPr>
+              <w:pStyle w:val="ListBullet"/>
+              <w:spacing w:after="40"/>
+            </w:pPr>
+            <w:r>
+              <w:rPr>
+                <w:rFonts w:ascii="Consolas" w:hAnsi="Consolas"/>
+                <w:b w:val="0"/>
+                <w:i w:val="0"/>
+                <w:color w:val="2A4A7F"/>
+                <w:sz w:val="21"/>
+              </w:rPr>
+              <w:t>mix factory.plan "&lt;pedido&gt;" --project &lt;nome&gt;</w:t>
+            </w:r>
+            <w:r>
+              <w:rPr>
+                <w:b w:val="0"/>
+                <w:i w:val="0"/>
+                <w:color w:val="1F2328"/>
+                <w:sz w:val="22"/>
+              </w:rPr>
+              <w:t xml:space="preserve"> é a única entrada humana; ao final, as tarefas sem pendência viram prontas.</w:t>
+            </w:r>
+          </w:p>
+          <w:p>
+            <w:pPr>
+              <w:pStyle w:val="ListBullet"/>
+              <w:spacing w:after="40"/>
+            </w:pPr>
+            <w:r>
+              <w:rPr>
+                <w:b w:val="0"/>
+                <w:i w:val="0"/>
+                <w:color w:val="1F2328"/>
+                <w:sz w:val="22"/>
+              </w:rPr>
+              <w:t xml:space="preserve">Recusado antes de tocar o banco: sem JSON válido, contagem fora de 8..12, área que é pasta (termina em </w:t>
+            </w:r>
+            <w:r>
+              <w:rPr>
+                <w:rFonts w:ascii="Consolas" w:hAnsi="Consolas"/>
+                <w:b w:val="0"/>
+                <w:i w:val="0"/>
+                <w:color w:val="2A4A7F"/>
+                <w:sz w:val="21"/>
+              </w:rPr>
+              <w:t>/</w:t>
+            </w:r>
+            <w:r>
+              <w:rPr>
+                <w:b w:val="0"/>
+                <w:i w:val="0"/>
+                <w:color w:val="1F2328"/>
+                <w:sz w:val="22"/>
+              </w:rPr>
+              <w:t>) ou dependência circular.</w:t>
+            </w:r>
+          </w:p>
+          <w:p>
+            <w:pPr>
+              <w:pStyle w:val="ListBullet"/>
+              <w:spacing w:after="40"/>
+            </w:pPr>
+            <w:r>
+              <w:rPr>
+                <w:b w:val="0"/>
+                <w:i w:val="0"/>
+                <w:color w:val="1F2328"/>
+                <w:sz w:val="22"/>
+              </w:rPr>
+              <w:t xml:space="preserve">Código </w:t>
+            </w:r>
+            <w:r>
+              <w:rPr>
+                <w:rFonts w:ascii="Consolas" w:hAnsi="Consolas"/>
+                <w:b w:val="0"/>
+                <w:i w:val="0"/>
+                <w:color w:val="2A4A7F"/>
+                <w:sz w:val="21"/>
+              </w:rPr>
+              <w:t>T-NNN</w:t>
+            </w:r>
+            <w:r>
+              <w:rPr>
+                <w:b w:val="0"/>
+                <w:i w:val="0"/>
+                <w:color w:val="1F2328"/>
+                <w:sz w:val="22"/>
+              </w:rPr>
+              <w:t>, estado e tentativas são do sistema. A publicação em markdown (idêntica byte a byte) e o commit só das áreas são módulos à parte, testados.</w:t>
+            </w:r>
+          </w:p>
+        </w:tc>
+        <w:tc>
+          <w:tcPr>
+            <w:tcW w:type="dxa" w:w="5669"/>
+            <w:shd w:val="clear" w:color="auto" w:fill="2A9D8F"/>
+            <w:tcMar>
+              <w:top w:w="170" w:type="dxa"/>
+              <w:left w:w="170" w:type="dxa"/>
+              <w:bottom w:w="170" w:type="dxa"/>
+              <w:right w:w="170" w:type="dxa"/>
+            </w:tcMar>
+          </w:tcPr>
+          <w:p>
+            <w:pPr>
+              <w:spacing w:before="0" w:after="80"/>
+            </w:pPr>
+            <w:r>
+              <w:rPr>
+                <w:b/>
+                <w:i w:val="0"/>
+                <w:color w:val="FFFFFF"/>
+                <w:sz w:val="21"/>
+              </w:rPr>
+              <w:t>POR QUE É RELEVANTE</w:t>
+            </w:r>
+          </w:p>
+          <w:p>
+            <w:pPr>
+              <w:spacing w:before="0" w:after="0"/>
+            </w:pPr>
+            <w:r>
+              <w:rPr>
+                <w:b/>
+                <w:i w:val="0"/>
+                <w:color w:val="FFFFFF"/>
+                <w:sz w:val="24"/>
+              </w:rPr>
+              <w:t>Atende R1 na forma: nunca existe plano parcial. O teste com um pedido real de ponta a ponta fica para a validação.</w:t>
+            </w:r>
+          </w:p>
+        </w:tc>
+      </w:tr>
+    </w:tbl>
     <w:p>
       <w:pPr>
         <w:pageBreakBefore/>
@@ -1435,7 +4576,7 @@
                 <w:color w:val="4A5160"/>
                 <w:sz w:val="20"/>
               </w:rPr>
-              <w:t>Decidir COMO refazer: modelo mais forte, outro especialista, replanejar e, no 4º ciclo, passar ao humano.</w:t>
+              <w:t>Decidir COMO refazer: modelo mais forte, outro especialista, replanejar e, se a substituta também esgotar os ciclos, passar ao humano.</w:t>
             </w:r>
           </w:p>
         </w:tc>
@@ -1633,7 +4774,7 @@
                 <w:color w:val="4A5160"/>
                 <w:sz w:val="20"/>
               </w:rPr>
-              <w:t>Traduzir um pedido em linguagem natural em especificação, plano e grafo de tarefas, e gravar as tarefas em markdown.</w:t>
+              <w:t>Traduzir um pedido em linguagem natural num grafo de 8 a 12 tarefas validado, gravado numa transação, e publicar tarefas em markdown.</w:t>
             </w:r>
           </w:p>
         </w:tc>
@@ -1732,7 +4873,7 @@
                 <w:color w:val="4A5160"/>
                 <w:sz w:val="20"/>
               </w:rPr>
-              <w:t>Teste permanente: uma tarefa criada do zero percorre os seis estados, é reprovada por entrega errada, sobe de modelo e conclui.</w:t>
+              <w:t>Teste permanente: uma tarefa percorre a linha de pronta a concluída, é reprovada por entrega errada, sobe de modelo e conclui.</w:t>
             </w:r>
           </w:p>
         </w:tc>
@@ -1792,75 +4933,61 @@
           <w:color w:val="6B7480"/>
           <w:sz w:val="25"/>
         </w:rPr>
-        <w:t>A entrega combinada no plano, demonstrada por um teste ou execução real.</w:t>
+        <w:t>Entrega combinada: Uma tarefa percorre os seis estados, é reprovada de propósito, é refeita e conclui.</w:t>
       </w:r>
     </w:p>
-    <w:tbl>
-      <w:tblPr>
-        <w:tblW w:type="auto" w:w="0"/>
-        <w:jc w:val="center"/>
-        <w:tblLayout w:type="fixed"/>
-        <w:tblLook w:firstColumn="1" w:firstRow="1" w:lastColumn="0" w:lastRow="0" w:noHBand="0" w:noVBand="1" w:val="04A0"/>
-        <w:tblBorders>
-          <w:top w:val="nil"/>
-          <w:left w:val="nil"/>
-          <w:bottom w:val="nil"/>
-          <w:right w:val="nil"/>
-          <w:insideH w:val="nil"/>
-          <w:insideV w:val="nil"/>
-        </w:tblBorders>
-      </w:tblPr>
-      <w:tblGrid>
-        <w:gridCol w:w="15024"/>
-      </w:tblGrid>
-      <w:tr>
-        <w:tc>
-          <w:tcPr>
-            <w:tcW w:type="dxa" w:w="15024"/>
-            <w:shd w:val="clear" w:color="auto" w:fill="1B2A41"/>
-            <w:tcMar>
-              <w:top w:w="255" w:type="dxa"/>
-              <w:left w:w="255" w:type="dxa"/>
-              <w:bottom w:w="255" w:type="dxa"/>
-              <w:right w:w="255" w:type="dxa"/>
-            </w:tcMar>
-          </w:tcPr>
-          <w:p>
-            <w:pPr>
-              <w:spacing w:before="0" w:after="80"/>
-            </w:pPr>
-            <w:r>
-              <w:rPr>
-                <w:b/>
-                <w:i w:val="0"/>
-                <w:color w:val="FFFFFF"/>
-                <w:sz w:val="21"/>
-              </w:rPr>
-              <w:t>ENTREGA COMBINADA</w:t>
-            </w:r>
-          </w:p>
-          <w:p>
-            <w:pPr>
-              <w:spacing w:before="0" w:after="0"/>
-            </w:pPr>
-            <w:r>
-              <w:rPr>
-                <w:rFonts w:ascii="Cambria" w:hAnsi="Cambria"/>
-                <w:b/>
-                <w:i w:val="0"/>
-                <w:color w:val="FFFFFF"/>
-                <w:sz w:val="30"/>
-              </w:rPr>
-              <w:t>Uma tarefa percorre os seis estados, é reprovada de propósito, é refeita e conclui.</w:t>
-            </w:r>
-          </w:p>
-        </w:tc>
-      </w:tr>
-    </w:tbl>
     <w:p>
       <w:pPr>
         <w:spacing w:before="0" w:after="80"/>
       </w:pPr>
+      <w:r>
+        <w:rPr>
+          <w:b w:val="0"/>
+          <w:i w:val="0"/>
+          <w:color w:val="1F2328"/>
+          <w:sz w:val="23"/>
+        </w:rPr>
+        <w:t>O arquivo test/factory/milestone_e4_test.exs é um teste automático permanente: roda em toda verificação, sem agente real e sem rede. Ele chama as transições em sequência e reprova a tarefa de propósito — se a linha aceitar a entrega errada ou repetir o mesmo modelo, ele quebra.</w:t>
+      </w:r>
+    </w:p>
+    <w:p>
+      <w:pPr>
+        <w:jc w:val="center"/>
+      </w:pPr>
+      <w:r>
+        <w:drawing>
+          <wp:inline xmlns:a="http://schemas.openxmlformats.org/drawingml/2006/main" xmlns:pic="http://schemas.openxmlformats.org/drawingml/2006/picture">
+            <wp:extent cx="8431429" cy="936000"/>
+            <wp:docPr id="11" name="Picture 11"/>
+            <wp:cNvGraphicFramePr>
+              <a:graphicFrameLocks noChangeAspect="1"/>
+            </wp:cNvGraphicFramePr>
+            <a:graphic>
+              <a:graphicData uri="http://schemas.openxmlformats.org/drawingml/2006/picture">
+                <pic:pic>
+                  <pic:nvPicPr>
+                    <pic:cNvPr id="0" name="E4-marco.png"/>
+                    <pic:cNvPicPr/>
+                  </pic:nvPicPr>
+                  <pic:blipFill>
+                    <a:blip r:embed="rId21"/>
+                    <a:stretch>
+                      <a:fillRect/>
+                    </a:stretch>
+                  </pic:blipFill>
+                  <pic:spPr>
+                    <a:xfrm>
+                      <a:off x="0" y="0"/>
+                      <a:ext cx="8431429" cy="936000"/>
+                    </a:xfrm>
+                    <a:prstGeom prst="rect"/>
+                  </pic:spPr>
+                </pic:pic>
+              </a:graphicData>
+            </a:graphic>
+          </wp:inline>
+        </w:drawing>
+      </w:r>
     </w:p>
     <w:p>
       <w:pPr>
@@ -1891,60 +5018,12 @@
       </w:r>
       <w:r>
         <w:rPr>
-          <w:rFonts w:ascii="Consolas" w:hAnsi="Consolas"/>
-          <w:b w:val="0"/>
-          <w:i w:val="0"/>
-          <w:color w:val="2A4A7F"/>
-          <w:sz w:val="21"/>
-        </w:rPr>
-        <w:t>ready → in_progress</w:t>
-      </w:r>
-      <w:r>
-        <w:rPr>
           <w:b w:val="0"/>
           <w:i w:val="0"/>
           <w:color w:val="1F2328"/>
           <w:sz w:val="22"/>
         </w:rPr>
-        <w:t xml:space="preserve">: </w:t>
-      </w:r>
-      <w:r>
-        <w:rPr>
-          <w:rFonts w:ascii="Consolas" w:hAnsi="Consolas"/>
-          <w:b w:val="0"/>
-          <w:i w:val="0"/>
-          <w:color w:val="2A4A7F"/>
-          <w:sz w:val="21"/>
-        </w:rPr>
-        <w:t>attempts</w:t>
-      </w:r>
-      <w:r>
-        <w:rPr>
-          <w:b w:val="0"/>
-          <w:i w:val="0"/>
-          <w:color w:val="1F2328"/>
-          <w:sz w:val="22"/>
-        </w:rPr>
-        <w:t xml:space="preserve"> vira 1; o construtor entrega (</w:t>
-      </w:r>
-      <w:r>
-        <w:rPr>
-          <w:rFonts w:ascii="Consolas" w:hAnsi="Consolas"/>
-          <w:b w:val="0"/>
-          <w:i w:val="0"/>
-          <w:color w:val="2A4A7F"/>
-          <w:sz w:val="21"/>
-        </w:rPr>
-        <w:t>→ in_testing</w:t>
-      </w:r>
-      <w:r>
-        <w:rPr>
-          <w:b w:val="0"/>
-          <w:i w:val="0"/>
-          <w:color w:val="1F2328"/>
-          <w:sz w:val="22"/>
-        </w:rPr>
-        <w:t>) sem gastar tentativa</w:t>
+        <w:t>Cria uma tarefa em "pronta" e a entrega ao construtor: tentativas vira 1. O construtor entrega (vai para teste) sem gastar tentativa.</w:t>
       </w:r>
     </w:p>
     <w:p>
@@ -1967,45 +5046,7 @@
           <w:color w:val="1F2328"/>
           <w:sz w:val="22"/>
         </w:rPr>
-        <w:t>O verificador reprova: o critério exigia a mensagem exata 'invalid message: required field' e veio 'invalid' (</w:t>
-      </w:r>
-      <w:r>
-        <w:rPr>
-          <w:rFonts w:ascii="Consolas" w:hAnsi="Consolas"/>
-          <w:b w:val="0"/>
-          <w:i w:val="0"/>
-          <w:color w:val="2A4A7F"/>
-          <w:sz w:val="21"/>
-        </w:rPr>
-        <w:t>→ in_progress</w:t>
-      </w:r>
-      <w:r>
-        <w:rPr>
-          <w:b w:val="0"/>
-          <w:i w:val="0"/>
-          <w:color w:val="1F2328"/>
-          <w:sz w:val="22"/>
-        </w:rPr>
-        <w:t xml:space="preserve">, </w:t>
-      </w:r>
-      <w:r>
-        <w:rPr>
-          <w:rFonts w:ascii="Consolas" w:hAnsi="Consolas"/>
-          <w:b w:val="0"/>
-          <w:i w:val="0"/>
-          <w:color w:val="2A4A7F"/>
-          <w:sz w:val="21"/>
-        </w:rPr>
-        <w:t>attempts</w:t>
-      </w:r>
-      <w:r>
-        <w:rPr>
-          <w:b w:val="0"/>
-          <w:i w:val="0"/>
-          <w:color w:val="1F2328"/>
-          <w:sz w:val="22"/>
-        </w:rPr>
-        <w:t xml:space="preserve"> = 2)</w:t>
+        <w:t>O verificador REPROVA de propósito: o critério exigia a mensagem exata "invalid message: required field" e veio "invalid". A tarefa volta para execução e tentativas vira 2.</w:t>
       </w:r>
     </w:p>
     <w:p>
@@ -2023,41 +5064,12 @@
       </w:r>
       <w:r>
         <w:rPr>
-          <w:rFonts w:ascii="Consolas" w:hAnsi="Consolas"/>
-          <w:b w:val="0"/>
-          <w:i w:val="0"/>
-          <w:color w:val="2A4A7F"/>
-          <w:sz w:val="21"/>
-        </w:rPr>
-        <w:t>Factory.Rework.Ladder.next_step/1</w:t>
-      </w:r>
-      <w:r>
-        <w:rPr>
           <w:b w:val="0"/>
           <w:i w:val="0"/>
           <w:color w:val="1F2328"/>
           <w:sz w:val="22"/>
         </w:rPr>
-        <w:t xml:space="preserve"> responde </w:t>
-      </w:r>
-      <w:r>
-        <w:rPr>
-          <w:rFonts w:ascii="Consolas" w:hAnsi="Consolas"/>
-          <w:b w:val="0"/>
-          <w:i w:val="0"/>
-          <w:color w:val="2A4A7F"/>
-          <w:sz w:val="21"/>
-        </w:rPr>
-        <w:t>:escalate_model</w:t>
-      </w:r>
-      <w:r>
-        <w:rPr>
-          <w:b w:val="0"/>
-          <w:i w:val="0"/>
-          <w:color w:val="1F2328"/>
-          <w:sz w:val="22"/>
-        </w:rPr>
-        <w:t>, e o modelo do ciclo 2 difere do ciclo 1</w:t>
+        <w:t>A escada responde "subir o modelo": o despacho do ciclo 2 usa um modelo diferente do ciclo 1 — o teste falha se for o mesmo.</w:t>
       </w:r>
     </w:p>
     <w:p>
@@ -2080,45 +5092,7 @@
           <w:color w:val="1F2328"/>
           <w:sz w:val="22"/>
         </w:rPr>
-        <w:t>Ciclo 2: teste aprova (</w:t>
-      </w:r>
-      <w:r>
-        <w:rPr>
-          <w:rFonts w:ascii="Consolas" w:hAnsi="Consolas"/>
-          <w:b w:val="0"/>
-          <w:i w:val="0"/>
-          <w:color w:val="2A4A7F"/>
-          <w:sz w:val="21"/>
-        </w:rPr>
-        <w:t>→ in_review</w:t>
-      </w:r>
-      <w:r>
-        <w:rPr>
-          <w:b w:val="0"/>
-          <w:i w:val="0"/>
-          <w:color w:val="1F2328"/>
-          <w:sz w:val="22"/>
-        </w:rPr>
-        <w:t>), revisor aprova (</w:t>
-      </w:r>
-      <w:r>
-        <w:rPr>
-          <w:rFonts w:ascii="Consolas" w:hAnsi="Consolas"/>
-          <w:b w:val="0"/>
-          <w:i w:val="0"/>
-          <w:color w:val="2A4A7F"/>
-          <w:sz w:val="21"/>
-        </w:rPr>
-        <w:t>→ done</w:t>
-      </w:r>
-      <w:r>
-        <w:rPr>
-          <w:b w:val="0"/>
-          <w:i w:val="0"/>
-          <w:color w:val="1F2328"/>
-          <w:sz w:val="22"/>
-        </w:rPr>
-        <w:t>)</w:t>
+        <w:t>Ciclo 2: o teste aprova, o revisor aprova, a tarefa conclui. O histórico conferido é pronta → execução → teste → execução → teste → revisão → concluída.</w:t>
       </w:r>
     </w:p>
     <w:p>
@@ -2141,7 +5115,7 @@
           <w:color w:val="1F2328"/>
           <w:sz w:val="22"/>
         </w:rPr>
-        <w:t>Confere o histórico pronta → execução → teste → execução → teste → revisão → concluída e o custo de cada ciclo consultável separadamente</w:t>
+        <w:t>Confere ainda: um despacho de construtor por tentativa; o custo de cada ciclo consultável separadamente, somando o total; e o arquivo markdown da tarefa com os dois ciclos.</w:t>
       </w:r>
     </w:p>
     <w:p>
@@ -2205,7 +5179,7 @@
                 <w:color w:val="1F2328"/>
                 <w:sz w:val="24"/>
               </w:rPr>
-              <w:t>mix test test/factory/milestone_e4_test.exs — histórico com os seis estados, reprovação por entrega errada, modelo sobe no 2º ciclo, custo por ciclo separado.</w:t>
+              <w:t>mix test test/factory/milestone_e4_test.exs — histórico pronta → execução → teste → execução → teste → revisão → concluída, reprovação por entrega errada, modelo sobe no 2º ciclo, custo por ciclo separado.</w:t>
             </w:r>
           </w:p>
         </w:tc>
@@ -2512,7 +5486,7 @@
         <w:drawing>
           <wp:inline xmlns:a="http://schemas.openxmlformats.org/drawingml/2006/main" xmlns:pic="http://schemas.openxmlformats.org/drawingml/2006/picture">
             <wp:extent cx="8280000" cy="2408727"/>
-            <wp:docPr id="3" name="Picture 3"/>
+            <wp:docPr id="12" name="Picture 12"/>
             <wp:cNvGraphicFramePr>
               <a:graphicFrameLocks noChangeAspect="1"/>
             </wp:cNvGraphicFramePr>
@@ -2524,7 +5498,7 @@
                     <pic:cNvPicPr/>
                   </pic:nvPicPr>
                   <pic:blipFill>
-                    <a:blip r:embed="rId13"/>
+                    <a:blip r:embed="rId22"/>
                     <a:stretch>
                       <a:fillRect/>
                     </a:stretch>
@@ -2788,7 +5762,7 @@
         <w:tc>
           <w:tcPr>
             <w:tcW w:type="dxa" w:w="1247"/>
-            <w:shd w:val="clear" w:color="auto" w:fill="2A9D8F"/>
+            <w:shd w:val="clear" w:color="auto" w:fill="E9A23B"/>
             <w:tcMar>
               <w:top w:w="113" w:type="dxa"/>
               <w:left w:w="113" w:type="dxa"/>
@@ -2843,7 +5817,7 @@
                 <w:color w:val="6B7480"/>
                 <w:sz w:val="22"/>
               </w:rPr>
-              <w:t>atendido — escada de resposta</w:t>
+              <w:t>parcial — escada e diagnóstico prontos e testados; nesta etapa nenhum laço automático ainda os chama</w:t>
             </w:r>
           </w:p>
         </w:tc>
@@ -2852,7 +5826,7 @@
         <w:tc>
           <w:tcPr>
             <w:tcW w:type="dxa" w:w="1247"/>
-            <w:shd w:val="clear" w:color="auto" w:fill="2A9D8F"/>
+            <w:shd w:val="clear" w:color="auto" w:fill="E9A23B"/>
             <w:tcMar>
               <w:top w:w="113" w:type="dxa"/>
               <w:left w:w="113" w:type="dxa"/>
@@ -2907,7 +5881,7 @@
                 <w:color w:val="6B7480"/>
                 <w:sz w:val="22"/>
               </w:rPr>
-              <w:t>atendido — humano no 4º ciclo</w:t>
+              <w:t>parcial — limite de 3 ciclos e bloqueio definidos e testados na escada; ainda não acionados automaticamente</w:t>
             </w:r>
           </w:p>
         </w:tc>
@@ -2916,7 +5890,7 @@
         <w:tc>
           <w:tcPr>
             <w:tcW w:type="dxa" w:w="1247"/>
-            <w:shd w:val="clear" w:color="auto" w:fill="2A9D8F"/>
+            <w:shd w:val="clear" w:color="auto" w:fill="E9A23B"/>
             <w:tcMar>
               <w:top w:w="113" w:type="dxa"/>
               <w:left w:w="113" w:type="dxa"/>
@@ -2971,7 +5945,7 @@
                 <w:color w:val="6B7480"/>
                 <w:sz w:val="22"/>
               </w:rPr>
-              <w:t>atendido — teto que nunca corta no meio</w:t>
+              <w:t>parcial — regra do teto pronta e testada; nesta etapa nenhum despacho automático a consulta</w:t>
             </w:r>
           </w:p>
         </w:tc>
@@ -3008,6 +5982,20 @@
           <w:sz w:val="24"/>
         </w:rPr>
         <w:t>R1 (pedido → tarefas) está implementado; o teste com um pedido real de ponta a ponta acontece na validação (E8).</w:t>
+      </w:r>
+    </w:p>
+    <w:p>
+      <w:pPr>
+        <w:pStyle w:val="ListBullet"/>
+      </w:pPr>
+      <w:r>
+        <w:rPr>
+          <w:b w:val="0"/>
+          <w:i w:val="0"/>
+          <w:color w:val="1F2328"/>
+          <w:sz w:val="24"/>
+        </w:rPr>
+        <w:t>Escada de resposta, diagnóstico e teto de gasto são regras puras, prontas e testadas; nesta etapa nenhum laço automático ainda as chama — quem as encadeia é o teste do marco.</w:t>
       </w:r>
     </w:p>
     <w:p>
